--- a/WebContent/docx/乳腺癌21基因检测报告.docx
+++ b/WebContent/docx/乳腺癌21基因检测报告.docx
@@ -357,7 +357,7 @@
       </w:r>
       <w:r>
         <w:drawing>
-          <wp:anchor distT="0" distB="0" distL="0" distR="0" simplePos="0" relativeHeight="251671552" behindDoc="0" locked="0" layoutInCell="1" allowOverlap="1">
+          <wp:anchor distT="0" distB="0" distL="0" distR="0" simplePos="0" relativeHeight="251665408" behindDoc="0" locked="0" layoutInCell="1" allowOverlap="1">
             <wp:simplePos x="0" y="0"/>
             <wp:positionH relativeFrom="column">
               <wp:posOffset>2246630</wp:posOffset>
@@ -2384,16 +2384,16 @@
           </w14:shadow>
         </w:rPr>
       </w:pPr>
-      <w:bookmarkStart w:id="2" w:name="_Toc4217"/>
-      <w:bookmarkStart w:id="3" w:name="_Toc24178_WPSOffice_Level1"/>
-      <w:bookmarkStart w:id="4" w:name="_Toc21669"/>
-      <w:bookmarkStart w:id="5" w:name="_Toc14459"/>
+      <w:bookmarkStart w:id="2" w:name="_Toc21009_WPSOffice_Level1"/>
+      <w:bookmarkStart w:id="3" w:name="_Toc30143_WPSOffice_Level1"/>
+      <w:bookmarkStart w:id="4" w:name="_Toc14459"/>
+      <w:bookmarkStart w:id="5" w:name="_Toc14123"/>
       <w:bookmarkStart w:id="6" w:name="_Toc3619"/>
-      <w:bookmarkStart w:id="7" w:name="_Toc21009_WPSOffice_Level1"/>
-      <w:bookmarkStart w:id="8" w:name="_Toc30143_WPSOffice_Level1"/>
-      <w:bookmarkStart w:id="9" w:name="_Toc13806"/>
-      <w:bookmarkStart w:id="10" w:name="_Toc107825547"/>
-      <w:bookmarkStart w:id="11" w:name="_Toc14123"/>
+      <w:bookmarkStart w:id="7" w:name="_Toc13806"/>
+      <w:bookmarkStart w:id="8" w:name="_Toc107825547"/>
+      <w:bookmarkStart w:id="9" w:name="_Toc4217"/>
+      <w:bookmarkStart w:id="10" w:name="_Toc21669"/>
+      <w:bookmarkStart w:id="11" w:name="_Toc24178_WPSOffice_Level1"/>
       <w:r>
         <w:rPr>
           <w:rFonts w:ascii="Times New Roman" w:hAnsi="Times New Roman"/>
@@ -3272,13 +3272,13 @@
       </w:pPr>
       <w:bookmarkStart w:id="12" w:name="_Toc7021_WPSOffice_Level1"/>
       <w:bookmarkStart w:id="13" w:name="_Toc17451"/>
-      <w:bookmarkStart w:id="14" w:name="_Toc18062_WPSOffice_Level1"/>
-      <w:bookmarkStart w:id="15" w:name="_Toc107825548"/>
-      <w:bookmarkStart w:id="16" w:name="_Toc26731"/>
+      <w:bookmarkStart w:id="14" w:name="_Toc107825548"/>
+      <w:bookmarkStart w:id="15" w:name="_Toc29272"/>
+      <w:bookmarkStart w:id="16" w:name="_Toc11015_WPSOffice_Level1"/>
       <w:bookmarkStart w:id="17" w:name="_Toc5540"/>
-      <w:bookmarkStart w:id="18" w:name="_Toc14797"/>
-      <w:bookmarkStart w:id="19" w:name="_Toc29272"/>
-      <w:bookmarkStart w:id="20" w:name="_Toc11015_WPSOffice_Level1"/>
+      <w:bookmarkStart w:id="18" w:name="_Toc26731"/>
+      <w:bookmarkStart w:id="19" w:name="_Toc14797"/>
+      <w:bookmarkStart w:id="20" w:name="_Toc18062_WPSOffice_Level1"/>
       <w:bookmarkStart w:id="21" w:name="_Toc3823"/>
       <w:r>
         <w:rPr>
@@ -3423,14 +3423,14 @@
           </w14:shadow>
         </w:rPr>
       </w:pPr>
-      <w:bookmarkStart w:id="23" w:name="_Toc25920"/>
-      <w:bookmarkStart w:id="24" w:name="_Toc18058"/>
+      <w:bookmarkStart w:id="23" w:name="_Toc18058"/>
+      <w:bookmarkStart w:id="24" w:name="_Toc16576"/>
       <w:bookmarkStart w:id="25" w:name="_Toc23369_WPSOffice_Level1"/>
-      <w:bookmarkStart w:id="26" w:name="_Toc6221_WPSOffice_Level1"/>
-      <w:bookmarkStart w:id="27" w:name="_Toc16576"/>
+      <w:bookmarkStart w:id="26" w:name="_Toc25920"/>
+      <w:bookmarkStart w:id="27" w:name="_Toc6221_WPSOffice_Level1"/>
       <w:bookmarkStart w:id="28" w:name="_Toc149837253"/>
-      <w:bookmarkStart w:id="29" w:name="_Toc29826"/>
-      <w:bookmarkStart w:id="30" w:name="_Toc25890"/>
+      <w:bookmarkStart w:id="29" w:name="_Toc25890"/>
+      <w:bookmarkStart w:id="30" w:name="_Toc29826"/>
       <w:bookmarkStart w:id="31" w:name="_Toc81251350"/>
       <w:bookmarkStart w:id="32" w:name="_Toc81326588"/>
       <w:r>
@@ -3488,9 +3488,9 @@
           <w:szCs w:val="30"/>
         </w:rPr>
       </w:pPr>
-      <w:bookmarkStart w:id="33" w:name="_Toc149837254"/>
-      <w:bookmarkStart w:id="34" w:name="_Toc15649"/>
-      <w:bookmarkStart w:id="35" w:name="_Toc4889"/>
+      <w:bookmarkStart w:id="33" w:name="_Toc4889"/>
+      <w:bookmarkStart w:id="34" w:name="_Toc149837254"/>
+      <w:bookmarkStart w:id="35" w:name="_Toc15649"/>
       <w:r>
         <w:rPr>
           <w:rFonts w:hint="eastAsia"/>
@@ -4219,13 +4219,13 @@
           <w:lang w:eastAsia="zh-CN"/>
         </w:rPr>
       </w:pPr>
-      <w:bookmarkStart w:id="36" w:name="_Toc18552"/>
-      <w:bookmarkStart w:id="37" w:name="_Toc25603"/>
-      <w:bookmarkStart w:id="38" w:name="_Toc14264"/>
-      <w:bookmarkStart w:id="39" w:name="_Toc3372"/>
-      <w:bookmarkStart w:id="40" w:name="_Toc19024"/>
-      <w:bookmarkStart w:id="41" w:name="_Toc18321"/>
-      <w:bookmarkStart w:id="42" w:name="_Toc8800"/>
+      <w:bookmarkStart w:id="36" w:name="_Toc18321"/>
+      <w:bookmarkStart w:id="37" w:name="_Toc14264"/>
+      <w:bookmarkStart w:id="38" w:name="_Toc3372"/>
+      <w:bookmarkStart w:id="39" w:name="_Toc8800"/>
+      <w:bookmarkStart w:id="40" w:name="_Toc25603"/>
+      <w:bookmarkStart w:id="41" w:name="_Toc18552"/>
+      <w:bookmarkStart w:id="42" w:name="_Toc19024"/>
       <w:r>
         <w:rPr>
           <w:rFonts w:ascii="微软雅黑" w:hAnsi="微软雅黑" w:eastAsia="微软雅黑" w:cs="微软雅黑"/>
@@ -4358,566 +4358,6 @@
     <w:p>
       <w:pPr>
         <w:rPr>
-          <w:lang w:eastAsia="zh-CN"/>
-        </w:rPr>
-      </w:pPr>
-    </w:p>
-    <w:tbl>
-      <w:tblPr>
-        <w:tblStyle w:val="36"/>
-        <w:tblW w:w="6772" w:type="dxa"/>
-        <w:jc w:val="right"/>
-        <w:tblLayout w:type="fixed"/>
-        <w:tblCellMar>
-          <w:top w:w="0" w:type="dxa"/>
-          <w:left w:w="0" w:type="dxa"/>
-          <w:bottom w:w="0" w:type="dxa"/>
-          <w:right w:w="0" w:type="dxa"/>
-        </w:tblCellMar>
-      </w:tblPr>
-      <w:tblGrid>
-        <w:gridCol w:w="1272"/>
-        <w:gridCol w:w="2040"/>
-        <w:gridCol w:w="1166"/>
-        <w:gridCol w:w="2294"/>
-      </w:tblGrid>
-      <w:tr>
-        <w:trPr>
-          <w:trHeight w:val="441" w:hRule="exact"/>
-          <w:jc w:val="right"/>
-        </w:trPr>
-        <w:tc>
-          <w:tcPr>
-            <w:tcW w:w="1272" w:type="dxa"/>
-            <w:vAlign w:val="center"/>
-          </w:tcPr>
-          <w:p>
-            <w:pPr>
-              <w:pStyle w:val="20"/>
-              <w:spacing w:before="13"/>
-              <w:ind w:left="13" w:right="95"/>
-              <w:jc w:val="both"/>
-              <w:rPr>
-                <w:rFonts w:ascii="Times New Roman" w:hAnsi="Times New Roman" w:cs="Times New Roman"/>
-                <w:b/>
-                <w:sz w:val="24"/>
-                <w:szCs w:val="24"/>
-              </w:rPr>
-            </w:pPr>
-            <w:r>
-              <w:rPr>
-                <w:rFonts w:ascii="Times New Roman" w:hAnsi="Times New Roman" w:cs="Times New Roman"/>
-                <w:b/>
-                <w:sz w:val="24"/>
-                <w:szCs w:val="24"/>
-              </w:rPr>
-              <w:t>检测人：</w:t>
-            </w:r>
-          </w:p>
-        </w:tc>
-        <w:tc>
-          <w:tcPr>
-            <w:tcW w:w="2040" w:type="dxa"/>
-            <w:vAlign w:val="center"/>
-          </w:tcPr>
-          <w:p>
-            <w:pPr>
-              <w:pStyle w:val="20"/>
-              <w:spacing w:before="13"/>
-              <w:jc w:val="both"/>
-              <w:rPr>
-                <w:rFonts w:ascii="Times New Roman" w:hAnsi="Times New Roman" w:cs="Times New Roman"/>
-                <w:b/>
-                <w:sz w:val="24"/>
-                <w:szCs w:val="24"/>
-              </w:rPr>
-            </w:pPr>
-            <w:r>
-              <w:rPr>
-                <w:sz w:val="22"/>
-              </w:rPr>
-              <mc:AlternateContent>
-                <mc:Choice Requires="wpg">
-                  <w:drawing>
-                    <wp:anchor distT="0" distB="0" distL="114300" distR="114300" simplePos="0" relativeHeight="251662336" behindDoc="0" locked="0" layoutInCell="1" allowOverlap="1">
-                      <wp:simplePos x="0" y="0"/>
-                      <wp:positionH relativeFrom="column">
-                        <wp:posOffset>31115</wp:posOffset>
-                      </wp:positionH>
-                      <wp:positionV relativeFrom="paragraph">
-                        <wp:posOffset>-547370</wp:posOffset>
-                      </wp:positionV>
-                      <wp:extent cx="3160395" cy="1441450"/>
-                      <wp:effectExtent l="0" t="0" r="9525" b="6350"/>
-                      <wp:wrapNone/>
-                      <wp:docPr id="52" name="组合 52"/>
-                      <wp:cNvGraphicFramePr/>
-                      <a:graphic xmlns:a="http://schemas.openxmlformats.org/drawingml/2006/main">
-                        <a:graphicData uri="http://schemas.microsoft.com/office/word/2010/wordprocessingGroup">
-                          <wpg:wgp>
-                            <wpg:cNvGrpSpPr/>
-                            <wpg:grpSpPr>
-                              <a:xfrm>
-                                <a:off x="0" y="0"/>
-                                <a:ext cx="3160395" cy="1441450"/>
-                                <a:chOff x="10964" y="3809"/>
-                                <a:chExt cx="4977" cy="2270"/>
-                              </a:xfrm>
-                            </wpg:grpSpPr>
-                            <wpg:grpSp>
-                              <wpg:cNvPr id="53" name="组合 6"/>
-                              <wpg:cNvGrpSpPr/>
-                              <wpg:grpSpPr>
-                                <a:xfrm>
-                                  <a:off x="10964" y="4438"/>
-                                  <a:ext cx="4577" cy="734"/>
-                                  <a:chOff x="10964" y="4438"/>
-                                  <a:chExt cx="4577" cy="734"/>
-                                </a:xfrm>
-                              </wpg:grpSpPr>
-                              <pic:pic xmlns:pic="http://schemas.openxmlformats.org/drawingml/2006/picture">
-                                <pic:nvPicPr>
-                                  <pic:cNvPr id="30" name="图片 30" descr="微信图片_20220215110121"/>
-                                  <pic:cNvPicPr>
-                                    <a:picLocks noChangeAspect="1"/>
-                                  </pic:cNvPicPr>
-                                </pic:nvPicPr>
-                                <pic:blipFill>
-                                  <a:blip r:embed="rId11">
-                                    <a:clrChange>
-                                      <a:clrFrom>
-                                        <a:srgbClr val="A09D98">
-                                          <a:alpha val="100000"/>
-                                        </a:srgbClr>
-                                      </a:clrFrom>
-                                      <a:clrTo>
-                                        <a:srgbClr val="A09D98">
-                                          <a:alpha val="100000"/>
-                                          <a:alpha val="0"/>
-                                        </a:srgbClr>
-                                      </a:clrTo>
-                                    </a:clrChange>
-                                    <a:biLevel thresh="50000"/>
-                                  </a:blip>
-                                  <a:stretch>
-                                    <a:fillRect/>
-                                  </a:stretch>
-                                </pic:blipFill>
-                                <pic:spPr>
-                                  <a:xfrm>
-                                    <a:off x="10964" y="4458"/>
-                                    <a:ext cx="1234" cy="715"/>
-                                  </a:xfrm>
-                                  <a:prstGeom prst="rect">
-                                    <a:avLst/>
-                                  </a:prstGeom>
-                                </pic:spPr>
-                              </pic:pic>
-                              <pic:pic xmlns:pic="http://schemas.openxmlformats.org/drawingml/2006/picture">
-                                <pic:nvPicPr>
-                                  <pic:cNvPr id="21" name="图片 34" descr="晓敏"/>
-                                  <pic:cNvPicPr>
-                                    <a:picLocks noChangeAspect="1"/>
-                                  </pic:cNvPicPr>
-                                </pic:nvPicPr>
-                                <pic:blipFill>
-                                  <a:blip r:embed="rId12">
-                                    <a:clrChange>
-                                      <a:clrFrom>
-                                        <a:srgbClr val="949FA1"/>
-                                      </a:clrFrom>
-                                      <a:clrTo>
-                                        <a:srgbClr val="949FA1">
-                                          <a:alpha val="0"/>
-                                        </a:srgbClr>
-                                      </a:clrTo>
-                                    </a:clrChange>
-                                  </a:blip>
-                                  <a:srcRect l="34062" t="26445" r="34097" b="9325"/>
-                                  <a:stretch>
-                                    <a:fillRect/>
-                                  </a:stretch>
-                                </pic:blipFill>
-                                <pic:spPr>
-                                  <a:xfrm rot="16200000">
-                                    <a:off x="14524" y="3981"/>
-                                    <a:ext cx="560" cy="1475"/>
-                                  </a:xfrm>
-                                  <a:prstGeom prst="rect">
-                                    <a:avLst/>
-                                  </a:prstGeom>
-                                  <a:noFill/>
-                                  <a:ln>
-                                    <a:noFill/>
-                                  </a:ln>
-                                </pic:spPr>
-                              </pic:pic>
-                            </wpg:grpSp>
-                            <pic:pic xmlns:pic="http://schemas.openxmlformats.org/drawingml/2006/picture">
-                              <pic:nvPicPr>
-                                <pic:cNvPr id="2" name="图片 8"/>
-                                <pic:cNvPicPr>
-                                  <a:picLocks noChangeAspect="1" noChangeArrowheads="1"/>
-                                </pic:cNvPicPr>
-                              </pic:nvPicPr>
-                              <pic:blipFill>
-                                <a:blip r:embed="rId13">
-                                  <a:extLst>
-                                    <a:ext uri="{28A0092B-C50C-407E-A947-70E740481C1C}">
-                                      <a14:useLocalDpi xmlns:a14="http://schemas.microsoft.com/office/drawing/2010/main" val="0"/>
-                                    </a:ext>
-                                  </a:extLst>
-                                </a:blip>
-                                <a:srcRect/>
-                                <a:stretch>
-                                  <a:fillRect/>
-                                </a:stretch>
-                              </pic:blipFill>
-                              <pic:spPr>
-                                <a:xfrm>
-                                  <a:off x="13671" y="3809"/>
-                                  <a:ext cx="2271" cy="2271"/>
-                                </a:xfrm>
-                                <a:prstGeom prst="rect">
-                                  <a:avLst/>
-                                </a:prstGeom>
-                                <a:noFill/>
-                                <a:ln>
-                                  <a:noFill/>
-                                </a:ln>
-                              </pic:spPr>
-                            </pic:pic>
-                          </wpg:wgp>
-                        </a:graphicData>
-                      </a:graphic>
-                    </wp:anchor>
-                  </w:drawing>
-                </mc:Choice>
-                <mc:Fallback>
-                  <w:pict>
-                    <v:group id="_x0000_s1026" o:spid="_x0000_s1026" o:spt="203" style="position:absolute;left:0pt;margin-left:2.45pt;margin-top:-43.1pt;height:113.5pt;width:248.85pt;z-index:251662336;mso-width-relative:page;mso-height-relative:page;" coordorigin="10964,3809" coordsize="4977,2270" o:gfxdata="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">
-                      <o:lock v:ext="edit" aspectratio="f"/>
-                      <v:group id="组合 6" o:spid="_x0000_s1026" o:spt="203" style="position:absolute;left:10964;top:4438;height:734;width:4577;" coordorigin="10964,4438" coordsize="4577,734" o:gfxdata="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">
-                        <o:lock v:ext="edit" aspectratio="f"/>
-                        <v:shape id="_x0000_s1026" o:spid="_x0000_s1026" o:spt="75" alt="微信图片_20220215110121" type="#_x0000_t75" style="position:absolute;left:10964;top:4458;height:715;width:1234;" filled="f" o:preferrelative="t" stroked="f" coordsize="21600,21600" o:gfxdata="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">
-                          <v:fill on="f" focussize="0,0"/>
-                          <v:stroke on="f"/>
-                          <v:imagedata r:id="rId11" grayscale="t" bilevel="t" chromakey="#A09D98" o:title=""/>
-                          <o:lock v:ext="edit" aspectratio="t"/>
-                        </v:shape>
-                        <v:shape id="图片 34" o:spid="_x0000_s1026" o:spt="75" alt="晓敏" type="#_x0000_t75" style="position:absolute;left:14524;top:3981;height:1475;width:560;rotation:-5898240f;" filled="f" o:preferrelative="t" stroked="f" coordsize="21600,21600" o:gfxdata="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">
-                          <v:fill on="f" focussize="0,0"/>
-                          <v:stroke on="f"/>
-                          <v:imagedata r:id="rId12" cropleft="22323f" croptop="17331f" cropright="22346f" cropbottom="6111f" chromakey="#949FA1" o:title=""/>
-                          <o:lock v:ext="edit" aspectratio="t"/>
-                        </v:shape>
-                      </v:group>
-                      <v:shape id="图片 8" o:spid="_x0000_s1026" o:spt="75" type="#_x0000_t75" style="position:absolute;left:13671;top:3809;height:2271;width:2271;" filled="f" o:preferrelative="t" stroked="f" coordsize="21600,21600" o:gfxdata="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">
-                        <v:fill on="f" focussize="0,0"/>
-                        <v:stroke on="f"/>
-                        <v:imagedata r:id="rId13" o:title=""/>
-                        <o:lock v:ext="edit" aspectratio="t"/>
-                      </v:shape>
-                    </v:group>
-                  </w:pict>
-                </mc:Fallback>
-              </mc:AlternateContent>
-            </w:r>
-          </w:p>
-        </w:tc>
-        <w:tc>
-          <w:tcPr>
-            <w:tcW w:w="1166" w:type="dxa"/>
-            <w:vAlign w:val="center"/>
-          </w:tcPr>
-          <w:p>
-            <w:pPr>
-              <w:pStyle w:val="20"/>
-              <w:spacing w:before="13"/>
-              <w:jc w:val="both"/>
-              <w:rPr>
-                <w:rFonts w:ascii="Times New Roman" w:hAnsi="Times New Roman" w:cs="Times New Roman"/>
-                <w:b/>
-                <w:sz w:val="24"/>
-                <w:szCs w:val="24"/>
-              </w:rPr>
-            </w:pPr>
-            <w:r>
-              <w:rPr>
-                <w:rFonts w:ascii="Times New Roman" w:hAnsi="Times New Roman" w:cs="Times New Roman"/>
-                <w:b/>
-                <w:sz w:val="24"/>
-                <w:szCs w:val="24"/>
-              </w:rPr>
-              <w:t>复核人</w:t>
-            </w:r>
-            <w:r>
-              <w:rPr>
-                <w:rFonts w:ascii="Times New Roman" w:hAnsi="Times New Roman" w:cs="Times New Roman"/>
-                <w:b/>
-                <w:sz w:val="24"/>
-                <w:szCs w:val="24"/>
-                <w:lang w:eastAsia="zh-CN"/>
-              </w:rPr>
-              <w:t>：</w:t>
-            </w:r>
-          </w:p>
-        </w:tc>
-        <w:tc>
-          <w:tcPr>
-            <w:tcW w:w="2294" w:type="dxa"/>
-            <w:vAlign w:val="center"/>
-          </w:tcPr>
-          <w:p>
-            <w:pPr>
-              <w:pStyle w:val="20"/>
-              <w:spacing w:before="13"/>
-              <w:ind w:right="15"/>
-              <w:jc w:val="both"/>
-              <w:rPr>
-                <w:rFonts w:ascii="Times New Roman" w:hAnsi="Times New Roman" w:cs="Times New Roman"/>
-                <w:b/>
-                <w:sz w:val="24"/>
-                <w:szCs w:val="24"/>
-              </w:rPr>
-            </w:pPr>
-          </w:p>
-        </w:tc>
-      </w:tr>
-      <w:tr>
-        <w:tblPrEx>
-          <w:tblCellMar>
-            <w:top w:w="0" w:type="dxa"/>
-            <w:left w:w="0" w:type="dxa"/>
-            <w:bottom w:w="0" w:type="dxa"/>
-            <w:right w:w="0" w:type="dxa"/>
-          </w:tblCellMar>
-        </w:tblPrEx>
-        <w:trPr>
-          <w:trHeight w:val="457" w:hRule="exact"/>
-          <w:jc w:val="right"/>
-        </w:trPr>
-        <w:tc>
-          <w:tcPr>
-            <w:tcW w:w="1272" w:type="dxa"/>
-            <w:vAlign w:val="center"/>
-          </w:tcPr>
-          <w:p>
-            <w:pPr>
-              <w:pStyle w:val="20"/>
-              <w:spacing w:line="341" w:lineRule="exact"/>
-              <w:ind w:left="13" w:right="165"/>
-              <w:jc w:val="both"/>
-              <w:rPr>
-                <w:rFonts w:ascii="Times New Roman" w:hAnsi="Times New Roman" w:cs="Times New Roman"/>
-                <w:b/>
-                <w:sz w:val="24"/>
-                <w:szCs w:val="24"/>
-              </w:rPr>
-            </w:pPr>
-            <w:r>
-              <w:rPr>
-                <w:rFonts w:ascii="Times New Roman" w:hAnsi="Times New Roman" w:cs="Times New Roman"/>
-                <w:b/>
-                <w:sz w:val="24"/>
-                <w:szCs w:val="24"/>
-              </w:rPr>
-              <w:t>日</w:t>
-            </w:r>
-            <w:r>
-              <w:rPr>
-                <w:rFonts w:ascii="Times New Roman" w:hAnsi="Times New Roman" w:cs="Times New Roman"/>
-                <w:b/>
-                <w:sz w:val="24"/>
-                <w:szCs w:val="24"/>
-                <w:lang w:eastAsia="zh-CN"/>
-              </w:rPr>
-              <w:t xml:space="preserve">  </w:t>
-            </w:r>
-            <w:r>
-              <w:rPr>
-                <w:rFonts w:ascii="Times New Roman" w:hAnsi="Times New Roman" w:cs="Times New Roman"/>
-                <w:b/>
-                <w:sz w:val="24"/>
-                <w:szCs w:val="24"/>
-              </w:rPr>
-              <w:t>期：</w:t>
-            </w:r>
-          </w:p>
-        </w:tc>
-        <w:tc>
-          <w:tcPr>
-            <w:tcW w:w="2040" w:type="dxa"/>
-            <w:vAlign w:val="center"/>
-          </w:tcPr>
-          <w:p>
-            <w:pPr>
-              <w:pStyle w:val="20"/>
-              <w:spacing w:line="363" w:lineRule="exact"/>
-              <w:jc w:val="both"/>
-              <w:rPr>
-                <w:rFonts w:ascii="Times New Roman" w:hAnsi="Times New Roman" w:cs="Times New Roman"/>
-                <w:sz w:val="24"/>
-                <w:szCs w:val="24"/>
-              </w:rPr>
-            </w:pPr>
-            <w:r>
-              <w:rPr>
-                <w:rFonts w:ascii="Times New Roman" w:hAnsi="Times New Roman" w:cs="Times New Roman"/>
-                <w:kern w:val="2"/>
-                <w:sz w:val="24"/>
-                <w:szCs w:val="24"/>
-                <w:lang w:eastAsia="zh-CN"/>
-              </w:rPr>
-              <w:t>{{ reportdate }}</w:t>
-            </w:r>
-          </w:p>
-        </w:tc>
-        <w:tc>
-          <w:tcPr>
-            <w:tcW w:w="1166" w:type="dxa"/>
-            <w:vAlign w:val="center"/>
-          </w:tcPr>
-          <w:p>
-            <w:pPr>
-              <w:pStyle w:val="20"/>
-              <w:spacing w:line="341" w:lineRule="exact"/>
-              <w:jc w:val="both"/>
-              <w:rPr>
-                <w:rFonts w:ascii="Times New Roman" w:hAnsi="Times New Roman" w:cs="Times New Roman"/>
-                <w:b/>
-                <w:sz w:val="24"/>
-                <w:szCs w:val="24"/>
-              </w:rPr>
-            </w:pPr>
-            <w:r>
-              <w:rPr>
-                <w:rFonts w:ascii="Times New Roman" w:hAnsi="Times New Roman" w:cs="Times New Roman"/>
-                <w:b/>
-                <w:sz w:val="24"/>
-                <w:szCs w:val="24"/>
-              </w:rPr>
-              <w:t>日</w:t>
-            </w:r>
-            <w:r>
-              <w:rPr>
-                <w:rFonts w:ascii="Times New Roman" w:hAnsi="Times New Roman" w:cs="Times New Roman"/>
-                <w:b/>
-                <w:sz w:val="24"/>
-                <w:szCs w:val="24"/>
-                <w:lang w:eastAsia="zh-CN"/>
-              </w:rPr>
-              <w:t xml:space="preserve">  </w:t>
-            </w:r>
-            <w:r>
-              <w:rPr>
-                <w:rFonts w:ascii="Times New Roman" w:hAnsi="Times New Roman" w:cs="Times New Roman"/>
-                <w:b/>
-                <w:sz w:val="24"/>
-                <w:szCs w:val="24"/>
-              </w:rPr>
-              <w:t>期：</w:t>
-            </w:r>
-          </w:p>
-        </w:tc>
-        <w:tc>
-          <w:tcPr>
-            <w:tcW w:w="2294" w:type="dxa"/>
-            <w:vAlign w:val="center"/>
-          </w:tcPr>
-          <w:p>
-            <w:pPr>
-              <w:pStyle w:val="20"/>
-              <w:spacing w:line="363" w:lineRule="exact"/>
-              <w:ind w:right="15"/>
-              <w:jc w:val="both"/>
-              <w:rPr>
-                <w:rFonts w:ascii="Times New Roman" w:hAnsi="Times New Roman" w:cs="Times New Roman"/>
-                <w:sz w:val="24"/>
-                <w:szCs w:val="24"/>
-              </w:rPr>
-            </w:pPr>
-            <w:r>
-              <w:rPr>
-                <w:rFonts w:ascii="Times New Roman" w:hAnsi="Times New Roman" w:cs="Times New Roman"/>
-                <w:kern w:val="2"/>
-                <w:sz w:val="24"/>
-                <w:szCs w:val="24"/>
-                <w:lang w:eastAsia="zh-CN"/>
-              </w:rPr>
-              <w:t>{{ reportdate }}</w:t>
-            </w:r>
-          </w:p>
-        </w:tc>
-      </w:tr>
-    </w:tbl>
-    <w:p>
-      <w:pPr>
-        <w:rPr>
-          <w:rFonts w:ascii="Times New Roman" w:hAnsi="Times New Roman" w:eastAsia="微软雅黑" w:cs="Times New Roman"/>
-          <w:sz w:val="24"/>
-          <w:szCs w:val="24"/>
-          <w:lang w:eastAsia="zh-CN"/>
-        </w:rPr>
-      </w:pPr>
-      <w:r>
-        <w:rPr>
-          <w:rFonts w:hint="eastAsia" w:ascii="Times New Roman" w:hAnsi="Times New Roman" w:eastAsia="微软雅黑" w:cs="Times New Roman"/>
-          <w:sz w:val="24"/>
-          <w:szCs w:val="24"/>
-          <w:lang w:eastAsia="zh-CN"/>
-        </w:rPr>
-        <w:t xml:space="preserve">{% endif %}{% if testedby == </w:t>
-      </w:r>
-      <w:r>
-        <w:rPr>
-          <w:rFonts w:ascii="Times New Roman" w:hAnsi="Times New Roman" w:eastAsia="微软雅黑" w:cs="Times New Roman"/>
-          <w:sz w:val="24"/>
-          <w:szCs w:val="24"/>
-          <w:lang w:eastAsia="zh-CN"/>
-        </w:rPr>
-        <w:t>“</w:t>
-      </w:r>
-      <w:r>
-        <w:rPr>
-          <w:rFonts w:hint="eastAsia" w:ascii="Times New Roman" w:hAnsi="Times New Roman" w:eastAsia="微软雅黑" w:cs="Times New Roman"/>
-          <w:sz w:val="24"/>
-          <w:szCs w:val="24"/>
-          <w:lang w:eastAsia="zh-CN"/>
-        </w:rPr>
-        <w:t>2</w:t>
-      </w:r>
-      <w:r>
-        <w:rPr>
-          <w:rFonts w:ascii="Times New Roman" w:hAnsi="Times New Roman" w:eastAsia="微软雅黑" w:cs="Times New Roman"/>
-          <w:sz w:val="24"/>
-          <w:szCs w:val="24"/>
-          <w:lang w:eastAsia="zh-CN"/>
-        </w:rPr>
-        <w:t>”</w:t>
-      </w:r>
-      <w:r>
-        <w:rPr>
-          <w:rFonts w:hint="eastAsia" w:ascii="Times New Roman" w:hAnsi="Times New Roman" w:eastAsia="微软雅黑" w:cs="Times New Roman"/>
-          <w:sz w:val="24"/>
-          <w:szCs w:val="24"/>
-          <w:lang w:eastAsia="zh-CN"/>
-        </w:rPr>
-        <w:t xml:space="preserve"> %}</w:t>
-      </w:r>
-    </w:p>
-    <w:p>
-      <w:pPr>
-        <w:rPr>
-          <w:sz w:val="24"/>
-          <w:lang w:eastAsia="zh-CN"/>
-        </w:rPr>
-      </w:pPr>
-    </w:p>
-    <w:p>
-      <w:pPr>
-        <w:rPr>
-          <w:sz w:val="24"/>
           <w:lang w:eastAsia="zh-CN"/>
         </w:rPr>
       </w:pPr>
@@ -5007,18 +4447,18 @@
               <mc:AlternateContent>
                 <mc:Choice Requires="wpg">
                   <w:drawing>
-                    <wp:anchor distT="0" distB="0" distL="114300" distR="114300" simplePos="0" relativeHeight="251663360" behindDoc="0" locked="0" layoutInCell="1" allowOverlap="1">
+                    <wp:anchor distT="0" distB="0" distL="114300" distR="114300" simplePos="0" relativeHeight="251666432" behindDoc="0" locked="0" layoutInCell="1" allowOverlap="1">
                       <wp:simplePos x="0" y="0"/>
                       <wp:positionH relativeFrom="column">
-                        <wp:posOffset>-8255</wp:posOffset>
+                        <wp:posOffset>0</wp:posOffset>
                       </wp:positionH>
                       <wp:positionV relativeFrom="paragraph">
-                        <wp:posOffset>-472440</wp:posOffset>
+                        <wp:posOffset>-460375</wp:posOffset>
                       </wp:positionV>
-                      <wp:extent cx="3210560" cy="1443355"/>
-                      <wp:effectExtent l="0" t="0" r="5080" b="4445"/>
+                      <wp:extent cx="3080385" cy="1442720"/>
+                      <wp:effectExtent l="0" t="0" r="13335" b="5080"/>
                       <wp:wrapNone/>
-                      <wp:docPr id="55" name="组合 55"/>
+                      <wp:docPr id="34" name="组合 34"/>
                       <wp:cNvGraphicFramePr/>
                       <a:graphic xmlns:a="http://schemas.openxmlformats.org/drawingml/2006/main">
                         <a:graphicData uri="http://schemas.microsoft.com/office/word/2010/wordprocessingGroup">
@@ -5027,64 +4467,25 @@
                             <wpg:grpSpPr>
                               <a:xfrm>
                                 <a:off x="0" y="0"/>
-                                <a:ext cx="3210560" cy="1443355"/>
-                                <a:chOff x="7101" y="5724"/>
-                                <a:chExt cx="5056" cy="2273"/>
+                                <a:ext cx="3080385" cy="1442720"/>
+                                <a:chOff x="17956" y="37747"/>
+                                <a:chExt cx="4851" cy="2272"/>
                               </a:xfrm>
                             </wpg:grpSpPr>
                             <wpg:grpSp>
-                              <wpg:cNvPr id="56" name="组合 1"/>
+                              <wpg:cNvPr id="35" name="组合 16"/>
                               <wpg:cNvGrpSpPr/>
                               <wpg:grpSpPr>
                                 <a:xfrm>
-                                  <a:off x="7101" y="6197"/>
-                                  <a:ext cx="4377" cy="714"/>
-                                  <a:chOff x="7101" y="6197"/>
-                                  <a:chExt cx="4377" cy="714"/>
+                                  <a:off x="17956" y="38313"/>
+                                  <a:ext cx="4049" cy="646"/>
+                                  <a:chOff x="17956" y="38313"/>
+                                  <a:chExt cx="4049" cy="646"/>
                                 </a:xfrm>
                               </wpg:grpSpPr>
                               <pic:pic xmlns:pic="http://schemas.openxmlformats.org/drawingml/2006/picture">
                                 <pic:nvPicPr>
-                                  <pic:cNvPr id="59" name="图片 34" descr="晓敏"/>
-                                  <pic:cNvPicPr>
-                                    <a:picLocks noChangeAspect="1"/>
-                                  </pic:cNvPicPr>
-                                </pic:nvPicPr>
-                                <pic:blipFill>
-                                  <a:blip r:embed="rId12">
-                                    <a:clrChange>
-                                      <a:clrFrom>
-                                        <a:srgbClr val="949FA1"/>
-                                      </a:clrFrom>
-                                      <a:clrTo>
-                                        <a:srgbClr val="949FA1">
-                                          <a:alpha val="0"/>
-                                        </a:srgbClr>
-                                      </a:clrTo>
-                                    </a:clrChange>
-                                  </a:blip>
-                                  <a:srcRect l="34062" t="26445" r="34097" b="9325"/>
-                                  <a:stretch>
-                                    <a:fillRect/>
-                                  </a:stretch>
-                                </pic:blipFill>
-                                <pic:spPr>
-                                  <a:xfrm rot="16200000">
-                                    <a:off x="7558" y="5850"/>
-                                    <a:ext cx="560" cy="1475"/>
-                                  </a:xfrm>
-                                  <a:prstGeom prst="rect">
-                                    <a:avLst/>
-                                  </a:prstGeom>
-                                  <a:noFill/>
-                                  <a:ln>
-                                    <a:noFill/>
-                                  </a:ln>
-                                </pic:spPr>
-                              </pic:pic>
-                              <pic:pic xmlns:pic="http://schemas.openxmlformats.org/drawingml/2006/picture">
-                                <pic:nvPicPr>
-                                  <pic:cNvPr id="45" name="图片 45" descr="微信图片_20220215110121"/>
+                                  <pic:cNvPr id="12" name="图片 29" descr="IMG_256"/>
                                   <pic:cNvPicPr>
                                     <a:picLocks noChangeAspect="1"/>
                                   </pic:cNvPicPr>
@@ -5093,18 +4494,17 @@
                                   <a:blip r:embed="rId11">
                                     <a:clrChange>
                                       <a:clrFrom>
-                                        <a:srgbClr val="A09D98">
+                                        <a:srgbClr val="FFFFFF">
                                           <a:alpha val="100000"/>
                                         </a:srgbClr>
                                       </a:clrFrom>
                                       <a:clrTo>
-                                        <a:srgbClr val="A09D98">
+                                        <a:srgbClr val="FFFFFF">
                                           <a:alpha val="100000"/>
                                           <a:alpha val="0"/>
                                         </a:srgbClr>
                                       </a:clrTo>
                                     </a:clrChange>
-                                    <a:biLevel thresh="50000"/>
                                   </a:blip>
                                   <a:stretch>
                                     <a:fillRect/>
@@ -5112,8 +4512,36 @@
                                 </pic:blipFill>
                                 <pic:spPr>
                                   <a:xfrm>
-                                    <a:off x="10244" y="6197"/>
-                                    <a:ext cx="1234" cy="715"/>
+                                    <a:off x="21031" y="38313"/>
+                                    <a:ext cx="975" cy="570"/>
+                                  </a:xfrm>
+                                  <a:prstGeom prst="rect">
+                                    <a:avLst/>
+                                  </a:prstGeom>
+                                  <a:noFill/>
+                                  <a:ln w="9525">
+                                    <a:noFill/>
+                                  </a:ln>
+                                </pic:spPr>
+                              </pic:pic>
+                              <pic:pic xmlns:pic="http://schemas.openxmlformats.org/drawingml/2006/picture">
+                                <pic:nvPicPr>
+                                  <pic:cNvPr id="15" name="图片 15" descr="c9514d16fd70679bf0495aeebb03c72d_compress"/>
+                                  <pic:cNvPicPr>
+                                    <a:picLocks noChangeAspect="1"/>
+                                  </pic:cNvPicPr>
+                                </pic:nvPicPr>
+                                <pic:blipFill>
+                                  <a:blip r:embed="rId12"/>
+                                  <a:srcRect l="21003" t="56913" r="27176" b="26386"/>
+                                  <a:stretch>
+                                    <a:fillRect/>
+                                  </a:stretch>
+                                </pic:blipFill>
+                                <pic:spPr>
+                                  <a:xfrm>
+                                    <a:off x="17956" y="38485"/>
+                                    <a:ext cx="1550" cy="475"/>
                                   </a:xfrm>
                                   <a:prstGeom prst="rect">
                                     <a:avLst/>
@@ -5123,7 +4551,7 @@
                             </wpg:grpSp>
                             <pic:pic xmlns:pic="http://schemas.openxmlformats.org/drawingml/2006/picture">
                               <pic:nvPicPr>
-                                <pic:cNvPr id="32" name="图片 4"/>
+                                <pic:cNvPr id="18" name="图片 25"/>
                                 <pic:cNvPicPr>
                                   <a:picLocks noChangeAspect="1" noChangeArrowheads="1"/>
                                 </pic:cNvPicPr>
@@ -5143,7 +4571,7 @@
                               </pic:blipFill>
                               <pic:spPr>
                                 <a:xfrm>
-                                  <a:off x="9884" y="5724"/>
+                                  <a:off x="20535" y="37747"/>
                                   <a:ext cx="2273" cy="2273"/>
                                 </a:xfrm>
                                 <a:prstGeom prst="rect">
@@ -5163,24 +4591,24 @@
                 </mc:Choice>
                 <mc:Fallback>
                   <w:pict>
-                    <v:group id="_x0000_s1026" o:spid="_x0000_s1026" o:spt="203" style="position:absolute;left:0pt;margin-left:-0.65pt;margin-top:-37.2pt;height:113.65pt;width:252.8pt;z-index:251663360;mso-width-relative:page;mso-height-relative:page;" coordorigin="7101,5724" coordsize="5056,2273" o:gfxdata="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">
+                    <v:group id="_x0000_s1026" o:spid="_x0000_s1026" o:spt="203" style="position:absolute;left:0pt;margin-left:0pt;margin-top:-36.25pt;height:113.6pt;width:242.55pt;z-index:251666432;mso-width-relative:page;mso-height-relative:page;" coordorigin="17956,37747" coordsize="4851,2272" o:gfxdata="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">
                       <o:lock v:ext="edit" aspectratio="f"/>
-                      <v:group id="组合 1" o:spid="_x0000_s1026" o:spt="203" style="position:absolute;left:7101;top:6197;height:714;width:4377;" coordorigin="7101,6197" coordsize="4377,714" o:gfxdata="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">
+                      <v:group id="组合 16" o:spid="_x0000_s1026" o:spt="203" style="position:absolute;left:17956;top:38313;height:646;width:4049;" coordorigin="17956,38313" coordsize="4049,646" o:gfxdata="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">
                         <o:lock v:ext="edit" aspectratio="f"/>
-                        <v:shape id="图片 34" o:spid="_x0000_s1026" o:spt="75" alt="晓敏" type="#_x0000_t75" style="position:absolute;left:7558;top:5850;height:1475;width:560;rotation:-5898240f;" filled="f" o:preferrelative="t" stroked="f" coordsize="21600,21600" o:gfxdata="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">
+                        <v:shape id="图片 29" o:spid="_x0000_s1026" o:spt="75" alt="IMG_256" type="#_x0000_t75" style="position:absolute;left:21031;top:38313;height:570;width:975;" filled="f" o:preferrelative="t" stroked="f" coordsize="21600,21600" o:gfxdata="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">
                           <v:fill on="f" focussize="0,0"/>
                           <v:stroke on="f"/>
-                          <v:imagedata r:id="rId12" cropleft="22323f" croptop="17331f" cropright="22346f" cropbottom="6111f" chromakey="#949FA1" o:title=""/>
+                          <v:imagedata r:id="rId11" chromakey="#FFFFFF" o:title=""/>
                           <o:lock v:ext="edit" aspectratio="t"/>
                         </v:shape>
-                        <v:shape id="_x0000_s1026" o:spid="_x0000_s1026" o:spt="75" alt="微信图片_20220215110121" type="#_x0000_t75" style="position:absolute;left:10244;top:6197;height:715;width:1234;" filled="f" o:preferrelative="t" stroked="f" coordsize="21600,21600" o:gfxdata="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">
+                        <v:shape id="_x0000_s1026" o:spid="_x0000_s1026" o:spt="75" alt="c9514d16fd70679bf0495aeebb03c72d_compress" type="#_x0000_t75" style="position:absolute;left:17956;top:38485;height:475;width:1550;" filled="f" o:preferrelative="t" stroked="f" coordsize="21600,21600" o:gfxdata="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">
                           <v:fill on="f" focussize="0,0"/>
                           <v:stroke on="f"/>
-                          <v:imagedata r:id="rId11" grayscale="t" bilevel="t" chromakey="#A09D98" o:title=""/>
+                          <v:imagedata r:id="rId12" cropleft="13765f" croptop="37299f" cropright="17810f" cropbottom="17292f" o:title=""/>
                           <o:lock v:ext="edit" aspectratio="t"/>
                         </v:shape>
                       </v:group>
-                      <v:shape id="图片 4" o:spid="_x0000_s1026" o:spt="75" type="#_x0000_t75" style="position:absolute;left:9884;top:5724;height:2273;width:2273;" filled="f" o:preferrelative="t" stroked="f" coordsize="21600,21600" o:gfxdata="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">
+                      <v:shape id="图片 25" o:spid="_x0000_s1026" o:spt="75" type="#_x0000_t75" style="position:absolute;left:20535;top:37747;height:2273;width:2273;" filled="f" o:preferrelative="t" stroked="f" coordsize="21600,21600" o:gfxdata="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">
                         <v:fill on="f" focussize="0,0"/>
                         <v:stroke on="f"/>
                         <v:imagedata r:id="rId13" o:title=""/>
@@ -5453,7 +4881,7 @@
           <w:szCs w:val="24"/>
           <w:lang w:eastAsia="zh-CN"/>
         </w:rPr>
-        <w:t>3</w:t>
+        <w:t>2</w:t>
       </w:r>
       <w:r>
         <w:rPr>
@@ -5477,10 +4905,9 @@
     <w:p>
       <w:pPr>
         <w:rPr>
-          <w:rFonts w:ascii="Times New Roman" w:hAnsi="Times New Roman" w:eastAsia="微软雅黑" w:cs="Times New Roman"/>
+          <w:rFonts w:hint="default"/>
           <w:sz w:val="24"/>
-          <w:szCs w:val="24"/>
-          <w:lang w:eastAsia="zh-CN"/>
+          <w:lang w:val="en-US" w:eastAsia="zh-CN"/>
         </w:rPr>
       </w:pPr>
     </w:p>
@@ -5577,18 +5004,18 @@
               <mc:AlternateContent>
                 <mc:Choice Requires="wpg">
                   <w:drawing>
-                    <wp:anchor distT="0" distB="0" distL="114300" distR="114300" simplePos="0" relativeHeight="251664384" behindDoc="0" locked="0" layoutInCell="1" allowOverlap="1">
+                    <wp:anchor distT="0" distB="0" distL="114300" distR="114300" simplePos="0" relativeHeight="251667456" behindDoc="0" locked="0" layoutInCell="1" allowOverlap="1">
                       <wp:simplePos x="0" y="0"/>
                       <wp:positionH relativeFrom="column">
-                        <wp:posOffset>-17780</wp:posOffset>
+                        <wp:posOffset>0</wp:posOffset>
                       </wp:positionH>
                       <wp:positionV relativeFrom="paragraph">
-                        <wp:posOffset>-485775</wp:posOffset>
+                        <wp:posOffset>-490855</wp:posOffset>
                       </wp:positionV>
-                      <wp:extent cx="3196590" cy="1442720"/>
+                      <wp:extent cx="3135630" cy="1442720"/>
                       <wp:effectExtent l="0" t="0" r="3810" b="5080"/>
                       <wp:wrapNone/>
-                      <wp:docPr id="66" name="组合 66"/>
+                      <wp:docPr id="36" name="组合 36"/>
                       <wp:cNvGraphicFramePr/>
                       <a:graphic xmlns:a="http://schemas.openxmlformats.org/drawingml/2006/main">
                         <a:graphicData uri="http://schemas.microsoft.com/office/word/2010/wordprocessingGroup">
@@ -5597,52 +5024,49 @@
                             <wpg:grpSpPr>
                               <a:xfrm>
                                 <a:off x="0" y="0"/>
-                                <a:ext cx="3196590" cy="1442720"/>
-                                <a:chOff x="19087" y="960"/>
-                                <a:chExt cx="5034" cy="2272"/>
+                                <a:ext cx="3135630" cy="1442720"/>
+                                <a:chOff x="17956" y="39496"/>
+                                <a:chExt cx="4938" cy="2272"/>
                               </a:xfrm>
                             </wpg:grpSpPr>
                             <wpg:grpSp>
-                              <wpg:cNvPr id="67" name="组合 15"/>
+                              <wpg:cNvPr id="37" name="组合 30"/>
                               <wpg:cNvGrpSpPr/>
                               <wpg:grpSpPr>
-                                <a:xfrm rot="0">
-                                  <a:off x="19087" y="1459"/>
-                                  <a:ext cx="4523" cy="714"/>
-                                  <a:chOff x="12357" y="7666"/>
-                                  <a:chExt cx="4523" cy="714"/>
+                                <a:xfrm>
+                                  <a:off x="17956" y="40098"/>
+                                  <a:ext cx="4213" cy="570"/>
+                                  <a:chOff x="17956" y="40098"/>
+                                  <a:chExt cx="4213" cy="570"/>
                                 </a:xfrm>
                               </wpg:grpSpPr>
                               <pic:pic xmlns:pic="http://schemas.openxmlformats.org/drawingml/2006/picture">
                                 <pic:nvPicPr>
-                                  <pic:cNvPr id="3" name="图片 59" descr="图片1"/>
+                                  <pic:cNvPr id="10" name="图片 1" descr="24f613a0-66be-430b-9e80-270d3393fac5"/>
                                   <pic:cNvPicPr>
                                     <a:picLocks noChangeAspect="1"/>
                                   </pic:cNvPicPr>
                                 </pic:nvPicPr>
                                 <pic:blipFill>
-                                  <a:blip r:embed="rId14">
-                                    <a:biLevel thresh="50000"/>
-                                  </a:blip>
-                                  <a:srcRect l="7865" t="11797" r="5322" b="19074"/>
+                                  <a:blip r:embed="rId14"/>
+                                  <a:srcRect l="43292" t="26660" r="21693" b="24394"/>
                                   <a:stretch>
                                     <a:fillRect/>
                                   </a:stretch>
                                 </pic:blipFill>
                                 <pic:spPr>
-                                  <a:xfrm>
-                                    <a:off x="12357" y="7738"/>
-                                    <a:ext cx="1468" cy="627"/>
+                                  <a:xfrm rot="16200000">
+                                    <a:off x="18366" y="39740"/>
+                                    <a:ext cx="506" cy="1327"/>
                                   </a:xfrm>
                                   <a:prstGeom prst="rect">
                                     <a:avLst/>
                                   </a:prstGeom>
-                                  <a:noFill/>
                                 </pic:spPr>
                               </pic:pic>
                               <pic:pic xmlns:pic="http://schemas.openxmlformats.org/drawingml/2006/picture">
                                 <pic:nvPicPr>
-                                  <pic:cNvPr id="23" name="图片 14" descr="微信图片_20220215110121"/>
+                                  <pic:cNvPr id="29" name="图片 29" descr="IMG_256"/>
                                   <pic:cNvPicPr>
                                     <a:picLocks noChangeAspect="1"/>
                                   </pic:cNvPicPr>
@@ -5651,18 +5075,17 @@
                                   <a:blip r:embed="rId11">
                                     <a:clrChange>
                                       <a:clrFrom>
-                                        <a:srgbClr val="A09D98">
+                                        <a:srgbClr val="FFFFFF">
                                           <a:alpha val="100000"/>
                                         </a:srgbClr>
                                       </a:clrFrom>
                                       <a:clrTo>
-                                        <a:srgbClr val="A09D98">
+                                        <a:srgbClr val="FFFFFF">
                                           <a:alpha val="100000"/>
                                           <a:alpha val="0"/>
                                         </a:srgbClr>
                                       </a:clrTo>
                                     </a:clrChange>
-                                    <a:biLevel thresh="50000"/>
                                   </a:blip>
                                   <a:stretch>
                                     <a:fillRect/>
@@ -5670,18 +5093,22 @@
                                 </pic:blipFill>
                                 <pic:spPr>
                                   <a:xfrm>
-                                    <a:off x="15646" y="7666"/>
-                                    <a:ext cx="1234" cy="715"/>
+                                    <a:off x="21195" y="40098"/>
+                                    <a:ext cx="975" cy="570"/>
                                   </a:xfrm>
                                   <a:prstGeom prst="rect">
                                     <a:avLst/>
                                   </a:prstGeom>
+                                  <a:noFill/>
+                                  <a:ln w="9525">
+                                    <a:noFill/>
+                                  </a:ln>
                                 </pic:spPr>
                               </pic:pic>
                             </wpg:grpSp>
                             <pic:pic xmlns:pic="http://schemas.openxmlformats.org/drawingml/2006/picture">
                               <pic:nvPicPr>
-                                <pic:cNvPr id="24" name="图片 23"/>
+                                <pic:cNvPr id="31" name="图片 25"/>
                                 <pic:cNvPicPr>
                                   <a:picLocks noChangeAspect="1" noChangeArrowheads="1"/>
                                 </pic:cNvPicPr>
@@ -5701,7 +5128,7 @@
                               </pic:blipFill>
                               <pic:spPr>
                                 <a:xfrm>
-                                  <a:off x="21849" y="960"/>
+                                  <a:off x="20622" y="39496"/>
                                   <a:ext cx="2273" cy="2273"/>
                                 </a:xfrm>
                                 <a:prstGeom prst="rect">
@@ -5721,24 +5148,24 @@
                 </mc:Choice>
                 <mc:Fallback>
                   <w:pict>
-                    <v:group id="_x0000_s1026" o:spid="_x0000_s1026" o:spt="203" style="position:absolute;left:0pt;margin-left:-1.4pt;margin-top:-38.25pt;height:113.6pt;width:251.7pt;z-index:251664384;mso-width-relative:page;mso-height-relative:page;" coordorigin="19087,960" coordsize="5034,2272" o:gfxdata="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">
+                    <v:group id="_x0000_s1026" o:spid="_x0000_s1026" o:spt="203" style="position:absolute;left:0pt;margin-left:0pt;margin-top:-38.65pt;height:113.6pt;width:246.9pt;z-index:251667456;mso-width-relative:page;mso-height-relative:page;" coordorigin="17956,39496" coordsize="4938,2272" o:gfxdata="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">
                       <o:lock v:ext="edit" aspectratio="f"/>
-                      <v:group id="组合 15" o:spid="_x0000_s1026" o:spt="203" style="position:absolute;left:19087;top:1459;height:714;width:4523;" coordorigin="12357,7666" coordsize="4523,714" o:gfxdata="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">
+                      <v:group id="组合 30" o:spid="_x0000_s1026" o:spt="203" style="position:absolute;left:17956;top:40098;height:570;width:4213;" coordorigin="17956,40098" coordsize="4213,570" o:gfxdata="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">
                         <o:lock v:ext="edit" aspectratio="f"/>
-                        <v:shape id="图片 59" o:spid="_x0000_s1026" o:spt="75" alt="图片1" type="#_x0000_t75" style="position:absolute;left:12357;top:7738;height:627;width:1468;" filled="f" o:preferrelative="t" stroked="f" coordsize="21600,21600" o:gfxdata="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">
+                        <v:shape id="图片 1" o:spid="_x0000_s1026" o:spt="75" alt="24f613a0-66be-430b-9e80-270d3393fac5" type="#_x0000_t75" style="position:absolute;left:18366;top:39740;height:1327;width:506;rotation:-5898240f;" filled="f" o:preferrelative="t" stroked="f" coordsize="21600,21600" o:gfxdata="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">
                           <v:fill on="f" focussize="0,0"/>
                           <v:stroke on="f"/>
-                          <v:imagedata r:id="rId14" cropleft="5154f" croptop="7731f" cropright="3488f" cropbottom="12500f" grayscale="t" bilevel="t" o:title=""/>
+                          <v:imagedata r:id="rId14" cropleft="28372f" croptop="17472f" cropright="14217f" cropbottom="15987f" o:title=""/>
                           <o:lock v:ext="edit" aspectratio="t"/>
                         </v:shape>
-                        <v:shape id="图片 14" o:spid="_x0000_s1026" o:spt="75" alt="微信图片_20220215110121" type="#_x0000_t75" style="position:absolute;left:15646;top:7666;height:715;width:1234;" filled="f" o:preferrelative="t" stroked="f" coordsize="21600,21600" o:gfxdata="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">
+                        <v:shape id="_x0000_s1026" o:spid="_x0000_s1026" o:spt="75" alt="IMG_256" type="#_x0000_t75" style="position:absolute;left:21195;top:40098;height:570;width:975;" filled="f" o:preferrelative="t" stroked="f" coordsize="21600,21600" o:gfxdata="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">
                           <v:fill on="f" focussize="0,0"/>
                           <v:stroke on="f"/>
-                          <v:imagedata r:id="rId11" grayscale="t" bilevel="t" chromakey="#A09D98" o:title=""/>
+                          <v:imagedata r:id="rId11" chromakey="#FFFFFF" o:title=""/>
                           <o:lock v:ext="edit" aspectratio="t"/>
                         </v:shape>
                       </v:group>
-                      <v:shape id="图片 23" o:spid="_x0000_s1026" o:spt="75" type="#_x0000_t75" style="position:absolute;left:21849;top:960;height:2273;width:2273;" filled="f" o:preferrelative="t" stroked="f" coordsize="21600,21600" o:gfxdata="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">
+                      <v:shape id="图片 25" o:spid="_x0000_s1026" o:spt="75" type="#_x0000_t75" style="position:absolute;left:20622;top:39496;height:2273;width:2273;" filled="f" o:preferrelative="t" stroked="f" coordsize="21600,21600" o:gfxdata="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">
                         <v:fill on="f" focussize="0,0"/>
                         <v:stroke on="f"/>
                         <v:imagedata r:id="rId13" o:title=""/>
@@ -6011,7 +5438,7 @@
           <w:szCs w:val="24"/>
           <w:lang w:eastAsia="zh-CN"/>
         </w:rPr>
-        <w:t>4</w:t>
+        <w:t>3</w:t>
       </w:r>
       <w:r>
         <w:rPr>
@@ -6045,9 +5472,7 @@
     <w:p>
       <w:pPr>
         <w:rPr>
-          <w:rFonts w:ascii="Times New Roman" w:hAnsi="Times New Roman" w:eastAsia="微软雅黑" w:cs="Times New Roman"/>
           <w:sz w:val="24"/>
-          <w:szCs w:val="24"/>
           <w:lang w:eastAsia="zh-CN"/>
         </w:rPr>
       </w:pPr>
@@ -6132,23 +5557,23 @@
             </w:pPr>
             <w:r>
               <w:rPr>
-                <w:sz w:val="22"/>
+                <w:sz w:val="24"/>
               </w:rPr>
               <mc:AlternateContent>
                 <mc:Choice Requires="wpg">
                   <w:drawing>
-                    <wp:anchor distT="0" distB="0" distL="114300" distR="114300" simplePos="0" relativeHeight="251665408" behindDoc="0" locked="0" layoutInCell="1" allowOverlap="1">
+                    <wp:anchor distT="0" distB="0" distL="114300" distR="114300" simplePos="0" relativeHeight="251668480" behindDoc="0" locked="0" layoutInCell="1" allowOverlap="1">
                       <wp:simplePos x="0" y="0"/>
                       <wp:positionH relativeFrom="column">
-                        <wp:posOffset>12700</wp:posOffset>
+                        <wp:posOffset>-59690</wp:posOffset>
                       </wp:positionH>
                       <wp:positionV relativeFrom="paragraph">
-                        <wp:posOffset>-514985</wp:posOffset>
+                        <wp:posOffset>-527685</wp:posOffset>
                       </wp:positionV>
-                      <wp:extent cx="3143250" cy="1442720"/>
-                      <wp:effectExtent l="0" t="0" r="11430" b="5080"/>
+                      <wp:extent cx="3114040" cy="1442720"/>
+                      <wp:effectExtent l="0" t="0" r="10160" b="5080"/>
                       <wp:wrapNone/>
-                      <wp:docPr id="68" name="组合 68"/>
+                      <wp:docPr id="38" name="组合 38"/>
                       <wp:cNvGraphicFramePr/>
                       <a:graphic xmlns:a="http://schemas.openxmlformats.org/drawingml/2006/main">
                         <a:graphicData uri="http://schemas.microsoft.com/office/word/2010/wordprocessingGroup">
@@ -6157,31 +5582,92 @@
                             <wpg:grpSpPr>
                               <a:xfrm>
                                 <a:off x="0" y="0"/>
-                                <a:ext cx="3143250" cy="1442720"/>
-                                <a:chOff x="19315" y="2640"/>
-                                <a:chExt cx="4950" cy="2272"/>
+                                <a:ext cx="3114040" cy="1442720"/>
+                                <a:chOff x="17862" y="41199"/>
+                                <a:chExt cx="4904" cy="2272"/>
                               </a:xfrm>
                             </wpg:grpSpPr>
+                            <pic:pic xmlns:pic="http://schemas.openxmlformats.org/drawingml/2006/picture">
+                              <pic:nvPicPr>
+                                <pic:cNvPr id="11" name="图片 23"/>
+                                <pic:cNvPicPr>
+                                  <a:picLocks noChangeAspect="1" noChangeArrowheads="1"/>
+                                </pic:cNvPicPr>
+                              </pic:nvPicPr>
+                              <pic:blipFill>
+                                <a:blip r:embed="rId13">
+                                  <a:extLst>
+                                    <a:ext uri="{28A0092B-C50C-407E-A947-70E740481C1C}">
+                                      <a14:useLocalDpi xmlns:a14="http://schemas.microsoft.com/office/drawing/2010/main" val="0"/>
+                                    </a:ext>
+                                  </a:extLst>
+                                </a:blip>
+                                <a:srcRect/>
+                                <a:stretch>
+                                  <a:fillRect/>
+                                </a:stretch>
+                              </pic:blipFill>
+                              <pic:spPr>
+                                <a:xfrm>
+                                  <a:off x="20494" y="41199"/>
+                                  <a:ext cx="2273" cy="2273"/>
+                                </a:xfrm>
+                                <a:prstGeom prst="rect">
+                                  <a:avLst/>
+                                </a:prstGeom>
+                                <a:noFill/>
+                                <a:ln>
+                                  <a:noFill/>
+                                </a:ln>
+                              </pic:spPr>
+                            </pic:pic>
                             <wpg:grpSp>
-                              <wpg:cNvPr id="73" name="组合 22"/>
+                              <wpg:cNvPr id="39" name="组合 23"/>
                               <wpg:cNvGrpSpPr/>
                               <wpg:grpSpPr>
-                                <a:xfrm rot="0">
-                                  <a:off x="19315" y="3174"/>
-                                  <a:ext cx="4415" cy="714"/>
-                                  <a:chOff x="12525" y="9562"/>
-                                  <a:chExt cx="4415" cy="714"/>
+                                <a:xfrm>
+                                  <a:off x="17862" y="41843"/>
+                                  <a:ext cx="4208" cy="652"/>
+                                  <a:chOff x="17862" y="41843"/>
+                                  <a:chExt cx="4208" cy="652"/>
                                 </a:xfrm>
                               </wpg:grpSpPr>
                               <pic:pic xmlns:pic="http://schemas.openxmlformats.org/drawingml/2006/picture">
                                 <pic:nvPicPr>
-                                  <pic:cNvPr id="25" name="图片 29" descr="IMG_256"/>
+                                  <pic:cNvPr id="22" name="图片 59" descr="图片1"/>
                                   <pic:cNvPicPr>
                                     <a:picLocks noChangeAspect="1"/>
                                   </pic:cNvPicPr>
                                 </pic:nvPicPr>
                                 <pic:blipFill>
                                   <a:blip r:embed="rId15">
+                                    <a:biLevel thresh="50000"/>
+                                  </a:blip>
+                                  <a:srcRect l="7865" t="11797" r="5322" b="19074"/>
+                                  <a:stretch>
+                                    <a:fillRect/>
+                                  </a:stretch>
+                                </pic:blipFill>
+                                <pic:spPr>
+                                  <a:xfrm>
+                                    <a:off x="17862" y="41869"/>
+                                    <a:ext cx="1468" cy="627"/>
+                                  </a:xfrm>
+                                  <a:prstGeom prst="rect">
+                                    <a:avLst/>
+                                  </a:prstGeom>
+                                  <a:noFill/>
+                                </pic:spPr>
+                              </pic:pic>
+                              <pic:pic xmlns:pic="http://schemas.openxmlformats.org/drawingml/2006/picture">
+                                <pic:nvPicPr>
+                                  <pic:cNvPr id="21" name="图片 29" descr="IMG_256"/>
+                                  <pic:cNvPicPr>
+                                    <a:picLocks noChangeAspect="1"/>
+                                  </pic:cNvPicPr>
+                                </pic:nvPicPr>
+                                <pic:blipFill>
+                                  <a:blip r:embed="rId11">
                                     <a:clrChange>
                                       <a:clrFrom>
                                         <a:srgbClr val="FFFFFF">
@@ -6202,7 +5688,7 @@
                                 </pic:blipFill>
                                 <pic:spPr>
                                   <a:xfrm>
-                                    <a:off x="12525" y="9698"/>
+                                    <a:off x="21096" y="41843"/>
                                     <a:ext cx="975" cy="570"/>
                                   </a:xfrm>
                                   <a:prstGeom prst="rect">
@@ -6214,79 +5700,7 @@
                                   </a:ln>
                                 </pic:spPr>
                               </pic:pic>
-                              <pic:pic xmlns:pic="http://schemas.openxmlformats.org/drawingml/2006/picture">
-                                <pic:nvPicPr>
-                                  <pic:cNvPr id="29" name="图片 20" descr="微信图片_20220215110121"/>
-                                  <pic:cNvPicPr>
-                                    <a:picLocks noChangeAspect="1"/>
-                                  </pic:cNvPicPr>
-                                </pic:nvPicPr>
-                                <pic:blipFill>
-                                  <a:blip r:embed="rId11">
-                                    <a:clrChange>
-                                      <a:clrFrom>
-                                        <a:srgbClr val="A09D98">
-                                          <a:alpha val="100000"/>
-                                        </a:srgbClr>
-                                      </a:clrFrom>
-                                      <a:clrTo>
-                                        <a:srgbClr val="A09D98">
-                                          <a:alpha val="100000"/>
-                                          <a:alpha val="0"/>
-                                        </a:srgbClr>
-                                      </a:clrTo>
-                                    </a:clrChange>
-                                    <a:biLevel thresh="50000"/>
-                                  </a:blip>
-                                  <a:stretch>
-                                    <a:fillRect/>
-                                  </a:stretch>
-                                </pic:blipFill>
-                                <pic:spPr>
-                                  <a:xfrm>
-                                    <a:off x="15706" y="9562"/>
-                                    <a:ext cx="1234" cy="715"/>
-                                  </a:xfrm>
-                                  <a:prstGeom prst="rect">
-                                    <a:avLst/>
-                                  </a:prstGeom>
-                                </pic:spPr>
-                              </pic:pic>
                             </wpg:grpSp>
-                            <pic:pic xmlns:pic="http://schemas.openxmlformats.org/drawingml/2006/picture">
-                              <pic:nvPicPr>
-                                <pic:cNvPr id="33" name="图片 25"/>
-                                <pic:cNvPicPr>
-                                  <a:picLocks noChangeAspect="1" noChangeArrowheads="1"/>
-                                </pic:cNvPicPr>
-                              </pic:nvPicPr>
-                              <pic:blipFill>
-                                <a:blip r:embed="rId13">
-                                  <a:extLst>
-                                    <a:ext uri="{28A0092B-C50C-407E-A947-70E740481C1C}">
-                                      <a14:useLocalDpi xmlns:a14="http://schemas.microsoft.com/office/drawing/2010/main" val="0"/>
-                                    </a:ext>
-                                  </a:extLst>
-                                </a:blip>
-                                <a:srcRect/>
-                                <a:stretch>
-                                  <a:fillRect/>
-                                </a:stretch>
-                              </pic:blipFill>
-                              <pic:spPr>
-                                <a:xfrm>
-                                  <a:off x="21993" y="2640"/>
-                                  <a:ext cx="2273" cy="2273"/>
-                                </a:xfrm>
-                                <a:prstGeom prst="rect">
-                                  <a:avLst/>
-                                </a:prstGeom>
-                                <a:noFill/>
-                                <a:ln>
-                                  <a:noFill/>
-                                </a:ln>
-                              </pic:spPr>
-                            </pic:pic>
                           </wpg:wgp>
                         </a:graphicData>
                       </a:graphic>
@@ -6295,29 +5709,29 @@
                 </mc:Choice>
                 <mc:Fallback>
                   <w:pict>
-                    <v:group id="_x0000_s1026" o:spid="_x0000_s1026" o:spt="203" style="position:absolute;left:0pt;margin-left:1pt;margin-top:-40.55pt;height:113.6pt;width:247.5pt;z-index:251665408;mso-width-relative:page;mso-height-relative:page;" coordorigin="19315,2640" coordsize="4950,2272" o:gfxdata="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">
+                    <v:group id="_x0000_s1026" o:spid="_x0000_s1026" o:spt="203" style="position:absolute;left:0pt;margin-left:-4.7pt;margin-top:-41.55pt;height:113.6pt;width:245.2pt;z-index:251668480;mso-width-relative:page;mso-height-relative:page;" coordorigin="17862,41199" coordsize="4904,2272" o:gfxdata="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">
                       <o:lock v:ext="edit" aspectratio="f"/>
-                      <v:group id="组合 22" o:spid="_x0000_s1026" o:spt="203" style="position:absolute;left:19315;top:3174;height:714;width:4415;" coordorigin="12525,9562" coordsize="4415,714" o:gfxdata="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">
-                        <o:lock v:ext="edit" aspectratio="f"/>
-                        <v:shape id="图片 29" o:spid="_x0000_s1026" o:spt="75" alt="IMG_256" type="#_x0000_t75" style="position:absolute;left:12525;top:9698;height:570;width:975;" filled="f" o:preferrelative="t" stroked="f" coordsize="21600,21600" o:gfxdata="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">
-                          <v:fill on="f" focussize="0,0"/>
-                          <v:stroke on="f"/>
-                          <v:imagedata r:id="rId15" chromakey="#FFFFFF" o:title=""/>
-                          <o:lock v:ext="edit" aspectratio="t"/>
-                        </v:shape>
-                        <v:shape id="图片 20" o:spid="_x0000_s1026" o:spt="75" alt="微信图片_20220215110121" type="#_x0000_t75" style="position:absolute;left:15706;top:9562;height:715;width:1234;" filled="f" o:preferrelative="t" stroked="f" coordsize="21600,21600" o:gfxdata="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">
-                          <v:fill on="f" focussize="0,0"/>
-                          <v:stroke on="f"/>
-                          <v:imagedata r:id="rId11" grayscale="t" bilevel="t" chromakey="#A09D98" o:title=""/>
-                          <o:lock v:ext="edit" aspectratio="t"/>
-                        </v:shape>
-                      </v:group>
-                      <v:shape id="图片 25" o:spid="_x0000_s1026" o:spt="75" type="#_x0000_t75" style="position:absolute;left:21993;top:2640;height:2273;width:2273;" filled="f" o:preferrelative="t" stroked="f" coordsize="21600,21600" o:gfxdata="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">
+                      <v:shape id="图片 23" o:spid="_x0000_s1026" o:spt="75" type="#_x0000_t75" style="position:absolute;left:20494;top:41199;height:2273;width:2273;" filled="f" o:preferrelative="t" stroked="f" coordsize="21600,21600" o:gfxdata="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">
                         <v:fill on="f" focussize="0,0"/>
                         <v:stroke on="f"/>
                         <v:imagedata r:id="rId13" o:title=""/>
                         <o:lock v:ext="edit" aspectratio="t"/>
                       </v:shape>
+                      <v:group id="组合 23" o:spid="_x0000_s1026" o:spt="203" style="position:absolute;left:17862;top:41843;height:652;width:4208;" coordorigin="17862,41843" coordsize="4208,652" o:gfxdata="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">
+                        <o:lock v:ext="edit" aspectratio="f"/>
+                        <v:shape id="图片 59" o:spid="_x0000_s1026" o:spt="75" alt="图片1" type="#_x0000_t75" style="position:absolute;left:17862;top:41869;height:627;width:1468;" filled="f" o:preferrelative="t" stroked="f" coordsize="21600,21600" o:gfxdata="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">
+                          <v:fill on="f" focussize="0,0"/>
+                          <v:stroke on="f"/>
+                          <v:imagedata r:id="rId15" cropleft="5154f" croptop="7731f" cropright="3488f" cropbottom="12500f" grayscale="t" bilevel="t" o:title=""/>
+                          <o:lock v:ext="edit" aspectratio="t"/>
+                        </v:shape>
+                        <v:shape id="图片 29" o:spid="_x0000_s1026" o:spt="75" alt="IMG_256" type="#_x0000_t75" style="position:absolute;left:21096;top:41843;height:570;width:975;" filled="f" o:preferrelative="t" stroked="f" coordsize="21600,21600" o:gfxdata="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">
+                          <v:fill on="f" focussize="0,0"/>
+                          <v:stroke on="f"/>
+                          <v:imagedata r:id="rId11" chromakey="#FFFFFF" o:title=""/>
+                          <o:lock v:ext="edit" aspectratio="t"/>
+                        </v:shape>
+                      </v:group>
                     </v:group>
                   </w:pict>
                 </mc:Fallback>
@@ -6585,7 +5999,7 @@
           <w:szCs w:val="24"/>
           <w:lang w:eastAsia="zh-CN"/>
         </w:rPr>
-        <w:t>5</w:t>
+        <w:t>4</w:t>
       </w:r>
       <w:r>
         <w:rPr>
@@ -6609,6 +6023,9 @@
     <w:p>
       <w:pPr>
         <w:rPr>
+          <w:rFonts w:ascii="Times New Roman" w:hAnsi="Times New Roman" w:eastAsia="微软雅黑" w:cs="Times New Roman"/>
+          <w:sz w:val="24"/>
+          <w:szCs w:val="24"/>
           <w:lang w:eastAsia="zh-CN"/>
         </w:rPr>
       </w:pPr>
@@ -6616,6 +6033,9 @@
     <w:p>
       <w:pPr>
         <w:rPr>
+          <w:rFonts w:ascii="Times New Roman" w:hAnsi="Times New Roman" w:eastAsia="微软雅黑" w:cs="Times New Roman"/>
+          <w:sz w:val="24"/>
+          <w:szCs w:val="24"/>
           <w:lang w:eastAsia="zh-CN"/>
         </w:rPr>
       </w:pPr>
@@ -6700,23 +6120,23 @@
             </w:pPr>
             <w:r>
               <w:rPr>
-                <w:sz w:val="22"/>
+                <w:sz w:val="24"/>
               </w:rPr>
               <mc:AlternateContent>
                 <mc:Choice Requires="wpg">
                   <w:drawing>
-                    <wp:anchor distT="0" distB="0" distL="114300" distR="114300" simplePos="0" relativeHeight="251666432" behindDoc="0" locked="0" layoutInCell="1" allowOverlap="1">
+                    <wp:anchor distT="0" distB="0" distL="114300" distR="114300" simplePos="0" relativeHeight="251669504" behindDoc="0" locked="0" layoutInCell="1" allowOverlap="1">
                       <wp:simplePos x="0" y="0"/>
                       <wp:positionH relativeFrom="column">
-                        <wp:posOffset>-66675</wp:posOffset>
+                        <wp:posOffset>12700</wp:posOffset>
                       </wp:positionH>
                       <wp:positionV relativeFrom="paragraph">
-                        <wp:posOffset>-510540</wp:posOffset>
+                        <wp:posOffset>-514985</wp:posOffset>
                       </wp:positionV>
-                      <wp:extent cx="3268345" cy="1442720"/>
-                      <wp:effectExtent l="0" t="0" r="8255" b="5080"/>
+                      <wp:extent cx="3150235" cy="1442720"/>
+                      <wp:effectExtent l="0" t="0" r="4445" b="5080"/>
                       <wp:wrapNone/>
-                      <wp:docPr id="74" name="组合 74"/>
+                      <wp:docPr id="40" name="组合 40"/>
                       <wp:cNvGraphicFramePr/>
                       <a:graphic xmlns:a="http://schemas.openxmlformats.org/drawingml/2006/main">
                         <a:graphicData uri="http://schemas.microsoft.com/office/word/2010/wordprocessingGroup">
@@ -6725,102 +6145,14 @@
                             <wpg:grpSpPr>
                               <a:xfrm>
                                 <a:off x="0" y="0"/>
-                                <a:ext cx="3268345" cy="1442720"/>
-                                <a:chOff x="18998" y="4392"/>
-                                <a:chExt cx="5147" cy="2272"/>
+                                <a:ext cx="3150235" cy="1442720"/>
+                                <a:chOff x="17976" y="42945"/>
+                                <a:chExt cx="4961" cy="2272"/>
                               </a:xfrm>
                             </wpg:grpSpPr>
-                            <wpg:grpSp>
-                              <wpg:cNvPr id="75" name="组合 42"/>
-                              <wpg:cNvGrpSpPr/>
-                              <wpg:grpSpPr>
-                                <a:xfrm rot="0">
-                                  <a:off x="18998" y="4887"/>
-                                  <a:ext cx="4576" cy="797"/>
-                                  <a:chOff x="12268" y="11374"/>
-                                  <a:chExt cx="4576" cy="797"/>
-                                </a:xfrm>
-                              </wpg:grpSpPr>
-                              <pic:pic xmlns:pic="http://schemas.openxmlformats.org/drawingml/2006/picture">
-                                <pic:nvPicPr>
-                                  <pic:cNvPr id="34" name="图片 48" descr="d6eaf1bc4e33dd49c55ac9b185f6f5b"/>
-                                  <pic:cNvPicPr>
-                                    <a:picLocks noChangeAspect="1"/>
-                                  </pic:cNvPicPr>
-                                </pic:nvPicPr>
-                                <pic:blipFill>
-                                  <a:blip r:embed="rId16">
-                                    <a:clrChange>
-                                      <a:clrFrom>
-                                        <a:srgbClr val="FFFDFF">
-                                          <a:alpha val="100000"/>
-                                        </a:srgbClr>
-                                      </a:clrFrom>
-                                      <a:clrTo>
-                                        <a:srgbClr val="FFFDFF">
-                                          <a:alpha val="100000"/>
-                                          <a:alpha val="0"/>
-                                        </a:srgbClr>
-                                      </a:clrTo>
-                                    </a:clrChange>
-                                  </a:blip>
-                                  <a:srcRect l="5435" t="13377" r="6271" b="18114"/>
-                                  <a:stretch>
-                                    <a:fillRect/>
-                                  </a:stretch>
-                                </pic:blipFill>
-                                <pic:spPr>
-                                  <a:xfrm>
-                                    <a:off x="12268" y="11459"/>
-                                    <a:ext cx="1630" cy="712"/>
-                                  </a:xfrm>
-                                  <a:prstGeom prst="rect">
-                                    <a:avLst/>
-                                  </a:prstGeom>
-                                </pic:spPr>
-                              </pic:pic>
-                              <pic:pic xmlns:pic="http://schemas.openxmlformats.org/drawingml/2006/picture">
-                                <pic:nvPicPr>
-                                  <pic:cNvPr id="49" name="图片 41" descr="微信图片_20220215110121"/>
-                                  <pic:cNvPicPr>
-                                    <a:picLocks noChangeAspect="1"/>
-                                  </pic:cNvPicPr>
-                                </pic:nvPicPr>
-                                <pic:blipFill>
-                                  <a:blip r:embed="rId11">
-                                    <a:clrChange>
-                                      <a:clrFrom>
-                                        <a:srgbClr val="A09D98">
-                                          <a:alpha val="100000"/>
-                                        </a:srgbClr>
-                                      </a:clrFrom>
-                                      <a:clrTo>
-                                        <a:srgbClr val="A09D98">
-                                          <a:alpha val="100000"/>
-                                          <a:alpha val="0"/>
-                                        </a:srgbClr>
-                                      </a:clrTo>
-                                    </a:clrChange>
-                                    <a:biLevel thresh="50000"/>
-                                  </a:blip>
-                                  <a:stretch>
-                                    <a:fillRect/>
-                                  </a:stretch>
-                                </pic:blipFill>
-                                <pic:spPr>
-                                  <a:xfrm>
-                                    <a:off x="15610" y="11374"/>
-                                    <a:ext cx="1234" cy="715"/>
-                                  </a:xfrm>
-                                  <a:prstGeom prst="rect">
-                                    <a:avLst/>
-                                  </a:prstGeom>
-                                </pic:spPr>
-                              </pic:pic>
-                            </wpg:grpSp>
                             <pic:pic xmlns:pic="http://schemas.openxmlformats.org/drawingml/2006/picture">
                               <pic:nvPicPr>
-                                <pic:cNvPr id="48" name="图片 27"/>
+                                <pic:cNvPr id="13" name="图片 25"/>
                                 <pic:cNvPicPr>
                                   <a:picLocks noChangeAspect="1" noChangeArrowheads="1"/>
                                 </pic:cNvPicPr>
@@ -6840,7 +6172,7 @@
                               </pic:blipFill>
                               <pic:spPr>
                                 <a:xfrm>
-                                  <a:off x="21873" y="4392"/>
+                                  <a:off x="20665" y="42945"/>
                                   <a:ext cx="2273" cy="2273"/>
                                 </a:xfrm>
                                 <a:prstGeom prst="rect">
@@ -6852,6 +6184,86 @@
                                 </a:ln>
                               </pic:spPr>
                             </pic:pic>
+                            <wpg:grpSp>
+                              <wpg:cNvPr id="41" name="组合 27"/>
+                              <wpg:cNvGrpSpPr/>
+                              <wpg:grpSpPr>
+                                <a:xfrm>
+                                  <a:off x="17976" y="43614"/>
+                                  <a:ext cx="4551" cy="626"/>
+                                  <a:chOff x="17976" y="43614"/>
+                                  <a:chExt cx="4551" cy="626"/>
+                                </a:xfrm>
+                              </wpg:grpSpPr>
+                              <pic:pic xmlns:pic="http://schemas.openxmlformats.org/drawingml/2006/picture">
+                                <pic:nvPicPr>
+                                  <pic:cNvPr id="14" name="图片 29" descr="IMG_256"/>
+                                  <pic:cNvPicPr>
+                                    <a:picLocks noChangeAspect="1"/>
+                                  </pic:cNvPicPr>
+                                </pic:nvPicPr>
+                                <pic:blipFill>
+                                  <a:blip r:embed="rId11">
+                                    <a:clrChange>
+                                      <a:clrFrom>
+                                        <a:srgbClr val="FFFFFF">
+                                          <a:alpha val="100000"/>
+                                        </a:srgbClr>
+                                      </a:clrFrom>
+                                      <a:clrTo>
+                                        <a:srgbClr val="FFFFFF">
+                                          <a:alpha val="100000"/>
+                                          <a:alpha val="0"/>
+                                        </a:srgbClr>
+                                      </a:clrTo>
+                                    </a:clrChange>
+                                  </a:blip>
+                                  <a:stretch>
+                                    <a:fillRect/>
+                                  </a:stretch>
+                                </pic:blipFill>
+                                <pic:spPr>
+                                  <a:xfrm>
+                                    <a:off x="17976" y="43615"/>
+                                    <a:ext cx="975" cy="570"/>
+                                  </a:xfrm>
+                                  <a:prstGeom prst="rect">
+                                    <a:avLst/>
+                                  </a:prstGeom>
+                                  <a:noFill/>
+                                  <a:ln w="9525">
+                                    <a:noFill/>
+                                  </a:ln>
+                                </pic:spPr>
+                              </pic:pic>
+                              <pic:pic xmlns:pic="http://schemas.openxmlformats.org/drawingml/2006/picture">
+                                <pic:nvPicPr>
+                                  <pic:cNvPr id="16" name="图片 59" descr="图片1"/>
+                                  <pic:cNvPicPr>
+                                    <a:picLocks noChangeAspect="1"/>
+                                  </pic:cNvPicPr>
+                                </pic:nvPicPr>
+                                <pic:blipFill>
+                                  <a:blip r:embed="rId15">
+                                    <a:biLevel thresh="50000"/>
+                                  </a:blip>
+                                  <a:srcRect l="7865" t="11797" r="5322" b="19074"/>
+                                  <a:stretch>
+                                    <a:fillRect/>
+                                  </a:stretch>
+                                </pic:blipFill>
+                                <pic:spPr>
+                                  <a:xfrm>
+                                    <a:off x="21059" y="43614"/>
+                                    <a:ext cx="1468" cy="627"/>
+                                  </a:xfrm>
+                                  <a:prstGeom prst="rect">
+                                    <a:avLst/>
+                                  </a:prstGeom>
+                                  <a:noFill/>
+                                </pic:spPr>
+                              </pic:pic>
+                            </wpg:grpSp>
                           </wpg:wgp>
                         </a:graphicData>
                       </a:graphic>
@@ -6860,29 +6272,29 @@
                 </mc:Choice>
                 <mc:Fallback>
                   <w:pict>
-                    <v:group id="_x0000_s1026" o:spid="_x0000_s1026" o:spt="203" style="position:absolute;left:0pt;margin-left:-5.25pt;margin-top:-40.2pt;height:113.6pt;width:257.35pt;z-index:251666432;mso-width-relative:page;mso-height-relative:page;" coordorigin="18998,4392" coordsize="5147,2272" o:gfxdata="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">
+                    <v:group id="_x0000_s1026" o:spid="_x0000_s1026" o:spt="203" style="position:absolute;left:0pt;margin-left:1pt;margin-top:-40.55pt;height:113.6pt;width:248.05pt;z-index:251669504;mso-width-relative:page;mso-height-relative:page;" coordorigin="17976,42945" coordsize="4961,2272" o:gfxdata="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">
                       <o:lock v:ext="edit" aspectratio="f"/>
-                      <v:group id="组合 42" o:spid="_x0000_s1026" o:spt="203" style="position:absolute;left:18998;top:4887;height:797;width:4576;" coordorigin="12268,11374" coordsize="4576,797" o:gfxdata="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">
-                        <o:lock v:ext="edit" aspectratio="f"/>
-                        <v:shape id="图片 48" o:spid="_x0000_s1026" o:spt="75" alt="d6eaf1bc4e33dd49c55ac9b185f6f5b" type="#_x0000_t75" style="position:absolute;left:12268;top:11459;height:712;width:1630;" filled="f" o:preferrelative="t" stroked="f" coordsize="21600,21600" o:gfxdata="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">
-                          <v:fill on="f" focussize="0,0"/>
-                          <v:stroke on="f"/>
-                          <v:imagedata r:id="rId16" cropleft="3562f" croptop="8767f" cropright="4110f" cropbottom="11871f" chromakey="#FFFDFF" o:title=""/>
-                          <o:lock v:ext="edit" aspectratio="t"/>
-                        </v:shape>
-                        <v:shape id="图片 41" o:spid="_x0000_s1026" o:spt="75" alt="微信图片_20220215110121" type="#_x0000_t75" style="position:absolute;left:15610;top:11374;height:715;width:1234;" filled="f" o:preferrelative="t" stroked="f" coordsize="21600,21600" o:gfxdata="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">
-                          <v:fill on="f" focussize="0,0"/>
-                          <v:stroke on="f"/>
-                          <v:imagedata r:id="rId11" grayscale="t" bilevel="t" chromakey="#A09D98" o:title=""/>
-                          <o:lock v:ext="edit" aspectratio="t"/>
-                        </v:shape>
-                      </v:group>
-                      <v:shape id="图片 27" o:spid="_x0000_s1026" o:spt="75" type="#_x0000_t75" style="position:absolute;left:21873;top:4392;height:2273;width:2273;" filled="f" o:preferrelative="t" stroked="f" coordsize="21600,21600" o:gfxdata="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">
+                      <v:shape id="图片 25" o:spid="_x0000_s1026" o:spt="75" type="#_x0000_t75" style="position:absolute;left:20665;top:42945;height:2273;width:2273;" filled="f" o:preferrelative="t" stroked="f" coordsize="21600,21600" o:gfxdata="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">
                         <v:fill on="f" focussize="0,0"/>
                         <v:stroke on="f"/>
                         <v:imagedata r:id="rId13" o:title=""/>
                         <o:lock v:ext="edit" aspectratio="t"/>
                       </v:shape>
+                      <v:group id="组合 27" o:spid="_x0000_s1026" o:spt="203" style="position:absolute;left:17976;top:43614;height:626;width:4551;" coordorigin="17976,43614" coordsize="4551,626" o:gfxdata="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">
+                        <o:lock v:ext="edit" aspectratio="f"/>
+                        <v:shape id="图片 29" o:spid="_x0000_s1026" o:spt="75" alt="IMG_256" type="#_x0000_t75" style="position:absolute;left:17976;top:43615;height:570;width:975;" filled="f" o:preferrelative="t" stroked="f" coordsize="21600,21600" o:gfxdata="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">
+                          <v:fill on="f" focussize="0,0"/>
+                          <v:stroke on="f"/>
+                          <v:imagedata r:id="rId11" chromakey="#FFFFFF" o:title=""/>
+                          <o:lock v:ext="edit" aspectratio="t"/>
+                        </v:shape>
+                        <v:shape id="图片 59" o:spid="_x0000_s1026" o:spt="75" alt="图片1" type="#_x0000_t75" style="position:absolute;left:21059;top:43614;height:627;width:1468;" filled="f" o:preferrelative="t" stroked="f" coordsize="21600,21600" o:gfxdata="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">
+                          <v:fill on="f" focussize="0,0"/>
+                          <v:stroke on="f"/>
+                          <v:imagedata r:id="rId15" cropleft="5154f" croptop="7731f" cropright="3488f" cropbottom="12500f" grayscale="t" bilevel="t" o:title=""/>
+                          <o:lock v:ext="edit" aspectratio="t"/>
+                        </v:shape>
+                      </v:group>
                     </v:group>
                   </w:pict>
                 </mc:Fallback>
@@ -7150,7 +6562,7 @@
           <w:szCs w:val="24"/>
           <w:lang w:eastAsia="zh-CN"/>
         </w:rPr>
-        <w:t>6</w:t>
+        <w:t>5</w:t>
       </w:r>
       <w:r>
         <w:rPr>
@@ -7174,9 +6586,6 @@
     <w:p>
       <w:pPr>
         <w:rPr>
-          <w:rFonts w:ascii="Times New Roman" w:hAnsi="Times New Roman" w:eastAsia="微软雅黑" w:cs="Times New Roman"/>
-          <w:sz w:val="24"/>
-          <w:szCs w:val="24"/>
           <w:lang w:eastAsia="zh-CN"/>
         </w:rPr>
       </w:pPr>
@@ -7184,9 +6593,6 @@
     <w:p>
       <w:pPr>
         <w:rPr>
-          <w:rFonts w:ascii="Times New Roman" w:hAnsi="Times New Roman" w:eastAsia="微软雅黑" w:cs="Times New Roman"/>
-          <w:sz w:val="24"/>
-          <w:szCs w:val="24"/>
           <w:lang w:eastAsia="zh-CN"/>
         </w:rPr>
       </w:pPr>
@@ -7269,200 +6675,6 @@
                 <w:szCs w:val="24"/>
               </w:rPr>
             </w:pPr>
-            <w:r>
-              <w:rPr>
-                <w:sz w:val="22"/>
-              </w:rPr>
-              <mc:AlternateContent>
-                <mc:Choice Requires="wpg">
-                  <w:drawing>
-                    <wp:anchor distT="0" distB="0" distL="114300" distR="114300" simplePos="0" relativeHeight="251667456" behindDoc="0" locked="0" layoutInCell="1" allowOverlap="1">
-                      <wp:simplePos x="0" y="0"/>
-                      <wp:positionH relativeFrom="column">
-                        <wp:posOffset>111760</wp:posOffset>
-                      </wp:positionH>
-                      <wp:positionV relativeFrom="paragraph">
-                        <wp:posOffset>-577215</wp:posOffset>
-                      </wp:positionV>
-                      <wp:extent cx="3059430" cy="1442720"/>
-                      <wp:effectExtent l="0" t="0" r="3810" b="5080"/>
-                      <wp:wrapNone/>
-                      <wp:docPr id="76" name="组合 76"/>
-                      <wp:cNvGraphicFramePr/>
-                      <a:graphic xmlns:a="http://schemas.openxmlformats.org/drawingml/2006/main">
-                        <a:graphicData uri="http://schemas.microsoft.com/office/word/2010/wordprocessingGroup">
-                          <wpg:wgp>
-                            <wpg:cNvGrpSpPr/>
-                            <wpg:grpSpPr>
-                              <a:xfrm>
-                                <a:off x="0" y="0"/>
-                                <a:ext cx="3059430" cy="1442720"/>
-                                <a:chOff x="19399" y="6180"/>
-                                <a:chExt cx="4818" cy="2272"/>
-                              </a:xfrm>
-                            </wpg:grpSpPr>
-                            <wpg:grpSp>
-                              <wpg:cNvPr id="77" name="组合 34"/>
-                              <wpg:cNvGrpSpPr/>
-                              <wpg:grpSpPr>
-                                <a:xfrm rot="0">
-                                  <a:off x="19399" y="6701"/>
-                                  <a:ext cx="4343" cy="988"/>
-                                  <a:chOff x="12609" y="13215"/>
-                                  <a:chExt cx="4343" cy="988"/>
-                                </a:xfrm>
-                              </wpg:grpSpPr>
-                              <pic:pic xmlns:pic="http://schemas.openxmlformats.org/drawingml/2006/picture">
-                                <pic:nvPicPr>
-                                  <pic:cNvPr id="50" name="图片 1" descr="IMG_256"/>
-                                  <pic:cNvPicPr>
-                                    <a:picLocks noChangeAspect="1"/>
-                                  </pic:cNvPicPr>
-                                </pic:nvPicPr>
-                                <pic:blipFill>
-                                  <a:blip r:embed="rId17">
-                                    <a:clrChange>
-                                      <a:clrFrom>
-                                        <a:srgbClr val="AAA9A5">
-                                          <a:alpha val="100000"/>
-                                        </a:srgbClr>
-                                      </a:clrFrom>
-                                      <a:clrTo>
-                                        <a:srgbClr val="AAA9A5">
-                                          <a:alpha val="100000"/>
-                                          <a:alpha val="0"/>
-                                        </a:srgbClr>
-                                      </a:clrTo>
-                                    </a:clrChange>
-                                  </a:blip>
-                                  <a:srcRect l="27431" t="30452" r="31962" b="18126"/>
-                                  <a:stretch>
-                                    <a:fillRect/>
-                                  </a:stretch>
-                                </pic:blipFill>
-                                <pic:spPr>
-                                  <a:xfrm>
-                                    <a:off x="12609" y="13215"/>
-                                    <a:ext cx="781" cy="989"/>
-                                  </a:xfrm>
-                                  <a:prstGeom prst="rect">
-                                    <a:avLst/>
-                                  </a:prstGeom>
-                                  <a:noFill/>
-                                  <a:ln w="9525">
-                                    <a:noFill/>
-                                  </a:ln>
-                                </pic:spPr>
-                              </pic:pic>
-                              <pic:pic xmlns:pic="http://schemas.openxmlformats.org/drawingml/2006/picture">
-                                <pic:nvPicPr>
-                                  <pic:cNvPr id="54" name="图片 31" descr="微信图片_20220215110121"/>
-                                  <pic:cNvPicPr>
-                                    <a:picLocks noChangeAspect="1"/>
-                                  </pic:cNvPicPr>
-                                </pic:nvPicPr>
-                                <pic:blipFill>
-                                  <a:blip r:embed="rId11">
-                                    <a:clrChange>
-                                      <a:clrFrom>
-                                        <a:srgbClr val="A09D98">
-                                          <a:alpha val="100000"/>
-                                        </a:srgbClr>
-                                      </a:clrFrom>
-                                      <a:clrTo>
-                                        <a:srgbClr val="A09D98">
-                                          <a:alpha val="100000"/>
-                                          <a:alpha val="0"/>
-                                        </a:srgbClr>
-                                      </a:clrTo>
-                                    </a:clrChange>
-                                    <a:biLevel thresh="50000"/>
-                                  </a:blip>
-                                  <a:stretch>
-                                    <a:fillRect/>
-                                  </a:stretch>
-                                </pic:blipFill>
-                                <pic:spPr>
-                                  <a:xfrm>
-                                    <a:off x="15718" y="13246"/>
-                                    <a:ext cx="1234" cy="715"/>
-                                  </a:xfrm>
-                                  <a:prstGeom prst="rect">
-                                    <a:avLst/>
-                                  </a:prstGeom>
-                                </pic:spPr>
-                              </pic:pic>
-                            </wpg:grpSp>
-                            <pic:pic xmlns:pic="http://schemas.openxmlformats.org/drawingml/2006/picture">
-                              <pic:nvPicPr>
-                                <pic:cNvPr id="51" name="图片 32"/>
-                                <pic:cNvPicPr>
-                                  <a:picLocks noChangeAspect="1" noChangeArrowheads="1"/>
-                                </pic:cNvPicPr>
-                              </pic:nvPicPr>
-                              <pic:blipFill>
-                                <a:blip r:embed="rId13">
-                                  <a:extLst>
-                                    <a:ext uri="{28A0092B-C50C-407E-A947-70E740481C1C}">
-                                      <a14:useLocalDpi xmlns:a14="http://schemas.microsoft.com/office/drawing/2010/main" val="0"/>
-                                    </a:ext>
-                                  </a:extLst>
-                                </a:blip>
-                                <a:srcRect/>
-                                <a:stretch>
-                                  <a:fillRect/>
-                                </a:stretch>
-                              </pic:blipFill>
-                              <pic:spPr>
-                                <a:xfrm>
-                                  <a:off x="21945" y="6180"/>
-                                  <a:ext cx="2273" cy="2273"/>
-                                </a:xfrm>
-                                <a:prstGeom prst="rect">
-                                  <a:avLst/>
-                                </a:prstGeom>
-                                <a:noFill/>
-                                <a:ln>
-                                  <a:noFill/>
-                                </a:ln>
-                              </pic:spPr>
-                            </pic:pic>
-                          </wpg:wgp>
-                        </a:graphicData>
-                      </a:graphic>
-                    </wp:anchor>
-                  </w:drawing>
-                </mc:Choice>
-                <mc:Fallback>
-                  <w:pict>
-                    <v:group id="_x0000_s1026" o:spid="_x0000_s1026" o:spt="203" style="position:absolute;left:0pt;margin-left:8.8pt;margin-top:-45.45pt;height:113.6pt;width:240.9pt;z-index:251667456;mso-width-relative:page;mso-height-relative:page;" coordorigin="19399,6180" coordsize="4818,2272" o:gfxdata="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">
-                      <o:lock v:ext="edit" aspectratio="f"/>
-                      <v:group id="组合 34" o:spid="_x0000_s1026" o:spt="203" style="position:absolute;left:19399;top:6701;height:988;width:4343;" coordorigin="12609,13215" coordsize="4343,988" o:gfxdata="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">
-                        <o:lock v:ext="edit" aspectratio="f"/>
-                        <v:shape id="图片 1" o:spid="_x0000_s1026" o:spt="75" alt="IMG_256" type="#_x0000_t75" style="position:absolute;left:12609;top:13215;height:989;width:781;" filled="f" o:preferrelative="t" stroked="f" coordsize="21600,21600" o:gfxdata="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">
-                          <v:fill on="f" focussize="0,0"/>
-                          <v:stroke on="f"/>
-                          <v:imagedata r:id="rId17" cropleft="17977f" croptop="19957f" cropright="20947f" cropbottom="11879f" chromakey="#AAA9A5" o:title=""/>
-                          <o:lock v:ext="edit" aspectratio="t"/>
-                        </v:shape>
-                        <v:shape id="图片 31" o:spid="_x0000_s1026" o:spt="75" alt="微信图片_20220215110121" type="#_x0000_t75" style="position:absolute;left:15718;top:13246;height:715;width:1234;" filled="f" o:preferrelative="t" stroked="f" coordsize="21600,21600" o:gfxdata="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">
-                          <v:fill on="f" focussize="0,0"/>
-                          <v:stroke on="f"/>
-                          <v:imagedata r:id="rId11" grayscale="t" bilevel="t" chromakey="#A09D98" o:title=""/>
-                          <o:lock v:ext="edit" aspectratio="t"/>
-                        </v:shape>
-                      </v:group>
-                      <v:shape id="图片 32" o:spid="_x0000_s1026" o:spt="75" type="#_x0000_t75" style="position:absolute;left:21945;top:6180;height:2273;width:2273;" filled="f" o:preferrelative="t" stroked="f" coordsize="21600,21600" o:gfxdata="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">
-                        <v:fill on="f" focussize="0,0"/>
-                        <v:stroke on="f"/>
-                        <v:imagedata r:id="rId13" o:title=""/>
-                        <o:lock v:ext="edit" aspectratio="t"/>
-                      </v:shape>
-                    </v:group>
-                  </w:pict>
-                </mc:Fallback>
-              </mc:AlternateContent>
-            </w:r>
           </w:p>
         </w:tc>
         <w:tc>
@@ -7694,6 +6906,387 @@
     <w:p>
       <w:pPr>
         <w:rPr>
+          <w:rFonts w:ascii="Times New Roman" w:hAnsi="Times New Roman" w:eastAsia="微软雅黑" w:cs="Times New Roman"/>
+          <w:sz w:val="24"/>
+          <w:szCs w:val="24"/>
+          <w:lang w:eastAsia="zh-CN"/>
+        </w:rPr>
+      </w:pPr>
+      <w:r>
+        <w:rPr>
+          <w:rFonts w:hint="eastAsia" w:ascii="Times New Roman" w:hAnsi="Times New Roman" w:eastAsia="微软雅黑" w:cs="Times New Roman"/>
+          <w:sz w:val="24"/>
+          <w:szCs w:val="24"/>
+          <w:lang w:eastAsia="zh-CN"/>
+        </w:rPr>
+        <w:t xml:space="preserve">{% endif %}{% if testedby == </w:t>
+      </w:r>
+      <w:r>
+        <w:rPr>
+          <w:rFonts w:ascii="Times New Roman" w:hAnsi="Times New Roman" w:eastAsia="微软雅黑" w:cs="Times New Roman"/>
+          <w:sz w:val="24"/>
+          <w:szCs w:val="24"/>
+          <w:lang w:eastAsia="zh-CN"/>
+        </w:rPr>
+        <w:t>“</w:t>
+      </w:r>
+      <w:r>
+        <w:rPr>
+          <w:rFonts w:hint="eastAsia" w:ascii="Times New Roman" w:hAnsi="Times New Roman" w:eastAsia="微软雅黑" w:cs="Times New Roman"/>
+          <w:sz w:val="24"/>
+          <w:szCs w:val="24"/>
+          <w:lang w:eastAsia="zh-CN"/>
+        </w:rPr>
+        <w:t>6</w:t>
+      </w:r>
+      <w:r>
+        <w:rPr>
+          <w:rFonts w:ascii="Times New Roman" w:hAnsi="Times New Roman" w:eastAsia="微软雅黑" w:cs="Times New Roman"/>
+          <w:sz w:val="24"/>
+          <w:szCs w:val="24"/>
+          <w:lang w:eastAsia="zh-CN"/>
+        </w:rPr>
+        <w:t>”</w:t>
+      </w:r>
+      <w:r>
+        <w:rPr>
+          <w:rFonts w:hint="eastAsia" w:ascii="Times New Roman" w:hAnsi="Times New Roman" w:eastAsia="微软雅黑" w:cs="Times New Roman"/>
+          <w:sz w:val="24"/>
+          <w:szCs w:val="24"/>
+          <w:lang w:eastAsia="zh-CN"/>
+        </w:rPr>
+        <w:t xml:space="preserve"> %}</w:t>
+      </w:r>
+    </w:p>
+    <w:p>
+      <w:pPr>
+        <w:rPr>
+          <w:rFonts w:ascii="Times New Roman" w:hAnsi="Times New Roman" w:eastAsia="微软雅黑" w:cs="Times New Roman"/>
+          <w:sz w:val="24"/>
+          <w:szCs w:val="24"/>
+          <w:lang w:eastAsia="zh-CN"/>
+        </w:rPr>
+      </w:pPr>
+    </w:p>
+    <w:p>
+      <w:pPr>
+        <w:rPr>
+          <w:rFonts w:ascii="Times New Roman" w:hAnsi="Times New Roman" w:eastAsia="微软雅黑" w:cs="Times New Roman"/>
+          <w:sz w:val="24"/>
+          <w:szCs w:val="24"/>
+          <w:lang w:eastAsia="zh-CN"/>
+        </w:rPr>
+      </w:pPr>
+    </w:p>
+    <w:tbl>
+      <w:tblPr>
+        <w:tblStyle w:val="36"/>
+        <w:tblW w:w="6772" w:type="dxa"/>
+        <w:jc w:val="right"/>
+        <w:tblLayout w:type="fixed"/>
+        <w:tblCellMar>
+          <w:top w:w="0" w:type="dxa"/>
+          <w:left w:w="0" w:type="dxa"/>
+          <w:bottom w:w="0" w:type="dxa"/>
+          <w:right w:w="0" w:type="dxa"/>
+        </w:tblCellMar>
+      </w:tblPr>
+      <w:tblGrid>
+        <w:gridCol w:w="1272"/>
+        <w:gridCol w:w="2040"/>
+        <w:gridCol w:w="1166"/>
+        <w:gridCol w:w="2294"/>
+      </w:tblGrid>
+      <w:tr>
+        <w:tblPrEx>
+          <w:tblCellMar>
+            <w:top w:w="0" w:type="dxa"/>
+            <w:left w:w="0" w:type="dxa"/>
+            <w:bottom w:w="0" w:type="dxa"/>
+            <w:right w:w="0" w:type="dxa"/>
+          </w:tblCellMar>
+        </w:tblPrEx>
+        <w:trPr>
+          <w:trHeight w:val="441" w:hRule="exact"/>
+          <w:jc w:val="right"/>
+        </w:trPr>
+        <w:tc>
+          <w:tcPr>
+            <w:tcW w:w="1272" w:type="dxa"/>
+            <w:vAlign w:val="center"/>
+          </w:tcPr>
+          <w:p>
+            <w:pPr>
+              <w:pStyle w:val="20"/>
+              <w:spacing w:before="13"/>
+              <w:ind w:left="13" w:right="95"/>
+              <w:jc w:val="both"/>
+              <w:rPr>
+                <w:rFonts w:ascii="Times New Roman" w:hAnsi="Times New Roman" w:cs="Times New Roman"/>
+                <w:b/>
+                <w:sz w:val="24"/>
+                <w:szCs w:val="24"/>
+              </w:rPr>
+            </w:pPr>
+            <w:r>
+              <w:rPr>
+                <w:rFonts w:ascii="Times New Roman" w:hAnsi="Times New Roman" w:cs="Times New Roman"/>
+                <w:b/>
+                <w:sz w:val="24"/>
+                <w:szCs w:val="24"/>
+              </w:rPr>
+              <w:t>检测人：</w:t>
+            </w:r>
+          </w:p>
+        </w:tc>
+        <w:tc>
+          <w:tcPr>
+            <w:tcW w:w="2040" w:type="dxa"/>
+            <w:vAlign w:val="center"/>
+          </w:tcPr>
+          <w:p>
+            <w:pPr>
+              <w:pStyle w:val="20"/>
+              <w:spacing w:before="13"/>
+              <w:jc w:val="both"/>
+              <w:rPr>
+                <w:rFonts w:ascii="Times New Roman" w:hAnsi="Times New Roman" w:cs="Times New Roman"/>
+                <w:b/>
+                <w:sz w:val="24"/>
+                <w:szCs w:val="24"/>
+              </w:rPr>
+            </w:pPr>
+          </w:p>
+        </w:tc>
+        <w:tc>
+          <w:tcPr>
+            <w:tcW w:w="1166" w:type="dxa"/>
+            <w:vAlign w:val="center"/>
+          </w:tcPr>
+          <w:p>
+            <w:pPr>
+              <w:pStyle w:val="20"/>
+              <w:spacing w:before="13"/>
+              <w:jc w:val="both"/>
+              <w:rPr>
+                <w:rFonts w:ascii="Times New Roman" w:hAnsi="Times New Roman" w:cs="Times New Roman"/>
+                <w:b/>
+                <w:sz w:val="24"/>
+                <w:szCs w:val="24"/>
+              </w:rPr>
+            </w:pPr>
+            <w:r>
+              <w:rPr>
+                <w:rFonts w:ascii="Times New Roman" w:hAnsi="Times New Roman" w:cs="Times New Roman"/>
+                <w:b/>
+                <w:sz w:val="24"/>
+                <w:szCs w:val="24"/>
+              </w:rPr>
+              <w:t>复核人</w:t>
+            </w:r>
+            <w:r>
+              <w:rPr>
+                <w:rFonts w:ascii="Times New Roman" w:hAnsi="Times New Roman" w:cs="Times New Roman"/>
+                <w:b/>
+                <w:sz w:val="24"/>
+                <w:szCs w:val="24"/>
+                <w:lang w:eastAsia="zh-CN"/>
+              </w:rPr>
+              <w:t>：</w:t>
+            </w:r>
+          </w:p>
+        </w:tc>
+        <w:tc>
+          <w:tcPr>
+            <w:tcW w:w="2294" w:type="dxa"/>
+            <w:vAlign w:val="center"/>
+          </w:tcPr>
+          <w:p>
+            <w:pPr>
+              <w:pStyle w:val="20"/>
+              <w:spacing w:before="13"/>
+              <w:ind w:right="15"/>
+              <w:jc w:val="both"/>
+              <w:rPr>
+                <w:rFonts w:ascii="Times New Roman" w:hAnsi="Times New Roman" w:cs="Times New Roman"/>
+                <w:b/>
+                <w:sz w:val="24"/>
+                <w:szCs w:val="24"/>
+              </w:rPr>
+            </w:pPr>
+          </w:p>
+        </w:tc>
+      </w:tr>
+      <w:tr>
+        <w:tblPrEx>
+          <w:tblCellMar>
+            <w:top w:w="0" w:type="dxa"/>
+            <w:left w:w="0" w:type="dxa"/>
+            <w:bottom w:w="0" w:type="dxa"/>
+            <w:right w:w="0" w:type="dxa"/>
+          </w:tblCellMar>
+        </w:tblPrEx>
+        <w:trPr>
+          <w:trHeight w:val="457" w:hRule="exact"/>
+          <w:jc w:val="right"/>
+        </w:trPr>
+        <w:tc>
+          <w:tcPr>
+            <w:tcW w:w="1272" w:type="dxa"/>
+            <w:vAlign w:val="center"/>
+          </w:tcPr>
+          <w:p>
+            <w:pPr>
+              <w:pStyle w:val="20"/>
+              <w:spacing w:line="341" w:lineRule="exact"/>
+              <w:ind w:left="13" w:right="165"/>
+              <w:jc w:val="both"/>
+              <w:rPr>
+                <w:rFonts w:ascii="Times New Roman" w:hAnsi="Times New Roman" w:cs="Times New Roman"/>
+                <w:b/>
+                <w:sz w:val="24"/>
+                <w:szCs w:val="24"/>
+              </w:rPr>
+            </w:pPr>
+            <w:r>
+              <w:rPr>
+                <w:rFonts w:ascii="Times New Roman" w:hAnsi="Times New Roman" w:cs="Times New Roman"/>
+                <w:b/>
+                <w:sz w:val="24"/>
+                <w:szCs w:val="24"/>
+              </w:rPr>
+              <w:t>日</w:t>
+            </w:r>
+            <w:r>
+              <w:rPr>
+                <w:rFonts w:ascii="Times New Roman" w:hAnsi="Times New Roman" w:cs="Times New Roman"/>
+                <w:b/>
+                <w:sz w:val="24"/>
+                <w:szCs w:val="24"/>
+                <w:lang w:eastAsia="zh-CN"/>
+              </w:rPr>
+              <w:t xml:space="preserve">  </w:t>
+            </w:r>
+            <w:r>
+              <w:rPr>
+                <w:rFonts w:ascii="Times New Roman" w:hAnsi="Times New Roman" w:cs="Times New Roman"/>
+                <w:b/>
+                <w:sz w:val="24"/>
+                <w:szCs w:val="24"/>
+              </w:rPr>
+              <w:t>期：</w:t>
+            </w:r>
+          </w:p>
+        </w:tc>
+        <w:tc>
+          <w:tcPr>
+            <w:tcW w:w="2040" w:type="dxa"/>
+            <w:vAlign w:val="center"/>
+          </w:tcPr>
+          <w:p>
+            <w:pPr>
+              <w:pStyle w:val="20"/>
+              <w:spacing w:line="363" w:lineRule="exact"/>
+              <w:jc w:val="both"/>
+              <w:rPr>
+                <w:rFonts w:ascii="Times New Roman" w:hAnsi="Times New Roman" w:cs="Times New Roman"/>
+                <w:sz w:val="24"/>
+                <w:szCs w:val="24"/>
+              </w:rPr>
+            </w:pPr>
+            <w:r>
+              <w:rPr>
+                <w:rFonts w:ascii="Times New Roman" w:hAnsi="Times New Roman" w:cs="Times New Roman"/>
+                <w:kern w:val="2"/>
+                <w:sz w:val="24"/>
+                <w:szCs w:val="24"/>
+                <w:lang w:eastAsia="zh-CN"/>
+              </w:rPr>
+              <w:t>{{ reportdate }}</w:t>
+            </w:r>
+          </w:p>
+        </w:tc>
+        <w:tc>
+          <w:tcPr>
+            <w:tcW w:w="1166" w:type="dxa"/>
+            <w:vAlign w:val="center"/>
+          </w:tcPr>
+          <w:p>
+            <w:pPr>
+              <w:pStyle w:val="20"/>
+              <w:spacing w:line="341" w:lineRule="exact"/>
+              <w:jc w:val="both"/>
+              <w:rPr>
+                <w:rFonts w:ascii="Times New Roman" w:hAnsi="Times New Roman" w:cs="Times New Roman"/>
+                <w:b/>
+                <w:sz w:val="24"/>
+                <w:szCs w:val="24"/>
+              </w:rPr>
+            </w:pPr>
+            <w:r>
+              <w:rPr>
+                <w:rFonts w:ascii="Times New Roman" w:hAnsi="Times New Roman" w:cs="Times New Roman"/>
+                <w:b/>
+                <w:sz w:val="24"/>
+                <w:szCs w:val="24"/>
+              </w:rPr>
+              <w:t>日</w:t>
+            </w:r>
+            <w:r>
+              <w:rPr>
+                <w:rFonts w:ascii="Times New Roman" w:hAnsi="Times New Roman" w:cs="Times New Roman"/>
+                <w:b/>
+                <w:sz w:val="24"/>
+                <w:szCs w:val="24"/>
+                <w:lang w:eastAsia="zh-CN"/>
+              </w:rPr>
+              <w:t xml:space="preserve">  </w:t>
+            </w:r>
+            <w:r>
+              <w:rPr>
+                <w:rFonts w:ascii="Times New Roman" w:hAnsi="Times New Roman" w:cs="Times New Roman"/>
+                <w:b/>
+                <w:sz w:val="24"/>
+                <w:szCs w:val="24"/>
+              </w:rPr>
+              <w:t>期：</w:t>
+            </w:r>
+          </w:p>
+        </w:tc>
+        <w:tc>
+          <w:tcPr>
+            <w:tcW w:w="2294" w:type="dxa"/>
+            <w:vAlign w:val="center"/>
+          </w:tcPr>
+          <w:p>
+            <w:pPr>
+              <w:pStyle w:val="20"/>
+              <w:spacing w:line="363" w:lineRule="exact"/>
+              <w:ind w:right="15"/>
+              <w:jc w:val="both"/>
+              <w:rPr>
+                <w:rFonts w:ascii="Times New Roman" w:hAnsi="Times New Roman" w:cs="Times New Roman"/>
+                <w:sz w:val="24"/>
+                <w:szCs w:val="24"/>
+              </w:rPr>
+            </w:pPr>
+            <w:r>
+              <w:rPr>
+                <w:rFonts w:ascii="Times New Roman" w:hAnsi="Times New Roman" w:cs="Times New Roman"/>
+                <w:kern w:val="2"/>
+                <w:sz w:val="24"/>
+                <w:szCs w:val="24"/>
+                <w:lang w:eastAsia="zh-CN"/>
+              </w:rPr>
+              <w:t>{{ reportdate }}</w:t>
+            </w:r>
+          </w:p>
+        </w:tc>
+      </w:tr>
+    </w:tbl>
+    <w:p>
+      <w:pPr>
+        <w:rPr>
           <w:rFonts w:ascii="Times New Roman" w:hAnsi="Times New Roman" w:eastAsia="微软雅黑" w:cs="黑体"/>
           <w:b/>
           <w:bCs/>
@@ -7743,8 +7336,8 @@
         </w:rPr>
       </w:pPr>
       <w:bookmarkStart w:id="43" w:name="_Toc23941"/>
-      <w:bookmarkStart w:id="44" w:name="_Toc7030"/>
-      <w:bookmarkStart w:id="45" w:name="_Toc29698"/>
+      <w:bookmarkStart w:id="44" w:name="_Toc29698"/>
+      <w:bookmarkStart w:id="45" w:name="_Toc7030"/>
       <w:bookmarkStart w:id="46" w:name="_Toc31071"/>
       <w:r>
         <w:rPr>
@@ -7797,12 +7390,6 @@
             <w:insideH w:val="single" w:color="A4A4A4" w:sz="4" w:space="0"/>
             <w:insideV w:val="single" w:color="A4A4A4" w:sz="4" w:space="0"/>
           </w:tblBorders>
-          <w:tblCellMar>
-            <w:top w:w="0" w:type="dxa"/>
-            <w:left w:w="108" w:type="dxa"/>
-            <w:bottom w:w="0" w:type="dxa"/>
-            <w:right w:w="108" w:type="dxa"/>
-          </w:tblCellMar>
         </w:tblPrEx>
         <w:trPr>
           <w:cantSplit/>
@@ -11714,8 +11301,8 @@
           <w:lang w:eastAsia="zh-CN"/>
         </w:rPr>
       </w:pPr>
-      <w:bookmarkStart w:id="48" w:name="_Toc81326589"/>
-      <w:bookmarkStart w:id="49" w:name="_Toc81251351"/>
+      <w:bookmarkStart w:id="48" w:name="_Toc81251351"/>
+      <w:bookmarkStart w:id="49" w:name="_Toc81326589"/>
       <w:r>
         <w:rPr>
           <w:rFonts w:hint="eastAsia" w:ascii="Times New Roman" w:hAnsi="Times New Roman" w:eastAsia="微软雅黑" w:cs="Times New Roman"/>
@@ -11779,11 +11366,11 @@
           <w:lang w:val="en-US" w:eastAsia="zh-CN"/>
         </w:rPr>
       </w:pPr>
-      <w:bookmarkStart w:id="50" w:name="_Toc10223"/>
-      <w:bookmarkStart w:id="51" w:name="_Toc2290"/>
-      <w:bookmarkStart w:id="52" w:name="_Toc25849"/>
-      <w:bookmarkStart w:id="53" w:name="_Toc20034"/>
-      <w:bookmarkStart w:id="54" w:name="_Toc6972"/>
+      <w:bookmarkStart w:id="50" w:name="_Toc25849"/>
+      <w:bookmarkStart w:id="51" w:name="_Toc20034"/>
+      <w:bookmarkStart w:id="52" w:name="_Toc6972"/>
+      <w:bookmarkStart w:id="53" w:name="_Toc2290"/>
+      <w:bookmarkStart w:id="54" w:name="_Toc10223"/>
       <w:bookmarkStart w:id="55" w:name="_Toc106719764"/>
       <w:r>
         <w:rPr>
@@ -15103,12 +14690,12 @@
           <w:lang w:val="en-US" w:eastAsia="zh-CN" w:bidi="ar"/>
         </w:rPr>
       </w:pPr>
-      <w:bookmarkStart w:id="57" w:name="_Toc21629"/>
-      <w:bookmarkStart w:id="58" w:name="_Toc15964"/>
-      <w:bookmarkStart w:id="59" w:name="_Toc6632"/>
-      <w:bookmarkStart w:id="60" w:name="_Toc22229"/>
-      <w:bookmarkStart w:id="61" w:name="_Toc663"/>
-      <w:bookmarkStart w:id="62" w:name="_Toc27020"/>
+      <w:bookmarkStart w:id="57" w:name="_Toc22229"/>
+      <w:bookmarkStart w:id="58" w:name="_Toc663"/>
+      <w:bookmarkStart w:id="59" w:name="_Toc27020"/>
+      <w:bookmarkStart w:id="60" w:name="_Toc15964"/>
+      <w:bookmarkStart w:id="61" w:name="_Toc21629"/>
+      <w:bookmarkStart w:id="62" w:name="_Toc6632"/>
       <w:r>
         <w:rPr>
           <w:rFonts w:hint="eastAsia" w:ascii="微软雅黑" w:hAnsi="微软雅黑" w:eastAsia="微软雅黑" w:cs="微软雅黑"/>
@@ -15398,12 +14985,12 @@
           <w:lang w:val="en-US" w:eastAsia="zh-CN" w:bidi="ar"/>
         </w:rPr>
       </w:pPr>
-      <w:bookmarkStart w:id="63" w:name="_Toc6779"/>
-      <w:bookmarkStart w:id="64" w:name="_Toc17032"/>
+      <w:bookmarkStart w:id="63" w:name="_Toc8902"/>
+      <w:bookmarkStart w:id="64" w:name="_Toc6779"/>
       <w:bookmarkStart w:id="65" w:name="_Toc30210"/>
       <w:bookmarkStart w:id="66" w:name="_Toc8282"/>
-      <w:bookmarkStart w:id="67" w:name="_Toc30450"/>
-      <w:bookmarkStart w:id="68" w:name="_Toc8902"/>
+      <w:bookmarkStart w:id="67" w:name="_Toc17032"/>
+      <w:bookmarkStart w:id="68" w:name="_Toc30450"/>
       <w:r>
         <w:rPr>
           <w:rFonts w:hint="eastAsia" w:ascii="微软雅黑" w:hAnsi="微软雅黑" w:eastAsia="微软雅黑" w:cs="微软雅黑"/>
@@ -17019,9 +16606,9 @@
       <w:bookmarkStart w:id="71" w:name="_Toc19396"/>
       <w:bookmarkStart w:id="72" w:name="_Toc32156"/>
       <w:bookmarkStart w:id="73" w:name="_Toc7994"/>
-      <w:bookmarkStart w:id="74" w:name="_Toc14341"/>
+      <w:bookmarkStart w:id="74" w:name="_Toc7932"/>
       <w:bookmarkStart w:id="75" w:name="_Toc24511"/>
-      <w:bookmarkStart w:id="76" w:name="_Toc7932"/>
+      <w:bookmarkStart w:id="76" w:name="_Toc14341"/>
       <w:r>
         <w:rPr>
           <w:rFonts w:hint="eastAsia" w:ascii="微软雅黑" w:hAnsi="微软雅黑" w:eastAsia="微软雅黑" w:cs="微软雅黑"/>
@@ -17520,10 +17107,10 @@
           <w:lang w:val="en-US" w:eastAsia="zh-CN" w:bidi="ar"/>
         </w:rPr>
       </w:pPr>
-      <w:bookmarkStart w:id="77" w:name="_Toc32153"/>
-      <w:bookmarkStart w:id="78" w:name="_Toc15763"/>
-      <w:bookmarkStart w:id="79" w:name="_Toc13439"/>
-      <w:bookmarkStart w:id="80" w:name="_Toc4414"/>
+      <w:bookmarkStart w:id="77" w:name="_Toc4414"/>
+      <w:bookmarkStart w:id="78" w:name="_Toc32153"/>
+      <w:bookmarkStart w:id="79" w:name="_Toc15763"/>
+      <w:bookmarkStart w:id="80" w:name="_Toc13439"/>
       <w:bookmarkStart w:id="81" w:name="_Toc18423"/>
       <w:bookmarkStart w:id="82" w:name="_Toc19443"/>
       <w:r>
@@ -18913,8 +18500,8 @@
         </w:rPr>
       </w:pPr>
       <w:bookmarkStart w:id="83" w:name="_Toc81251349"/>
-      <w:bookmarkStart w:id="84" w:name="_Toc81326587"/>
-      <w:bookmarkStart w:id="85" w:name="_Toc26420"/>
+      <w:bookmarkStart w:id="84" w:name="_Toc26420"/>
+      <w:bookmarkStart w:id="85" w:name="_Toc81326587"/>
       <w:r>
         <w:rPr>
           <w:rFonts w:hint="eastAsia" w:ascii="Times New Roman" w:hAnsi="Times New Roman"/>
@@ -19546,8 +19133,6 @@
         </w:rPr>
         <w:br w:type="page"/>
       </w:r>
-      <w:bookmarkStart w:id="102" w:name="_GoBack"/>
-      <w:bookmarkEnd w:id="102"/>
     </w:p>
     <w:bookmarkEnd w:id="21"/>
     <w:bookmarkEnd w:id="22"/>
@@ -19574,15 +19159,15 @@
       </w:pPr>
       <w:bookmarkStart w:id="86" w:name="_Toc24017"/>
       <w:bookmarkStart w:id="87" w:name="_Toc22623"/>
-      <w:bookmarkStart w:id="88" w:name="_Toc14611_WPSOffice_Level1"/>
-      <w:bookmarkStart w:id="89" w:name="_Toc9662"/>
-      <w:bookmarkStart w:id="90" w:name="_Toc107825571"/>
-      <w:bookmarkStart w:id="91" w:name="_Toc16927"/>
-      <w:bookmarkStart w:id="92" w:name="_Toc22162_WPSOffice_Level1"/>
-      <w:bookmarkStart w:id="93" w:name="_Toc13275"/>
-      <w:bookmarkStart w:id="94" w:name="_Toc21361"/>
-      <w:bookmarkStart w:id="95" w:name="_Toc17792_WPSOffice_Level2"/>
-      <w:bookmarkStart w:id="96" w:name="_Toc19584_WPSOffice_Level1"/>
+      <w:bookmarkStart w:id="88" w:name="_Toc17792_WPSOffice_Level2"/>
+      <w:bookmarkStart w:id="89" w:name="_Toc16927"/>
+      <w:bookmarkStart w:id="90" w:name="_Toc21361"/>
+      <w:bookmarkStart w:id="91" w:name="_Toc14611_WPSOffice_Level1"/>
+      <w:bookmarkStart w:id="92" w:name="_Toc13275"/>
+      <w:bookmarkStart w:id="93" w:name="_Toc19584_WPSOffice_Level1"/>
+      <w:bookmarkStart w:id="94" w:name="_Toc107825571"/>
+      <w:bookmarkStart w:id="95" w:name="_Toc22162_WPSOffice_Level1"/>
+      <w:bookmarkStart w:id="96" w:name="_Toc9662"/>
       <w:r>
         <w:rPr>
           <w:rFonts w:hint="eastAsia" w:ascii="Times New Roman" w:hAnsi="Times New Roman"/>
@@ -19621,9 +19206,9 @@
           <w:lang w:eastAsia="zh-CN"/>
         </w:rPr>
       </w:pPr>
-      <w:bookmarkStart w:id="97" w:name="_Toc8814"/>
+      <w:bookmarkStart w:id="97" w:name="_Toc18033"/>
       <w:bookmarkStart w:id="98" w:name="_Toc27691"/>
-      <w:bookmarkStart w:id="99" w:name="_Toc18033"/>
+      <w:bookmarkStart w:id="99" w:name="_Toc8814"/>
       <w:bookmarkStart w:id="100" w:name="_Toc11768"/>
       <w:bookmarkStart w:id="101" w:name="_Toc4053"/>
       <w:r>
@@ -19880,7 +19465,25 @@
           <w:bCs w:val="0"/>
           <w:lang w:eastAsia="zh-CN"/>
         </w:rPr>
-        <w:t>广州市黄浦区开源大道11号C6栋702室</w:t>
+        <w:t>广州市黄</w:t>
+      </w:r>
+      <w:r>
+        <w:rPr>
+          <w:rFonts w:hint="eastAsia" w:ascii="Times New Roman" w:hAnsi="Times New Roman" w:eastAsia="微软雅黑" w:cs="Times New Roman"/>
+          <w:lang w:eastAsia="zh-CN"/>
+        </w:rPr>
+        <w:t>埔</w:t>
+      </w:r>
+      <w:bookmarkStart w:id="102" w:name="_GoBack"/>
+      <w:bookmarkEnd w:id="102"/>
+      <w:r>
+        <w:rPr>
+          <w:rFonts w:hint="eastAsia" w:ascii="Times New Roman" w:hAnsi="Times New Roman" w:eastAsia="微软雅黑" w:cs="Times New Roman"/>
+          <w:b w:val="0"/>
+          <w:bCs w:val="0"/>
+          <w:lang w:eastAsia="zh-CN"/>
+        </w:rPr>
+        <w:t>区开源大道11号C6栋702室</w:t>
       </w:r>
     </w:p>
     <w:p>
@@ -20206,7 +19809,7 @@
           <w:szCs w:val="24"/>
         </w:rPr>
         <w:drawing>
-          <wp:anchor distT="0" distB="0" distL="114935" distR="114935" simplePos="0" relativeHeight="251670528" behindDoc="0" locked="0" layoutInCell="1" allowOverlap="1">
+          <wp:anchor distT="0" distB="0" distL="114935" distR="114935" simplePos="0" relativeHeight="251664384" behindDoc="0" locked="0" layoutInCell="1" allowOverlap="1">
             <wp:simplePos x="0" y="0"/>
             <wp:positionH relativeFrom="column">
               <wp:posOffset>723900</wp:posOffset>
@@ -20231,7 +19834,7 @@
                     </pic:cNvPicPr>
                   </pic:nvPicPr>
                   <pic:blipFill>
-                    <a:blip r:embed="rId18"/>
+                    <a:blip r:embed="rId16"/>
                     <a:stretch>
                       <a:fillRect/>
                     </a:stretch>
@@ -20262,7 +19865,7 @@
           <w:szCs w:val="24"/>
         </w:rPr>
         <w:drawing>
-          <wp:anchor distT="0" distB="0" distL="114935" distR="114935" simplePos="0" relativeHeight="251669504" behindDoc="0" locked="0" layoutInCell="1" allowOverlap="1">
+          <wp:anchor distT="0" distB="0" distL="114935" distR="114935" simplePos="0" relativeHeight="251663360" behindDoc="0" locked="0" layoutInCell="1" allowOverlap="1">
             <wp:simplePos x="0" y="0"/>
             <wp:positionH relativeFrom="column">
               <wp:posOffset>30480</wp:posOffset>
@@ -20287,7 +19890,7 @@
                     </pic:cNvPicPr>
                   </pic:nvPicPr>
                   <pic:blipFill>
-                    <a:blip r:embed="rId19"/>
+                    <a:blip r:embed="rId17"/>
                     <a:stretch>
                       <a:fillRect/>
                     </a:stretch>
@@ -20458,7 +20061,7 @@
           <w:lang w:eastAsia="zh-CN"/>
         </w:rPr>
         <w:drawing>
-          <wp:anchor distT="0" distB="0" distL="0" distR="0" simplePos="0" relativeHeight="251668480" behindDoc="1" locked="0" layoutInCell="1" allowOverlap="1">
+          <wp:anchor distT="0" distB="0" distL="0" distR="0" simplePos="0" relativeHeight="251662336" behindDoc="1" locked="0" layoutInCell="1" allowOverlap="1">
             <wp:simplePos x="0" y="0"/>
             <wp:positionH relativeFrom="column">
               <wp:posOffset>4900295</wp:posOffset>
@@ -20483,7 +20086,7 @@
                     </pic:cNvPicPr>
                   </pic:nvPicPr>
                   <pic:blipFill>
-                    <a:blip r:embed="rId20"/>
+                    <a:blip r:embed="rId18"/>
                     <a:srcRect/>
                     <a:stretch>
                       <a:fillRect/>
@@ -23234,20 +22837,10 @@
 </s:customData>
 </file>
 
-<file path=customXml/item2.xml><?xml version="1.0" encoding="utf-8"?>
-<b:Sources xmlns:b="http://schemas.openxmlformats.org/officeDocument/2006/bibliography" xmlns="http://schemas.openxmlformats.org/officeDocument/2006/bibliography" SelectedStyle="\APA.XSL" StyleName="APA"/>
-</file>
-
 <file path=customXml/itemProps1.xml><?xml version="1.0" encoding="utf-8"?>
 <ds:datastoreItem xmlns:ds="http://schemas.openxmlformats.org/officeDocument/2006/customXml" ds:itemID="{B1977F7D-205B-4081-913C-38D41E755F92}">
   <ds:schemaRefs>
     <ds:schemaRef ds:uri="http://www.wps.cn/officeDocument/2013/wpsCustomData"/>
   </ds:schemaRefs>
 </ds:datastoreItem>
-</file>
-
-<file path=customXml/itemProps2.xml><?xml version="1.0" encoding="utf-8"?>
-<ds:datastoreItem xmlns:ds="http://schemas.openxmlformats.org/officeDocument/2006/customXml" ds:itemID="{AF0FCD33-2FD2-40CF-9CDF-F2193CE32997}">
-  <ds:schemaRefs/>
-</ds:datastoreItem>
 </file>
--- a/WebContent/docx/乳腺癌21基因检测报告.docx
+++ b/WebContent/docx/乳腺癌21基因检测报告.docx
@@ -357,7 +357,7 @@
       </w:r>
       <w:r>
         <w:drawing>
-          <wp:anchor distT="0" distB="0" distL="0" distR="0" simplePos="0" relativeHeight="251665408" behindDoc="0" locked="0" layoutInCell="1" allowOverlap="1">
+          <wp:anchor distT="0" distB="0" distL="0" distR="0" simplePos="0" relativeHeight="251671552" behindDoc="0" locked="0" layoutInCell="1" allowOverlap="1">
             <wp:simplePos x="0" y="0"/>
             <wp:positionH relativeFrom="column">
               <wp:posOffset>2246630</wp:posOffset>
@@ -2384,16 +2384,16 @@
           </w14:shadow>
         </w:rPr>
       </w:pPr>
-      <w:bookmarkStart w:id="2" w:name="_Toc21009_WPSOffice_Level1"/>
-      <w:bookmarkStart w:id="3" w:name="_Toc30143_WPSOffice_Level1"/>
-      <w:bookmarkStart w:id="4" w:name="_Toc14459"/>
-      <w:bookmarkStart w:id="5" w:name="_Toc14123"/>
+      <w:bookmarkStart w:id="2" w:name="_Toc4217"/>
+      <w:bookmarkStart w:id="3" w:name="_Toc24178_WPSOffice_Level1"/>
+      <w:bookmarkStart w:id="4" w:name="_Toc21669"/>
+      <w:bookmarkStart w:id="5" w:name="_Toc14459"/>
       <w:bookmarkStart w:id="6" w:name="_Toc3619"/>
-      <w:bookmarkStart w:id="7" w:name="_Toc13806"/>
-      <w:bookmarkStart w:id="8" w:name="_Toc107825547"/>
-      <w:bookmarkStart w:id="9" w:name="_Toc4217"/>
-      <w:bookmarkStart w:id="10" w:name="_Toc21669"/>
-      <w:bookmarkStart w:id="11" w:name="_Toc24178_WPSOffice_Level1"/>
+      <w:bookmarkStart w:id="7" w:name="_Toc21009_WPSOffice_Level1"/>
+      <w:bookmarkStart w:id="8" w:name="_Toc30143_WPSOffice_Level1"/>
+      <w:bookmarkStart w:id="9" w:name="_Toc13806"/>
+      <w:bookmarkStart w:id="10" w:name="_Toc107825547"/>
+      <w:bookmarkStart w:id="11" w:name="_Toc14123"/>
       <w:r>
         <w:rPr>
           <w:rFonts w:ascii="Times New Roman" w:hAnsi="Times New Roman"/>
@@ -3272,13 +3272,13 @@
       </w:pPr>
       <w:bookmarkStart w:id="12" w:name="_Toc7021_WPSOffice_Level1"/>
       <w:bookmarkStart w:id="13" w:name="_Toc17451"/>
-      <w:bookmarkStart w:id="14" w:name="_Toc107825548"/>
-      <w:bookmarkStart w:id="15" w:name="_Toc29272"/>
-      <w:bookmarkStart w:id="16" w:name="_Toc11015_WPSOffice_Level1"/>
+      <w:bookmarkStart w:id="14" w:name="_Toc18062_WPSOffice_Level1"/>
+      <w:bookmarkStart w:id="15" w:name="_Toc107825548"/>
+      <w:bookmarkStart w:id="16" w:name="_Toc26731"/>
       <w:bookmarkStart w:id="17" w:name="_Toc5540"/>
-      <w:bookmarkStart w:id="18" w:name="_Toc26731"/>
-      <w:bookmarkStart w:id="19" w:name="_Toc14797"/>
-      <w:bookmarkStart w:id="20" w:name="_Toc18062_WPSOffice_Level1"/>
+      <w:bookmarkStart w:id="18" w:name="_Toc14797"/>
+      <w:bookmarkStart w:id="19" w:name="_Toc29272"/>
+      <w:bookmarkStart w:id="20" w:name="_Toc11015_WPSOffice_Level1"/>
       <w:bookmarkStart w:id="21" w:name="_Toc3823"/>
       <w:r>
         <w:rPr>
@@ -3423,14 +3423,14 @@
           </w14:shadow>
         </w:rPr>
       </w:pPr>
-      <w:bookmarkStart w:id="23" w:name="_Toc18058"/>
-      <w:bookmarkStart w:id="24" w:name="_Toc16576"/>
+      <w:bookmarkStart w:id="23" w:name="_Toc25920"/>
+      <w:bookmarkStart w:id="24" w:name="_Toc18058"/>
       <w:bookmarkStart w:id="25" w:name="_Toc23369_WPSOffice_Level1"/>
-      <w:bookmarkStart w:id="26" w:name="_Toc25920"/>
-      <w:bookmarkStart w:id="27" w:name="_Toc6221_WPSOffice_Level1"/>
+      <w:bookmarkStart w:id="26" w:name="_Toc6221_WPSOffice_Level1"/>
+      <w:bookmarkStart w:id="27" w:name="_Toc16576"/>
       <w:bookmarkStart w:id="28" w:name="_Toc149837253"/>
-      <w:bookmarkStart w:id="29" w:name="_Toc25890"/>
-      <w:bookmarkStart w:id="30" w:name="_Toc29826"/>
+      <w:bookmarkStart w:id="29" w:name="_Toc29826"/>
+      <w:bookmarkStart w:id="30" w:name="_Toc25890"/>
       <w:bookmarkStart w:id="31" w:name="_Toc81251350"/>
       <w:bookmarkStart w:id="32" w:name="_Toc81326588"/>
       <w:r>
@@ -3488,9 +3488,9 @@
           <w:szCs w:val="30"/>
         </w:rPr>
       </w:pPr>
-      <w:bookmarkStart w:id="33" w:name="_Toc4889"/>
-      <w:bookmarkStart w:id="34" w:name="_Toc149837254"/>
-      <w:bookmarkStart w:id="35" w:name="_Toc15649"/>
+      <w:bookmarkStart w:id="33" w:name="_Toc149837254"/>
+      <w:bookmarkStart w:id="34" w:name="_Toc15649"/>
+      <w:bookmarkStart w:id="35" w:name="_Toc4889"/>
       <w:r>
         <w:rPr>
           <w:rFonts w:hint="eastAsia"/>
@@ -4219,13 +4219,13 @@
           <w:lang w:eastAsia="zh-CN"/>
         </w:rPr>
       </w:pPr>
-      <w:bookmarkStart w:id="36" w:name="_Toc18321"/>
-      <w:bookmarkStart w:id="37" w:name="_Toc14264"/>
-      <w:bookmarkStart w:id="38" w:name="_Toc3372"/>
-      <w:bookmarkStart w:id="39" w:name="_Toc8800"/>
-      <w:bookmarkStart w:id="40" w:name="_Toc25603"/>
-      <w:bookmarkStart w:id="41" w:name="_Toc18552"/>
-      <w:bookmarkStart w:id="42" w:name="_Toc19024"/>
+      <w:bookmarkStart w:id="36" w:name="_Toc18552"/>
+      <w:bookmarkStart w:id="37" w:name="_Toc25603"/>
+      <w:bookmarkStart w:id="38" w:name="_Toc14264"/>
+      <w:bookmarkStart w:id="39" w:name="_Toc3372"/>
+      <w:bookmarkStart w:id="40" w:name="_Toc19024"/>
+      <w:bookmarkStart w:id="41" w:name="_Toc18321"/>
+      <w:bookmarkStart w:id="42" w:name="_Toc8800"/>
       <w:r>
         <w:rPr>
           <w:rFonts w:ascii="微软雅黑" w:hAnsi="微软雅黑" w:eastAsia="微软雅黑" w:cs="微软雅黑"/>
@@ -4358,6 +4358,566 @@
     <w:p>
       <w:pPr>
         <w:rPr>
+          <w:lang w:eastAsia="zh-CN"/>
+        </w:rPr>
+      </w:pPr>
+    </w:p>
+    <w:tbl>
+      <w:tblPr>
+        <w:tblStyle w:val="36"/>
+        <w:tblW w:w="6772" w:type="dxa"/>
+        <w:jc w:val="right"/>
+        <w:tblLayout w:type="fixed"/>
+        <w:tblCellMar>
+          <w:top w:w="0" w:type="dxa"/>
+          <w:left w:w="0" w:type="dxa"/>
+          <w:bottom w:w="0" w:type="dxa"/>
+          <w:right w:w="0" w:type="dxa"/>
+        </w:tblCellMar>
+      </w:tblPr>
+      <w:tblGrid>
+        <w:gridCol w:w="1272"/>
+        <w:gridCol w:w="2040"/>
+        <w:gridCol w:w="1166"/>
+        <w:gridCol w:w="2294"/>
+      </w:tblGrid>
+      <w:tr>
+        <w:trPr>
+          <w:trHeight w:val="441" w:hRule="exact"/>
+          <w:jc w:val="right"/>
+        </w:trPr>
+        <w:tc>
+          <w:tcPr>
+            <w:tcW w:w="1272" w:type="dxa"/>
+            <w:vAlign w:val="center"/>
+          </w:tcPr>
+          <w:p>
+            <w:pPr>
+              <w:pStyle w:val="20"/>
+              <w:spacing w:before="13"/>
+              <w:ind w:left="13" w:right="95"/>
+              <w:jc w:val="both"/>
+              <w:rPr>
+                <w:rFonts w:ascii="Times New Roman" w:hAnsi="Times New Roman" w:cs="Times New Roman"/>
+                <w:b/>
+                <w:sz w:val="24"/>
+                <w:szCs w:val="24"/>
+              </w:rPr>
+            </w:pPr>
+            <w:r>
+              <w:rPr>
+                <w:rFonts w:ascii="Times New Roman" w:hAnsi="Times New Roman" w:cs="Times New Roman"/>
+                <w:b/>
+                <w:sz w:val="24"/>
+                <w:szCs w:val="24"/>
+              </w:rPr>
+              <w:t>检测人：</w:t>
+            </w:r>
+          </w:p>
+        </w:tc>
+        <w:tc>
+          <w:tcPr>
+            <w:tcW w:w="2040" w:type="dxa"/>
+            <w:vAlign w:val="center"/>
+          </w:tcPr>
+          <w:p>
+            <w:pPr>
+              <w:pStyle w:val="20"/>
+              <w:spacing w:before="13"/>
+              <w:jc w:val="both"/>
+              <w:rPr>
+                <w:rFonts w:ascii="Times New Roman" w:hAnsi="Times New Roman" w:cs="Times New Roman"/>
+                <w:b/>
+                <w:sz w:val="24"/>
+                <w:szCs w:val="24"/>
+              </w:rPr>
+            </w:pPr>
+            <w:r>
+              <w:rPr>
+                <w:sz w:val="22"/>
+              </w:rPr>
+              <mc:AlternateContent>
+                <mc:Choice Requires="wpg">
+                  <w:drawing>
+                    <wp:anchor distT="0" distB="0" distL="114300" distR="114300" simplePos="0" relativeHeight="251662336" behindDoc="0" locked="0" layoutInCell="1" allowOverlap="1">
+                      <wp:simplePos x="0" y="0"/>
+                      <wp:positionH relativeFrom="column">
+                        <wp:posOffset>31115</wp:posOffset>
+                      </wp:positionH>
+                      <wp:positionV relativeFrom="paragraph">
+                        <wp:posOffset>-547370</wp:posOffset>
+                      </wp:positionV>
+                      <wp:extent cx="3160395" cy="1441450"/>
+                      <wp:effectExtent l="0" t="0" r="9525" b="6350"/>
+                      <wp:wrapNone/>
+                      <wp:docPr id="52" name="组合 52"/>
+                      <wp:cNvGraphicFramePr/>
+                      <a:graphic xmlns:a="http://schemas.openxmlformats.org/drawingml/2006/main">
+                        <a:graphicData uri="http://schemas.microsoft.com/office/word/2010/wordprocessingGroup">
+                          <wpg:wgp>
+                            <wpg:cNvGrpSpPr/>
+                            <wpg:grpSpPr>
+                              <a:xfrm>
+                                <a:off x="0" y="0"/>
+                                <a:ext cx="3160395" cy="1441450"/>
+                                <a:chOff x="10964" y="3809"/>
+                                <a:chExt cx="4977" cy="2270"/>
+                              </a:xfrm>
+                            </wpg:grpSpPr>
+                            <wpg:grpSp>
+                              <wpg:cNvPr id="53" name="组合 6"/>
+                              <wpg:cNvGrpSpPr/>
+                              <wpg:grpSpPr>
+                                <a:xfrm>
+                                  <a:off x="10964" y="4438"/>
+                                  <a:ext cx="4577" cy="734"/>
+                                  <a:chOff x="10964" y="4438"/>
+                                  <a:chExt cx="4577" cy="734"/>
+                                </a:xfrm>
+                              </wpg:grpSpPr>
+                              <pic:pic xmlns:pic="http://schemas.openxmlformats.org/drawingml/2006/picture">
+                                <pic:nvPicPr>
+                                  <pic:cNvPr id="30" name="图片 30" descr="微信图片_20220215110121"/>
+                                  <pic:cNvPicPr>
+                                    <a:picLocks noChangeAspect="1"/>
+                                  </pic:cNvPicPr>
+                                </pic:nvPicPr>
+                                <pic:blipFill>
+                                  <a:blip r:embed="rId11">
+                                    <a:clrChange>
+                                      <a:clrFrom>
+                                        <a:srgbClr val="A09D98">
+                                          <a:alpha val="100000"/>
+                                        </a:srgbClr>
+                                      </a:clrFrom>
+                                      <a:clrTo>
+                                        <a:srgbClr val="A09D98">
+                                          <a:alpha val="100000"/>
+                                          <a:alpha val="0"/>
+                                        </a:srgbClr>
+                                      </a:clrTo>
+                                    </a:clrChange>
+                                    <a:biLevel thresh="50000"/>
+                                  </a:blip>
+                                  <a:stretch>
+                                    <a:fillRect/>
+                                  </a:stretch>
+                                </pic:blipFill>
+                                <pic:spPr>
+                                  <a:xfrm>
+                                    <a:off x="10964" y="4458"/>
+                                    <a:ext cx="1234" cy="715"/>
+                                  </a:xfrm>
+                                  <a:prstGeom prst="rect">
+                                    <a:avLst/>
+                                  </a:prstGeom>
+                                </pic:spPr>
+                              </pic:pic>
+                              <pic:pic xmlns:pic="http://schemas.openxmlformats.org/drawingml/2006/picture">
+                                <pic:nvPicPr>
+                                  <pic:cNvPr id="21" name="图片 34" descr="晓敏"/>
+                                  <pic:cNvPicPr>
+                                    <a:picLocks noChangeAspect="1"/>
+                                  </pic:cNvPicPr>
+                                </pic:nvPicPr>
+                                <pic:blipFill>
+                                  <a:blip r:embed="rId12">
+                                    <a:clrChange>
+                                      <a:clrFrom>
+                                        <a:srgbClr val="949FA1"/>
+                                      </a:clrFrom>
+                                      <a:clrTo>
+                                        <a:srgbClr val="949FA1">
+                                          <a:alpha val="0"/>
+                                        </a:srgbClr>
+                                      </a:clrTo>
+                                    </a:clrChange>
+                                  </a:blip>
+                                  <a:srcRect l="34062" t="26445" r="34097" b="9325"/>
+                                  <a:stretch>
+                                    <a:fillRect/>
+                                  </a:stretch>
+                                </pic:blipFill>
+                                <pic:spPr>
+                                  <a:xfrm rot="16200000">
+                                    <a:off x="14524" y="3981"/>
+                                    <a:ext cx="560" cy="1475"/>
+                                  </a:xfrm>
+                                  <a:prstGeom prst="rect">
+                                    <a:avLst/>
+                                  </a:prstGeom>
+                                  <a:noFill/>
+                                  <a:ln>
+                                    <a:noFill/>
+                                  </a:ln>
+                                </pic:spPr>
+                              </pic:pic>
+                            </wpg:grpSp>
+                            <pic:pic xmlns:pic="http://schemas.openxmlformats.org/drawingml/2006/picture">
+                              <pic:nvPicPr>
+                                <pic:cNvPr id="2" name="图片 8"/>
+                                <pic:cNvPicPr>
+                                  <a:picLocks noChangeAspect="1" noChangeArrowheads="1"/>
+                                </pic:cNvPicPr>
+                              </pic:nvPicPr>
+                              <pic:blipFill>
+                                <a:blip r:embed="rId13">
+                                  <a:extLst>
+                                    <a:ext uri="{28A0092B-C50C-407E-A947-70E740481C1C}">
+                                      <a14:useLocalDpi xmlns:a14="http://schemas.microsoft.com/office/drawing/2010/main" val="0"/>
+                                    </a:ext>
+                                  </a:extLst>
+                                </a:blip>
+                                <a:srcRect/>
+                                <a:stretch>
+                                  <a:fillRect/>
+                                </a:stretch>
+                              </pic:blipFill>
+                              <pic:spPr>
+                                <a:xfrm>
+                                  <a:off x="13671" y="3809"/>
+                                  <a:ext cx="2271" cy="2271"/>
+                                </a:xfrm>
+                                <a:prstGeom prst="rect">
+                                  <a:avLst/>
+                                </a:prstGeom>
+                                <a:noFill/>
+                                <a:ln>
+                                  <a:noFill/>
+                                </a:ln>
+                              </pic:spPr>
+                            </pic:pic>
+                          </wpg:wgp>
+                        </a:graphicData>
+                      </a:graphic>
+                    </wp:anchor>
+                  </w:drawing>
+                </mc:Choice>
+                <mc:Fallback>
+                  <w:pict>
+                    <v:group id="_x0000_s1026" o:spid="_x0000_s1026" o:spt="203" style="position:absolute;left:0pt;margin-left:2.45pt;margin-top:-43.1pt;height:113.5pt;width:248.85pt;z-index:251662336;mso-width-relative:page;mso-height-relative:page;" coordorigin="10964,3809" coordsize="4977,2270" o:gfxdata="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">
+                      <o:lock v:ext="edit" aspectratio="f"/>
+                      <v:group id="组合 6" o:spid="_x0000_s1026" o:spt="203" style="position:absolute;left:10964;top:4438;height:734;width:4577;" coordorigin="10964,4438" coordsize="4577,734" o:gfxdata="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">
+                        <o:lock v:ext="edit" aspectratio="f"/>
+                        <v:shape id="_x0000_s1026" o:spid="_x0000_s1026" o:spt="75" alt="微信图片_20220215110121" type="#_x0000_t75" style="position:absolute;left:10964;top:4458;height:715;width:1234;" filled="f" o:preferrelative="t" stroked="f" coordsize="21600,21600" o:gfxdata="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">
+                          <v:fill on="f" focussize="0,0"/>
+                          <v:stroke on="f"/>
+                          <v:imagedata r:id="rId11" grayscale="t" bilevel="t" chromakey="#A09D98" o:title=""/>
+                          <o:lock v:ext="edit" aspectratio="t"/>
+                        </v:shape>
+                        <v:shape id="图片 34" o:spid="_x0000_s1026" o:spt="75" alt="晓敏" type="#_x0000_t75" style="position:absolute;left:14524;top:3981;height:1475;width:560;rotation:-5898240f;" filled="f" o:preferrelative="t" stroked="f" coordsize="21600,21600" o:gfxdata="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">
+                          <v:fill on="f" focussize="0,0"/>
+                          <v:stroke on="f"/>
+                          <v:imagedata r:id="rId12" cropleft="22323f" croptop="17331f" cropright="22346f" cropbottom="6111f" chromakey="#949FA1" o:title=""/>
+                          <o:lock v:ext="edit" aspectratio="t"/>
+                        </v:shape>
+                      </v:group>
+                      <v:shape id="图片 8" o:spid="_x0000_s1026" o:spt="75" type="#_x0000_t75" style="position:absolute;left:13671;top:3809;height:2271;width:2271;" filled="f" o:preferrelative="t" stroked="f" coordsize="21600,21600" o:gfxdata="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">
+                        <v:fill on="f" focussize="0,0"/>
+                        <v:stroke on="f"/>
+                        <v:imagedata r:id="rId13" o:title=""/>
+                        <o:lock v:ext="edit" aspectratio="t"/>
+                      </v:shape>
+                    </v:group>
+                  </w:pict>
+                </mc:Fallback>
+              </mc:AlternateContent>
+            </w:r>
+          </w:p>
+        </w:tc>
+        <w:tc>
+          <w:tcPr>
+            <w:tcW w:w="1166" w:type="dxa"/>
+            <w:vAlign w:val="center"/>
+          </w:tcPr>
+          <w:p>
+            <w:pPr>
+              <w:pStyle w:val="20"/>
+              <w:spacing w:before="13"/>
+              <w:jc w:val="both"/>
+              <w:rPr>
+                <w:rFonts w:ascii="Times New Roman" w:hAnsi="Times New Roman" w:cs="Times New Roman"/>
+                <w:b/>
+                <w:sz w:val="24"/>
+                <w:szCs w:val="24"/>
+              </w:rPr>
+            </w:pPr>
+            <w:r>
+              <w:rPr>
+                <w:rFonts w:ascii="Times New Roman" w:hAnsi="Times New Roman" w:cs="Times New Roman"/>
+                <w:b/>
+                <w:sz w:val="24"/>
+                <w:szCs w:val="24"/>
+              </w:rPr>
+              <w:t>复核人</w:t>
+            </w:r>
+            <w:r>
+              <w:rPr>
+                <w:rFonts w:ascii="Times New Roman" w:hAnsi="Times New Roman" w:cs="Times New Roman"/>
+                <w:b/>
+                <w:sz w:val="24"/>
+                <w:szCs w:val="24"/>
+                <w:lang w:eastAsia="zh-CN"/>
+              </w:rPr>
+              <w:t>：</w:t>
+            </w:r>
+          </w:p>
+        </w:tc>
+        <w:tc>
+          <w:tcPr>
+            <w:tcW w:w="2294" w:type="dxa"/>
+            <w:vAlign w:val="center"/>
+          </w:tcPr>
+          <w:p>
+            <w:pPr>
+              <w:pStyle w:val="20"/>
+              <w:spacing w:before="13"/>
+              <w:ind w:right="15"/>
+              <w:jc w:val="both"/>
+              <w:rPr>
+                <w:rFonts w:ascii="Times New Roman" w:hAnsi="Times New Roman" w:cs="Times New Roman"/>
+                <w:b/>
+                <w:sz w:val="24"/>
+                <w:szCs w:val="24"/>
+              </w:rPr>
+            </w:pPr>
+          </w:p>
+        </w:tc>
+      </w:tr>
+      <w:tr>
+        <w:tblPrEx>
+          <w:tblCellMar>
+            <w:top w:w="0" w:type="dxa"/>
+            <w:left w:w="0" w:type="dxa"/>
+            <w:bottom w:w="0" w:type="dxa"/>
+            <w:right w:w="0" w:type="dxa"/>
+          </w:tblCellMar>
+        </w:tblPrEx>
+        <w:trPr>
+          <w:trHeight w:val="457" w:hRule="exact"/>
+          <w:jc w:val="right"/>
+        </w:trPr>
+        <w:tc>
+          <w:tcPr>
+            <w:tcW w:w="1272" w:type="dxa"/>
+            <w:vAlign w:val="center"/>
+          </w:tcPr>
+          <w:p>
+            <w:pPr>
+              <w:pStyle w:val="20"/>
+              <w:spacing w:line="341" w:lineRule="exact"/>
+              <w:ind w:left="13" w:right="165"/>
+              <w:jc w:val="both"/>
+              <w:rPr>
+                <w:rFonts w:ascii="Times New Roman" w:hAnsi="Times New Roman" w:cs="Times New Roman"/>
+                <w:b/>
+                <w:sz w:val="24"/>
+                <w:szCs w:val="24"/>
+              </w:rPr>
+            </w:pPr>
+            <w:r>
+              <w:rPr>
+                <w:rFonts w:ascii="Times New Roman" w:hAnsi="Times New Roman" w:cs="Times New Roman"/>
+                <w:b/>
+                <w:sz w:val="24"/>
+                <w:szCs w:val="24"/>
+              </w:rPr>
+              <w:t>日</w:t>
+            </w:r>
+            <w:r>
+              <w:rPr>
+                <w:rFonts w:ascii="Times New Roman" w:hAnsi="Times New Roman" w:cs="Times New Roman"/>
+                <w:b/>
+                <w:sz w:val="24"/>
+                <w:szCs w:val="24"/>
+                <w:lang w:eastAsia="zh-CN"/>
+              </w:rPr>
+              <w:t xml:space="preserve">  </w:t>
+            </w:r>
+            <w:r>
+              <w:rPr>
+                <w:rFonts w:ascii="Times New Roman" w:hAnsi="Times New Roman" w:cs="Times New Roman"/>
+                <w:b/>
+                <w:sz w:val="24"/>
+                <w:szCs w:val="24"/>
+              </w:rPr>
+              <w:t>期：</w:t>
+            </w:r>
+          </w:p>
+        </w:tc>
+        <w:tc>
+          <w:tcPr>
+            <w:tcW w:w="2040" w:type="dxa"/>
+            <w:vAlign w:val="center"/>
+          </w:tcPr>
+          <w:p>
+            <w:pPr>
+              <w:pStyle w:val="20"/>
+              <w:spacing w:line="363" w:lineRule="exact"/>
+              <w:jc w:val="both"/>
+              <w:rPr>
+                <w:rFonts w:ascii="Times New Roman" w:hAnsi="Times New Roman" w:cs="Times New Roman"/>
+                <w:sz w:val="24"/>
+                <w:szCs w:val="24"/>
+              </w:rPr>
+            </w:pPr>
+            <w:r>
+              <w:rPr>
+                <w:rFonts w:ascii="Times New Roman" w:hAnsi="Times New Roman" w:cs="Times New Roman"/>
+                <w:kern w:val="2"/>
+                <w:sz w:val="24"/>
+                <w:szCs w:val="24"/>
+                <w:lang w:eastAsia="zh-CN"/>
+              </w:rPr>
+              <w:t>{{ reportdate }}</w:t>
+            </w:r>
+          </w:p>
+        </w:tc>
+        <w:tc>
+          <w:tcPr>
+            <w:tcW w:w="1166" w:type="dxa"/>
+            <w:vAlign w:val="center"/>
+          </w:tcPr>
+          <w:p>
+            <w:pPr>
+              <w:pStyle w:val="20"/>
+              <w:spacing w:line="341" w:lineRule="exact"/>
+              <w:jc w:val="both"/>
+              <w:rPr>
+                <w:rFonts w:ascii="Times New Roman" w:hAnsi="Times New Roman" w:cs="Times New Roman"/>
+                <w:b/>
+                <w:sz w:val="24"/>
+                <w:szCs w:val="24"/>
+              </w:rPr>
+            </w:pPr>
+            <w:r>
+              <w:rPr>
+                <w:rFonts w:ascii="Times New Roman" w:hAnsi="Times New Roman" w:cs="Times New Roman"/>
+                <w:b/>
+                <w:sz w:val="24"/>
+                <w:szCs w:val="24"/>
+              </w:rPr>
+              <w:t>日</w:t>
+            </w:r>
+            <w:r>
+              <w:rPr>
+                <w:rFonts w:ascii="Times New Roman" w:hAnsi="Times New Roman" w:cs="Times New Roman"/>
+                <w:b/>
+                <w:sz w:val="24"/>
+                <w:szCs w:val="24"/>
+                <w:lang w:eastAsia="zh-CN"/>
+              </w:rPr>
+              <w:t xml:space="preserve">  </w:t>
+            </w:r>
+            <w:r>
+              <w:rPr>
+                <w:rFonts w:ascii="Times New Roman" w:hAnsi="Times New Roman" w:cs="Times New Roman"/>
+                <w:b/>
+                <w:sz w:val="24"/>
+                <w:szCs w:val="24"/>
+              </w:rPr>
+              <w:t>期：</w:t>
+            </w:r>
+          </w:p>
+        </w:tc>
+        <w:tc>
+          <w:tcPr>
+            <w:tcW w:w="2294" w:type="dxa"/>
+            <w:vAlign w:val="center"/>
+          </w:tcPr>
+          <w:p>
+            <w:pPr>
+              <w:pStyle w:val="20"/>
+              <w:spacing w:line="363" w:lineRule="exact"/>
+              <w:ind w:right="15"/>
+              <w:jc w:val="both"/>
+              <w:rPr>
+                <w:rFonts w:ascii="Times New Roman" w:hAnsi="Times New Roman" w:cs="Times New Roman"/>
+                <w:sz w:val="24"/>
+                <w:szCs w:val="24"/>
+              </w:rPr>
+            </w:pPr>
+            <w:r>
+              <w:rPr>
+                <w:rFonts w:ascii="Times New Roman" w:hAnsi="Times New Roman" w:cs="Times New Roman"/>
+                <w:kern w:val="2"/>
+                <w:sz w:val="24"/>
+                <w:szCs w:val="24"/>
+                <w:lang w:eastAsia="zh-CN"/>
+              </w:rPr>
+              <w:t>{{ reportdate }}</w:t>
+            </w:r>
+          </w:p>
+        </w:tc>
+      </w:tr>
+    </w:tbl>
+    <w:p>
+      <w:pPr>
+        <w:rPr>
+          <w:rFonts w:ascii="Times New Roman" w:hAnsi="Times New Roman" w:eastAsia="微软雅黑" w:cs="Times New Roman"/>
+          <w:sz w:val="24"/>
+          <w:szCs w:val="24"/>
+          <w:lang w:eastAsia="zh-CN"/>
+        </w:rPr>
+      </w:pPr>
+      <w:r>
+        <w:rPr>
+          <w:rFonts w:hint="eastAsia" w:ascii="Times New Roman" w:hAnsi="Times New Roman" w:eastAsia="微软雅黑" w:cs="Times New Roman"/>
+          <w:sz w:val="24"/>
+          <w:szCs w:val="24"/>
+          <w:lang w:eastAsia="zh-CN"/>
+        </w:rPr>
+        <w:t xml:space="preserve">{% endif %}{% if testedby == </w:t>
+      </w:r>
+      <w:r>
+        <w:rPr>
+          <w:rFonts w:ascii="Times New Roman" w:hAnsi="Times New Roman" w:eastAsia="微软雅黑" w:cs="Times New Roman"/>
+          <w:sz w:val="24"/>
+          <w:szCs w:val="24"/>
+          <w:lang w:eastAsia="zh-CN"/>
+        </w:rPr>
+        <w:t>“</w:t>
+      </w:r>
+      <w:r>
+        <w:rPr>
+          <w:rFonts w:hint="eastAsia" w:ascii="Times New Roman" w:hAnsi="Times New Roman" w:eastAsia="微软雅黑" w:cs="Times New Roman"/>
+          <w:sz w:val="24"/>
+          <w:szCs w:val="24"/>
+          <w:lang w:eastAsia="zh-CN"/>
+        </w:rPr>
+        <w:t>2</w:t>
+      </w:r>
+      <w:r>
+        <w:rPr>
+          <w:rFonts w:ascii="Times New Roman" w:hAnsi="Times New Roman" w:eastAsia="微软雅黑" w:cs="Times New Roman"/>
+          <w:sz w:val="24"/>
+          <w:szCs w:val="24"/>
+          <w:lang w:eastAsia="zh-CN"/>
+        </w:rPr>
+        <w:t>”</w:t>
+      </w:r>
+      <w:r>
+        <w:rPr>
+          <w:rFonts w:hint="eastAsia" w:ascii="Times New Roman" w:hAnsi="Times New Roman" w:eastAsia="微软雅黑" w:cs="Times New Roman"/>
+          <w:sz w:val="24"/>
+          <w:szCs w:val="24"/>
+          <w:lang w:eastAsia="zh-CN"/>
+        </w:rPr>
+        <w:t xml:space="preserve"> %}</w:t>
+      </w:r>
+    </w:p>
+    <w:p>
+      <w:pPr>
+        <w:rPr>
+          <w:sz w:val="24"/>
+          <w:lang w:eastAsia="zh-CN"/>
+        </w:rPr>
+      </w:pPr>
+    </w:p>
+    <w:p>
+      <w:pPr>
+        <w:rPr>
+          <w:sz w:val="24"/>
           <w:lang w:eastAsia="zh-CN"/>
         </w:rPr>
       </w:pPr>
@@ -4447,18 +5007,18 @@
               <mc:AlternateContent>
                 <mc:Choice Requires="wpg">
                   <w:drawing>
-                    <wp:anchor distT="0" distB="0" distL="114300" distR="114300" simplePos="0" relativeHeight="251666432" behindDoc="0" locked="0" layoutInCell="1" allowOverlap="1">
+                    <wp:anchor distT="0" distB="0" distL="114300" distR="114300" simplePos="0" relativeHeight="251663360" behindDoc="0" locked="0" layoutInCell="1" allowOverlap="1">
                       <wp:simplePos x="0" y="0"/>
                       <wp:positionH relativeFrom="column">
-                        <wp:posOffset>0</wp:posOffset>
+                        <wp:posOffset>-8255</wp:posOffset>
                       </wp:positionH>
                       <wp:positionV relativeFrom="paragraph">
-                        <wp:posOffset>-460375</wp:posOffset>
+                        <wp:posOffset>-472440</wp:posOffset>
                       </wp:positionV>
-                      <wp:extent cx="3080385" cy="1442720"/>
-                      <wp:effectExtent l="0" t="0" r="13335" b="5080"/>
+                      <wp:extent cx="3210560" cy="1443355"/>
+                      <wp:effectExtent l="0" t="0" r="5080" b="4445"/>
                       <wp:wrapNone/>
-                      <wp:docPr id="34" name="组合 34"/>
+                      <wp:docPr id="55" name="组合 55"/>
                       <wp:cNvGraphicFramePr/>
                       <a:graphic xmlns:a="http://schemas.openxmlformats.org/drawingml/2006/main">
                         <a:graphicData uri="http://schemas.microsoft.com/office/word/2010/wordprocessingGroup">
@@ -4467,25 +5027,64 @@
                             <wpg:grpSpPr>
                               <a:xfrm>
                                 <a:off x="0" y="0"/>
-                                <a:ext cx="3080385" cy="1442720"/>
-                                <a:chOff x="17956" y="37747"/>
-                                <a:chExt cx="4851" cy="2272"/>
+                                <a:ext cx="3210560" cy="1443355"/>
+                                <a:chOff x="7101" y="5724"/>
+                                <a:chExt cx="5056" cy="2273"/>
                               </a:xfrm>
                             </wpg:grpSpPr>
                             <wpg:grpSp>
-                              <wpg:cNvPr id="35" name="组合 16"/>
+                              <wpg:cNvPr id="56" name="组合 1"/>
                               <wpg:cNvGrpSpPr/>
                               <wpg:grpSpPr>
                                 <a:xfrm>
-                                  <a:off x="17956" y="38313"/>
-                                  <a:ext cx="4049" cy="646"/>
-                                  <a:chOff x="17956" y="38313"/>
-                                  <a:chExt cx="4049" cy="646"/>
+                                  <a:off x="7101" y="6197"/>
+                                  <a:ext cx="4377" cy="714"/>
+                                  <a:chOff x="7101" y="6197"/>
+                                  <a:chExt cx="4377" cy="714"/>
                                 </a:xfrm>
                               </wpg:grpSpPr>
                               <pic:pic xmlns:pic="http://schemas.openxmlformats.org/drawingml/2006/picture">
                                 <pic:nvPicPr>
-                                  <pic:cNvPr id="12" name="图片 29" descr="IMG_256"/>
+                                  <pic:cNvPr id="59" name="图片 34" descr="晓敏"/>
+                                  <pic:cNvPicPr>
+                                    <a:picLocks noChangeAspect="1"/>
+                                  </pic:cNvPicPr>
+                                </pic:nvPicPr>
+                                <pic:blipFill>
+                                  <a:blip r:embed="rId12">
+                                    <a:clrChange>
+                                      <a:clrFrom>
+                                        <a:srgbClr val="949FA1"/>
+                                      </a:clrFrom>
+                                      <a:clrTo>
+                                        <a:srgbClr val="949FA1">
+                                          <a:alpha val="0"/>
+                                        </a:srgbClr>
+                                      </a:clrTo>
+                                    </a:clrChange>
+                                  </a:blip>
+                                  <a:srcRect l="34062" t="26445" r="34097" b="9325"/>
+                                  <a:stretch>
+                                    <a:fillRect/>
+                                  </a:stretch>
+                                </pic:blipFill>
+                                <pic:spPr>
+                                  <a:xfrm rot="16200000">
+                                    <a:off x="7558" y="5850"/>
+                                    <a:ext cx="560" cy="1475"/>
+                                  </a:xfrm>
+                                  <a:prstGeom prst="rect">
+                                    <a:avLst/>
+                                  </a:prstGeom>
+                                  <a:noFill/>
+                                  <a:ln>
+                                    <a:noFill/>
+                                  </a:ln>
+                                </pic:spPr>
+                              </pic:pic>
+                              <pic:pic xmlns:pic="http://schemas.openxmlformats.org/drawingml/2006/picture">
+                                <pic:nvPicPr>
+                                  <pic:cNvPr id="45" name="图片 45" descr="微信图片_20220215110121"/>
                                   <pic:cNvPicPr>
                                     <a:picLocks noChangeAspect="1"/>
                                   </pic:cNvPicPr>
@@ -4494,17 +5093,18 @@
                                   <a:blip r:embed="rId11">
                                     <a:clrChange>
                                       <a:clrFrom>
-                                        <a:srgbClr val="FFFFFF">
+                                        <a:srgbClr val="A09D98">
                                           <a:alpha val="100000"/>
                                         </a:srgbClr>
                                       </a:clrFrom>
                                       <a:clrTo>
-                                        <a:srgbClr val="FFFFFF">
+                                        <a:srgbClr val="A09D98">
                                           <a:alpha val="100000"/>
                                           <a:alpha val="0"/>
                                         </a:srgbClr>
                                       </a:clrTo>
                                     </a:clrChange>
+                                    <a:biLevel thresh="50000"/>
                                   </a:blip>
                                   <a:stretch>
                                     <a:fillRect/>
@@ -4512,36 +5112,8 @@
                                 </pic:blipFill>
                                 <pic:spPr>
                                   <a:xfrm>
-                                    <a:off x="21031" y="38313"/>
-                                    <a:ext cx="975" cy="570"/>
-                                  </a:xfrm>
-                                  <a:prstGeom prst="rect">
-                                    <a:avLst/>
-                                  </a:prstGeom>
-                                  <a:noFill/>
-                                  <a:ln w="9525">
-                                    <a:noFill/>
-                                  </a:ln>
-                                </pic:spPr>
-                              </pic:pic>
-                              <pic:pic xmlns:pic="http://schemas.openxmlformats.org/drawingml/2006/picture">
-                                <pic:nvPicPr>
-                                  <pic:cNvPr id="15" name="图片 15" descr="c9514d16fd70679bf0495aeebb03c72d_compress"/>
-                                  <pic:cNvPicPr>
-                                    <a:picLocks noChangeAspect="1"/>
-                                  </pic:cNvPicPr>
-                                </pic:nvPicPr>
-                                <pic:blipFill>
-                                  <a:blip r:embed="rId12"/>
-                                  <a:srcRect l="21003" t="56913" r="27176" b="26386"/>
-                                  <a:stretch>
-                                    <a:fillRect/>
-                                  </a:stretch>
-                                </pic:blipFill>
-                                <pic:spPr>
-                                  <a:xfrm>
-                                    <a:off x="17956" y="38485"/>
-                                    <a:ext cx="1550" cy="475"/>
+                                    <a:off x="10244" y="6197"/>
+                                    <a:ext cx="1234" cy="715"/>
                                   </a:xfrm>
                                   <a:prstGeom prst="rect">
                                     <a:avLst/>
@@ -4551,7 +5123,7 @@
                             </wpg:grpSp>
                             <pic:pic xmlns:pic="http://schemas.openxmlformats.org/drawingml/2006/picture">
                               <pic:nvPicPr>
-                                <pic:cNvPr id="18" name="图片 25"/>
+                                <pic:cNvPr id="32" name="图片 4"/>
                                 <pic:cNvPicPr>
                                   <a:picLocks noChangeAspect="1" noChangeArrowheads="1"/>
                                 </pic:cNvPicPr>
@@ -4571,7 +5143,7 @@
                               </pic:blipFill>
                               <pic:spPr>
                                 <a:xfrm>
-                                  <a:off x="20535" y="37747"/>
+                                  <a:off x="9884" y="5724"/>
                                   <a:ext cx="2273" cy="2273"/>
                                 </a:xfrm>
                                 <a:prstGeom prst="rect">
@@ -4591,24 +5163,24 @@
                 </mc:Choice>
                 <mc:Fallback>
                   <w:pict>
-                    <v:group id="_x0000_s1026" o:spid="_x0000_s1026" o:spt="203" style="position:absolute;left:0pt;margin-left:0pt;margin-top:-36.25pt;height:113.6pt;width:242.55pt;z-index:251666432;mso-width-relative:page;mso-height-relative:page;" coordorigin="17956,37747" coordsize="4851,2272" o:gfxdata="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">
+                    <v:group id="_x0000_s1026" o:spid="_x0000_s1026" o:spt="203" style="position:absolute;left:0pt;margin-left:-0.65pt;margin-top:-37.2pt;height:113.65pt;width:252.8pt;z-index:251663360;mso-width-relative:page;mso-height-relative:page;" coordorigin="7101,5724" coordsize="5056,2273" o:gfxdata="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">
                       <o:lock v:ext="edit" aspectratio="f"/>
-                      <v:group id="组合 16" o:spid="_x0000_s1026" o:spt="203" style="position:absolute;left:17956;top:38313;height:646;width:4049;" coordorigin="17956,38313" coordsize="4049,646" o:gfxdata="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">
+                      <v:group id="组合 1" o:spid="_x0000_s1026" o:spt="203" style="position:absolute;left:7101;top:6197;height:714;width:4377;" coordorigin="7101,6197" coordsize="4377,714" o:gfxdata="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">
                         <o:lock v:ext="edit" aspectratio="f"/>
-                        <v:shape id="图片 29" o:spid="_x0000_s1026" o:spt="75" alt="IMG_256" type="#_x0000_t75" style="position:absolute;left:21031;top:38313;height:570;width:975;" filled="f" o:preferrelative="t" stroked="f" coordsize="21600,21600" o:gfxdata="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">
+                        <v:shape id="图片 34" o:spid="_x0000_s1026" o:spt="75" alt="晓敏" type="#_x0000_t75" style="position:absolute;left:7558;top:5850;height:1475;width:560;rotation:-5898240f;" filled="f" o:preferrelative="t" stroked="f" coordsize="21600,21600" o:gfxdata="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">
                           <v:fill on="f" focussize="0,0"/>
                           <v:stroke on="f"/>
-                          <v:imagedata r:id="rId11" chromakey="#FFFFFF" o:title=""/>
+                          <v:imagedata r:id="rId12" cropleft="22323f" croptop="17331f" cropright="22346f" cropbottom="6111f" chromakey="#949FA1" o:title=""/>
                           <o:lock v:ext="edit" aspectratio="t"/>
                         </v:shape>
-                        <v:shape id="_x0000_s1026" o:spid="_x0000_s1026" o:spt="75" alt="c9514d16fd70679bf0495aeebb03c72d_compress" type="#_x0000_t75" style="position:absolute;left:17956;top:38485;height:475;width:1550;" filled="f" o:preferrelative="t" stroked="f" coordsize="21600,21600" o:gfxdata="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">
+                        <v:shape id="_x0000_s1026" o:spid="_x0000_s1026" o:spt="75" alt="微信图片_20220215110121" type="#_x0000_t75" style="position:absolute;left:10244;top:6197;height:715;width:1234;" filled="f" o:preferrelative="t" stroked="f" coordsize="21600,21600" o:gfxdata="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">
                           <v:fill on="f" focussize="0,0"/>
                           <v:stroke on="f"/>
-                          <v:imagedata r:id="rId12" cropleft="13765f" croptop="37299f" cropright="17810f" cropbottom="17292f" o:title=""/>
+                          <v:imagedata r:id="rId11" grayscale="t" bilevel="t" chromakey="#A09D98" o:title=""/>
                           <o:lock v:ext="edit" aspectratio="t"/>
                         </v:shape>
                       </v:group>
-                      <v:shape id="图片 25" o:spid="_x0000_s1026" o:spt="75" type="#_x0000_t75" style="position:absolute;left:20535;top:37747;height:2273;width:2273;" filled="f" o:preferrelative="t" stroked="f" coordsize="21600,21600" o:gfxdata="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">
+                      <v:shape id="图片 4" o:spid="_x0000_s1026" o:spt="75" type="#_x0000_t75" style="position:absolute;left:9884;top:5724;height:2273;width:2273;" filled="f" o:preferrelative="t" stroked="f" coordsize="21600,21600" o:gfxdata="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">
                         <v:fill on="f" focussize="0,0"/>
                         <v:stroke on="f"/>
                         <v:imagedata r:id="rId13" o:title=""/>
@@ -4881,7 +5453,7 @@
           <w:szCs w:val="24"/>
           <w:lang w:eastAsia="zh-CN"/>
         </w:rPr>
-        <w:t>2</w:t>
+        <w:t>3</w:t>
       </w:r>
       <w:r>
         <w:rPr>
@@ -4905,9 +5477,10 @@
     <w:p>
       <w:pPr>
         <w:rPr>
-          <w:rFonts w:hint="default"/>
+          <w:rFonts w:ascii="Times New Roman" w:hAnsi="Times New Roman" w:eastAsia="微软雅黑" w:cs="Times New Roman"/>
           <w:sz w:val="24"/>
-          <w:lang w:val="en-US" w:eastAsia="zh-CN"/>
+          <w:szCs w:val="24"/>
+          <w:lang w:eastAsia="zh-CN"/>
         </w:rPr>
       </w:pPr>
     </w:p>
@@ -5004,18 +5577,18 @@
               <mc:AlternateContent>
                 <mc:Choice Requires="wpg">
                   <w:drawing>
-                    <wp:anchor distT="0" distB="0" distL="114300" distR="114300" simplePos="0" relativeHeight="251667456" behindDoc="0" locked="0" layoutInCell="1" allowOverlap="1">
+                    <wp:anchor distT="0" distB="0" distL="114300" distR="114300" simplePos="0" relativeHeight="251664384" behindDoc="0" locked="0" layoutInCell="1" allowOverlap="1">
                       <wp:simplePos x="0" y="0"/>
                       <wp:positionH relativeFrom="column">
-                        <wp:posOffset>0</wp:posOffset>
+                        <wp:posOffset>-17780</wp:posOffset>
                       </wp:positionH>
                       <wp:positionV relativeFrom="paragraph">
-                        <wp:posOffset>-490855</wp:posOffset>
+                        <wp:posOffset>-485775</wp:posOffset>
                       </wp:positionV>
-                      <wp:extent cx="3135630" cy="1442720"/>
+                      <wp:extent cx="3196590" cy="1442720"/>
                       <wp:effectExtent l="0" t="0" r="3810" b="5080"/>
                       <wp:wrapNone/>
-                      <wp:docPr id="36" name="组合 36"/>
+                      <wp:docPr id="66" name="组合 66"/>
                       <wp:cNvGraphicFramePr/>
                       <a:graphic xmlns:a="http://schemas.openxmlformats.org/drawingml/2006/main">
                         <a:graphicData uri="http://schemas.microsoft.com/office/word/2010/wordprocessingGroup">
@@ -5024,49 +5597,52 @@
                             <wpg:grpSpPr>
                               <a:xfrm>
                                 <a:off x="0" y="0"/>
-                                <a:ext cx="3135630" cy="1442720"/>
-                                <a:chOff x="17956" y="39496"/>
-                                <a:chExt cx="4938" cy="2272"/>
+                                <a:ext cx="3196590" cy="1442720"/>
+                                <a:chOff x="19087" y="960"/>
+                                <a:chExt cx="5034" cy="2272"/>
                               </a:xfrm>
                             </wpg:grpSpPr>
                             <wpg:grpSp>
-                              <wpg:cNvPr id="37" name="组合 30"/>
+                              <wpg:cNvPr id="67" name="组合 15"/>
                               <wpg:cNvGrpSpPr/>
                               <wpg:grpSpPr>
-                                <a:xfrm>
-                                  <a:off x="17956" y="40098"/>
-                                  <a:ext cx="4213" cy="570"/>
-                                  <a:chOff x="17956" y="40098"/>
-                                  <a:chExt cx="4213" cy="570"/>
+                                <a:xfrm rot="0">
+                                  <a:off x="19087" y="1459"/>
+                                  <a:ext cx="4523" cy="714"/>
+                                  <a:chOff x="12357" y="7666"/>
+                                  <a:chExt cx="4523" cy="714"/>
                                 </a:xfrm>
                               </wpg:grpSpPr>
                               <pic:pic xmlns:pic="http://schemas.openxmlformats.org/drawingml/2006/picture">
                                 <pic:nvPicPr>
-                                  <pic:cNvPr id="10" name="图片 1" descr="24f613a0-66be-430b-9e80-270d3393fac5"/>
+                                  <pic:cNvPr id="3" name="图片 59" descr="图片1"/>
                                   <pic:cNvPicPr>
                                     <a:picLocks noChangeAspect="1"/>
                                   </pic:cNvPicPr>
                                 </pic:nvPicPr>
                                 <pic:blipFill>
-                                  <a:blip r:embed="rId14"/>
-                                  <a:srcRect l="43292" t="26660" r="21693" b="24394"/>
+                                  <a:blip r:embed="rId14">
+                                    <a:biLevel thresh="50000"/>
+                                  </a:blip>
+                                  <a:srcRect l="7865" t="11797" r="5322" b="19074"/>
                                   <a:stretch>
                                     <a:fillRect/>
                                   </a:stretch>
                                 </pic:blipFill>
                                 <pic:spPr>
-                                  <a:xfrm rot="16200000">
-                                    <a:off x="18366" y="39740"/>
-                                    <a:ext cx="506" cy="1327"/>
+                                  <a:xfrm>
+                                    <a:off x="12357" y="7738"/>
+                                    <a:ext cx="1468" cy="627"/>
                                   </a:xfrm>
                                   <a:prstGeom prst="rect">
                                     <a:avLst/>
                                   </a:prstGeom>
+                                  <a:noFill/>
                                 </pic:spPr>
                               </pic:pic>
                               <pic:pic xmlns:pic="http://schemas.openxmlformats.org/drawingml/2006/picture">
                                 <pic:nvPicPr>
-                                  <pic:cNvPr id="29" name="图片 29" descr="IMG_256"/>
+                                  <pic:cNvPr id="23" name="图片 14" descr="微信图片_20220215110121"/>
                                   <pic:cNvPicPr>
                                     <a:picLocks noChangeAspect="1"/>
                                   </pic:cNvPicPr>
@@ -5075,17 +5651,18 @@
                                   <a:blip r:embed="rId11">
                                     <a:clrChange>
                                       <a:clrFrom>
-                                        <a:srgbClr val="FFFFFF">
+                                        <a:srgbClr val="A09D98">
                                           <a:alpha val="100000"/>
                                         </a:srgbClr>
                                       </a:clrFrom>
                                       <a:clrTo>
-                                        <a:srgbClr val="FFFFFF">
+                                        <a:srgbClr val="A09D98">
                                           <a:alpha val="100000"/>
                                           <a:alpha val="0"/>
                                         </a:srgbClr>
                                       </a:clrTo>
                                     </a:clrChange>
+                                    <a:biLevel thresh="50000"/>
                                   </a:blip>
                                   <a:stretch>
                                     <a:fillRect/>
@@ -5093,22 +5670,18 @@
                                 </pic:blipFill>
                                 <pic:spPr>
                                   <a:xfrm>
-                                    <a:off x="21195" y="40098"/>
-                                    <a:ext cx="975" cy="570"/>
+                                    <a:off x="15646" y="7666"/>
+                                    <a:ext cx="1234" cy="715"/>
                                   </a:xfrm>
                                   <a:prstGeom prst="rect">
                                     <a:avLst/>
                                   </a:prstGeom>
-                                  <a:noFill/>
-                                  <a:ln w="9525">
-                                    <a:noFill/>
-                                  </a:ln>
                                 </pic:spPr>
                               </pic:pic>
                             </wpg:grpSp>
                             <pic:pic xmlns:pic="http://schemas.openxmlformats.org/drawingml/2006/picture">
                               <pic:nvPicPr>
-                                <pic:cNvPr id="31" name="图片 25"/>
+                                <pic:cNvPr id="24" name="图片 23"/>
                                 <pic:cNvPicPr>
                                   <a:picLocks noChangeAspect="1" noChangeArrowheads="1"/>
                                 </pic:cNvPicPr>
@@ -5128,7 +5701,7 @@
                               </pic:blipFill>
                               <pic:spPr>
                                 <a:xfrm>
-                                  <a:off x="20622" y="39496"/>
+                                  <a:off x="21849" y="960"/>
                                   <a:ext cx="2273" cy="2273"/>
                                 </a:xfrm>
                                 <a:prstGeom prst="rect">
@@ -5148,24 +5721,24 @@
                 </mc:Choice>
                 <mc:Fallback>
                   <w:pict>
-                    <v:group id="_x0000_s1026" o:spid="_x0000_s1026" o:spt="203" style="position:absolute;left:0pt;margin-left:0pt;margin-top:-38.65pt;height:113.6pt;width:246.9pt;z-index:251667456;mso-width-relative:page;mso-height-relative:page;" coordorigin="17956,39496" coordsize="4938,2272" o:gfxdata="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">
+                    <v:group id="_x0000_s1026" o:spid="_x0000_s1026" o:spt="203" style="position:absolute;left:0pt;margin-left:-1.4pt;margin-top:-38.25pt;height:113.6pt;width:251.7pt;z-index:251664384;mso-width-relative:page;mso-height-relative:page;" coordorigin="19087,960" coordsize="5034,2272" o:gfxdata="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">
                       <o:lock v:ext="edit" aspectratio="f"/>
-                      <v:group id="组合 30" o:spid="_x0000_s1026" o:spt="203" style="position:absolute;left:17956;top:40098;height:570;width:4213;" coordorigin="17956,40098" coordsize="4213,570" o:gfxdata="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">
+                      <v:group id="组合 15" o:spid="_x0000_s1026" o:spt="203" style="position:absolute;left:19087;top:1459;height:714;width:4523;" coordorigin="12357,7666" coordsize="4523,714" o:gfxdata="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">
                         <o:lock v:ext="edit" aspectratio="f"/>
-                        <v:shape id="图片 1" o:spid="_x0000_s1026" o:spt="75" alt="24f613a0-66be-430b-9e80-270d3393fac5" type="#_x0000_t75" style="position:absolute;left:18366;top:39740;height:1327;width:506;rotation:-5898240f;" filled="f" o:preferrelative="t" stroked="f" coordsize="21600,21600" o:gfxdata="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">
+                        <v:shape id="图片 59" o:spid="_x0000_s1026" o:spt="75" alt="图片1" type="#_x0000_t75" style="position:absolute;left:12357;top:7738;height:627;width:1468;" filled="f" o:preferrelative="t" stroked="f" coordsize="21600,21600" o:gfxdata="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">
                           <v:fill on="f" focussize="0,0"/>
                           <v:stroke on="f"/>
-                          <v:imagedata r:id="rId14" cropleft="28372f" croptop="17472f" cropright="14217f" cropbottom="15987f" o:title=""/>
+                          <v:imagedata r:id="rId14" cropleft="5154f" croptop="7731f" cropright="3488f" cropbottom="12500f" grayscale="t" bilevel="t" o:title=""/>
                           <o:lock v:ext="edit" aspectratio="t"/>
                         </v:shape>
-                        <v:shape id="_x0000_s1026" o:spid="_x0000_s1026" o:spt="75" alt="IMG_256" type="#_x0000_t75" style="position:absolute;left:21195;top:40098;height:570;width:975;" filled="f" o:preferrelative="t" stroked="f" coordsize="21600,21600" o:gfxdata="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">
+                        <v:shape id="图片 14" o:spid="_x0000_s1026" o:spt="75" alt="微信图片_20220215110121" type="#_x0000_t75" style="position:absolute;left:15646;top:7666;height:715;width:1234;" filled="f" o:preferrelative="t" stroked="f" coordsize="21600,21600" o:gfxdata="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">
                           <v:fill on="f" focussize="0,0"/>
                           <v:stroke on="f"/>
-                          <v:imagedata r:id="rId11" chromakey="#FFFFFF" o:title=""/>
+                          <v:imagedata r:id="rId11" grayscale="t" bilevel="t" chromakey="#A09D98" o:title=""/>
                           <o:lock v:ext="edit" aspectratio="t"/>
                         </v:shape>
                       </v:group>
-                      <v:shape id="图片 25" o:spid="_x0000_s1026" o:spt="75" type="#_x0000_t75" style="position:absolute;left:20622;top:39496;height:2273;width:2273;" filled="f" o:preferrelative="t" stroked="f" coordsize="21600,21600" o:gfxdata="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">
+                      <v:shape id="图片 23" o:spid="_x0000_s1026" o:spt="75" type="#_x0000_t75" style="position:absolute;left:21849;top:960;height:2273;width:2273;" filled="f" o:preferrelative="t" stroked="f" coordsize="21600,21600" o:gfxdata="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">
                         <v:fill on="f" focussize="0,0"/>
                         <v:stroke on="f"/>
                         <v:imagedata r:id="rId13" o:title=""/>
@@ -5438,7 +6011,7 @@
           <w:szCs w:val="24"/>
           <w:lang w:eastAsia="zh-CN"/>
         </w:rPr>
-        <w:t>3</w:t>
+        <w:t>4</w:t>
       </w:r>
       <w:r>
         <w:rPr>
@@ -5472,7 +6045,9 @@
     <w:p>
       <w:pPr>
         <w:rPr>
+          <w:rFonts w:ascii="Times New Roman" w:hAnsi="Times New Roman" w:eastAsia="微软雅黑" w:cs="Times New Roman"/>
           <w:sz w:val="24"/>
+          <w:szCs w:val="24"/>
           <w:lang w:eastAsia="zh-CN"/>
         </w:rPr>
       </w:pPr>
@@ -5557,23 +6132,23 @@
             </w:pPr>
             <w:r>
               <w:rPr>
-                <w:sz w:val="24"/>
+                <w:sz w:val="22"/>
               </w:rPr>
               <mc:AlternateContent>
                 <mc:Choice Requires="wpg">
                   <w:drawing>
-                    <wp:anchor distT="0" distB="0" distL="114300" distR="114300" simplePos="0" relativeHeight="251668480" behindDoc="0" locked="0" layoutInCell="1" allowOverlap="1">
+                    <wp:anchor distT="0" distB="0" distL="114300" distR="114300" simplePos="0" relativeHeight="251665408" behindDoc="0" locked="0" layoutInCell="1" allowOverlap="1">
                       <wp:simplePos x="0" y="0"/>
                       <wp:positionH relativeFrom="column">
-                        <wp:posOffset>-59690</wp:posOffset>
+                        <wp:posOffset>12700</wp:posOffset>
                       </wp:positionH>
                       <wp:positionV relativeFrom="paragraph">
-                        <wp:posOffset>-527685</wp:posOffset>
+                        <wp:posOffset>-514985</wp:posOffset>
                       </wp:positionV>
-                      <wp:extent cx="3114040" cy="1442720"/>
-                      <wp:effectExtent l="0" t="0" r="10160" b="5080"/>
+                      <wp:extent cx="3143250" cy="1442720"/>
+                      <wp:effectExtent l="0" t="0" r="11430" b="5080"/>
                       <wp:wrapNone/>
-                      <wp:docPr id="38" name="组合 38"/>
+                      <wp:docPr id="68" name="组合 68"/>
                       <wp:cNvGraphicFramePr/>
                       <a:graphic xmlns:a="http://schemas.openxmlformats.org/drawingml/2006/main">
                         <a:graphicData uri="http://schemas.microsoft.com/office/word/2010/wordprocessingGroup">
@@ -5582,92 +6157,31 @@
                             <wpg:grpSpPr>
                               <a:xfrm>
                                 <a:off x="0" y="0"/>
-                                <a:ext cx="3114040" cy="1442720"/>
-                                <a:chOff x="17862" y="41199"/>
-                                <a:chExt cx="4904" cy="2272"/>
+                                <a:ext cx="3143250" cy="1442720"/>
+                                <a:chOff x="19315" y="2640"/>
+                                <a:chExt cx="4950" cy="2272"/>
                               </a:xfrm>
                             </wpg:grpSpPr>
-                            <pic:pic xmlns:pic="http://schemas.openxmlformats.org/drawingml/2006/picture">
-                              <pic:nvPicPr>
-                                <pic:cNvPr id="11" name="图片 23"/>
-                                <pic:cNvPicPr>
-                                  <a:picLocks noChangeAspect="1" noChangeArrowheads="1"/>
-                                </pic:cNvPicPr>
-                              </pic:nvPicPr>
-                              <pic:blipFill>
-                                <a:blip r:embed="rId13">
-                                  <a:extLst>
-                                    <a:ext uri="{28A0092B-C50C-407E-A947-70E740481C1C}">
-                                      <a14:useLocalDpi xmlns:a14="http://schemas.microsoft.com/office/drawing/2010/main" val="0"/>
-                                    </a:ext>
-                                  </a:extLst>
-                                </a:blip>
-                                <a:srcRect/>
-                                <a:stretch>
-                                  <a:fillRect/>
-                                </a:stretch>
-                              </pic:blipFill>
-                              <pic:spPr>
-                                <a:xfrm>
-                                  <a:off x="20494" y="41199"/>
-                                  <a:ext cx="2273" cy="2273"/>
-                                </a:xfrm>
-                                <a:prstGeom prst="rect">
-                                  <a:avLst/>
-                                </a:prstGeom>
-                                <a:noFill/>
-                                <a:ln>
-                                  <a:noFill/>
-                                </a:ln>
-                              </pic:spPr>
-                            </pic:pic>
                             <wpg:grpSp>
-                              <wpg:cNvPr id="39" name="组合 23"/>
+                              <wpg:cNvPr id="73" name="组合 22"/>
                               <wpg:cNvGrpSpPr/>
                               <wpg:grpSpPr>
-                                <a:xfrm>
-                                  <a:off x="17862" y="41843"/>
-                                  <a:ext cx="4208" cy="652"/>
-                                  <a:chOff x="17862" y="41843"/>
-                                  <a:chExt cx="4208" cy="652"/>
+                                <a:xfrm rot="0">
+                                  <a:off x="19315" y="3174"/>
+                                  <a:ext cx="4415" cy="714"/>
+                                  <a:chOff x="12525" y="9562"/>
+                                  <a:chExt cx="4415" cy="714"/>
                                 </a:xfrm>
                               </wpg:grpSpPr>
                               <pic:pic xmlns:pic="http://schemas.openxmlformats.org/drawingml/2006/picture">
                                 <pic:nvPicPr>
-                                  <pic:cNvPr id="22" name="图片 59" descr="图片1"/>
+                                  <pic:cNvPr id="25" name="图片 29" descr="IMG_256"/>
                                   <pic:cNvPicPr>
                                     <a:picLocks noChangeAspect="1"/>
                                   </pic:cNvPicPr>
                                 </pic:nvPicPr>
                                 <pic:blipFill>
                                   <a:blip r:embed="rId15">
-                                    <a:biLevel thresh="50000"/>
-                                  </a:blip>
-                                  <a:srcRect l="7865" t="11797" r="5322" b="19074"/>
-                                  <a:stretch>
-                                    <a:fillRect/>
-                                  </a:stretch>
-                                </pic:blipFill>
-                                <pic:spPr>
-                                  <a:xfrm>
-                                    <a:off x="17862" y="41869"/>
-                                    <a:ext cx="1468" cy="627"/>
-                                  </a:xfrm>
-                                  <a:prstGeom prst="rect">
-                                    <a:avLst/>
-                                  </a:prstGeom>
-                                  <a:noFill/>
-                                </pic:spPr>
-                              </pic:pic>
-                              <pic:pic xmlns:pic="http://schemas.openxmlformats.org/drawingml/2006/picture">
-                                <pic:nvPicPr>
-                                  <pic:cNvPr id="21" name="图片 29" descr="IMG_256"/>
-                                  <pic:cNvPicPr>
-                                    <a:picLocks noChangeAspect="1"/>
-                                  </pic:cNvPicPr>
-                                </pic:nvPicPr>
-                                <pic:blipFill>
-                                  <a:blip r:embed="rId11">
                                     <a:clrChange>
                                       <a:clrFrom>
                                         <a:srgbClr val="FFFFFF">
@@ -5688,7 +6202,7 @@
                                 </pic:blipFill>
                                 <pic:spPr>
                                   <a:xfrm>
-                                    <a:off x="21096" y="41843"/>
+                                    <a:off x="12525" y="9698"/>
                                     <a:ext cx="975" cy="570"/>
                                   </a:xfrm>
                                   <a:prstGeom prst="rect">
@@ -5700,7 +6214,79 @@
                                   </a:ln>
                                 </pic:spPr>
                               </pic:pic>
+                              <pic:pic xmlns:pic="http://schemas.openxmlformats.org/drawingml/2006/picture">
+                                <pic:nvPicPr>
+                                  <pic:cNvPr id="29" name="图片 20" descr="微信图片_20220215110121"/>
+                                  <pic:cNvPicPr>
+                                    <a:picLocks noChangeAspect="1"/>
+                                  </pic:cNvPicPr>
+                                </pic:nvPicPr>
+                                <pic:blipFill>
+                                  <a:blip r:embed="rId11">
+                                    <a:clrChange>
+                                      <a:clrFrom>
+                                        <a:srgbClr val="A09D98">
+                                          <a:alpha val="100000"/>
+                                        </a:srgbClr>
+                                      </a:clrFrom>
+                                      <a:clrTo>
+                                        <a:srgbClr val="A09D98">
+                                          <a:alpha val="100000"/>
+                                          <a:alpha val="0"/>
+                                        </a:srgbClr>
+                                      </a:clrTo>
+                                    </a:clrChange>
+                                    <a:biLevel thresh="50000"/>
+                                  </a:blip>
+                                  <a:stretch>
+                                    <a:fillRect/>
+                                  </a:stretch>
+                                </pic:blipFill>
+                                <pic:spPr>
+                                  <a:xfrm>
+                                    <a:off x="15706" y="9562"/>
+                                    <a:ext cx="1234" cy="715"/>
+                                  </a:xfrm>
+                                  <a:prstGeom prst="rect">
+                                    <a:avLst/>
+                                  </a:prstGeom>
+                                </pic:spPr>
+                              </pic:pic>
                             </wpg:grpSp>
+                            <pic:pic xmlns:pic="http://schemas.openxmlformats.org/drawingml/2006/picture">
+                              <pic:nvPicPr>
+                                <pic:cNvPr id="33" name="图片 25"/>
+                                <pic:cNvPicPr>
+                                  <a:picLocks noChangeAspect="1" noChangeArrowheads="1"/>
+                                </pic:cNvPicPr>
+                              </pic:nvPicPr>
+                              <pic:blipFill>
+                                <a:blip r:embed="rId13">
+                                  <a:extLst>
+                                    <a:ext uri="{28A0092B-C50C-407E-A947-70E740481C1C}">
+                                      <a14:useLocalDpi xmlns:a14="http://schemas.microsoft.com/office/drawing/2010/main" val="0"/>
+                                    </a:ext>
+                                  </a:extLst>
+                                </a:blip>
+                                <a:srcRect/>
+                                <a:stretch>
+                                  <a:fillRect/>
+                                </a:stretch>
+                              </pic:blipFill>
+                              <pic:spPr>
+                                <a:xfrm>
+                                  <a:off x="21993" y="2640"/>
+                                  <a:ext cx="2273" cy="2273"/>
+                                </a:xfrm>
+                                <a:prstGeom prst="rect">
+                                  <a:avLst/>
+                                </a:prstGeom>
+                                <a:noFill/>
+                                <a:ln>
+                                  <a:noFill/>
+                                </a:ln>
+                              </pic:spPr>
+                            </pic:pic>
                           </wpg:wgp>
                         </a:graphicData>
                       </a:graphic>
@@ -5709,29 +6295,29 @@
                 </mc:Choice>
                 <mc:Fallback>
                   <w:pict>
-                    <v:group id="_x0000_s1026" o:spid="_x0000_s1026" o:spt="203" style="position:absolute;left:0pt;margin-left:-4.7pt;margin-top:-41.55pt;height:113.6pt;width:245.2pt;z-index:251668480;mso-width-relative:page;mso-height-relative:page;" coordorigin="17862,41199" coordsize="4904,2272" o:gfxdata="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">
+                    <v:group id="_x0000_s1026" o:spid="_x0000_s1026" o:spt="203" style="position:absolute;left:0pt;margin-left:1pt;margin-top:-40.55pt;height:113.6pt;width:247.5pt;z-index:251665408;mso-width-relative:page;mso-height-relative:page;" coordorigin="19315,2640" coordsize="4950,2272" o:gfxdata="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">
                       <o:lock v:ext="edit" aspectratio="f"/>
-                      <v:shape id="图片 23" o:spid="_x0000_s1026" o:spt="75" type="#_x0000_t75" style="position:absolute;left:20494;top:41199;height:2273;width:2273;" filled="f" o:preferrelative="t" stroked="f" coordsize="21600,21600" o:gfxdata="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">
+                      <v:group id="组合 22" o:spid="_x0000_s1026" o:spt="203" style="position:absolute;left:19315;top:3174;height:714;width:4415;" coordorigin="12525,9562" coordsize="4415,714" o:gfxdata="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">
+                        <o:lock v:ext="edit" aspectratio="f"/>
+                        <v:shape id="图片 29" o:spid="_x0000_s1026" o:spt="75" alt="IMG_256" type="#_x0000_t75" style="position:absolute;left:12525;top:9698;height:570;width:975;" filled="f" o:preferrelative="t" stroked="f" coordsize="21600,21600" o:gfxdata="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">
+                          <v:fill on="f" focussize="0,0"/>
+                          <v:stroke on="f"/>
+                          <v:imagedata r:id="rId15" chromakey="#FFFFFF" o:title=""/>
+                          <o:lock v:ext="edit" aspectratio="t"/>
+                        </v:shape>
+                        <v:shape id="图片 20" o:spid="_x0000_s1026" o:spt="75" alt="微信图片_20220215110121" type="#_x0000_t75" style="position:absolute;left:15706;top:9562;height:715;width:1234;" filled="f" o:preferrelative="t" stroked="f" coordsize="21600,21600" o:gfxdata="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">
+                          <v:fill on="f" focussize="0,0"/>
+                          <v:stroke on="f"/>
+                          <v:imagedata r:id="rId11" grayscale="t" bilevel="t" chromakey="#A09D98" o:title=""/>
+                          <o:lock v:ext="edit" aspectratio="t"/>
+                        </v:shape>
+                      </v:group>
+                      <v:shape id="图片 25" o:spid="_x0000_s1026" o:spt="75" type="#_x0000_t75" style="position:absolute;left:21993;top:2640;height:2273;width:2273;" filled="f" o:preferrelative="t" stroked="f" coordsize="21600,21600" o:gfxdata="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">
                         <v:fill on="f" focussize="0,0"/>
                         <v:stroke on="f"/>
                         <v:imagedata r:id="rId13" o:title=""/>
                         <o:lock v:ext="edit" aspectratio="t"/>
                       </v:shape>
-                      <v:group id="组合 23" o:spid="_x0000_s1026" o:spt="203" style="position:absolute;left:17862;top:41843;height:652;width:4208;" coordorigin="17862,41843" coordsize="4208,652" o:gfxdata="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">
-                        <o:lock v:ext="edit" aspectratio="f"/>
-                        <v:shape id="图片 59" o:spid="_x0000_s1026" o:spt="75" alt="图片1" type="#_x0000_t75" style="position:absolute;left:17862;top:41869;height:627;width:1468;" filled="f" o:preferrelative="t" stroked="f" coordsize="21600,21600" o:gfxdata="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">
-                          <v:fill on="f" focussize="0,0"/>
-                          <v:stroke on="f"/>
-                          <v:imagedata r:id="rId15" cropleft="5154f" croptop="7731f" cropright="3488f" cropbottom="12500f" grayscale="t" bilevel="t" o:title=""/>
-                          <o:lock v:ext="edit" aspectratio="t"/>
-                        </v:shape>
-                        <v:shape id="图片 29" o:spid="_x0000_s1026" o:spt="75" alt="IMG_256" type="#_x0000_t75" style="position:absolute;left:21096;top:41843;height:570;width:975;" filled="f" o:preferrelative="t" stroked="f" coordsize="21600,21600" o:gfxdata="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">
-                          <v:fill on="f" focussize="0,0"/>
-                          <v:stroke on="f"/>
-                          <v:imagedata r:id="rId11" chromakey="#FFFFFF" o:title=""/>
-                          <o:lock v:ext="edit" aspectratio="t"/>
-                        </v:shape>
-                      </v:group>
                     </v:group>
                   </w:pict>
                 </mc:Fallback>
@@ -5999,7 +6585,7 @@
           <w:szCs w:val="24"/>
           <w:lang w:eastAsia="zh-CN"/>
         </w:rPr>
-        <w:t>4</w:t>
+        <w:t>5</w:t>
       </w:r>
       <w:r>
         <w:rPr>
@@ -6023,9 +6609,6 @@
     <w:p>
       <w:pPr>
         <w:rPr>
-          <w:rFonts w:ascii="Times New Roman" w:hAnsi="Times New Roman" w:eastAsia="微软雅黑" w:cs="Times New Roman"/>
-          <w:sz w:val="24"/>
-          <w:szCs w:val="24"/>
           <w:lang w:eastAsia="zh-CN"/>
         </w:rPr>
       </w:pPr>
@@ -6033,9 +6616,6 @@
     <w:p>
       <w:pPr>
         <w:rPr>
-          <w:rFonts w:ascii="Times New Roman" w:hAnsi="Times New Roman" w:eastAsia="微软雅黑" w:cs="Times New Roman"/>
-          <w:sz w:val="24"/>
-          <w:szCs w:val="24"/>
           <w:lang w:eastAsia="zh-CN"/>
         </w:rPr>
       </w:pPr>
@@ -6120,23 +6700,23 @@
             </w:pPr>
             <w:r>
               <w:rPr>
-                <w:sz w:val="24"/>
+                <w:sz w:val="22"/>
               </w:rPr>
               <mc:AlternateContent>
                 <mc:Choice Requires="wpg">
                   <w:drawing>
-                    <wp:anchor distT="0" distB="0" distL="114300" distR="114300" simplePos="0" relativeHeight="251669504" behindDoc="0" locked="0" layoutInCell="1" allowOverlap="1">
+                    <wp:anchor distT="0" distB="0" distL="114300" distR="114300" simplePos="0" relativeHeight="251666432" behindDoc="0" locked="0" layoutInCell="1" allowOverlap="1">
                       <wp:simplePos x="0" y="0"/>
                       <wp:positionH relativeFrom="column">
-                        <wp:posOffset>12700</wp:posOffset>
+                        <wp:posOffset>-66675</wp:posOffset>
                       </wp:positionH>
                       <wp:positionV relativeFrom="paragraph">
-                        <wp:posOffset>-514985</wp:posOffset>
+                        <wp:posOffset>-510540</wp:posOffset>
                       </wp:positionV>
-                      <wp:extent cx="3150235" cy="1442720"/>
-                      <wp:effectExtent l="0" t="0" r="4445" b="5080"/>
+                      <wp:extent cx="3268345" cy="1442720"/>
+                      <wp:effectExtent l="0" t="0" r="8255" b="5080"/>
                       <wp:wrapNone/>
-                      <wp:docPr id="40" name="组合 40"/>
+                      <wp:docPr id="74" name="组合 74"/>
                       <wp:cNvGraphicFramePr/>
                       <a:graphic xmlns:a="http://schemas.openxmlformats.org/drawingml/2006/main">
                         <a:graphicData uri="http://schemas.microsoft.com/office/word/2010/wordprocessingGroup">
@@ -6145,14 +6725,102 @@
                             <wpg:grpSpPr>
                               <a:xfrm>
                                 <a:off x="0" y="0"/>
-                                <a:ext cx="3150235" cy="1442720"/>
-                                <a:chOff x="17976" y="42945"/>
-                                <a:chExt cx="4961" cy="2272"/>
+                                <a:ext cx="3268345" cy="1442720"/>
+                                <a:chOff x="18998" y="4392"/>
+                                <a:chExt cx="5147" cy="2272"/>
                               </a:xfrm>
                             </wpg:grpSpPr>
+                            <wpg:grpSp>
+                              <wpg:cNvPr id="75" name="组合 42"/>
+                              <wpg:cNvGrpSpPr/>
+                              <wpg:grpSpPr>
+                                <a:xfrm rot="0">
+                                  <a:off x="18998" y="4887"/>
+                                  <a:ext cx="4576" cy="797"/>
+                                  <a:chOff x="12268" y="11374"/>
+                                  <a:chExt cx="4576" cy="797"/>
+                                </a:xfrm>
+                              </wpg:grpSpPr>
+                              <pic:pic xmlns:pic="http://schemas.openxmlformats.org/drawingml/2006/picture">
+                                <pic:nvPicPr>
+                                  <pic:cNvPr id="34" name="图片 48" descr="d6eaf1bc4e33dd49c55ac9b185f6f5b"/>
+                                  <pic:cNvPicPr>
+                                    <a:picLocks noChangeAspect="1"/>
+                                  </pic:cNvPicPr>
+                                </pic:nvPicPr>
+                                <pic:blipFill>
+                                  <a:blip r:embed="rId16">
+                                    <a:clrChange>
+                                      <a:clrFrom>
+                                        <a:srgbClr val="FFFDFF">
+                                          <a:alpha val="100000"/>
+                                        </a:srgbClr>
+                                      </a:clrFrom>
+                                      <a:clrTo>
+                                        <a:srgbClr val="FFFDFF">
+                                          <a:alpha val="100000"/>
+                                          <a:alpha val="0"/>
+                                        </a:srgbClr>
+                                      </a:clrTo>
+                                    </a:clrChange>
+                                  </a:blip>
+                                  <a:srcRect l="5435" t="13377" r="6271" b="18114"/>
+                                  <a:stretch>
+                                    <a:fillRect/>
+                                  </a:stretch>
+                                </pic:blipFill>
+                                <pic:spPr>
+                                  <a:xfrm>
+                                    <a:off x="12268" y="11459"/>
+                                    <a:ext cx="1630" cy="712"/>
+                                  </a:xfrm>
+                                  <a:prstGeom prst="rect">
+                                    <a:avLst/>
+                                  </a:prstGeom>
+                                </pic:spPr>
+                              </pic:pic>
+                              <pic:pic xmlns:pic="http://schemas.openxmlformats.org/drawingml/2006/picture">
+                                <pic:nvPicPr>
+                                  <pic:cNvPr id="49" name="图片 41" descr="微信图片_20220215110121"/>
+                                  <pic:cNvPicPr>
+                                    <a:picLocks noChangeAspect="1"/>
+                                  </pic:cNvPicPr>
+                                </pic:nvPicPr>
+                                <pic:blipFill>
+                                  <a:blip r:embed="rId11">
+                                    <a:clrChange>
+                                      <a:clrFrom>
+                                        <a:srgbClr val="A09D98">
+                                          <a:alpha val="100000"/>
+                                        </a:srgbClr>
+                                      </a:clrFrom>
+                                      <a:clrTo>
+                                        <a:srgbClr val="A09D98">
+                                          <a:alpha val="100000"/>
+                                          <a:alpha val="0"/>
+                                        </a:srgbClr>
+                                      </a:clrTo>
+                                    </a:clrChange>
+                                    <a:biLevel thresh="50000"/>
+                                  </a:blip>
+                                  <a:stretch>
+                                    <a:fillRect/>
+                                  </a:stretch>
+                                </pic:blipFill>
+                                <pic:spPr>
+                                  <a:xfrm>
+                                    <a:off x="15610" y="11374"/>
+                                    <a:ext cx="1234" cy="715"/>
+                                  </a:xfrm>
+                                  <a:prstGeom prst="rect">
+                                    <a:avLst/>
+                                  </a:prstGeom>
+                                </pic:spPr>
+                              </pic:pic>
+                            </wpg:grpSp>
                             <pic:pic xmlns:pic="http://schemas.openxmlformats.org/drawingml/2006/picture">
                               <pic:nvPicPr>
-                                <pic:cNvPr id="13" name="图片 25"/>
+                                <pic:cNvPr id="48" name="图片 27"/>
                                 <pic:cNvPicPr>
                                   <a:picLocks noChangeAspect="1" noChangeArrowheads="1"/>
                                 </pic:cNvPicPr>
@@ -6172,7 +6840,7 @@
                               </pic:blipFill>
                               <pic:spPr>
                                 <a:xfrm>
-                                  <a:off x="20665" y="42945"/>
+                                  <a:off x="21873" y="4392"/>
                                   <a:ext cx="2273" cy="2273"/>
                                 </a:xfrm>
                                 <a:prstGeom prst="rect">
@@ -6184,86 +6852,6 @@
                                 </a:ln>
                               </pic:spPr>
                             </pic:pic>
-                            <wpg:grpSp>
-                              <wpg:cNvPr id="41" name="组合 27"/>
-                              <wpg:cNvGrpSpPr/>
-                              <wpg:grpSpPr>
-                                <a:xfrm>
-                                  <a:off x="17976" y="43614"/>
-                                  <a:ext cx="4551" cy="626"/>
-                                  <a:chOff x="17976" y="43614"/>
-                                  <a:chExt cx="4551" cy="626"/>
-                                </a:xfrm>
-                              </wpg:grpSpPr>
-                              <pic:pic xmlns:pic="http://schemas.openxmlformats.org/drawingml/2006/picture">
-                                <pic:nvPicPr>
-                                  <pic:cNvPr id="14" name="图片 29" descr="IMG_256"/>
-                                  <pic:cNvPicPr>
-                                    <a:picLocks noChangeAspect="1"/>
-                                  </pic:cNvPicPr>
-                                </pic:nvPicPr>
-                                <pic:blipFill>
-                                  <a:blip r:embed="rId11">
-                                    <a:clrChange>
-                                      <a:clrFrom>
-                                        <a:srgbClr val="FFFFFF">
-                                          <a:alpha val="100000"/>
-                                        </a:srgbClr>
-                                      </a:clrFrom>
-                                      <a:clrTo>
-                                        <a:srgbClr val="FFFFFF">
-                                          <a:alpha val="100000"/>
-                                          <a:alpha val="0"/>
-                                        </a:srgbClr>
-                                      </a:clrTo>
-                                    </a:clrChange>
-                                  </a:blip>
-                                  <a:stretch>
-                                    <a:fillRect/>
-                                  </a:stretch>
-                                </pic:blipFill>
-                                <pic:spPr>
-                                  <a:xfrm>
-                                    <a:off x="17976" y="43615"/>
-                                    <a:ext cx="975" cy="570"/>
-                                  </a:xfrm>
-                                  <a:prstGeom prst="rect">
-                                    <a:avLst/>
-                                  </a:prstGeom>
-                                  <a:noFill/>
-                                  <a:ln w="9525">
-                                    <a:noFill/>
-                                  </a:ln>
-                                </pic:spPr>
-                              </pic:pic>
-                              <pic:pic xmlns:pic="http://schemas.openxmlformats.org/drawingml/2006/picture">
-                                <pic:nvPicPr>
-                                  <pic:cNvPr id="16" name="图片 59" descr="图片1"/>
-                                  <pic:cNvPicPr>
-                                    <a:picLocks noChangeAspect="1"/>
-                                  </pic:cNvPicPr>
-                                </pic:nvPicPr>
-                                <pic:blipFill>
-                                  <a:blip r:embed="rId15">
-                                    <a:biLevel thresh="50000"/>
-                                  </a:blip>
-                                  <a:srcRect l="7865" t="11797" r="5322" b="19074"/>
-                                  <a:stretch>
-                                    <a:fillRect/>
-                                  </a:stretch>
-                                </pic:blipFill>
-                                <pic:spPr>
-                                  <a:xfrm>
-                                    <a:off x="21059" y="43614"/>
-                                    <a:ext cx="1468" cy="627"/>
-                                  </a:xfrm>
-                                  <a:prstGeom prst="rect">
-                                    <a:avLst/>
-                                  </a:prstGeom>
-                                  <a:noFill/>
-                                </pic:spPr>
-                              </pic:pic>
-                            </wpg:grpSp>
                           </wpg:wgp>
                         </a:graphicData>
                       </a:graphic>
@@ -6272,29 +6860,29 @@
                 </mc:Choice>
                 <mc:Fallback>
                   <w:pict>
-                    <v:group id="_x0000_s1026" o:spid="_x0000_s1026" o:spt="203" style="position:absolute;left:0pt;margin-left:1pt;margin-top:-40.55pt;height:113.6pt;width:248.05pt;z-index:251669504;mso-width-relative:page;mso-height-relative:page;" coordorigin="17976,42945" coordsize="4961,2272" o:gfxdata="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">
+                    <v:group id="_x0000_s1026" o:spid="_x0000_s1026" o:spt="203" style="position:absolute;left:0pt;margin-left:-5.25pt;margin-top:-40.2pt;height:113.6pt;width:257.35pt;z-index:251666432;mso-width-relative:page;mso-height-relative:page;" coordorigin="18998,4392" coordsize="5147,2272" o:gfxdata="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">
                       <o:lock v:ext="edit" aspectratio="f"/>
-                      <v:shape id="图片 25" o:spid="_x0000_s1026" o:spt="75" type="#_x0000_t75" style="position:absolute;left:20665;top:42945;height:2273;width:2273;" filled="f" o:preferrelative="t" stroked="f" coordsize="21600,21600" o:gfxdata="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">
+                      <v:group id="组合 42" o:spid="_x0000_s1026" o:spt="203" style="position:absolute;left:18998;top:4887;height:797;width:4576;" coordorigin="12268,11374" coordsize="4576,797" o:gfxdata="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">
+                        <o:lock v:ext="edit" aspectratio="f"/>
+                        <v:shape id="图片 48" o:spid="_x0000_s1026" o:spt="75" alt="d6eaf1bc4e33dd49c55ac9b185f6f5b" type="#_x0000_t75" style="position:absolute;left:12268;top:11459;height:712;width:1630;" filled="f" o:preferrelative="t" stroked="f" coordsize="21600,21600" o:gfxdata="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">
+                          <v:fill on="f" focussize="0,0"/>
+                          <v:stroke on="f"/>
+                          <v:imagedata r:id="rId16" cropleft="3562f" croptop="8767f" cropright="4110f" cropbottom="11871f" chromakey="#FFFDFF" o:title=""/>
+                          <o:lock v:ext="edit" aspectratio="t"/>
+                        </v:shape>
+                        <v:shape id="图片 41" o:spid="_x0000_s1026" o:spt="75" alt="微信图片_20220215110121" type="#_x0000_t75" style="position:absolute;left:15610;top:11374;height:715;width:1234;" filled="f" o:preferrelative="t" stroked="f" coordsize="21600,21600" o:gfxdata="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">
+                          <v:fill on="f" focussize="0,0"/>
+                          <v:stroke on="f"/>
+                          <v:imagedata r:id="rId11" grayscale="t" bilevel="t" chromakey="#A09D98" o:title=""/>
+                          <o:lock v:ext="edit" aspectratio="t"/>
+                        </v:shape>
+                      </v:group>
+                      <v:shape id="图片 27" o:spid="_x0000_s1026" o:spt="75" type="#_x0000_t75" style="position:absolute;left:21873;top:4392;height:2273;width:2273;" filled="f" o:preferrelative="t" stroked="f" coordsize="21600,21600" o:gfxdata="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">
                         <v:fill on="f" focussize="0,0"/>
                         <v:stroke on="f"/>
                         <v:imagedata r:id="rId13" o:title=""/>
                         <o:lock v:ext="edit" aspectratio="t"/>
                       </v:shape>
-                      <v:group id="组合 27" o:spid="_x0000_s1026" o:spt="203" style="position:absolute;left:17976;top:43614;height:626;width:4551;" coordorigin="17976,43614" coordsize="4551,626" o:gfxdata="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">
-                        <o:lock v:ext="edit" aspectratio="f"/>
-                        <v:shape id="图片 29" o:spid="_x0000_s1026" o:spt="75" alt="IMG_256" type="#_x0000_t75" style="position:absolute;left:17976;top:43615;height:570;width:975;" filled="f" o:preferrelative="t" stroked="f" coordsize="21600,21600" o:gfxdata="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">
-                          <v:fill on="f" focussize="0,0"/>
-                          <v:stroke on="f"/>
-                          <v:imagedata r:id="rId11" chromakey="#FFFFFF" o:title=""/>
-                          <o:lock v:ext="edit" aspectratio="t"/>
-                        </v:shape>
-                        <v:shape id="图片 59" o:spid="_x0000_s1026" o:spt="75" alt="图片1" type="#_x0000_t75" style="position:absolute;left:21059;top:43614;height:627;width:1468;" filled="f" o:preferrelative="t" stroked="f" coordsize="21600,21600" o:gfxdata="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">
-                          <v:fill on="f" focussize="0,0"/>
-                          <v:stroke on="f"/>
-                          <v:imagedata r:id="rId15" cropleft="5154f" croptop="7731f" cropright="3488f" cropbottom="12500f" grayscale="t" bilevel="t" o:title=""/>
-                          <o:lock v:ext="edit" aspectratio="t"/>
-                        </v:shape>
-                      </v:group>
                     </v:group>
                   </w:pict>
                 </mc:Fallback>
@@ -6562,7 +7150,7 @@
           <w:szCs w:val="24"/>
           <w:lang w:eastAsia="zh-CN"/>
         </w:rPr>
-        <w:t>5</w:t>
+        <w:t>6</w:t>
       </w:r>
       <w:r>
         <w:rPr>
@@ -6586,6 +7174,9 @@
     <w:p>
       <w:pPr>
         <w:rPr>
+          <w:rFonts w:ascii="Times New Roman" w:hAnsi="Times New Roman" w:eastAsia="微软雅黑" w:cs="Times New Roman"/>
+          <w:sz w:val="24"/>
+          <w:szCs w:val="24"/>
           <w:lang w:eastAsia="zh-CN"/>
         </w:rPr>
       </w:pPr>
@@ -6593,6 +7184,9 @@
     <w:p>
       <w:pPr>
         <w:rPr>
+          <w:rFonts w:ascii="Times New Roman" w:hAnsi="Times New Roman" w:eastAsia="微软雅黑" w:cs="Times New Roman"/>
+          <w:sz w:val="24"/>
+          <w:szCs w:val="24"/>
           <w:lang w:eastAsia="zh-CN"/>
         </w:rPr>
       </w:pPr>
@@ -6675,6 +7269,200 @@
                 <w:szCs w:val="24"/>
               </w:rPr>
             </w:pPr>
+            <w:r>
+              <w:rPr>
+                <w:sz w:val="22"/>
+              </w:rPr>
+              <mc:AlternateContent>
+                <mc:Choice Requires="wpg">
+                  <w:drawing>
+                    <wp:anchor distT="0" distB="0" distL="114300" distR="114300" simplePos="0" relativeHeight="251667456" behindDoc="0" locked="0" layoutInCell="1" allowOverlap="1">
+                      <wp:simplePos x="0" y="0"/>
+                      <wp:positionH relativeFrom="column">
+                        <wp:posOffset>111760</wp:posOffset>
+                      </wp:positionH>
+                      <wp:positionV relativeFrom="paragraph">
+                        <wp:posOffset>-577215</wp:posOffset>
+                      </wp:positionV>
+                      <wp:extent cx="3059430" cy="1442720"/>
+                      <wp:effectExtent l="0" t="0" r="3810" b="5080"/>
+                      <wp:wrapNone/>
+                      <wp:docPr id="76" name="组合 76"/>
+                      <wp:cNvGraphicFramePr/>
+                      <a:graphic xmlns:a="http://schemas.openxmlformats.org/drawingml/2006/main">
+                        <a:graphicData uri="http://schemas.microsoft.com/office/word/2010/wordprocessingGroup">
+                          <wpg:wgp>
+                            <wpg:cNvGrpSpPr/>
+                            <wpg:grpSpPr>
+                              <a:xfrm>
+                                <a:off x="0" y="0"/>
+                                <a:ext cx="3059430" cy="1442720"/>
+                                <a:chOff x="19399" y="6180"/>
+                                <a:chExt cx="4818" cy="2272"/>
+                              </a:xfrm>
+                            </wpg:grpSpPr>
+                            <wpg:grpSp>
+                              <wpg:cNvPr id="77" name="组合 34"/>
+                              <wpg:cNvGrpSpPr/>
+                              <wpg:grpSpPr>
+                                <a:xfrm rot="0">
+                                  <a:off x="19399" y="6701"/>
+                                  <a:ext cx="4343" cy="988"/>
+                                  <a:chOff x="12609" y="13215"/>
+                                  <a:chExt cx="4343" cy="988"/>
+                                </a:xfrm>
+                              </wpg:grpSpPr>
+                              <pic:pic xmlns:pic="http://schemas.openxmlformats.org/drawingml/2006/picture">
+                                <pic:nvPicPr>
+                                  <pic:cNvPr id="50" name="图片 1" descr="IMG_256"/>
+                                  <pic:cNvPicPr>
+                                    <a:picLocks noChangeAspect="1"/>
+                                  </pic:cNvPicPr>
+                                </pic:nvPicPr>
+                                <pic:blipFill>
+                                  <a:blip r:embed="rId17">
+                                    <a:clrChange>
+                                      <a:clrFrom>
+                                        <a:srgbClr val="AAA9A5">
+                                          <a:alpha val="100000"/>
+                                        </a:srgbClr>
+                                      </a:clrFrom>
+                                      <a:clrTo>
+                                        <a:srgbClr val="AAA9A5">
+                                          <a:alpha val="100000"/>
+                                          <a:alpha val="0"/>
+                                        </a:srgbClr>
+                                      </a:clrTo>
+                                    </a:clrChange>
+                                  </a:blip>
+                                  <a:srcRect l="27431" t="30452" r="31962" b="18126"/>
+                                  <a:stretch>
+                                    <a:fillRect/>
+                                  </a:stretch>
+                                </pic:blipFill>
+                                <pic:spPr>
+                                  <a:xfrm>
+                                    <a:off x="12609" y="13215"/>
+                                    <a:ext cx="781" cy="989"/>
+                                  </a:xfrm>
+                                  <a:prstGeom prst="rect">
+                                    <a:avLst/>
+                                  </a:prstGeom>
+                                  <a:noFill/>
+                                  <a:ln w="9525">
+                                    <a:noFill/>
+                                  </a:ln>
+                                </pic:spPr>
+                              </pic:pic>
+                              <pic:pic xmlns:pic="http://schemas.openxmlformats.org/drawingml/2006/picture">
+                                <pic:nvPicPr>
+                                  <pic:cNvPr id="54" name="图片 31" descr="微信图片_20220215110121"/>
+                                  <pic:cNvPicPr>
+                                    <a:picLocks noChangeAspect="1"/>
+                                  </pic:cNvPicPr>
+                                </pic:nvPicPr>
+                                <pic:blipFill>
+                                  <a:blip r:embed="rId11">
+                                    <a:clrChange>
+                                      <a:clrFrom>
+                                        <a:srgbClr val="A09D98">
+                                          <a:alpha val="100000"/>
+                                        </a:srgbClr>
+                                      </a:clrFrom>
+                                      <a:clrTo>
+                                        <a:srgbClr val="A09D98">
+                                          <a:alpha val="100000"/>
+                                          <a:alpha val="0"/>
+                                        </a:srgbClr>
+                                      </a:clrTo>
+                                    </a:clrChange>
+                                    <a:biLevel thresh="50000"/>
+                                  </a:blip>
+                                  <a:stretch>
+                                    <a:fillRect/>
+                                  </a:stretch>
+                                </pic:blipFill>
+                                <pic:spPr>
+                                  <a:xfrm>
+                                    <a:off x="15718" y="13246"/>
+                                    <a:ext cx="1234" cy="715"/>
+                                  </a:xfrm>
+                                  <a:prstGeom prst="rect">
+                                    <a:avLst/>
+                                  </a:prstGeom>
+                                </pic:spPr>
+                              </pic:pic>
+                            </wpg:grpSp>
+                            <pic:pic xmlns:pic="http://schemas.openxmlformats.org/drawingml/2006/picture">
+                              <pic:nvPicPr>
+                                <pic:cNvPr id="51" name="图片 32"/>
+                                <pic:cNvPicPr>
+                                  <a:picLocks noChangeAspect="1" noChangeArrowheads="1"/>
+                                </pic:cNvPicPr>
+                              </pic:nvPicPr>
+                              <pic:blipFill>
+                                <a:blip r:embed="rId13">
+                                  <a:extLst>
+                                    <a:ext uri="{28A0092B-C50C-407E-A947-70E740481C1C}">
+                                      <a14:useLocalDpi xmlns:a14="http://schemas.microsoft.com/office/drawing/2010/main" val="0"/>
+                                    </a:ext>
+                                  </a:extLst>
+                                </a:blip>
+                                <a:srcRect/>
+                                <a:stretch>
+                                  <a:fillRect/>
+                                </a:stretch>
+                              </pic:blipFill>
+                              <pic:spPr>
+                                <a:xfrm>
+                                  <a:off x="21945" y="6180"/>
+                                  <a:ext cx="2273" cy="2273"/>
+                                </a:xfrm>
+                                <a:prstGeom prst="rect">
+                                  <a:avLst/>
+                                </a:prstGeom>
+                                <a:noFill/>
+                                <a:ln>
+                                  <a:noFill/>
+                                </a:ln>
+                              </pic:spPr>
+                            </pic:pic>
+                          </wpg:wgp>
+                        </a:graphicData>
+                      </a:graphic>
+                    </wp:anchor>
+                  </w:drawing>
+                </mc:Choice>
+                <mc:Fallback>
+                  <w:pict>
+                    <v:group id="_x0000_s1026" o:spid="_x0000_s1026" o:spt="203" style="position:absolute;left:0pt;margin-left:8.8pt;margin-top:-45.45pt;height:113.6pt;width:240.9pt;z-index:251667456;mso-width-relative:page;mso-height-relative:page;" coordorigin="19399,6180" coordsize="4818,2272" o:gfxdata="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">
+                      <o:lock v:ext="edit" aspectratio="f"/>
+                      <v:group id="组合 34" o:spid="_x0000_s1026" o:spt="203" style="position:absolute;left:19399;top:6701;height:988;width:4343;" coordorigin="12609,13215" coordsize="4343,988" o:gfxdata="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">
+                        <o:lock v:ext="edit" aspectratio="f"/>
+                        <v:shape id="图片 1" o:spid="_x0000_s1026" o:spt="75" alt="IMG_256" type="#_x0000_t75" style="position:absolute;left:12609;top:13215;height:989;width:781;" filled="f" o:preferrelative="t" stroked="f" coordsize="21600,21600" o:gfxdata="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">
+                          <v:fill on="f" focussize="0,0"/>
+                          <v:stroke on="f"/>
+                          <v:imagedata r:id="rId17" cropleft="17977f" croptop="19957f" cropright="20947f" cropbottom="11879f" chromakey="#AAA9A5" o:title=""/>
+                          <o:lock v:ext="edit" aspectratio="t"/>
+                        </v:shape>
+                        <v:shape id="图片 31" o:spid="_x0000_s1026" o:spt="75" alt="微信图片_20220215110121" type="#_x0000_t75" style="position:absolute;left:15718;top:13246;height:715;width:1234;" filled="f" o:preferrelative="t" stroked="f" coordsize="21600,21600" o:gfxdata="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">
+                          <v:fill on="f" focussize="0,0"/>
+                          <v:stroke on="f"/>
+                          <v:imagedata r:id="rId11" grayscale="t" bilevel="t" chromakey="#A09D98" o:title=""/>
+                          <o:lock v:ext="edit" aspectratio="t"/>
+                        </v:shape>
+                      </v:group>
+                      <v:shape id="图片 32" o:spid="_x0000_s1026" o:spt="75" type="#_x0000_t75" style="position:absolute;left:21945;top:6180;height:2273;width:2273;" filled="f" o:preferrelative="t" stroked="f" coordsize="21600,21600" o:gfxdata="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">
+                        <v:fill on="f" focussize="0,0"/>
+                        <v:stroke on="f"/>
+                        <v:imagedata r:id="rId13" o:title=""/>
+                        <o:lock v:ext="edit" aspectratio="t"/>
+                      </v:shape>
+                    </v:group>
+                  </w:pict>
+                </mc:Fallback>
+              </mc:AlternateContent>
+            </w:r>
           </w:p>
         </w:tc>
         <w:tc>
@@ -6906,387 +7694,6 @@
     <w:p>
       <w:pPr>
         <w:rPr>
-          <w:rFonts w:ascii="Times New Roman" w:hAnsi="Times New Roman" w:eastAsia="微软雅黑" w:cs="Times New Roman"/>
-          <w:sz w:val="24"/>
-          <w:szCs w:val="24"/>
-          <w:lang w:eastAsia="zh-CN"/>
-        </w:rPr>
-      </w:pPr>
-      <w:r>
-        <w:rPr>
-          <w:rFonts w:hint="eastAsia" w:ascii="Times New Roman" w:hAnsi="Times New Roman" w:eastAsia="微软雅黑" w:cs="Times New Roman"/>
-          <w:sz w:val="24"/>
-          <w:szCs w:val="24"/>
-          <w:lang w:eastAsia="zh-CN"/>
-        </w:rPr>
-        <w:t xml:space="preserve">{% endif %}{% if testedby == </w:t>
-      </w:r>
-      <w:r>
-        <w:rPr>
-          <w:rFonts w:ascii="Times New Roman" w:hAnsi="Times New Roman" w:eastAsia="微软雅黑" w:cs="Times New Roman"/>
-          <w:sz w:val="24"/>
-          <w:szCs w:val="24"/>
-          <w:lang w:eastAsia="zh-CN"/>
-        </w:rPr>
-        <w:t>“</w:t>
-      </w:r>
-      <w:r>
-        <w:rPr>
-          <w:rFonts w:hint="eastAsia" w:ascii="Times New Roman" w:hAnsi="Times New Roman" w:eastAsia="微软雅黑" w:cs="Times New Roman"/>
-          <w:sz w:val="24"/>
-          <w:szCs w:val="24"/>
-          <w:lang w:eastAsia="zh-CN"/>
-        </w:rPr>
-        <w:t>6</w:t>
-      </w:r>
-      <w:r>
-        <w:rPr>
-          <w:rFonts w:ascii="Times New Roman" w:hAnsi="Times New Roman" w:eastAsia="微软雅黑" w:cs="Times New Roman"/>
-          <w:sz w:val="24"/>
-          <w:szCs w:val="24"/>
-          <w:lang w:eastAsia="zh-CN"/>
-        </w:rPr>
-        <w:t>”</w:t>
-      </w:r>
-      <w:r>
-        <w:rPr>
-          <w:rFonts w:hint="eastAsia" w:ascii="Times New Roman" w:hAnsi="Times New Roman" w:eastAsia="微软雅黑" w:cs="Times New Roman"/>
-          <w:sz w:val="24"/>
-          <w:szCs w:val="24"/>
-          <w:lang w:eastAsia="zh-CN"/>
-        </w:rPr>
-        <w:t xml:space="preserve"> %}</w:t>
-      </w:r>
-    </w:p>
-    <w:p>
-      <w:pPr>
-        <w:rPr>
-          <w:rFonts w:ascii="Times New Roman" w:hAnsi="Times New Roman" w:eastAsia="微软雅黑" w:cs="Times New Roman"/>
-          <w:sz w:val="24"/>
-          <w:szCs w:val="24"/>
-          <w:lang w:eastAsia="zh-CN"/>
-        </w:rPr>
-      </w:pPr>
-    </w:p>
-    <w:p>
-      <w:pPr>
-        <w:rPr>
-          <w:rFonts w:ascii="Times New Roman" w:hAnsi="Times New Roman" w:eastAsia="微软雅黑" w:cs="Times New Roman"/>
-          <w:sz w:val="24"/>
-          <w:szCs w:val="24"/>
-          <w:lang w:eastAsia="zh-CN"/>
-        </w:rPr>
-      </w:pPr>
-    </w:p>
-    <w:tbl>
-      <w:tblPr>
-        <w:tblStyle w:val="36"/>
-        <w:tblW w:w="6772" w:type="dxa"/>
-        <w:jc w:val="right"/>
-        <w:tblLayout w:type="fixed"/>
-        <w:tblCellMar>
-          <w:top w:w="0" w:type="dxa"/>
-          <w:left w:w="0" w:type="dxa"/>
-          <w:bottom w:w="0" w:type="dxa"/>
-          <w:right w:w="0" w:type="dxa"/>
-        </w:tblCellMar>
-      </w:tblPr>
-      <w:tblGrid>
-        <w:gridCol w:w="1272"/>
-        <w:gridCol w:w="2040"/>
-        <w:gridCol w:w="1166"/>
-        <w:gridCol w:w="2294"/>
-      </w:tblGrid>
-      <w:tr>
-        <w:tblPrEx>
-          <w:tblCellMar>
-            <w:top w:w="0" w:type="dxa"/>
-            <w:left w:w="0" w:type="dxa"/>
-            <w:bottom w:w="0" w:type="dxa"/>
-            <w:right w:w="0" w:type="dxa"/>
-          </w:tblCellMar>
-        </w:tblPrEx>
-        <w:trPr>
-          <w:trHeight w:val="441" w:hRule="exact"/>
-          <w:jc w:val="right"/>
-        </w:trPr>
-        <w:tc>
-          <w:tcPr>
-            <w:tcW w:w="1272" w:type="dxa"/>
-            <w:vAlign w:val="center"/>
-          </w:tcPr>
-          <w:p>
-            <w:pPr>
-              <w:pStyle w:val="20"/>
-              <w:spacing w:before="13"/>
-              <w:ind w:left="13" w:right="95"/>
-              <w:jc w:val="both"/>
-              <w:rPr>
-                <w:rFonts w:ascii="Times New Roman" w:hAnsi="Times New Roman" w:cs="Times New Roman"/>
-                <w:b/>
-                <w:sz w:val="24"/>
-                <w:szCs w:val="24"/>
-              </w:rPr>
-            </w:pPr>
-            <w:r>
-              <w:rPr>
-                <w:rFonts w:ascii="Times New Roman" w:hAnsi="Times New Roman" w:cs="Times New Roman"/>
-                <w:b/>
-                <w:sz w:val="24"/>
-                <w:szCs w:val="24"/>
-              </w:rPr>
-              <w:t>检测人：</w:t>
-            </w:r>
-          </w:p>
-        </w:tc>
-        <w:tc>
-          <w:tcPr>
-            <w:tcW w:w="2040" w:type="dxa"/>
-            <w:vAlign w:val="center"/>
-          </w:tcPr>
-          <w:p>
-            <w:pPr>
-              <w:pStyle w:val="20"/>
-              <w:spacing w:before="13"/>
-              <w:jc w:val="both"/>
-              <w:rPr>
-                <w:rFonts w:ascii="Times New Roman" w:hAnsi="Times New Roman" w:cs="Times New Roman"/>
-                <w:b/>
-                <w:sz w:val="24"/>
-                <w:szCs w:val="24"/>
-              </w:rPr>
-            </w:pPr>
-          </w:p>
-        </w:tc>
-        <w:tc>
-          <w:tcPr>
-            <w:tcW w:w="1166" w:type="dxa"/>
-            <w:vAlign w:val="center"/>
-          </w:tcPr>
-          <w:p>
-            <w:pPr>
-              <w:pStyle w:val="20"/>
-              <w:spacing w:before="13"/>
-              <w:jc w:val="both"/>
-              <w:rPr>
-                <w:rFonts w:ascii="Times New Roman" w:hAnsi="Times New Roman" w:cs="Times New Roman"/>
-                <w:b/>
-                <w:sz w:val="24"/>
-                <w:szCs w:val="24"/>
-              </w:rPr>
-            </w:pPr>
-            <w:r>
-              <w:rPr>
-                <w:rFonts w:ascii="Times New Roman" w:hAnsi="Times New Roman" w:cs="Times New Roman"/>
-                <w:b/>
-                <w:sz w:val="24"/>
-                <w:szCs w:val="24"/>
-              </w:rPr>
-              <w:t>复核人</w:t>
-            </w:r>
-            <w:r>
-              <w:rPr>
-                <w:rFonts w:ascii="Times New Roman" w:hAnsi="Times New Roman" w:cs="Times New Roman"/>
-                <w:b/>
-                <w:sz w:val="24"/>
-                <w:szCs w:val="24"/>
-                <w:lang w:eastAsia="zh-CN"/>
-              </w:rPr>
-              <w:t>：</w:t>
-            </w:r>
-          </w:p>
-        </w:tc>
-        <w:tc>
-          <w:tcPr>
-            <w:tcW w:w="2294" w:type="dxa"/>
-            <w:vAlign w:val="center"/>
-          </w:tcPr>
-          <w:p>
-            <w:pPr>
-              <w:pStyle w:val="20"/>
-              <w:spacing w:before="13"/>
-              <w:ind w:right="15"/>
-              <w:jc w:val="both"/>
-              <w:rPr>
-                <w:rFonts w:ascii="Times New Roman" w:hAnsi="Times New Roman" w:cs="Times New Roman"/>
-                <w:b/>
-                <w:sz w:val="24"/>
-                <w:szCs w:val="24"/>
-              </w:rPr>
-            </w:pPr>
-          </w:p>
-        </w:tc>
-      </w:tr>
-      <w:tr>
-        <w:tblPrEx>
-          <w:tblCellMar>
-            <w:top w:w="0" w:type="dxa"/>
-            <w:left w:w="0" w:type="dxa"/>
-            <w:bottom w:w="0" w:type="dxa"/>
-            <w:right w:w="0" w:type="dxa"/>
-          </w:tblCellMar>
-        </w:tblPrEx>
-        <w:trPr>
-          <w:trHeight w:val="457" w:hRule="exact"/>
-          <w:jc w:val="right"/>
-        </w:trPr>
-        <w:tc>
-          <w:tcPr>
-            <w:tcW w:w="1272" w:type="dxa"/>
-            <w:vAlign w:val="center"/>
-          </w:tcPr>
-          <w:p>
-            <w:pPr>
-              <w:pStyle w:val="20"/>
-              <w:spacing w:line="341" w:lineRule="exact"/>
-              <w:ind w:left="13" w:right="165"/>
-              <w:jc w:val="both"/>
-              <w:rPr>
-                <w:rFonts w:ascii="Times New Roman" w:hAnsi="Times New Roman" w:cs="Times New Roman"/>
-                <w:b/>
-                <w:sz w:val="24"/>
-                <w:szCs w:val="24"/>
-              </w:rPr>
-            </w:pPr>
-            <w:r>
-              <w:rPr>
-                <w:rFonts w:ascii="Times New Roman" w:hAnsi="Times New Roman" w:cs="Times New Roman"/>
-                <w:b/>
-                <w:sz w:val="24"/>
-                <w:szCs w:val="24"/>
-              </w:rPr>
-              <w:t>日</w:t>
-            </w:r>
-            <w:r>
-              <w:rPr>
-                <w:rFonts w:ascii="Times New Roman" w:hAnsi="Times New Roman" w:cs="Times New Roman"/>
-                <w:b/>
-                <w:sz w:val="24"/>
-                <w:szCs w:val="24"/>
-                <w:lang w:eastAsia="zh-CN"/>
-              </w:rPr>
-              <w:t xml:space="preserve">  </w:t>
-            </w:r>
-            <w:r>
-              <w:rPr>
-                <w:rFonts w:ascii="Times New Roman" w:hAnsi="Times New Roman" w:cs="Times New Roman"/>
-                <w:b/>
-                <w:sz w:val="24"/>
-                <w:szCs w:val="24"/>
-              </w:rPr>
-              <w:t>期：</w:t>
-            </w:r>
-          </w:p>
-        </w:tc>
-        <w:tc>
-          <w:tcPr>
-            <w:tcW w:w="2040" w:type="dxa"/>
-            <w:vAlign w:val="center"/>
-          </w:tcPr>
-          <w:p>
-            <w:pPr>
-              <w:pStyle w:val="20"/>
-              <w:spacing w:line="363" w:lineRule="exact"/>
-              <w:jc w:val="both"/>
-              <w:rPr>
-                <w:rFonts w:ascii="Times New Roman" w:hAnsi="Times New Roman" w:cs="Times New Roman"/>
-                <w:sz w:val="24"/>
-                <w:szCs w:val="24"/>
-              </w:rPr>
-            </w:pPr>
-            <w:r>
-              <w:rPr>
-                <w:rFonts w:ascii="Times New Roman" w:hAnsi="Times New Roman" w:cs="Times New Roman"/>
-                <w:kern w:val="2"/>
-                <w:sz w:val="24"/>
-                <w:szCs w:val="24"/>
-                <w:lang w:eastAsia="zh-CN"/>
-              </w:rPr>
-              <w:t>{{ reportdate }}</w:t>
-            </w:r>
-          </w:p>
-        </w:tc>
-        <w:tc>
-          <w:tcPr>
-            <w:tcW w:w="1166" w:type="dxa"/>
-            <w:vAlign w:val="center"/>
-          </w:tcPr>
-          <w:p>
-            <w:pPr>
-              <w:pStyle w:val="20"/>
-              <w:spacing w:line="341" w:lineRule="exact"/>
-              <w:jc w:val="both"/>
-              <w:rPr>
-                <w:rFonts w:ascii="Times New Roman" w:hAnsi="Times New Roman" w:cs="Times New Roman"/>
-                <w:b/>
-                <w:sz w:val="24"/>
-                <w:szCs w:val="24"/>
-              </w:rPr>
-            </w:pPr>
-            <w:r>
-              <w:rPr>
-                <w:rFonts w:ascii="Times New Roman" w:hAnsi="Times New Roman" w:cs="Times New Roman"/>
-                <w:b/>
-                <w:sz w:val="24"/>
-                <w:szCs w:val="24"/>
-              </w:rPr>
-              <w:t>日</w:t>
-            </w:r>
-            <w:r>
-              <w:rPr>
-                <w:rFonts w:ascii="Times New Roman" w:hAnsi="Times New Roman" w:cs="Times New Roman"/>
-                <w:b/>
-                <w:sz w:val="24"/>
-                <w:szCs w:val="24"/>
-                <w:lang w:eastAsia="zh-CN"/>
-              </w:rPr>
-              <w:t xml:space="preserve">  </w:t>
-            </w:r>
-            <w:r>
-              <w:rPr>
-                <w:rFonts w:ascii="Times New Roman" w:hAnsi="Times New Roman" w:cs="Times New Roman"/>
-                <w:b/>
-                <w:sz w:val="24"/>
-                <w:szCs w:val="24"/>
-              </w:rPr>
-              <w:t>期：</w:t>
-            </w:r>
-          </w:p>
-        </w:tc>
-        <w:tc>
-          <w:tcPr>
-            <w:tcW w:w="2294" w:type="dxa"/>
-            <w:vAlign w:val="center"/>
-          </w:tcPr>
-          <w:p>
-            <w:pPr>
-              <w:pStyle w:val="20"/>
-              <w:spacing w:line="363" w:lineRule="exact"/>
-              <w:ind w:right="15"/>
-              <w:jc w:val="both"/>
-              <w:rPr>
-                <w:rFonts w:ascii="Times New Roman" w:hAnsi="Times New Roman" w:cs="Times New Roman"/>
-                <w:sz w:val="24"/>
-                <w:szCs w:val="24"/>
-              </w:rPr>
-            </w:pPr>
-            <w:r>
-              <w:rPr>
-                <w:rFonts w:ascii="Times New Roman" w:hAnsi="Times New Roman" w:cs="Times New Roman"/>
-                <w:kern w:val="2"/>
-                <w:sz w:val="24"/>
-                <w:szCs w:val="24"/>
-                <w:lang w:eastAsia="zh-CN"/>
-              </w:rPr>
-              <w:t>{{ reportdate }}</w:t>
-            </w:r>
-          </w:p>
-        </w:tc>
-      </w:tr>
-    </w:tbl>
-    <w:p>
-      <w:pPr>
-        <w:rPr>
           <w:rFonts w:ascii="Times New Roman" w:hAnsi="Times New Roman" w:eastAsia="微软雅黑" w:cs="黑体"/>
           <w:b/>
           <w:bCs/>
@@ -7336,8 +7743,8 @@
         </w:rPr>
       </w:pPr>
       <w:bookmarkStart w:id="43" w:name="_Toc23941"/>
-      <w:bookmarkStart w:id="44" w:name="_Toc29698"/>
-      <w:bookmarkStart w:id="45" w:name="_Toc7030"/>
+      <w:bookmarkStart w:id="44" w:name="_Toc7030"/>
+      <w:bookmarkStart w:id="45" w:name="_Toc29698"/>
       <w:bookmarkStart w:id="46" w:name="_Toc31071"/>
       <w:r>
         <w:rPr>
@@ -7390,6 +7797,12 @@
             <w:insideH w:val="single" w:color="A4A4A4" w:sz="4" w:space="0"/>
             <w:insideV w:val="single" w:color="A4A4A4" w:sz="4" w:space="0"/>
           </w:tblBorders>
+          <w:tblCellMar>
+            <w:top w:w="0" w:type="dxa"/>
+            <w:left w:w="108" w:type="dxa"/>
+            <w:bottom w:w="0" w:type="dxa"/>
+            <w:right w:w="108" w:type="dxa"/>
+          </w:tblCellMar>
         </w:tblPrEx>
         <w:trPr>
           <w:cantSplit/>
@@ -11301,8 +11714,8 @@
           <w:lang w:eastAsia="zh-CN"/>
         </w:rPr>
       </w:pPr>
-      <w:bookmarkStart w:id="48" w:name="_Toc81251351"/>
-      <w:bookmarkStart w:id="49" w:name="_Toc81326589"/>
+      <w:bookmarkStart w:id="48" w:name="_Toc81326589"/>
+      <w:bookmarkStart w:id="49" w:name="_Toc81251351"/>
       <w:r>
         <w:rPr>
           <w:rFonts w:hint="eastAsia" w:ascii="Times New Roman" w:hAnsi="Times New Roman" w:eastAsia="微软雅黑" w:cs="Times New Roman"/>
@@ -11366,11 +11779,11 @@
           <w:lang w:val="en-US" w:eastAsia="zh-CN"/>
         </w:rPr>
       </w:pPr>
-      <w:bookmarkStart w:id="50" w:name="_Toc25849"/>
-      <w:bookmarkStart w:id="51" w:name="_Toc20034"/>
-      <w:bookmarkStart w:id="52" w:name="_Toc6972"/>
-      <w:bookmarkStart w:id="53" w:name="_Toc2290"/>
-      <w:bookmarkStart w:id="54" w:name="_Toc10223"/>
+      <w:bookmarkStart w:id="50" w:name="_Toc10223"/>
+      <w:bookmarkStart w:id="51" w:name="_Toc2290"/>
+      <w:bookmarkStart w:id="52" w:name="_Toc25849"/>
+      <w:bookmarkStart w:id="53" w:name="_Toc20034"/>
+      <w:bookmarkStart w:id="54" w:name="_Toc6972"/>
       <w:bookmarkStart w:id="55" w:name="_Toc106719764"/>
       <w:r>
         <w:rPr>
@@ -14690,12 +15103,12 @@
           <w:lang w:val="en-US" w:eastAsia="zh-CN" w:bidi="ar"/>
         </w:rPr>
       </w:pPr>
-      <w:bookmarkStart w:id="57" w:name="_Toc22229"/>
-      <w:bookmarkStart w:id="58" w:name="_Toc663"/>
-      <w:bookmarkStart w:id="59" w:name="_Toc27020"/>
-      <w:bookmarkStart w:id="60" w:name="_Toc15964"/>
-      <w:bookmarkStart w:id="61" w:name="_Toc21629"/>
-      <w:bookmarkStart w:id="62" w:name="_Toc6632"/>
+      <w:bookmarkStart w:id="57" w:name="_Toc21629"/>
+      <w:bookmarkStart w:id="58" w:name="_Toc15964"/>
+      <w:bookmarkStart w:id="59" w:name="_Toc6632"/>
+      <w:bookmarkStart w:id="60" w:name="_Toc22229"/>
+      <w:bookmarkStart w:id="61" w:name="_Toc663"/>
+      <w:bookmarkStart w:id="62" w:name="_Toc27020"/>
       <w:r>
         <w:rPr>
           <w:rFonts w:hint="eastAsia" w:ascii="微软雅黑" w:hAnsi="微软雅黑" w:eastAsia="微软雅黑" w:cs="微软雅黑"/>
@@ -14985,12 +15398,12 @@
           <w:lang w:val="en-US" w:eastAsia="zh-CN" w:bidi="ar"/>
         </w:rPr>
       </w:pPr>
-      <w:bookmarkStart w:id="63" w:name="_Toc8902"/>
-      <w:bookmarkStart w:id="64" w:name="_Toc6779"/>
+      <w:bookmarkStart w:id="63" w:name="_Toc6779"/>
+      <w:bookmarkStart w:id="64" w:name="_Toc17032"/>
       <w:bookmarkStart w:id="65" w:name="_Toc30210"/>
       <w:bookmarkStart w:id="66" w:name="_Toc8282"/>
-      <w:bookmarkStart w:id="67" w:name="_Toc17032"/>
-      <w:bookmarkStart w:id="68" w:name="_Toc30450"/>
+      <w:bookmarkStart w:id="67" w:name="_Toc30450"/>
+      <w:bookmarkStart w:id="68" w:name="_Toc8902"/>
       <w:r>
         <w:rPr>
           <w:rFonts w:hint="eastAsia" w:ascii="微软雅黑" w:hAnsi="微软雅黑" w:eastAsia="微软雅黑" w:cs="微软雅黑"/>
@@ -16606,9 +17019,9 @@
       <w:bookmarkStart w:id="71" w:name="_Toc19396"/>
       <w:bookmarkStart w:id="72" w:name="_Toc32156"/>
       <w:bookmarkStart w:id="73" w:name="_Toc7994"/>
-      <w:bookmarkStart w:id="74" w:name="_Toc7932"/>
+      <w:bookmarkStart w:id="74" w:name="_Toc14341"/>
       <w:bookmarkStart w:id="75" w:name="_Toc24511"/>
-      <w:bookmarkStart w:id="76" w:name="_Toc14341"/>
+      <w:bookmarkStart w:id="76" w:name="_Toc7932"/>
       <w:r>
         <w:rPr>
           <w:rFonts w:hint="eastAsia" w:ascii="微软雅黑" w:hAnsi="微软雅黑" w:eastAsia="微软雅黑" w:cs="微软雅黑"/>
@@ -17107,10 +17520,10 @@
           <w:lang w:val="en-US" w:eastAsia="zh-CN" w:bidi="ar"/>
         </w:rPr>
       </w:pPr>
-      <w:bookmarkStart w:id="77" w:name="_Toc4414"/>
-      <w:bookmarkStart w:id="78" w:name="_Toc32153"/>
-      <w:bookmarkStart w:id="79" w:name="_Toc15763"/>
-      <w:bookmarkStart w:id="80" w:name="_Toc13439"/>
+      <w:bookmarkStart w:id="77" w:name="_Toc32153"/>
+      <w:bookmarkStart w:id="78" w:name="_Toc15763"/>
+      <w:bookmarkStart w:id="79" w:name="_Toc13439"/>
+      <w:bookmarkStart w:id="80" w:name="_Toc4414"/>
       <w:bookmarkStart w:id="81" w:name="_Toc18423"/>
       <w:bookmarkStart w:id="82" w:name="_Toc19443"/>
       <w:r>
@@ -18500,8 +18913,8 @@
         </w:rPr>
       </w:pPr>
       <w:bookmarkStart w:id="83" w:name="_Toc81251349"/>
-      <w:bookmarkStart w:id="84" w:name="_Toc26420"/>
-      <w:bookmarkStart w:id="85" w:name="_Toc81326587"/>
+      <w:bookmarkStart w:id="84" w:name="_Toc81326587"/>
+      <w:bookmarkStart w:id="85" w:name="_Toc26420"/>
       <w:r>
         <w:rPr>
           <w:rFonts w:hint="eastAsia" w:ascii="Times New Roman" w:hAnsi="Times New Roman"/>
@@ -19133,6 +19546,8 @@
         </w:rPr>
         <w:br w:type="page"/>
       </w:r>
+      <w:bookmarkStart w:id="102" w:name="_GoBack"/>
+      <w:bookmarkEnd w:id="102"/>
     </w:p>
     <w:bookmarkEnd w:id="21"/>
     <w:bookmarkEnd w:id="22"/>
@@ -19159,15 +19574,15 @@
       </w:pPr>
       <w:bookmarkStart w:id="86" w:name="_Toc24017"/>
       <w:bookmarkStart w:id="87" w:name="_Toc22623"/>
-      <w:bookmarkStart w:id="88" w:name="_Toc17792_WPSOffice_Level2"/>
-      <w:bookmarkStart w:id="89" w:name="_Toc16927"/>
-      <w:bookmarkStart w:id="90" w:name="_Toc21361"/>
-      <w:bookmarkStart w:id="91" w:name="_Toc14611_WPSOffice_Level1"/>
-      <w:bookmarkStart w:id="92" w:name="_Toc13275"/>
-      <w:bookmarkStart w:id="93" w:name="_Toc19584_WPSOffice_Level1"/>
-      <w:bookmarkStart w:id="94" w:name="_Toc107825571"/>
-      <w:bookmarkStart w:id="95" w:name="_Toc22162_WPSOffice_Level1"/>
-      <w:bookmarkStart w:id="96" w:name="_Toc9662"/>
+      <w:bookmarkStart w:id="88" w:name="_Toc14611_WPSOffice_Level1"/>
+      <w:bookmarkStart w:id="89" w:name="_Toc9662"/>
+      <w:bookmarkStart w:id="90" w:name="_Toc107825571"/>
+      <w:bookmarkStart w:id="91" w:name="_Toc16927"/>
+      <w:bookmarkStart w:id="92" w:name="_Toc22162_WPSOffice_Level1"/>
+      <w:bookmarkStart w:id="93" w:name="_Toc13275"/>
+      <w:bookmarkStart w:id="94" w:name="_Toc21361"/>
+      <w:bookmarkStart w:id="95" w:name="_Toc17792_WPSOffice_Level2"/>
+      <w:bookmarkStart w:id="96" w:name="_Toc19584_WPSOffice_Level1"/>
       <w:r>
         <w:rPr>
           <w:rFonts w:hint="eastAsia" w:ascii="Times New Roman" w:hAnsi="Times New Roman"/>
@@ -19206,9 +19621,9 @@
           <w:lang w:eastAsia="zh-CN"/>
         </w:rPr>
       </w:pPr>
-      <w:bookmarkStart w:id="97" w:name="_Toc18033"/>
+      <w:bookmarkStart w:id="97" w:name="_Toc8814"/>
       <w:bookmarkStart w:id="98" w:name="_Toc27691"/>
-      <w:bookmarkStart w:id="99" w:name="_Toc8814"/>
+      <w:bookmarkStart w:id="99" w:name="_Toc18033"/>
       <w:bookmarkStart w:id="100" w:name="_Toc11768"/>
       <w:bookmarkStart w:id="101" w:name="_Toc4053"/>
       <w:r>
@@ -19465,25 +19880,7 @@
           <w:bCs w:val="0"/>
           <w:lang w:eastAsia="zh-CN"/>
         </w:rPr>
-        <w:t>广州市黄</w:t>
-      </w:r>
-      <w:r>
-        <w:rPr>
-          <w:rFonts w:hint="eastAsia" w:ascii="Times New Roman" w:hAnsi="Times New Roman" w:eastAsia="微软雅黑" w:cs="Times New Roman"/>
-          <w:lang w:eastAsia="zh-CN"/>
-        </w:rPr>
-        <w:t>埔</w:t>
-      </w:r>
-      <w:bookmarkStart w:id="102" w:name="_GoBack"/>
-      <w:bookmarkEnd w:id="102"/>
-      <w:r>
-        <w:rPr>
-          <w:rFonts w:hint="eastAsia" w:ascii="Times New Roman" w:hAnsi="Times New Roman" w:eastAsia="微软雅黑" w:cs="Times New Roman"/>
-          <w:b w:val="0"/>
-          <w:bCs w:val="0"/>
-          <w:lang w:eastAsia="zh-CN"/>
-        </w:rPr>
-        <w:t>区开源大道11号C6栋702室</w:t>
+        <w:t>广州市黄浦区开源大道11号C6栋702室</w:t>
       </w:r>
     </w:p>
     <w:p>
@@ -19809,7 +20206,7 @@
           <w:szCs w:val="24"/>
         </w:rPr>
         <w:drawing>
-          <wp:anchor distT="0" distB="0" distL="114935" distR="114935" simplePos="0" relativeHeight="251664384" behindDoc="0" locked="0" layoutInCell="1" allowOverlap="1">
+          <wp:anchor distT="0" distB="0" distL="114935" distR="114935" simplePos="0" relativeHeight="251670528" behindDoc="0" locked="0" layoutInCell="1" allowOverlap="1">
             <wp:simplePos x="0" y="0"/>
             <wp:positionH relativeFrom="column">
               <wp:posOffset>723900</wp:posOffset>
@@ -19834,7 +20231,7 @@
                     </pic:cNvPicPr>
                   </pic:nvPicPr>
                   <pic:blipFill>
-                    <a:blip r:embed="rId16"/>
+                    <a:blip r:embed="rId18"/>
                     <a:stretch>
                       <a:fillRect/>
                     </a:stretch>
@@ -19865,7 +20262,7 @@
           <w:szCs w:val="24"/>
         </w:rPr>
         <w:drawing>
-          <wp:anchor distT="0" distB="0" distL="114935" distR="114935" simplePos="0" relativeHeight="251663360" behindDoc="0" locked="0" layoutInCell="1" allowOverlap="1">
+          <wp:anchor distT="0" distB="0" distL="114935" distR="114935" simplePos="0" relativeHeight="251669504" behindDoc="0" locked="0" layoutInCell="1" allowOverlap="1">
             <wp:simplePos x="0" y="0"/>
             <wp:positionH relativeFrom="column">
               <wp:posOffset>30480</wp:posOffset>
@@ -19890,7 +20287,7 @@
                     </pic:cNvPicPr>
                   </pic:nvPicPr>
                   <pic:blipFill>
-                    <a:blip r:embed="rId17"/>
+                    <a:blip r:embed="rId19"/>
                     <a:stretch>
                       <a:fillRect/>
                     </a:stretch>
@@ -20061,7 +20458,7 @@
           <w:lang w:eastAsia="zh-CN"/>
         </w:rPr>
         <w:drawing>
-          <wp:anchor distT="0" distB="0" distL="0" distR="0" simplePos="0" relativeHeight="251662336" behindDoc="1" locked="0" layoutInCell="1" allowOverlap="1">
+          <wp:anchor distT="0" distB="0" distL="0" distR="0" simplePos="0" relativeHeight="251668480" behindDoc="1" locked="0" layoutInCell="1" allowOverlap="1">
             <wp:simplePos x="0" y="0"/>
             <wp:positionH relativeFrom="column">
               <wp:posOffset>4900295</wp:posOffset>
@@ -20086,7 +20483,7 @@
                     </pic:cNvPicPr>
                   </pic:nvPicPr>
                   <pic:blipFill>
-                    <a:blip r:embed="rId18"/>
+                    <a:blip r:embed="rId20"/>
                     <a:srcRect/>
                     <a:stretch>
                       <a:fillRect/>
@@ -22837,10 +23234,20 @@
 </s:customData>
 </file>
 
+<file path=customXml/item2.xml><?xml version="1.0" encoding="utf-8"?>
+<b:Sources xmlns:b="http://schemas.openxmlformats.org/officeDocument/2006/bibliography" xmlns="http://schemas.openxmlformats.org/officeDocument/2006/bibliography" SelectedStyle="\APA.XSL" StyleName="APA"/>
+</file>
+
 <file path=customXml/itemProps1.xml><?xml version="1.0" encoding="utf-8"?>
 <ds:datastoreItem xmlns:ds="http://schemas.openxmlformats.org/officeDocument/2006/customXml" ds:itemID="{B1977F7D-205B-4081-913C-38D41E755F92}">
   <ds:schemaRefs>
     <ds:schemaRef ds:uri="http://www.wps.cn/officeDocument/2013/wpsCustomData"/>
   </ds:schemaRefs>
 </ds:datastoreItem>
+</file>
+
+<file path=customXml/itemProps2.xml><?xml version="1.0" encoding="utf-8"?>
+<ds:datastoreItem xmlns:ds="http://schemas.openxmlformats.org/officeDocument/2006/customXml" ds:itemID="{AF0FCD33-2FD2-40CF-9CDF-F2193CE32997}">
+  <ds:schemaRefs/>
+</ds:datastoreItem>
 </file>
--- a/WebContent/docx/乳腺癌21基因检测报告.docx
+++ b/WebContent/docx/乳腺癌21基因检测报告.docx
@@ -2384,16 +2384,16 @@
           </w14:shadow>
         </w:rPr>
       </w:pPr>
-      <w:bookmarkStart w:id="2" w:name="_Toc21009_WPSOffice_Level1"/>
-      <w:bookmarkStart w:id="3" w:name="_Toc30143_WPSOffice_Level1"/>
-      <w:bookmarkStart w:id="4" w:name="_Toc14459"/>
-      <w:bookmarkStart w:id="5" w:name="_Toc14123"/>
-      <w:bookmarkStart w:id="6" w:name="_Toc3619"/>
-      <w:bookmarkStart w:id="7" w:name="_Toc13806"/>
-      <w:bookmarkStart w:id="8" w:name="_Toc107825547"/>
-      <w:bookmarkStart w:id="9" w:name="_Toc4217"/>
-      <w:bookmarkStart w:id="10" w:name="_Toc21669"/>
-      <w:bookmarkStart w:id="11" w:name="_Toc24178_WPSOffice_Level1"/>
+      <w:bookmarkStart w:id="2" w:name="_Toc14123"/>
+      <w:bookmarkStart w:id="3" w:name="_Toc107825547"/>
+      <w:bookmarkStart w:id="4" w:name="_Toc3619"/>
+      <w:bookmarkStart w:id="5" w:name="_Toc30143_WPSOffice_Level1"/>
+      <w:bookmarkStart w:id="6" w:name="_Toc24178_WPSOffice_Level1"/>
+      <w:bookmarkStart w:id="7" w:name="_Toc4217"/>
+      <w:bookmarkStart w:id="8" w:name="_Toc21669"/>
+      <w:bookmarkStart w:id="9" w:name="_Toc21009_WPSOffice_Level1"/>
+      <w:bookmarkStart w:id="10" w:name="_Toc14459"/>
+      <w:bookmarkStart w:id="11" w:name="_Toc13806"/>
       <w:r>
         <w:rPr>
           <w:rFonts w:ascii="Times New Roman" w:hAnsi="Times New Roman"/>
@@ -3270,15 +3270,15 @@
           </w14:shadow>
         </w:rPr>
       </w:pPr>
-      <w:bookmarkStart w:id="12" w:name="_Toc7021_WPSOffice_Level1"/>
-      <w:bookmarkStart w:id="13" w:name="_Toc17451"/>
-      <w:bookmarkStart w:id="14" w:name="_Toc107825548"/>
-      <w:bookmarkStart w:id="15" w:name="_Toc29272"/>
-      <w:bookmarkStart w:id="16" w:name="_Toc11015_WPSOffice_Level1"/>
-      <w:bookmarkStart w:id="17" w:name="_Toc5540"/>
-      <w:bookmarkStart w:id="18" w:name="_Toc26731"/>
-      <w:bookmarkStart w:id="19" w:name="_Toc14797"/>
-      <w:bookmarkStart w:id="20" w:name="_Toc18062_WPSOffice_Level1"/>
+      <w:bookmarkStart w:id="12" w:name="_Toc29272"/>
+      <w:bookmarkStart w:id="13" w:name="_Toc7021_WPSOffice_Level1"/>
+      <w:bookmarkStart w:id="14" w:name="_Toc26731"/>
+      <w:bookmarkStart w:id="15" w:name="_Toc18062_WPSOffice_Level1"/>
+      <w:bookmarkStart w:id="16" w:name="_Toc5540"/>
+      <w:bookmarkStart w:id="17" w:name="_Toc14797"/>
+      <w:bookmarkStart w:id="18" w:name="_Toc107825548"/>
+      <w:bookmarkStart w:id="19" w:name="_Toc11015_WPSOffice_Level1"/>
+      <w:bookmarkStart w:id="20" w:name="_Toc17451"/>
       <w:bookmarkStart w:id="21" w:name="_Toc3823"/>
       <w:r>
         <w:rPr>
@@ -3423,16 +3423,16 @@
           </w14:shadow>
         </w:rPr>
       </w:pPr>
-      <w:bookmarkStart w:id="23" w:name="_Toc18058"/>
-      <w:bookmarkStart w:id="24" w:name="_Toc16576"/>
-      <w:bookmarkStart w:id="25" w:name="_Toc23369_WPSOffice_Level1"/>
-      <w:bookmarkStart w:id="26" w:name="_Toc25920"/>
-      <w:bookmarkStart w:id="27" w:name="_Toc6221_WPSOffice_Level1"/>
+      <w:bookmarkStart w:id="23" w:name="_Toc16576"/>
+      <w:bookmarkStart w:id="24" w:name="_Toc6221_WPSOffice_Level1"/>
+      <w:bookmarkStart w:id="25" w:name="_Toc18058"/>
+      <w:bookmarkStart w:id="26" w:name="_Toc23369_WPSOffice_Level1"/>
+      <w:bookmarkStart w:id="27" w:name="_Toc25920"/>
       <w:bookmarkStart w:id="28" w:name="_Toc149837253"/>
-      <w:bookmarkStart w:id="29" w:name="_Toc25890"/>
-      <w:bookmarkStart w:id="30" w:name="_Toc29826"/>
-      <w:bookmarkStart w:id="31" w:name="_Toc81251350"/>
-      <w:bookmarkStart w:id="32" w:name="_Toc81326588"/>
+      <w:bookmarkStart w:id="29" w:name="_Toc29826"/>
+      <w:bookmarkStart w:id="30" w:name="_Toc25890"/>
+      <w:bookmarkStart w:id="31" w:name="_Toc81326588"/>
+      <w:bookmarkStart w:id="32" w:name="_Toc81251350"/>
       <w:r>
         <w:rPr>
           <w:rStyle w:val="37"/>
@@ -4220,12 +4220,12 @@
         </w:rPr>
       </w:pPr>
       <w:bookmarkStart w:id="36" w:name="_Toc18321"/>
-      <w:bookmarkStart w:id="37" w:name="_Toc14264"/>
-      <w:bookmarkStart w:id="38" w:name="_Toc3372"/>
-      <w:bookmarkStart w:id="39" w:name="_Toc8800"/>
-      <w:bookmarkStart w:id="40" w:name="_Toc25603"/>
-      <w:bookmarkStart w:id="41" w:name="_Toc18552"/>
-      <w:bookmarkStart w:id="42" w:name="_Toc19024"/>
+      <w:bookmarkStart w:id="37" w:name="_Toc19024"/>
+      <w:bookmarkStart w:id="38" w:name="_Toc25603"/>
+      <w:bookmarkStart w:id="39" w:name="_Toc14264"/>
+      <w:bookmarkStart w:id="40" w:name="_Toc18552"/>
+      <w:bookmarkStart w:id="41" w:name="_Toc8800"/>
+      <w:bookmarkStart w:id="42" w:name="_Toc3372"/>
       <w:r>
         <w:rPr>
           <w:rFonts w:ascii="微软雅黑" w:hAnsi="微软雅黑" w:eastAsia="微软雅黑" w:cs="微软雅黑"/>
@@ -4302,70 +4302,35 @@
         </w:rPr>
         <w:t>4. 本报告出具的用药建议是根据现有技术及研究结果而提出的，因用药方案、个体用药耐受程度以及病情进展有所不同，故不对药物疗效做保证，用药建议仍需在临床医师指导下进行。</w:t>
       </w:r>
-      <w:r>
-        <w:rPr>
-          <w:rFonts w:hint="eastAsia" w:ascii="Times New Roman" w:hAnsi="Times New Roman" w:eastAsia="微软雅黑" w:cs="Times New Roman"/>
-          <w:sz w:val="24"/>
-          <w:szCs w:val="24"/>
-          <w:lang w:eastAsia="zh-CN"/>
-        </w:rPr>
-        <w:t xml:space="preserve">{% if testedby == </w:t>
-      </w:r>
-      <w:r>
-        <w:rPr>
-          <w:rFonts w:ascii="Times New Roman" w:hAnsi="Times New Roman" w:eastAsia="微软雅黑" w:cs="Times New Roman"/>
-          <w:sz w:val="24"/>
-          <w:szCs w:val="24"/>
-          <w:lang w:eastAsia="zh-CN"/>
-        </w:rPr>
-        <w:t>“</w:t>
-      </w:r>
-      <w:r>
-        <w:rPr>
-          <w:rFonts w:hint="eastAsia" w:ascii="Times New Roman" w:hAnsi="Times New Roman" w:eastAsia="微软雅黑" w:cs="Times New Roman"/>
-          <w:sz w:val="24"/>
-          <w:szCs w:val="24"/>
-          <w:lang w:eastAsia="zh-CN"/>
-        </w:rPr>
-        <w:t>1</w:t>
-      </w:r>
-      <w:r>
-        <w:rPr>
-          <w:rFonts w:ascii="Times New Roman" w:hAnsi="Times New Roman" w:eastAsia="微软雅黑" w:cs="Times New Roman"/>
-          <w:sz w:val="24"/>
-          <w:szCs w:val="24"/>
-          <w:lang w:eastAsia="zh-CN"/>
-        </w:rPr>
-        <w:t>”</w:t>
-      </w:r>
-      <w:r>
-        <w:rPr>
-          <w:rFonts w:hint="eastAsia" w:ascii="Times New Roman" w:hAnsi="Times New Roman" w:eastAsia="微软雅黑" w:cs="Times New Roman"/>
-          <w:sz w:val="24"/>
-          <w:szCs w:val="24"/>
-          <w:lang w:eastAsia="zh-CN"/>
-        </w:rPr>
-        <w:t xml:space="preserve"> %}</w:t>
-      </w:r>
     </w:p>
     <w:p>
       <w:pPr>
-        <w:rPr>
-          <w:lang w:eastAsia="zh-CN"/>
-        </w:rPr>
+        <w:keepNext w:val="0"/>
+        <w:keepLines w:val="0"/>
+        <w:widowControl/>
+        <w:suppressLineNumbers w:val="0"/>
+        <w:jc w:val="left"/>
       </w:pPr>
     </w:p>
     <w:p>
       <w:pPr>
         <w:rPr>
+          <w:rFonts w:ascii="Times New Roman" w:hAnsi="Times New Roman" w:eastAsia="微软雅黑" w:cs="黑体"/>
+          <w:b/>
+          <w:bCs/>
+          <w:color w:val="00B050"/>
+          <w:sz w:val="28"/>
+          <w:szCs w:val="36"/>
           <w:lang w:eastAsia="zh-CN"/>
         </w:rPr>
       </w:pPr>
+      <w:bookmarkStart w:id="102" w:name="_GoBack"/>
+      <w:bookmarkEnd w:id="102"/>
     </w:p>
     <w:tbl>
       <w:tblPr>
         <w:tblStyle w:val="36"/>
-        <w:tblW w:w="6772" w:type="dxa"/>
+        <w:tblW w:w="7224" w:type="dxa"/>
         <w:jc w:val="right"/>
         <w:tblLayout w:type="fixed"/>
         <w:tblCellMar>
@@ -4379,7 +4344,7 @@
         <w:gridCol w:w="1272"/>
         <w:gridCol w:w="2040"/>
         <w:gridCol w:w="1166"/>
-        <w:gridCol w:w="2294"/>
+        <w:gridCol w:w="2746"/>
       </w:tblGrid>
       <w:tr>
         <w:tblPrEx>
@@ -4442,7 +4407,7 @@
             </w:pPr>
             <w:r>
               <w:rPr>
-                <w:sz w:val="22"/>
+                <w:sz w:val="24"/>
               </w:rPr>
               <mc:AlternateContent>
                 <mc:Choice Requires="wpg">
@@ -4450,15 +4415,15 @@
                     <wp:anchor distT="0" distB="0" distL="114300" distR="114300" simplePos="0" relativeHeight="251666432" behindDoc="0" locked="0" layoutInCell="1" allowOverlap="1">
                       <wp:simplePos x="0" y="0"/>
                       <wp:positionH relativeFrom="column">
-                        <wp:posOffset>0</wp:posOffset>
+                        <wp:posOffset>287020</wp:posOffset>
                       </wp:positionH>
                       <wp:positionV relativeFrom="paragraph">
-                        <wp:posOffset>-460375</wp:posOffset>
+                        <wp:posOffset>-525145</wp:posOffset>
                       </wp:positionV>
-                      <wp:extent cx="3080385" cy="1442720"/>
-                      <wp:effectExtent l="0" t="0" r="13335" b="5080"/>
+                      <wp:extent cx="3558540" cy="1443355"/>
+                      <wp:effectExtent l="0" t="0" r="0" b="4445"/>
                       <wp:wrapNone/>
-                      <wp:docPr id="34" name="组合 34"/>
+                      <wp:docPr id="15" name="组合 15"/>
                       <wp:cNvGraphicFramePr/>
                       <a:graphic xmlns:a="http://schemas.openxmlformats.org/drawingml/2006/main">
                         <a:graphicData uri="http://schemas.microsoft.com/office/word/2010/wordprocessingGroup">
@@ -4467,91 +4432,79 @@
                             <wpg:grpSpPr>
                               <a:xfrm>
                                 <a:off x="0" y="0"/>
-                                <a:ext cx="3080385" cy="1442720"/>
-                                <a:chOff x="17956" y="37747"/>
-                                <a:chExt cx="4851" cy="2272"/>
+                                <a:ext cx="3558540" cy="1443355"/>
+                                <a:chOff x="7006" y="30746"/>
+                                <a:chExt cx="5604" cy="2273"/>
                               </a:xfrm>
                             </wpg:grpSpPr>
-                            <wpg:grpSp>
-                              <wpg:cNvPr id="35" name="组合 16"/>
-                              <wpg:cNvGrpSpPr/>
-                              <wpg:grpSpPr>
-                                <a:xfrm>
-                                  <a:off x="17956" y="38313"/>
-                                  <a:ext cx="4049" cy="646"/>
-                                  <a:chOff x="17956" y="38313"/>
-                                  <a:chExt cx="4049" cy="646"/>
-                                </a:xfrm>
-                              </wpg:grpSpPr>
-                              <pic:pic xmlns:pic="http://schemas.openxmlformats.org/drawingml/2006/picture">
-                                <pic:nvPicPr>
-                                  <pic:cNvPr id="12" name="图片 29" descr="IMG_256"/>
-                                  <pic:cNvPicPr>
-                                    <a:picLocks noChangeAspect="1"/>
-                                  </pic:cNvPicPr>
-                                </pic:nvPicPr>
-                                <pic:blipFill>
-                                  <a:blip r:embed="rId11">
-                                    <a:clrChange>
-                                      <a:clrFrom>
-                                        <a:srgbClr val="FFFFFF">
-                                          <a:alpha val="100000"/>
-                                        </a:srgbClr>
-                                      </a:clrFrom>
-                                      <a:clrTo>
-                                        <a:srgbClr val="FFFFFF">
-                                          <a:alpha val="100000"/>
-                                          <a:alpha val="0"/>
-                                        </a:srgbClr>
-                                      </a:clrTo>
-                                    </a:clrChange>
-                                  </a:blip>
-                                  <a:stretch>
-                                    <a:fillRect/>
-                                  </a:stretch>
-                                </pic:blipFill>
-                                <pic:spPr>
-                                  <a:xfrm>
-                                    <a:off x="21031" y="38313"/>
-                                    <a:ext cx="975" cy="570"/>
-                                  </a:xfrm>
-                                  <a:prstGeom prst="rect">
-                                    <a:avLst/>
-                                  </a:prstGeom>
-                                  <a:noFill/>
-                                  <a:ln w="9525">
-                                    <a:noFill/>
-                                  </a:ln>
-                                </pic:spPr>
-                              </pic:pic>
-                              <pic:pic xmlns:pic="http://schemas.openxmlformats.org/drawingml/2006/picture">
-                                <pic:nvPicPr>
-                                  <pic:cNvPr id="15" name="图片 15" descr="c9514d16fd70679bf0495aeebb03c72d_compress"/>
-                                  <pic:cNvPicPr>
-                                    <a:picLocks noChangeAspect="1"/>
-                                  </pic:cNvPicPr>
-                                </pic:nvPicPr>
-                                <pic:blipFill>
-                                  <a:blip r:embed="rId12"/>
-                                  <a:srcRect l="21003" t="56913" r="27176" b="26386"/>
-                                  <a:stretch>
-                                    <a:fillRect/>
-                                  </a:stretch>
-                                </pic:blipFill>
-                                <pic:spPr>
-                                  <a:xfrm>
-                                    <a:off x="17956" y="38485"/>
-                                    <a:ext cx="1550" cy="475"/>
-                                  </a:xfrm>
-                                  <a:prstGeom prst="rect">
-                                    <a:avLst/>
-                                  </a:prstGeom>
-                                </pic:spPr>
-                              </pic:pic>
-                            </wpg:grpSp>
                             <pic:pic xmlns:pic="http://schemas.openxmlformats.org/drawingml/2006/picture">
                               <pic:nvPicPr>
-                                <pic:cNvPr id="18" name="图片 25"/>
+                                <pic:cNvPr id="12" name="图片 4" descr="王建丽"/>
+                                <pic:cNvPicPr>
+                                  <a:picLocks noChangeAspect="1"/>
+                                </pic:cNvPicPr>
+                              </pic:nvPicPr>
+                              <pic:blipFill>
+                                <a:blip r:embed="rId11">
+                                  <a:clrChange>
+                                    <a:clrFrom>
+                                      <a:srgbClr val="FFFFFF">
+                                        <a:alpha val="100000"/>
+                                      </a:srgbClr>
+                                    </a:clrFrom>
+                                    <a:clrTo>
+                                      <a:srgbClr val="FFFFFF">
+                                        <a:alpha val="100000"/>
+                                        <a:alpha val="0"/>
+                                      </a:srgbClr>
+                                    </a:clrTo>
+                                  </a:clrChange>
+                                </a:blip>
+                                <a:stretch>
+                                  <a:fillRect/>
+                                </a:stretch>
+                              </pic:blipFill>
+                              <pic:spPr>
+                                <a:xfrm>
+                                  <a:off x="11352" y="31430"/>
+                                  <a:ext cx="1258" cy="713"/>
+                                </a:xfrm>
+                                <a:prstGeom prst="rect">
+                                  <a:avLst/>
+                                </a:prstGeom>
+                              </pic:spPr>
+                            </pic:pic>
+                            <pic:pic xmlns:pic="http://schemas.openxmlformats.org/drawingml/2006/picture">
+                              <pic:nvPicPr>
+                                <pic:cNvPr id="13" name="图片 1" descr="IMG_256"/>
+                                <pic:cNvPicPr>
+                                  <a:picLocks noChangeAspect="1"/>
+                                </pic:cNvPicPr>
+                              </pic:nvPicPr>
+                              <pic:blipFill>
+                                <a:blip r:embed="rId12"/>
+                                <a:srcRect t="6992" r="30292"/>
+                                <a:stretch>
+                                  <a:fillRect/>
+                                </a:stretch>
+                              </pic:blipFill>
+                              <pic:spPr>
+                                <a:xfrm>
+                                  <a:off x="7006" y="31454"/>
+                                  <a:ext cx="1192" cy="572"/>
+                                </a:xfrm>
+                                <a:prstGeom prst="rect">
+                                  <a:avLst/>
+                                </a:prstGeom>
+                                <a:noFill/>
+                                <a:ln w="9525">
+                                  <a:noFill/>
+                                </a:ln>
+                              </pic:spPr>
+                            </pic:pic>
+                            <pic:pic xmlns:pic="http://schemas.openxmlformats.org/drawingml/2006/picture">
+                              <pic:nvPicPr>
+                                <pic:cNvPr id="21" name="图片 25"/>
                                 <pic:cNvPicPr>
                                   <a:picLocks noChangeAspect="1" noChangeArrowheads="1"/>
                                 </pic:cNvPicPr>
@@ -4571,7 +4524,7 @@
                               </pic:blipFill>
                               <pic:spPr>
                                 <a:xfrm>
-                                  <a:off x="20535" y="37747"/>
+                                  <a:off x="10065" y="30746"/>
                                   <a:ext cx="2273" cy="2273"/>
                                 </a:xfrm>
                                 <a:prstGeom prst="rect">
@@ -4591,24 +4544,21 @@
                 </mc:Choice>
                 <mc:Fallback>
                   <w:pict>
-                    <v:group id="_x0000_s1026" o:spid="_x0000_s1026" o:spt="203" style="position:absolute;left:0pt;margin-left:0pt;margin-top:-36.25pt;height:113.6pt;width:242.55pt;z-index:251666432;mso-width-relative:page;mso-height-relative:page;" coordorigin="17956,37747" coordsize="4851,2272" o:gfxdata="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">
+                    <v:group id="_x0000_s1026" o:spid="_x0000_s1026" o:spt="203" style="position:absolute;left:0pt;margin-left:22.6pt;margin-top:-41.35pt;height:113.65pt;width:280.2pt;z-index:251666432;mso-width-relative:page;mso-height-relative:page;" coordorigin="7006,30746" coordsize="5604,2273" o:gfxdata="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">
                       <o:lock v:ext="edit" aspectratio="f"/>
-                      <v:group id="组合 16" o:spid="_x0000_s1026" o:spt="203" style="position:absolute;left:17956;top:38313;height:646;width:4049;" coordorigin="17956,38313" coordsize="4049,646" o:gfxdata="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">
-                        <o:lock v:ext="edit" aspectratio="f"/>
-                        <v:shape id="图片 29" o:spid="_x0000_s1026" o:spt="75" alt="IMG_256" type="#_x0000_t75" style="position:absolute;left:21031;top:38313;height:570;width:975;" filled="f" o:preferrelative="t" stroked="f" coordsize="21600,21600" o:gfxdata="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">
-                          <v:fill on="f" focussize="0,0"/>
-                          <v:stroke on="f"/>
-                          <v:imagedata r:id="rId11" chromakey="#FFFFFF" o:title=""/>
-                          <o:lock v:ext="edit" aspectratio="t"/>
-                        </v:shape>
-                        <v:shape id="_x0000_s1026" o:spid="_x0000_s1026" o:spt="75" alt="c9514d16fd70679bf0495aeebb03c72d_compress" type="#_x0000_t75" style="position:absolute;left:17956;top:38485;height:475;width:1550;" filled="f" o:preferrelative="t" stroked="f" coordsize="21600,21600" o:gfxdata="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">
-                          <v:fill on="f" focussize="0,0"/>
-                          <v:stroke on="f"/>
-                          <v:imagedata r:id="rId12" cropleft="13765f" croptop="37299f" cropright="17810f" cropbottom="17292f" o:title=""/>
-                          <o:lock v:ext="edit" aspectratio="t"/>
-                        </v:shape>
-                      </v:group>
-                      <v:shape id="图片 25" o:spid="_x0000_s1026" o:spt="75" type="#_x0000_t75" style="position:absolute;left:20535;top:37747;height:2273;width:2273;" filled="f" o:preferrelative="t" stroked="f" coordsize="21600,21600" o:gfxdata="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">
+                      <v:shape id="图片 4" o:spid="_x0000_s1026" o:spt="75" alt="王建丽" type="#_x0000_t75" style="position:absolute;left:11352;top:31430;height:713;width:1258;" filled="f" o:preferrelative="t" stroked="f" coordsize="21600,21600" o:gfxdata="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">
+                        <v:fill on="f" focussize="0,0"/>
+                        <v:stroke on="f"/>
+                        <v:imagedata r:id="rId11" chromakey="#FFFFFF" o:title=""/>
+                        <o:lock v:ext="edit" aspectratio="t"/>
+                      </v:shape>
+                      <v:shape id="图片 1" o:spid="_x0000_s1026" o:spt="75" alt="IMG_256" type="#_x0000_t75" style="position:absolute;left:7006;top:31454;height:572;width:1192;" filled="f" o:preferrelative="t" stroked="f" coordsize="21600,21600" o:gfxdata="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">
+                        <v:fill on="f" focussize="0,0"/>
+                        <v:stroke on="f"/>
+                        <v:imagedata r:id="rId12" croptop="4582f" cropright="19852f" o:title=""/>
+                        <o:lock v:ext="edit" aspectratio="t"/>
+                      </v:shape>
+                      <v:shape id="图片 25" o:spid="_x0000_s1026" o:spt="75" type="#_x0000_t75" style="position:absolute;left:10065;top:30746;height:2273;width:2273;" filled="f" o:preferrelative="t" stroked="f" coordsize="21600,21600" o:gfxdata="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">
                         <v:fill on="f" focussize="0,0"/>
                         <v:stroke on="f"/>
                         <v:imagedata r:id="rId13" o:title=""/>
@@ -4661,7 +4611,7 @@
         </w:tc>
         <w:tc>
           <w:tcPr>
-            <w:tcW w:w="2294" w:type="dxa"/>
+            <w:tcW w:w="2746" w:type="dxa"/>
             <w:vAlign w:val="center"/>
           </w:tcPr>
           <w:p>
@@ -4677,6 +4627,16 @@
                 <w:szCs w:val="24"/>
               </w:rPr>
             </w:pPr>
+            <w:r>
+              <w:rPr>
+                <w:rFonts w:hint="eastAsia" w:ascii="Times New Roman" w:hAnsi="Times New Roman" w:cs="Times New Roman"/>
+                <w:b w:val="0"/>
+                <w:bCs/>
+                <w:sz w:val="24"/>
+                <w:szCs w:val="24"/>
+              </w:rPr>
+              <w:t>临检所复核人，</w:t>
+            </w:r>
           </w:p>
         </w:tc>
       </w:tr>
@@ -4818,2444 +4778,7 @@
         </w:tc>
         <w:tc>
           <w:tcPr>
-            <w:tcW w:w="2294" w:type="dxa"/>
-            <w:vAlign w:val="center"/>
-          </w:tcPr>
-          <w:p>
-            <w:pPr>
-              <w:pStyle w:val="20"/>
-              <w:spacing w:line="363" w:lineRule="exact"/>
-              <w:ind w:right="15"/>
-              <w:jc w:val="both"/>
-              <w:rPr>
-                <w:rFonts w:ascii="Times New Roman" w:hAnsi="Times New Roman" w:cs="Times New Roman"/>
-                <w:sz w:val="24"/>
-                <w:szCs w:val="24"/>
-              </w:rPr>
-            </w:pPr>
-            <w:r>
-              <w:rPr>
-                <w:rFonts w:ascii="Times New Roman" w:hAnsi="Times New Roman" w:cs="Times New Roman"/>
-                <w:kern w:val="2"/>
-                <w:sz w:val="24"/>
-                <w:szCs w:val="24"/>
-                <w:lang w:eastAsia="zh-CN"/>
-              </w:rPr>
-              <w:t>{{ reportdate }}</w:t>
-            </w:r>
-          </w:p>
-        </w:tc>
-      </w:tr>
-    </w:tbl>
-    <w:p>
-      <w:pPr>
-        <w:rPr>
-          <w:rFonts w:ascii="Times New Roman" w:hAnsi="Times New Roman" w:eastAsia="微软雅黑" w:cs="Times New Roman"/>
-          <w:sz w:val="24"/>
-          <w:szCs w:val="24"/>
-          <w:lang w:eastAsia="zh-CN"/>
-        </w:rPr>
-      </w:pPr>
-      <w:r>
-        <w:rPr>
-          <w:rFonts w:hint="eastAsia" w:ascii="Times New Roman" w:hAnsi="Times New Roman" w:eastAsia="微软雅黑" w:cs="Times New Roman"/>
-          <w:sz w:val="24"/>
-          <w:szCs w:val="24"/>
-          <w:lang w:eastAsia="zh-CN"/>
-        </w:rPr>
-        <w:t xml:space="preserve">{% endif %}{% if testedby == </w:t>
-      </w:r>
-      <w:r>
-        <w:rPr>
-          <w:rFonts w:ascii="Times New Roman" w:hAnsi="Times New Roman" w:eastAsia="微软雅黑" w:cs="Times New Roman"/>
-          <w:sz w:val="24"/>
-          <w:szCs w:val="24"/>
-          <w:lang w:eastAsia="zh-CN"/>
-        </w:rPr>
-        <w:t>“</w:t>
-      </w:r>
-      <w:r>
-        <w:rPr>
-          <w:rFonts w:hint="eastAsia" w:ascii="Times New Roman" w:hAnsi="Times New Roman" w:eastAsia="微软雅黑" w:cs="Times New Roman"/>
-          <w:sz w:val="24"/>
-          <w:szCs w:val="24"/>
-          <w:lang w:eastAsia="zh-CN"/>
-        </w:rPr>
-        <w:t>2</w:t>
-      </w:r>
-      <w:r>
-        <w:rPr>
-          <w:rFonts w:ascii="Times New Roman" w:hAnsi="Times New Roman" w:eastAsia="微软雅黑" w:cs="Times New Roman"/>
-          <w:sz w:val="24"/>
-          <w:szCs w:val="24"/>
-          <w:lang w:eastAsia="zh-CN"/>
-        </w:rPr>
-        <w:t>”</w:t>
-      </w:r>
-      <w:r>
-        <w:rPr>
-          <w:rFonts w:hint="eastAsia" w:ascii="Times New Roman" w:hAnsi="Times New Roman" w:eastAsia="微软雅黑" w:cs="Times New Roman"/>
-          <w:sz w:val="24"/>
-          <w:szCs w:val="24"/>
-          <w:lang w:eastAsia="zh-CN"/>
-        </w:rPr>
-        <w:t xml:space="preserve"> %}</w:t>
-      </w:r>
-    </w:p>
-    <w:p>
-      <w:pPr>
-        <w:rPr>
-          <w:rFonts w:hint="default"/>
-          <w:sz w:val="24"/>
-          <w:lang w:val="en-US" w:eastAsia="zh-CN"/>
-        </w:rPr>
-      </w:pPr>
-    </w:p>
-    <w:p>
-      <w:pPr>
-        <w:rPr>
-          <w:sz w:val="24"/>
-          <w:lang w:eastAsia="zh-CN"/>
-        </w:rPr>
-      </w:pPr>
-    </w:p>
-    <w:tbl>
-      <w:tblPr>
-        <w:tblStyle w:val="36"/>
-        <w:tblW w:w="6772" w:type="dxa"/>
-        <w:jc w:val="right"/>
-        <w:tblLayout w:type="fixed"/>
-        <w:tblCellMar>
-          <w:top w:w="0" w:type="dxa"/>
-          <w:left w:w="0" w:type="dxa"/>
-          <w:bottom w:w="0" w:type="dxa"/>
-          <w:right w:w="0" w:type="dxa"/>
-        </w:tblCellMar>
-      </w:tblPr>
-      <w:tblGrid>
-        <w:gridCol w:w="1272"/>
-        <w:gridCol w:w="2040"/>
-        <w:gridCol w:w="1166"/>
-        <w:gridCol w:w="2294"/>
-      </w:tblGrid>
-      <w:tr>
-        <w:tblPrEx>
-          <w:tblCellMar>
-            <w:top w:w="0" w:type="dxa"/>
-            <w:left w:w="0" w:type="dxa"/>
-            <w:bottom w:w="0" w:type="dxa"/>
-            <w:right w:w="0" w:type="dxa"/>
-          </w:tblCellMar>
-        </w:tblPrEx>
-        <w:trPr>
-          <w:trHeight w:val="441" w:hRule="exact"/>
-          <w:jc w:val="right"/>
-        </w:trPr>
-        <w:tc>
-          <w:tcPr>
-            <w:tcW w:w="1272" w:type="dxa"/>
-            <w:vAlign w:val="center"/>
-          </w:tcPr>
-          <w:p>
-            <w:pPr>
-              <w:pStyle w:val="20"/>
-              <w:spacing w:before="13"/>
-              <w:ind w:left="13" w:right="95"/>
-              <w:jc w:val="both"/>
-              <w:rPr>
-                <w:rFonts w:ascii="Times New Roman" w:hAnsi="Times New Roman" w:cs="Times New Roman"/>
-                <w:b/>
-                <w:sz w:val="24"/>
-                <w:szCs w:val="24"/>
-              </w:rPr>
-            </w:pPr>
-            <w:r>
-              <w:rPr>
-                <w:rFonts w:ascii="Times New Roman" w:hAnsi="Times New Roman" w:cs="Times New Roman"/>
-                <w:b/>
-                <w:sz w:val="24"/>
-                <w:szCs w:val="24"/>
-              </w:rPr>
-              <w:t>检测人：</w:t>
-            </w:r>
-          </w:p>
-        </w:tc>
-        <w:tc>
-          <w:tcPr>
-            <w:tcW w:w="2040" w:type="dxa"/>
-            <w:vAlign w:val="center"/>
-          </w:tcPr>
-          <w:p>
-            <w:pPr>
-              <w:pStyle w:val="20"/>
-              <w:spacing w:before="13"/>
-              <w:jc w:val="both"/>
-              <w:rPr>
-                <w:rFonts w:ascii="Times New Roman" w:hAnsi="Times New Roman" w:cs="Times New Roman"/>
-                <w:b/>
-                <w:sz w:val="24"/>
-                <w:szCs w:val="24"/>
-              </w:rPr>
-            </w:pPr>
-            <w:r>
-              <w:rPr>
-                <w:sz w:val="22"/>
-              </w:rPr>
-              <mc:AlternateContent>
-                <mc:Choice Requires="wpg">
-                  <w:drawing>
-                    <wp:anchor distT="0" distB="0" distL="114300" distR="114300" simplePos="0" relativeHeight="251667456" behindDoc="0" locked="0" layoutInCell="1" allowOverlap="1">
-                      <wp:simplePos x="0" y="0"/>
-                      <wp:positionH relativeFrom="column">
-                        <wp:posOffset>0</wp:posOffset>
-                      </wp:positionH>
-                      <wp:positionV relativeFrom="paragraph">
-                        <wp:posOffset>-490855</wp:posOffset>
-                      </wp:positionV>
-                      <wp:extent cx="3135630" cy="1442720"/>
-                      <wp:effectExtent l="0" t="0" r="3810" b="5080"/>
-                      <wp:wrapNone/>
-                      <wp:docPr id="36" name="组合 36"/>
-                      <wp:cNvGraphicFramePr/>
-                      <a:graphic xmlns:a="http://schemas.openxmlformats.org/drawingml/2006/main">
-                        <a:graphicData uri="http://schemas.microsoft.com/office/word/2010/wordprocessingGroup">
-                          <wpg:wgp>
-                            <wpg:cNvGrpSpPr/>
-                            <wpg:grpSpPr>
-                              <a:xfrm>
-                                <a:off x="0" y="0"/>
-                                <a:ext cx="3135630" cy="1442720"/>
-                                <a:chOff x="17956" y="39496"/>
-                                <a:chExt cx="4938" cy="2272"/>
-                              </a:xfrm>
-                            </wpg:grpSpPr>
-                            <wpg:grpSp>
-                              <wpg:cNvPr id="37" name="组合 30"/>
-                              <wpg:cNvGrpSpPr/>
-                              <wpg:grpSpPr>
-                                <a:xfrm>
-                                  <a:off x="17956" y="40098"/>
-                                  <a:ext cx="4213" cy="570"/>
-                                  <a:chOff x="17956" y="40098"/>
-                                  <a:chExt cx="4213" cy="570"/>
-                                </a:xfrm>
-                              </wpg:grpSpPr>
-                              <pic:pic xmlns:pic="http://schemas.openxmlformats.org/drawingml/2006/picture">
-                                <pic:nvPicPr>
-                                  <pic:cNvPr id="10" name="图片 1" descr="24f613a0-66be-430b-9e80-270d3393fac5"/>
-                                  <pic:cNvPicPr>
-                                    <a:picLocks noChangeAspect="1"/>
-                                  </pic:cNvPicPr>
-                                </pic:nvPicPr>
-                                <pic:blipFill>
-                                  <a:blip r:embed="rId14"/>
-                                  <a:srcRect l="43292" t="26660" r="21693" b="24394"/>
-                                  <a:stretch>
-                                    <a:fillRect/>
-                                  </a:stretch>
-                                </pic:blipFill>
-                                <pic:spPr>
-                                  <a:xfrm rot="16200000">
-                                    <a:off x="18366" y="39740"/>
-                                    <a:ext cx="506" cy="1327"/>
-                                  </a:xfrm>
-                                  <a:prstGeom prst="rect">
-                                    <a:avLst/>
-                                  </a:prstGeom>
-                                </pic:spPr>
-                              </pic:pic>
-                              <pic:pic xmlns:pic="http://schemas.openxmlformats.org/drawingml/2006/picture">
-                                <pic:nvPicPr>
-                                  <pic:cNvPr id="29" name="图片 29" descr="IMG_256"/>
-                                  <pic:cNvPicPr>
-                                    <a:picLocks noChangeAspect="1"/>
-                                  </pic:cNvPicPr>
-                                </pic:nvPicPr>
-                                <pic:blipFill>
-                                  <a:blip r:embed="rId11">
-                                    <a:clrChange>
-                                      <a:clrFrom>
-                                        <a:srgbClr val="FFFFFF">
-                                          <a:alpha val="100000"/>
-                                        </a:srgbClr>
-                                      </a:clrFrom>
-                                      <a:clrTo>
-                                        <a:srgbClr val="FFFFFF">
-                                          <a:alpha val="100000"/>
-                                          <a:alpha val="0"/>
-                                        </a:srgbClr>
-                                      </a:clrTo>
-                                    </a:clrChange>
-                                  </a:blip>
-                                  <a:stretch>
-                                    <a:fillRect/>
-                                  </a:stretch>
-                                </pic:blipFill>
-                                <pic:spPr>
-                                  <a:xfrm>
-                                    <a:off x="21195" y="40098"/>
-                                    <a:ext cx="975" cy="570"/>
-                                  </a:xfrm>
-                                  <a:prstGeom prst="rect">
-                                    <a:avLst/>
-                                  </a:prstGeom>
-                                  <a:noFill/>
-                                  <a:ln w="9525">
-                                    <a:noFill/>
-                                  </a:ln>
-                                </pic:spPr>
-                              </pic:pic>
-                            </wpg:grpSp>
-                            <pic:pic xmlns:pic="http://schemas.openxmlformats.org/drawingml/2006/picture">
-                              <pic:nvPicPr>
-                                <pic:cNvPr id="31" name="图片 25"/>
-                                <pic:cNvPicPr>
-                                  <a:picLocks noChangeAspect="1" noChangeArrowheads="1"/>
-                                </pic:cNvPicPr>
-                              </pic:nvPicPr>
-                              <pic:blipFill>
-                                <a:blip r:embed="rId13">
-                                  <a:extLst>
-                                    <a:ext uri="{28A0092B-C50C-407E-A947-70E740481C1C}">
-                                      <a14:useLocalDpi xmlns:a14="http://schemas.microsoft.com/office/drawing/2010/main" val="0"/>
-                                    </a:ext>
-                                  </a:extLst>
-                                </a:blip>
-                                <a:srcRect/>
-                                <a:stretch>
-                                  <a:fillRect/>
-                                </a:stretch>
-                              </pic:blipFill>
-                              <pic:spPr>
-                                <a:xfrm>
-                                  <a:off x="20622" y="39496"/>
-                                  <a:ext cx="2273" cy="2273"/>
-                                </a:xfrm>
-                                <a:prstGeom prst="rect">
-                                  <a:avLst/>
-                                </a:prstGeom>
-                                <a:noFill/>
-                                <a:ln>
-                                  <a:noFill/>
-                                </a:ln>
-                              </pic:spPr>
-                            </pic:pic>
-                          </wpg:wgp>
-                        </a:graphicData>
-                      </a:graphic>
-                    </wp:anchor>
-                  </w:drawing>
-                </mc:Choice>
-                <mc:Fallback>
-                  <w:pict>
-                    <v:group id="_x0000_s1026" o:spid="_x0000_s1026" o:spt="203" style="position:absolute;left:0pt;margin-left:0pt;margin-top:-38.65pt;height:113.6pt;width:246.9pt;z-index:251667456;mso-width-relative:page;mso-height-relative:page;" coordorigin="17956,39496" coordsize="4938,2272" o:gfxdata="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">
-                      <o:lock v:ext="edit" aspectratio="f"/>
-                      <v:group id="组合 30" o:spid="_x0000_s1026" o:spt="203" style="position:absolute;left:17956;top:40098;height:570;width:4213;" coordorigin="17956,40098" coordsize="4213,570" o:gfxdata="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">
-                        <o:lock v:ext="edit" aspectratio="f"/>
-                        <v:shape id="图片 1" o:spid="_x0000_s1026" o:spt="75" alt="24f613a0-66be-430b-9e80-270d3393fac5" type="#_x0000_t75" style="position:absolute;left:18366;top:39740;height:1327;width:506;rotation:-5898240f;" filled="f" o:preferrelative="t" stroked="f" coordsize="21600,21600" o:gfxdata="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">
-                          <v:fill on="f" focussize="0,0"/>
-                          <v:stroke on="f"/>
-                          <v:imagedata r:id="rId14" cropleft="28372f" croptop="17472f" cropright="14217f" cropbottom="15987f" o:title=""/>
-                          <o:lock v:ext="edit" aspectratio="t"/>
-                        </v:shape>
-                        <v:shape id="_x0000_s1026" o:spid="_x0000_s1026" o:spt="75" alt="IMG_256" type="#_x0000_t75" style="position:absolute;left:21195;top:40098;height:570;width:975;" filled="f" o:preferrelative="t" stroked="f" coordsize="21600,21600" o:gfxdata="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">
-                          <v:fill on="f" focussize="0,0"/>
-                          <v:stroke on="f"/>
-                          <v:imagedata r:id="rId11" chromakey="#FFFFFF" o:title=""/>
-                          <o:lock v:ext="edit" aspectratio="t"/>
-                        </v:shape>
-                      </v:group>
-                      <v:shape id="图片 25" o:spid="_x0000_s1026" o:spt="75" type="#_x0000_t75" style="position:absolute;left:20622;top:39496;height:2273;width:2273;" filled="f" o:preferrelative="t" stroked="f" coordsize="21600,21600" o:gfxdata="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">
-                        <v:fill on="f" focussize="0,0"/>
-                        <v:stroke on="f"/>
-                        <v:imagedata r:id="rId13" o:title=""/>
-                        <o:lock v:ext="edit" aspectratio="t"/>
-                      </v:shape>
-                    </v:group>
-                  </w:pict>
-                </mc:Fallback>
-              </mc:AlternateContent>
-            </w:r>
-          </w:p>
-        </w:tc>
-        <w:tc>
-          <w:tcPr>
-            <w:tcW w:w="1166" w:type="dxa"/>
-            <w:vAlign w:val="center"/>
-          </w:tcPr>
-          <w:p>
-            <w:pPr>
-              <w:pStyle w:val="20"/>
-              <w:spacing w:before="13"/>
-              <w:jc w:val="both"/>
-              <w:rPr>
-                <w:rFonts w:ascii="Times New Roman" w:hAnsi="Times New Roman" w:cs="Times New Roman"/>
-                <w:b/>
-                <w:sz w:val="24"/>
-                <w:szCs w:val="24"/>
-              </w:rPr>
-            </w:pPr>
-            <w:r>
-              <w:rPr>
-                <w:rFonts w:ascii="Times New Roman" w:hAnsi="Times New Roman" w:cs="Times New Roman"/>
-                <w:b/>
-                <w:sz w:val="24"/>
-                <w:szCs w:val="24"/>
-              </w:rPr>
-              <w:t>复核人</w:t>
-            </w:r>
-            <w:r>
-              <w:rPr>
-                <w:rFonts w:ascii="Times New Roman" w:hAnsi="Times New Roman" w:cs="Times New Roman"/>
-                <w:b/>
-                <w:sz w:val="24"/>
-                <w:szCs w:val="24"/>
-                <w:lang w:eastAsia="zh-CN"/>
-              </w:rPr>
-              <w:t>：</w:t>
-            </w:r>
-          </w:p>
-        </w:tc>
-        <w:tc>
-          <w:tcPr>
-            <w:tcW w:w="2294" w:type="dxa"/>
-            <w:vAlign w:val="center"/>
-          </w:tcPr>
-          <w:p>
-            <w:pPr>
-              <w:pStyle w:val="20"/>
-              <w:spacing w:before="13"/>
-              <w:ind w:right="15"/>
-              <w:jc w:val="both"/>
-              <w:rPr>
-                <w:rFonts w:ascii="Times New Roman" w:hAnsi="Times New Roman" w:cs="Times New Roman"/>
-                <w:b/>
-                <w:sz w:val="24"/>
-                <w:szCs w:val="24"/>
-              </w:rPr>
-            </w:pPr>
-          </w:p>
-        </w:tc>
-      </w:tr>
-      <w:tr>
-        <w:tblPrEx>
-          <w:tblCellMar>
-            <w:top w:w="0" w:type="dxa"/>
-            <w:left w:w="0" w:type="dxa"/>
-            <w:bottom w:w="0" w:type="dxa"/>
-            <w:right w:w="0" w:type="dxa"/>
-          </w:tblCellMar>
-        </w:tblPrEx>
-        <w:trPr>
-          <w:trHeight w:val="457" w:hRule="exact"/>
-          <w:jc w:val="right"/>
-        </w:trPr>
-        <w:tc>
-          <w:tcPr>
-            <w:tcW w:w="1272" w:type="dxa"/>
-            <w:vAlign w:val="center"/>
-          </w:tcPr>
-          <w:p>
-            <w:pPr>
-              <w:pStyle w:val="20"/>
-              <w:spacing w:line="341" w:lineRule="exact"/>
-              <w:ind w:left="13" w:right="165"/>
-              <w:jc w:val="both"/>
-              <w:rPr>
-                <w:rFonts w:ascii="Times New Roman" w:hAnsi="Times New Roman" w:cs="Times New Roman"/>
-                <w:b/>
-                <w:sz w:val="24"/>
-                <w:szCs w:val="24"/>
-              </w:rPr>
-            </w:pPr>
-            <w:r>
-              <w:rPr>
-                <w:rFonts w:ascii="Times New Roman" w:hAnsi="Times New Roman" w:cs="Times New Roman"/>
-                <w:b/>
-                <w:sz w:val="24"/>
-                <w:szCs w:val="24"/>
-              </w:rPr>
-              <w:t>日</w:t>
-            </w:r>
-            <w:r>
-              <w:rPr>
-                <w:rFonts w:ascii="Times New Roman" w:hAnsi="Times New Roman" w:cs="Times New Roman"/>
-                <w:b/>
-                <w:sz w:val="24"/>
-                <w:szCs w:val="24"/>
-                <w:lang w:eastAsia="zh-CN"/>
-              </w:rPr>
-              <w:t xml:space="preserve">  </w:t>
-            </w:r>
-            <w:r>
-              <w:rPr>
-                <w:rFonts w:ascii="Times New Roman" w:hAnsi="Times New Roman" w:cs="Times New Roman"/>
-                <w:b/>
-                <w:sz w:val="24"/>
-                <w:szCs w:val="24"/>
-              </w:rPr>
-              <w:t>期：</w:t>
-            </w:r>
-          </w:p>
-        </w:tc>
-        <w:tc>
-          <w:tcPr>
-            <w:tcW w:w="2040" w:type="dxa"/>
-            <w:vAlign w:val="center"/>
-          </w:tcPr>
-          <w:p>
-            <w:pPr>
-              <w:pStyle w:val="20"/>
-              <w:spacing w:line="363" w:lineRule="exact"/>
-              <w:jc w:val="both"/>
-              <w:rPr>
-                <w:rFonts w:ascii="Times New Roman" w:hAnsi="Times New Roman" w:cs="Times New Roman"/>
-                <w:sz w:val="24"/>
-                <w:szCs w:val="24"/>
-              </w:rPr>
-            </w:pPr>
-            <w:r>
-              <w:rPr>
-                <w:rFonts w:ascii="Times New Roman" w:hAnsi="Times New Roman" w:cs="Times New Roman"/>
-                <w:kern w:val="2"/>
-                <w:sz w:val="24"/>
-                <w:szCs w:val="24"/>
-                <w:lang w:eastAsia="zh-CN"/>
-              </w:rPr>
-              <w:t>{{ reportdate }}</w:t>
-            </w:r>
-          </w:p>
-        </w:tc>
-        <w:tc>
-          <w:tcPr>
-            <w:tcW w:w="1166" w:type="dxa"/>
-            <w:vAlign w:val="center"/>
-          </w:tcPr>
-          <w:p>
-            <w:pPr>
-              <w:pStyle w:val="20"/>
-              <w:spacing w:line="341" w:lineRule="exact"/>
-              <w:jc w:val="both"/>
-              <w:rPr>
-                <w:rFonts w:ascii="Times New Roman" w:hAnsi="Times New Roman" w:cs="Times New Roman"/>
-                <w:b/>
-                <w:sz w:val="24"/>
-                <w:szCs w:val="24"/>
-              </w:rPr>
-            </w:pPr>
-            <w:r>
-              <w:rPr>
-                <w:rFonts w:ascii="Times New Roman" w:hAnsi="Times New Roman" w:cs="Times New Roman"/>
-                <w:b/>
-                <w:sz w:val="24"/>
-                <w:szCs w:val="24"/>
-              </w:rPr>
-              <w:t>日</w:t>
-            </w:r>
-            <w:r>
-              <w:rPr>
-                <w:rFonts w:ascii="Times New Roman" w:hAnsi="Times New Roman" w:cs="Times New Roman"/>
-                <w:b/>
-                <w:sz w:val="24"/>
-                <w:szCs w:val="24"/>
-                <w:lang w:eastAsia="zh-CN"/>
-              </w:rPr>
-              <w:t xml:space="preserve">  </w:t>
-            </w:r>
-            <w:r>
-              <w:rPr>
-                <w:rFonts w:ascii="Times New Roman" w:hAnsi="Times New Roman" w:cs="Times New Roman"/>
-                <w:b/>
-                <w:sz w:val="24"/>
-                <w:szCs w:val="24"/>
-              </w:rPr>
-              <w:t>期：</w:t>
-            </w:r>
-          </w:p>
-        </w:tc>
-        <w:tc>
-          <w:tcPr>
-            <w:tcW w:w="2294" w:type="dxa"/>
-            <w:vAlign w:val="center"/>
-          </w:tcPr>
-          <w:p>
-            <w:pPr>
-              <w:pStyle w:val="20"/>
-              <w:spacing w:line="363" w:lineRule="exact"/>
-              <w:ind w:right="15"/>
-              <w:jc w:val="both"/>
-              <w:rPr>
-                <w:rFonts w:ascii="Times New Roman" w:hAnsi="Times New Roman" w:cs="Times New Roman"/>
-                <w:sz w:val="24"/>
-                <w:szCs w:val="24"/>
-              </w:rPr>
-            </w:pPr>
-            <w:r>
-              <w:rPr>
-                <w:rFonts w:ascii="Times New Roman" w:hAnsi="Times New Roman" w:cs="Times New Roman"/>
-                <w:kern w:val="2"/>
-                <w:sz w:val="24"/>
-                <w:szCs w:val="24"/>
-                <w:lang w:eastAsia="zh-CN"/>
-              </w:rPr>
-              <w:t>{{ reportdate }}</w:t>
-            </w:r>
-          </w:p>
-        </w:tc>
-      </w:tr>
-    </w:tbl>
-    <w:p>
-      <w:pPr>
-        <w:rPr>
-          <w:rFonts w:ascii="Times New Roman" w:hAnsi="Times New Roman" w:eastAsia="微软雅黑" w:cs="Times New Roman"/>
-          <w:sz w:val="24"/>
-          <w:szCs w:val="24"/>
-          <w:lang w:eastAsia="zh-CN"/>
-        </w:rPr>
-      </w:pPr>
-      <w:r>
-        <w:rPr>
-          <w:rFonts w:hint="eastAsia" w:ascii="Times New Roman" w:hAnsi="Times New Roman" w:eastAsia="微软雅黑" w:cs="Times New Roman"/>
-          <w:sz w:val="24"/>
-          <w:szCs w:val="24"/>
-          <w:lang w:eastAsia="zh-CN"/>
-        </w:rPr>
-        <w:t xml:space="preserve">{% endif %}{% if testedby == </w:t>
-      </w:r>
-      <w:r>
-        <w:rPr>
-          <w:rFonts w:ascii="Times New Roman" w:hAnsi="Times New Roman" w:eastAsia="微软雅黑" w:cs="Times New Roman"/>
-          <w:sz w:val="24"/>
-          <w:szCs w:val="24"/>
-          <w:lang w:eastAsia="zh-CN"/>
-        </w:rPr>
-        <w:t>“</w:t>
-      </w:r>
-      <w:r>
-        <w:rPr>
-          <w:rFonts w:hint="eastAsia" w:ascii="Times New Roman" w:hAnsi="Times New Roman" w:eastAsia="微软雅黑" w:cs="Times New Roman"/>
-          <w:sz w:val="24"/>
-          <w:szCs w:val="24"/>
-          <w:lang w:eastAsia="zh-CN"/>
-        </w:rPr>
-        <w:t>3</w:t>
-      </w:r>
-      <w:r>
-        <w:rPr>
-          <w:rFonts w:ascii="Times New Roman" w:hAnsi="Times New Roman" w:eastAsia="微软雅黑" w:cs="Times New Roman"/>
-          <w:sz w:val="24"/>
-          <w:szCs w:val="24"/>
-          <w:lang w:eastAsia="zh-CN"/>
-        </w:rPr>
-        <w:t>”</w:t>
-      </w:r>
-      <w:r>
-        <w:rPr>
-          <w:rFonts w:hint="eastAsia" w:ascii="Times New Roman" w:hAnsi="Times New Roman" w:eastAsia="微软雅黑" w:cs="Times New Roman"/>
-          <w:sz w:val="24"/>
-          <w:szCs w:val="24"/>
-          <w:lang w:eastAsia="zh-CN"/>
-        </w:rPr>
-        <w:t xml:space="preserve"> %}</w:t>
-      </w:r>
-    </w:p>
-    <w:p>
-      <w:pPr>
-        <w:rPr>
-          <w:rFonts w:ascii="Times New Roman" w:hAnsi="Times New Roman" w:eastAsia="微软雅黑" w:cs="Times New Roman"/>
-          <w:sz w:val="24"/>
-          <w:szCs w:val="24"/>
-          <w:lang w:eastAsia="zh-CN"/>
-        </w:rPr>
-      </w:pPr>
-    </w:p>
-    <w:p>
-      <w:pPr>
-        <w:rPr>
-          <w:sz w:val="24"/>
-          <w:lang w:eastAsia="zh-CN"/>
-        </w:rPr>
-      </w:pPr>
-    </w:p>
-    <w:tbl>
-      <w:tblPr>
-        <w:tblStyle w:val="36"/>
-        <w:tblW w:w="6772" w:type="dxa"/>
-        <w:jc w:val="right"/>
-        <w:tblLayout w:type="fixed"/>
-        <w:tblCellMar>
-          <w:top w:w="0" w:type="dxa"/>
-          <w:left w:w="0" w:type="dxa"/>
-          <w:bottom w:w="0" w:type="dxa"/>
-          <w:right w:w="0" w:type="dxa"/>
-        </w:tblCellMar>
-      </w:tblPr>
-      <w:tblGrid>
-        <w:gridCol w:w="1272"/>
-        <w:gridCol w:w="2040"/>
-        <w:gridCol w:w="1166"/>
-        <w:gridCol w:w="2294"/>
-      </w:tblGrid>
-      <w:tr>
-        <w:tblPrEx>
-          <w:tblCellMar>
-            <w:top w:w="0" w:type="dxa"/>
-            <w:left w:w="0" w:type="dxa"/>
-            <w:bottom w:w="0" w:type="dxa"/>
-            <w:right w:w="0" w:type="dxa"/>
-          </w:tblCellMar>
-        </w:tblPrEx>
-        <w:trPr>
-          <w:trHeight w:val="441" w:hRule="exact"/>
-          <w:jc w:val="right"/>
-        </w:trPr>
-        <w:tc>
-          <w:tcPr>
-            <w:tcW w:w="1272" w:type="dxa"/>
-            <w:vAlign w:val="center"/>
-          </w:tcPr>
-          <w:p>
-            <w:pPr>
-              <w:pStyle w:val="20"/>
-              <w:spacing w:before="13"/>
-              <w:ind w:left="13" w:right="95"/>
-              <w:jc w:val="both"/>
-              <w:rPr>
-                <w:rFonts w:ascii="Times New Roman" w:hAnsi="Times New Roman" w:cs="Times New Roman"/>
-                <w:b/>
-                <w:sz w:val="24"/>
-                <w:szCs w:val="24"/>
-              </w:rPr>
-            </w:pPr>
-            <w:r>
-              <w:rPr>
-                <w:rFonts w:ascii="Times New Roman" w:hAnsi="Times New Roman" w:cs="Times New Roman"/>
-                <w:b/>
-                <w:sz w:val="24"/>
-                <w:szCs w:val="24"/>
-              </w:rPr>
-              <w:t>检测人：</w:t>
-            </w:r>
-          </w:p>
-        </w:tc>
-        <w:tc>
-          <w:tcPr>
-            <w:tcW w:w="2040" w:type="dxa"/>
-            <w:vAlign w:val="center"/>
-          </w:tcPr>
-          <w:p>
-            <w:pPr>
-              <w:pStyle w:val="20"/>
-              <w:spacing w:before="13"/>
-              <w:jc w:val="both"/>
-              <w:rPr>
-                <w:rFonts w:ascii="Times New Roman" w:hAnsi="Times New Roman" w:cs="Times New Roman"/>
-                <w:b/>
-                <w:sz w:val="24"/>
-                <w:szCs w:val="24"/>
-              </w:rPr>
-            </w:pPr>
-            <w:r>
-              <w:rPr>
-                <w:sz w:val="24"/>
-              </w:rPr>
-              <mc:AlternateContent>
-                <mc:Choice Requires="wpg">
-                  <w:drawing>
-                    <wp:anchor distT="0" distB="0" distL="114300" distR="114300" simplePos="0" relativeHeight="251668480" behindDoc="0" locked="0" layoutInCell="1" allowOverlap="1">
-                      <wp:simplePos x="0" y="0"/>
-                      <wp:positionH relativeFrom="column">
-                        <wp:posOffset>-59690</wp:posOffset>
-                      </wp:positionH>
-                      <wp:positionV relativeFrom="paragraph">
-                        <wp:posOffset>-527685</wp:posOffset>
-                      </wp:positionV>
-                      <wp:extent cx="3114040" cy="1442720"/>
-                      <wp:effectExtent l="0" t="0" r="10160" b="5080"/>
-                      <wp:wrapNone/>
-                      <wp:docPr id="38" name="组合 38"/>
-                      <wp:cNvGraphicFramePr/>
-                      <a:graphic xmlns:a="http://schemas.openxmlformats.org/drawingml/2006/main">
-                        <a:graphicData uri="http://schemas.microsoft.com/office/word/2010/wordprocessingGroup">
-                          <wpg:wgp>
-                            <wpg:cNvGrpSpPr/>
-                            <wpg:grpSpPr>
-                              <a:xfrm>
-                                <a:off x="0" y="0"/>
-                                <a:ext cx="3114040" cy="1442720"/>
-                                <a:chOff x="17862" y="41199"/>
-                                <a:chExt cx="4904" cy="2272"/>
-                              </a:xfrm>
-                            </wpg:grpSpPr>
-                            <pic:pic xmlns:pic="http://schemas.openxmlformats.org/drawingml/2006/picture">
-                              <pic:nvPicPr>
-                                <pic:cNvPr id="11" name="图片 23"/>
-                                <pic:cNvPicPr>
-                                  <a:picLocks noChangeAspect="1" noChangeArrowheads="1"/>
-                                </pic:cNvPicPr>
-                              </pic:nvPicPr>
-                              <pic:blipFill>
-                                <a:blip r:embed="rId13">
-                                  <a:extLst>
-                                    <a:ext uri="{28A0092B-C50C-407E-A947-70E740481C1C}">
-                                      <a14:useLocalDpi xmlns:a14="http://schemas.microsoft.com/office/drawing/2010/main" val="0"/>
-                                    </a:ext>
-                                  </a:extLst>
-                                </a:blip>
-                                <a:srcRect/>
-                                <a:stretch>
-                                  <a:fillRect/>
-                                </a:stretch>
-                              </pic:blipFill>
-                              <pic:spPr>
-                                <a:xfrm>
-                                  <a:off x="20494" y="41199"/>
-                                  <a:ext cx="2273" cy="2273"/>
-                                </a:xfrm>
-                                <a:prstGeom prst="rect">
-                                  <a:avLst/>
-                                </a:prstGeom>
-                                <a:noFill/>
-                                <a:ln>
-                                  <a:noFill/>
-                                </a:ln>
-                              </pic:spPr>
-                            </pic:pic>
-                            <wpg:grpSp>
-                              <wpg:cNvPr id="39" name="组合 23"/>
-                              <wpg:cNvGrpSpPr/>
-                              <wpg:grpSpPr>
-                                <a:xfrm>
-                                  <a:off x="17862" y="41843"/>
-                                  <a:ext cx="4208" cy="652"/>
-                                  <a:chOff x="17862" y="41843"/>
-                                  <a:chExt cx="4208" cy="652"/>
-                                </a:xfrm>
-                              </wpg:grpSpPr>
-                              <pic:pic xmlns:pic="http://schemas.openxmlformats.org/drawingml/2006/picture">
-                                <pic:nvPicPr>
-                                  <pic:cNvPr id="22" name="图片 59" descr="图片1"/>
-                                  <pic:cNvPicPr>
-                                    <a:picLocks noChangeAspect="1"/>
-                                  </pic:cNvPicPr>
-                                </pic:nvPicPr>
-                                <pic:blipFill>
-                                  <a:blip r:embed="rId15">
-                                    <a:biLevel thresh="50000"/>
-                                  </a:blip>
-                                  <a:srcRect l="7865" t="11797" r="5322" b="19074"/>
-                                  <a:stretch>
-                                    <a:fillRect/>
-                                  </a:stretch>
-                                </pic:blipFill>
-                                <pic:spPr>
-                                  <a:xfrm>
-                                    <a:off x="17862" y="41869"/>
-                                    <a:ext cx="1468" cy="627"/>
-                                  </a:xfrm>
-                                  <a:prstGeom prst="rect">
-                                    <a:avLst/>
-                                  </a:prstGeom>
-                                  <a:noFill/>
-                                </pic:spPr>
-                              </pic:pic>
-                              <pic:pic xmlns:pic="http://schemas.openxmlformats.org/drawingml/2006/picture">
-                                <pic:nvPicPr>
-                                  <pic:cNvPr id="21" name="图片 29" descr="IMG_256"/>
-                                  <pic:cNvPicPr>
-                                    <a:picLocks noChangeAspect="1"/>
-                                  </pic:cNvPicPr>
-                                </pic:nvPicPr>
-                                <pic:blipFill>
-                                  <a:blip r:embed="rId11">
-                                    <a:clrChange>
-                                      <a:clrFrom>
-                                        <a:srgbClr val="FFFFFF">
-                                          <a:alpha val="100000"/>
-                                        </a:srgbClr>
-                                      </a:clrFrom>
-                                      <a:clrTo>
-                                        <a:srgbClr val="FFFFFF">
-                                          <a:alpha val="100000"/>
-                                          <a:alpha val="0"/>
-                                        </a:srgbClr>
-                                      </a:clrTo>
-                                    </a:clrChange>
-                                  </a:blip>
-                                  <a:stretch>
-                                    <a:fillRect/>
-                                  </a:stretch>
-                                </pic:blipFill>
-                                <pic:spPr>
-                                  <a:xfrm>
-                                    <a:off x="21096" y="41843"/>
-                                    <a:ext cx="975" cy="570"/>
-                                  </a:xfrm>
-                                  <a:prstGeom prst="rect">
-                                    <a:avLst/>
-                                  </a:prstGeom>
-                                  <a:noFill/>
-                                  <a:ln w="9525">
-                                    <a:noFill/>
-                                  </a:ln>
-                                </pic:spPr>
-                              </pic:pic>
-                            </wpg:grpSp>
-                          </wpg:wgp>
-                        </a:graphicData>
-                      </a:graphic>
-                    </wp:anchor>
-                  </w:drawing>
-                </mc:Choice>
-                <mc:Fallback>
-                  <w:pict>
-                    <v:group id="_x0000_s1026" o:spid="_x0000_s1026" o:spt="203" style="position:absolute;left:0pt;margin-left:-4.7pt;margin-top:-41.55pt;height:113.6pt;width:245.2pt;z-index:251668480;mso-width-relative:page;mso-height-relative:page;" coordorigin="17862,41199" coordsize="4904,2272" o:gfxdata="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">
-                      <o:lock v:ext="edit" aspectratio="f"/>
-                      <v:shape id="图片 23" o:spid="_x0000_s1026" o:spt="75" type="#_x0000_t75" style="position:absolute;left:20494;top:41199;height:2273;width:2273;" filled="f" o:preferrelative="t" stroked="f" coordsize="21600,21600" o:gfxdata="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">
-                        <v:fill on="f" focussize="0,0"/>
-                        <v:stroke on="f"/>
-                        <v:imagedata r:id="rId13" o:title=""/>
-                        <o:lock v:ext="edit" aspectratio="t"/>
-                      </v:shape>
-                      <v:group id="组合 23" o:spid="_x0000_s1026" o:spt="203" style="position:absolute;left:17862;top:41843;height:652;width:4208;" coordorigin="17862,41843" coordsize="4208,652" o:gfxdata="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">
-                        <o:lock v:ext="edit" aspectratio="f"/>
-                        <v:shape id="图片 59" o:spid="_x0000_s1026" o:spt="75" alt="图片1" type="#_x0000_t75" style="position:absolute;left:17862;top:41869;height:627;width:1468;" filled="f" o:preferrelative="t" stroked="f" coordsize="21600,21600" o:gfxdata="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">
-                          <v:fill on="f" focussize="0,0"/>
-                          <v:stroke on="f"/>
-                          <v:imagedata r:id="rId15" cropleft="5154f" croptop="7731f" cropright="3488f" cropbottom="12500f" grayscale="t" bilevel="t" o:title=""/>
-                          <o:lock v:ext="edit" aspectratio="t"/>
-                        </v:shape>
-                        <v:shape id="图片 29" o:spid="_x0000_s1026" o:spt="75" alt="IMG_256" type="#_x0000_t75" style="position:absolute;left:21096;top:41843;height:570;width:975;" filled="f" o:preferrelative="t" stroked="f" coordsize="21600,21600" o:gfxdata="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">
-                          <v:fill on="f" focussize="0,0"/>
-                          <v:stroke on="f"/>
-                          <v:imagedata r:id="rId11" chromakey="#FFFFFF" o:title=""/>
-                          <o:lock v:ext="edit" aspectratio="t"/>
-                        </v:shape>
-                      </v:group>
-                    </v:group>
-                  </w:pict>
-                </mc:Fallback>
-              </mc:AlternateContent>
-            </w:r>
-          </w:p>
-        </w:tc>
-        <w:tc>
-          <w:tcPr>
-            <w:tcW w:w="1166" w:type="dxa"/>
-            <w:vAlign w:val="center"/>
-          </w:tcPr>
-          <w:p>
-            <w:pPr>
-              <w:pStyle w:val="20"/>
-              <w:spacing w:before="13"/>
-              <w:jc w:val="both"/>
-              <w:rPr>
-                <w:rFonts w:ascii="Times New Roman" w:hAnsi="Times New Roman" w:cs="Times New Roman"/>
-                <w:b/>
-                <w:sz w:val="24"/>
-                <w:szCs w:val="24"/>
-              </w:rPr>
-            </w:pPr>
-            <w:r>
-              <w:rPr>
-                <w:rFonts w:ascii="Times New Roman" w:hAnsi="Times New Roman" w:cs="Times New Roman"/>
-                <w:b/>
-                <w:sz w:val="24"/>
-                <w:szCs w:val="24"/>
-              </w:rPr>
-              <w:t>复核人</w:t>
-            </w:r>
-            <w:r>
-              <w:rPr>
-                <w:rFonts w:ascii="Times New Roman" w:hAnsi="Times New Roman" w:cs="Times New Roman"/>
-                <w:b/>
-                <w:sz w:val="24"/>
-                <w:szCs w:val="24"/>
-                <w:lang w:eastAsia="zh-CN"/>
-              </w:rPr>
-              <w:t>：</w:t>
-            </w:r>
-          </w:p>
-        </w:tc>
-        <w:tc>
-          <w:tcPr>
-            <w:tcW w:w="2294" w:type="dxa"/>
-            <w:vAlign w:val="center"/>
-          </w:tcPr>
-          <w:p>
-            <w:pPr>
-              <w:pStyle w:val="20"/>
-              <w:spacing w:before="13"/>
-              <w:ind w:right="15"/>
-              <w:jc w:val="both"/>
-              <w:rPr>
-                <w:rFonts w:ascii="Times New Roman" w:hAnsi="Times New Roman" w:cs="Times New Roman"/>
-                <w:b/>
-                <w:sz w:val="24"/>
-                <w:szCs w:val="24"/>
-              </w:rPr>
-            </w:pPr>
-          </w:p>
-        </w:tc>
-      </w:tr>
-      <w:tr>
-        <w:tblPrEx>
-          <w:tblCellMar>
-            <w:top w:w="0" w:type="dxa"/>
-            <w:left w:w="0" w:type="dxa"/>
-            <w:bottom w:w="0" w:type="dxa"/>
-            <w:right w:w="0" w:type="dxa"/>
-          </w:tblCellMar>
-        </w:tblPrEx>
-        <w:trPr>
-          <w:trHeight w:val="457" w:hRule="exact"/>
-          <w:jc w:val="right"/>
-        </w:trPr>
-        <w:tc>
-          <w:tcPr>
-            <w:tcW w:w="1272" w:type="dxa"/>
-            <w:vAlign w:val="center"/>
-          </w:tcPr>
-          <w:p>
-            <w:pPr>
-              <w:pStyle w:val="20"/>
-              <w:spacing w:line="341" w:lineRule="exact"/>
-              <w:ind w:left="13" w:right="165"/>
-              <w:jc w:val="both"/>
-              <w:rPr>
-                <w:rFonts w:ascii="Times New Roman" w:hAnsi="Times New Roman" w:cs="Times New Roman"/>
-                <w:b/>
-                <w:sz w:val="24"/>
-                <w:szCs w:val="24"/>
-              </w:rPr>
-            </w:pPr>
-            <w:r>
-              <w:rPr>
-                <w:rFonts w:ascii="Times New Roman" w:hAnsi="Times New Roman" w:cs="Times New Roman"/>
-                <w:b/>
-                <w:sz w:val="24"/>
-                <w:szCs w:val="24"/>
-              </w:rPr>
-              <w:t>日</w:t>
-            </w:r>
-            <w:r>
-              <w:rPr>
-                <w:rFonts w:ascii="Times New Roman" w:hAnsi="Times New Roman" w:cs="Times New Roman"/>
-                <w:b/>
-                <w:sz w:val="24"/>
-                <w:szCs w:val="24"/>
-                <w:lang w:eastAsia="zh-CN"/>
-              </w:rPr>
-              <w:t xml:space="preserve">  </w:t>
-            </w:r>
-            <w:r>
-              <w:rPr>
-                <w:rFonts w:ascii="Times New Roman" w:hAnsi="Times New Roman" w:cs="Times New Roman"/>
-                <w:b/>
-                <w:sz w:val="24"/>
-                <w:szCs w:val="24"/>
-              </w:rPr>
-              <w:t>期：</w:t>
-            </w:r>
-          </w:p>
-        </w:tc>
-        <w:tc>
-          <w:tcPr>
-            <w:tcW w:w="2040" w:type="dxa"/>
-            <w:vAlign w:val="center"/>
-          </w:tcPr>
-          <w:p>
-            <w:pPr>
-              <w:pStyle w:val="20"/>
-              <w:spacing w:line="363" w:lineRule="exact"/>
-              <w:jc w:val="both"/>
-              <w:rPr>
-                <w:rFonts w:ascii="Times New Roman" w:hAnsi="Times New Roman" w:cs="Times New Roman"/>
-                <w:sz w:val="24"/>
-                <w:szCs w:val="24"/>
-              </w:rPr>
-            </w:pPr>
-            <w:r>
-              <w:rPr>
-                <w:rFonts w:ascii="Times New Roman" w:hAnsi="Times New Roman" w:cs="Times New Roman"/>
-                <w:kern w:val="2"/>
-                <w:sz w:val="24"/>
-                <w:szCs w:val="24"/>
-                <w:lang w:eastAsia="zh-CN"/>
-              </w:rPr>
-              <w:t>{{ reportdate }}</w:t>
-            </w:r>
-          </w:p>
-        </w:tc>
-        <w:tc>
-          <w:tcPr>
-            <w:tcW w:w="1166" w:type="dxa"/>
-            <w:vAlign w:val="center"/>
-          </w:tcPr>
-          <w:p>
-            <w:pPr>
-              <w:pStyle w:val="20"/>
-              <w:spacing w:line="341" w:lineRule="exact"/>
-              <w:jc w:val="both"/>
-              <w:rPr>
-                <w:rFonts w:ascii="Times New Roman" w:hAnsi="Times New Roman" w:cs="Times New Roman"/>
-                <w:b/>
-                <w:sz w:val="24"/>
-                <w:szCs w:val="24"/>
-              </w:rPr>
-            </w:pPr>
-            <w:r>
-              <w:rPr>
-                <w:rFonts w:ascii="Times New Roman" w:hAnsi="Times New Roman" w:cs="Times New Roman"/>
-                <w:b/>
-                <w:sz w:val="24"/>
-                <w:szCs w:val="24"/>
-              </w:rPr>
-              <w:t>日</w:t>
-            </w:r>
-            <w:r>
-              <w:rPr>
-                <w:rFonts w:ascii="Times New Roman" w:hAnsi="Times New Roman" w:cs="Times New Roman"/>
-                <w:b/>
-                <w:sz w:val="24"/>
-                <w:szCs w:val="24"/>
-                <w:lang w:eastAsia="zh-CN"/>
-              </w:rPr>
-              <w:t xml:space="preserve">  </w:t>
-            </w:r>
-            <w:r>
-              <w:rPr>
-                <w:rFonts w:ascii="Times New Roman" w:hAnsi="Times New Roman" w:cs="Times New Roman"/>
-                <w:b/>
-                <w:sz w:val="24"/>
-                <w:szCs w:val="24"/>
-              </w:rPr>
-              <w:t>期：</w:t>
-            </w:r>
-          </w:p>
-        </w:tc>
-        <w:tc>
-          <w:tcPr>
-            <w:tcW w:w="2294" w:type="dxa"/>
-            <w:vAlign w:val="center"/>
-          </w:tcPr>
-          <w:p>
-            <w:pPr>
-              <w:pStyle w:val="20"/>
-              <w:spacing w:line="363" w:lineRule="exact"/>
-              <w:ind w:right="15"/>
-              <w:jc w:val="both"/>
-              <w:rPr>
-                <w:rFonts w:ascii="Times New Roman" w:hAnsi="Times New Roman" w:cs="Times New Roman"/>
-                <w:sz w:val="24"/>
-                <w:szCs w:val="24"/>
-              </w:rPr>
-            </w:pPr>
-            <w:r>
-              <w:rPr>
-                <w:rFonts w:ascii="Times New Roman" w:hAnsi="Times New Roman" w:cs="Times New Roman"/>
-                <w:kern w:val="2"/>
-                <w:sz w:val="24"/>
-                <w:szCs w:val="24"/>
-                <w:lang w:eastAsia="zh-CN"/>
-              </w:rPr>
-              <w:t>{{ reportdate }}</w:t>
-            </w:r>
-          </w:p>
-        </w:tc>
-      </w:tr>
-    </w:tbl>
-    <w:p>
-      <w:pPr>
-        <w:rPr>
-          <w:rFonts w:ascii="Times New Roman" w:hAnsi="Times New Roman" w:eastAsia="微软雅黑" w:cs="Times New Roman"/>
-          <w:sz w:val="24"/>
-          <w:szCs w:val="24"/>
-          <w:lang w:eastAsia="zh-CN"/>
-        </w:rPr>
-      </w:pPr>
-      <w:r>
-        <w:rPr>
-          <w:rFonts w:hint="eastAsia" w:ascii="Times New Roman" w:hAnsi="Times New Roman" w:eastAsia="微软雅黑" w:cs="Times New Roman"/>
-          <w:sz w:val="24"/>
-          <w:szCs w:val="24"/>
-          <w:lang w:eastAsia="zh-CN"/>
-        </w:rPr>
-        <w:t xml:space="preserve">{% endif %}{% if testedby == </w:t>
-      </w:r>
-      <w:r>
-        <w:rPr>
-          <w:rFonts w:ascii="Times New Roman" w:hAnsi="Times New Roman" w:eastAsia="微软雅黑" w:cs="Times New Roman"/>
-          <w:sz w:val="24"/>
-          <w:szCs w:val="24"/>
-          <w:lang w:eastAsia="zh-CN"/>
-        </w:rPr>
-        <w:t>“</w:t>
-      </w:r>
-      <w:r>
-        <w:rPr>
-          <w:rFonts w:hint="eastAsia" w:ascii="Times New Roman" w:hAnsi="Times New Roman" w:eastAsia="微软雅黑" w:cs="Times New Roman"/>
-          <w:sz w:val="24"/>
-          <w:szCs w:val="24"/>
-          <w:lang w:eastAsia="zh-CN"/>
-        </w:rPr>
-        <w:t>4</w:t>
-      </w:r>
-      <w:r>
-        <w:rPr>
-          <w:rFonts w:ascii="Times New Roman" w:hAnsi="Times New Roman" w:eastAsia="微软雅黑" w:cs="Times New Roman"/>
-          <w:sz w:val="24"/>
-          <w:szCs w:val="24"/>
-          <w:lang w:eastAsia="zh-CN"/>
-        </w:rPr>
-        <w:t>”</w:t>
-      </w:r>
-      <w:r>
-        <w:rPr>
-          <w:rFonts w:hint="eastAsia" w:ascii="Times New Roman" w:hAnsi="Times New Roman" w:eastAsia="微软雅黑" w:cs="Times New Roman"/>
-          <w:sz w:val="24"/>
-          <w:szCs w:val="24"/>
-          <w:lang w:eastAsia="zh-CN"/>
-        </w:rPr>
-        <w:t xml:space="preserve"> %}</w:t>
-      </w:r>
-    </w:p>
-    <w:p>
-      <w:pPr>
-        <w:rPr>
-          <w:rFonts w:ascii="Times New Roman" w:hAnsi="Times New Roman" w:eastAsia="微软雅黑" w:cs="Times New Roman"/>
-          <w:sz w:val="24"/>
-          <w:szCs w:val="24"/>
-          <w:lang w:eastAsia="zh-CN"/>
-        </w:rPr>
-      </w:pPr>
-    </w:p>
-    <w:p>
-      <w:pPr>
-        <w:rPr>
-          <w:rFonts w:ascii="Times New Roman" w:hAnsi="Times New Roman" w:eastAsia="微软雅黑" w:cs="Times New Roman"/>
-          <w:sz w:val="24"/>
-          <w:szCs w:val="24"/>
-          <w:lang w:eastAsia="zh-CN"/>
-        </w:rPr>
-      </w:pPr>
-    </w:p>
-    <w:tbl>
-      <w:tblPr>
-        <w:tblStyle w:val="36"/>
-        <w:tblW w:w="6772" w:type="dxa"/>
-        <w:jc w:val="right"/>
-        <w:tblLayout w:type="fixed"/>
-        <w:tblCellMar>
-          <w:top w:w="0" w:type="dxa"/>
-          <w:left w:w="0" w:type="dxa"/>
-          <w:bottom w:w="0" w:type="dxa"/>
-          <w:right w:w="0" w:type="dxa"/>
-        </w:tblCellMar>
-      </w:tblPr>
-      <w:tblGrid>
-        <w:gridCol w:w="1272"/>
-        <w:gridCol w:w="2040"/>
-        <w:gridCol w:w="1166"/>
-        <w:gridCol w:w="2294"/>
-      </w:tblGrid>
-      <w:tr>
-        <w:tblPrEx>
-          <w:tblCellMar>
-            <w:top w:w="0" w:type="dxa"/>
-            <w:left w:w="0" w:type="dxa"/>
-            <w:bottom w:w="0" w:type="dxa"/>
-            <w:right w:w="0" w:type="dxa"/>
-          </w:tblCellMar>
-        </w:tblPrEx>
-        <w:trPr>
-          <w:trHeight w:val="441" w:hRule="exact"/>
-          <w:jc w:val="right"/>
-        </w:trPr>
-        <w:tc>
-          <w:tcPr>
-            <w:tcW w:w="1272" w:type="dxa"/>
-            <w:vAlign w:val="center"/>
-          </w:tcPr>
-          <w:p>
-            <w:pPr>
-              <w:pStyle w:val="20"/>
-              <w:spacing w:before="13"/>
-              <w:ind w:left="13" w:right="95"/>
-              <w:jc w:val="both"/>
-              <w:rPr>
-                <w:rFonts w:ascii="Times New Roman" w:hAnsi="Times New Roman" w:cs="Times New Roman"/>
-                <w:b/>
-                <w:sz w:val="24"/>
-                <w:szCs w:val="24"/>
-              </w:rPr>
-            </w:pPr>
-            <w:r>
-              <w:rPr>
-                <w:rFonts w:ascii="Times New Roman" w:hAnsi="Times New Roman" w:cs="Times New Roman"/>
-                <w:b/>
-                <w:sz w:val="24"/>
-                <w:szCs w:val="24"/>
-              </w:rPr>
-              <w:t>检测人：</w:t>
-            </w:r>
-          </w:p>
-        </w:tc>
-        <w:tc>
-          <w:tcPr>
-            <w:tcW w:w="2040" w:type="dxa"/>
-            <w:vAlign w:val="center"/>
-          </w:tcPr>
-          <w:p>
-            <w:pPr>
-              <w:pStyle w:val="20"/>
-              <w:spacing w:before="13"/>
-              <w:jc w:val="both"/>
-              <w:rPr>
-                <w:rFonts w:ascii="Times New Roman" w:hAnsi="Times New Roman" w:cs="Times New Roman"/>
-                <w:b/>
-                <w:sz w:val="24"/>
-                <w:szCs w:val="24"/>
-              </w:rPr>
-            </w:pPr>
-            <w:r>
-              <w:rPr>
-                <w:sz w:val="24"/>
-              </w:rPr>
-              <mc:AlternateContent>
-                <mc:Choice Requires="wpg">
-                  <w:drawing>
-                    <wp:anchor distT="0" distB="0" distL="114300" distR="114300" simplePos="0" relativeHeight="251669504" behindDoc="0" locked="0" layoutInCell="1" allowOverlap="1">
-                      <wp:simplePos x="0" y="0"/>
-                      <wp:positionH relativeFrom="column">
-                        <wp:posOffset>12700</wp:posOffset>
-                      </wp:positionH>
-                      <wp:positionV relativeFrom="paragraph">
-                        <wp:posOffset>-514985</wp:posOffset>
-                      </wp:positionV>
-                      <wp:extent cx="3150235" cy="1442720"/>
-                      <wp:effectExtent l="0" t="0" r="4445" b="5080"/>
-                      <wp:wrapNone/>
-                      <wp:docPr id="40" name="组合 40"/>
-                      <wp:cNvGraphicFramePr/>
-                      <a:graphic xmlns:a="http://schemas.openxmlformats.org/drawingml/2006/main">
-                        <a:graphicData uri="http://schemas.microsoft.com/office/word/2010/wordprocessingGroup">
-                          <wpg:wgp>
-                            <wpg:cNvGrpSpPr/>
-                            <wpg:grpSpPr>
-                              <a:xfrm>
-                                <a:off x="0" y="0"/>
-                                <a:ext cx="3150235" cy="1442720"/>
-                                <a:chOff x="17976" y="42945"/>
-                                <a:chExt cx="4961" cy="2272"/>
-                              </a:xfrm>
-                            </wpg:grpSpPr>
-                            <pic:pic xmlns:pic="http://schemas.openxmlformats.org/drawingml/2006/picture">
-                              <pic:nvPicPr>
-                                <pic:cNvPr id="13" name="图片 25"/>
-                                <pic:cNvPicPr>
-                                  <a:picLocks noChangeAspect="1" noChangeArrowheads="1"/>
-                                </pic:cNvPicPr>
-                              </pic:nvPicPr>
-                              <pic:blipFill>
-                                <a:blip r:embed="rId13">
-                                  <a:extLst>
-                                    <a:ext uri="{28A0092B-C50C-407E-A947-70E740481C1C}">
-                                      <a14:useLocalDpi xmlns:a14="http://schemas.microsoft.com/office/drawing/2010/main" val="0"/>
-                                    </a:ext>
-                                  </a:extLst>
-                                </a:blip>
-                                <a:srcRect/>
-                                <a:stretch>
-                                  <a:fillRect/>
-                                </a:stretch>
-                              </pic:blipFill>
-                              <pic:spPr>
-                                <a:xfrm>
-                                  <a:off x="20665" y="42945"/>
-                                  <a:ext cx="2273" cy="2273"/>
-                                </a:xfrm>
-                                <a:prstGeom prst="rect">
-                                  <a:avLst/>
-                                </a:prstGeom>
-                                <a:noFill/>
-                                <a:ln>
-                                  <a:noFill/>
-                                </a:ln>
-                              </pic:spPr>
-                            </pic:pic>
-                            <wpg:grpSp>
-                              <wpg:cNvPr id="41" name="组合 27"/>
-                              <wpg:cNvGrpSpPr/>
-                              <wpg:grpSpPr>
-                                <a:xfrm>
-                                  <a:off x="17976" y="43614"/>
-                                  <a:ext cx="4551" cy="626"/>
-                                  <a:chOff x="17976" y="43614"/>
-                                  <a:chExt cx="4551" cy="626"/>
-                                </a:xfrm>
-                              </wpg:grpSpPr>
-                              <pic:pic xmlns:pic="http://schemas.openxmlformats.org/drawingml/2006/picture">
-                                <pic:nvPicPr>
-                                  <pic:cNvPr id="14" name="图片 29" descr="IMG_256"/>
-                                  <pic:cNvPicPr>
-                                    <a:picLocks noChangeAspect="1"/>
-                                  </pic:cNvPicPr>
-                                </pic:nvPicPr>
-                                <pic:blipFill>
-                                  <a:blip r:embed="rId11">
-                                    <a:clrChange>
-                                      <a:clrFrom>
-                                        <a:srgbClr val="FFFFFF">
-                                          <a:alpha val="100000"/>
-                                        </a:srgbClr>
-                                      </a:clrFrom>
-                                      <a:clrTo>
-                                        <a:srgbClr val="FFFFFF">
-                                          <a:alpha val="100000"/>
-                                          <a:alpha val="0"/>
-                                        </a:srgbClr>
-                                      </a:clrTo>
-                                    </a:clrChange>
-                                  </a:blip>
-                                  <a:stretch>
-                                    <a:fillRect/>
-                                  </a:stretch>
-                                </pic:blipFill>
-                                <pic:spPr>
-                                  <a:xfrm>
-                                    <a:off x="17976" y="43615"/>
-                                    <a:ext cx="975" cy="570"/>
-                                  </a:xfrm>
-                                  <a:prstGeom prst="rect">
-                                    <a:avLst/>
-                                  </a:prstGeom>
-                                  <a:noFill/>
-                                  <a:ln w="9525">
-                                    <a:noFill/>
-                                  </a:ln>
-                                </pic:spPr>
-                              </pic:pic>
-                              <pic:pic xmlns:pic="http://schemas.openxmlformats.org/drawingml/2006/picture">
-                                <pic:nvPicPr>
-                                  <pic:cNvPr id="16" name="图片 59" descr="图片1"/>
-                                  <pic:cNvPicPr>
-                                    <a:picLocks noChangeAspect="1"/>
-                                  </pic:cNvPicPr>
-                                </pic:nvPicPr>
-                                <pic:blipFill>
-                                  <a:blip r:embed="rId15">
-                                    <a:biLevel thresh="50000"/>
-                                  </a:blip>
-                                  <a:srcRect l="7865" t="11797" r="5322" b="19074"/>
-                                  <a:stretch>
-                                    <a:fillRect/>
-                                  </a:stretch>
-                                </pic:blipFill>
-                                <pic:spPr>
-                                  <a:xfrm>
-                                    <a:off x="21059" y="43614"/>
-                                    <a:ext cx="1468" cy="627"/>
-                                  </a:xfrm>
-                                  <a:prstGeom prst="rect">
-                                    <a:avLst/>
-                                  </a:prstGeom>
-                                  <a:noFill/>
-                                </pic:spPr>
-                              </pic:pic>
-                            </wpg:grpSp>
-                          </wpg:wgp>
-                        </a:graphicData>
-                      </a:graphic>
-                    </wp:anchor>
-                  </w:drawing>
-                </mc:Choice>
-                <mc:Fallback>
-                  <w:pict>
-                    <v:group id="_x0000_s1026" o:spid="_x0000_s1026" o:spt="203" style="position:absolute;left:0pt;margin-left:1pt;margin-top:-40.55pt;height:113.6pt;width:248.05pt;z-index:251669504;mso-width-relative:page;mso-height-relative:page;" coordorigin="17976,42945" coordsize="4961,2272" o:gfxdata="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">
-                      <o:lock v:ext="edit" aspectratio="f"/>
-                      <v:shape id="图片 25" o:spid="_x0000_s1026" o:spt="75" type="#_x0000_t75" style="position:absolute;left:20665;top:42945;height:2273;width:2273;" filled="f" o:preferrelative="t" stroked="f" coordsize="21600,21600" o:gfxdata="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">
-                        <v:fill on="f" focussize="0,0"/>
-                        <v:stroke on="f"/>
-                        <v:imagedata r:id="rId13" o:title=""/>
-                        <o:lock v:ext="edit" aspectratio="t"/>
-                      </v:shape>
-                      <v:group id="组合 27" o:spid="_x0000_s1026" o:spt="203" style="position:absolute;left:17976;top:43614;height:626;width:4551;" coordorigin="17976,43614" coordsize="4551,626" o:gfxdata="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">
-                        <o:lock v:ext="edit" aspectratio="f"/>
-                        <v:shape id="图片 29" o:spid="_x0000_s1026" o:spt="75" alt="IMG_256" type="#_x0000_t75" style="position:absolute;left:17976;top:43615;height:570;width:975;" filled="f" o:preferrelative="t" stroked="f" coordsize="21600,21600" o:gfxdata="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">
-                          <v:fill on="f" focussize="0,0"/>
-                          <v:stroke on="f"/>
-                          <v:imagedata r:id="rId11" chromakey="#FFFFFF" o:title=""/>
-                          <o:lock v:ext="edit" aspectratio="t"/>
-                        </v:shape>
-                        <v:shape id="图片 59" o:spid="_x0000_s1026" o:spt="75" alt="图片1" type="#_x0000_t75" style="position:absolute;left:21059;top:43614;height:627;width:1468;" filled="f" o:preferrelative="t" stroked="f" coordsize="21600,21600" o:gfxdata="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">
-                          <v:fill on="f" focussize="0,0"/>
-                          <v:stroke on="f"/>
-                          <v:imagedata r:id="rId15" cropleft="5154f" croptop="7731f" cropright="3488f" cropbottom="12500f" grayscale="t" bilevel="t" o:title=""/>
-                          <o:lock v:ext="edit" aspectratio="t"/>
-                        </v:shape>
-                      </v:group>
-                    </v:group>
-                  </w:pict>
-                </mc:Fallback>
-              </mc:AlternateContent>
-            </w:r>
-          </w:p>
-        </w:tc>
-        <w:tc>
-          <w:tcPr>
-            <w:tcW w:w="1166" w:type="dxa"/>
-            <w:vAlign w:val="center"/>
-          </w:tcPr>
-          <w:p>
-            <w:pPr>
-              <w:pStyle w:val="20"/>
-              <w:spacing w:before="13"/>
-              <w:jc w:val="both"/>
-              <w:rPr>
-                <w:rFonts w:ascii="Times New Roman" w:hAnsi="Times New Roman" w:cs="Times New Roman"/>
-                <w:b/>
-                <w:sz w:val="24"/>
-                <w:szCs w:val="24"/>
-              </w:rPr>
-            </w:pPr>
-            <w:r>
-              <w:rPr>
-                <w:rFonts w:ascii="Times New Roman" w:hAnsi="Times New Roman" w:cs="Times New Roman"/>
-                <w:b/>
-                <w:sz w:val="24"/>
-                <w:szCs w:val="24"/>
-              </w:rPr>
-              <w:t>复核人</w:t>
-            </w:r>
-            <w:r>
-              <w:rPr>
-                <w:rFonts w:ascii="Times New Roman" w:hAnsi="Times New Roman" w:cs="Times New Roman"/>
-                <w:b/>
-                <w:sz w:val="24"/>
-                <w:szCs w:val="24"/>
-                <w:lang w:eastAsia="zh-CN"/>
-              </w:rPr>
-              <w:t>：</w:t>
-            </w:r>
-          </w:p>
-        </w:tc>
-        <w:tc>
-          <w:tcPr>
-            <w:tcW w:w="2294" w:type="dxa"/>
-            <w:vAlign w:val="center"/>
-          </w:tcPr>
-          <w:p>
-            <w:pPr>
-              <w:pStyle w:val="20"/>
-              <w:spacing w:before="13"/>
-              <w:ind w:right="15"/>
-              <w:jc w:val="both"/>
-              <w:rPr>
-                <w:rFonts w:ascii="Times New Roman" w:hAnsi="Times New Roman" w:cs="Times New Roman"/>
-                <w:b/>
-                <w:sz w:val="24"/>
-                <w:szCs w:val="24"/>
-              </w:rPr>
-            </w:pPr>
-          </w:p>
-        </w:tc>
-      </w:tr>
-      <w:tr>
-        <w:tblPrEx>
-          <w:tblCellMar>
-            <w:top w:w="0" w:type="dxa"/>
-            <w:left w:w="0" w:type="dxa"/>
-            <w:bottom w:w="0" w:type="dxa"/>
-            <w:right w:w="0" w:type="dxa"/>
-          </w:tblCellMar>
-        </w:tblPrEx>
-        <w:trPr>
-          <w:trHeight w:val="457" w:hRule="exact"/>
-          <w:jc w:val="right"/>
-        </w:trPr>
-        <w:tc>
-          <w:tcPr>
-            <w:tcW w:w="1272" w:type="dxa"/>
-            <w:vAlign w:val="center"/>
-          </w:tcPr>
-          <w:p>
-            <w:pPr>
-              <w:pStyle w:val="20"/>
-              <w:spacing w:line="341" w:lineRule="exact"/>
-              <w:ind w:left="13" w:right="165"/>
-              <w:jc w:val="both"/>
-              <w:rPr>
-                <w:rFonts w:ascii="Times New Roman" w:hAnsi="Times New Roman" w:cs="Times New Roman"/>
-                <w:b/>
-                <w:sz w:val="24"/>
-                <w:szCs w:val="24"/>
-              </w:rPr>
-            </w:pPr>
-            <w:r>
-              <w:rPr>
-                <w:rFonts w:ascii="Times New Roman" w:hAnsi="Times New Roman" w:cs="Times New Roman"/>
-                <w:b/>
-                <w:sz w:val="24"/>
-                <w:szCs w:val="24"/>
-              </w:rPr>
-              <w:t>日</w:t>
-            </w:r>
-            <w:r>
-              <w:rPr>
-                <w:rFonts w:ascii="Times New Roman" w:hAnsi="Times New Roman" w:cs="Times New Roman"/>
-                <w:b/>
-                <w:sz w:val="24"/>
-                <w:szCs w:val="24"/>
-                <w:lang w:eastAsia="zh-CN"/>
-              </w:rPr>
-              <w:t xml:space="preserve">  </w:t>
-            </w:r>
-            <w:r>
-              <w:rPr>
-                <w:rFonts w:ascii="Times New Roman" w:hAnsi="Times New Roman" w:cs="Times New Roman"/>
-                <w:b/>
-                <w:sz w:val="24"/>
-                <w:szCs w:val="24"/>
-              </w:rPr>
-              <w:t>期：</w:t>
-            </w:r>
-          </w:p>
-        </w:tc>
-        <w:tc>
-          <w:tcPr>
-            <w:tcW w:w="2040" w:type="dxa"/>
-            <w:vAlign w:val="center"/>
-          </w:tcPr>
-          <w:p>
-            <w:pPr>
-              <w:pStyle w:val="20"/>
-              <w:spacing w:line="363" w:lineRule="exact"/>
-              <w:jc w:val="both"/>
-              <w:rPr>
-                <w:rFonts w:ascii="Times New Roman" w:hAnsi="Times New Roman" w:cs="Times New Roman"/>
-                <w:sz w:val="24"/>
-                <w:szCs w:val="24"/>
-              </w:rPr>
-            </w:pPr>
-            <w:r>
-              <w:rPr>
-                <w:rFonts w:ascii="Times New Roman" w:hAnsi="Times New Roman" w:cs="Times New Roman"/>
-                <w:kern w:val="2"/>
-                <w:sz w:val="24"/>
-                <w:szCs w:val="24"/>
-                <w:lang w:eastAsia="zh-CN"/>
-              </w:rPr>
-              <w:t>{{ reportdate }}</w:t>
-            </w:r>
-          </w:p>
-        </w:tc>
-        <w:tc>
-          <w:tcPr>
-            <w:tcW w:w="1166" w:type="dxa"/>
-            <w:vAlign w:val="center"/>
-          </w:tcPr>
-          <w:p>
-            <w:pPr>
-              <w:pStyle w:val="20"/>
-              <w:spacing w:line="341" w:lineRule="exact"/>
-              <w:jc w:val="both"/>
-              <w:rPr>
-                <w:rFonts w:ascii="Times New Roman" w:hAnsi="Times New Roman" w:cs="Times New Roman"/>
-                <w:b/>
-                <w:sz w:val="24"/>
-                <w:szCs w:val="24"/>
-              </w:rPr>
-            </w:pPr>
-            <w:r>
-              <w:rPr>
-                <w:rFonts w:ascii="Times New Roman" w:hAnsi="Times New Roman" w:cs="Times New Roman"/>
-                <w:b/>
-                <w:sz w:val="24"/>
-                <w:szCs w:val="24"/>
-              </w:rPr>
-              <w:t>日</w:t>
-            </w:r>
-            <w:r>
-              <w:rPr>
-                <w:rFonts w:ascii="Times New Roman" w:hAnsi="Times New Roman" w:cs="Times New Roman"/>
-                <w:b/>
-                <w:sz w:val="24"/>
-                <w:szCs w:val="24"/>
-                <w:lang w:eastAsia="zh-CN"/>
-              </w:rPr>
-              <w:t xml:space="preserve">  </w:t>
-            </w:r>
-            <w:r>
-              <w:rPr>
-                <w:rFonts w:ascii="Times New Roman" w:hAnsi="Times New Roman" w:cs="Times New Roman"/>
-                <w:b/>
-                <w:sz w:val="24"/>
-                <w:szCs w:val="24"/>
-              </w:rPr>
-              <w:t>期：</w:t>
-            </w:r>
-          </w:p>
-        </w:tc>
-        <w:tc>
-          <w:tcPr>
-            <w:tcW w:w="2294" w:type="dxa"/>
-            <w:vAlign w:val="center"/>
-          </w:tcPr>
-          <w:p>
-            <w:pPr>
-              <w:pStyle w:val="20"/>
-              <w:spacing w:line="363" w:lineRule="exact"/>
-              <w:ind w:right="15"/>
-              <w:jc w:val="both"/>
-              <w:rPr>
-                <w:rFonts w:ascii="Times New Roman" w:hAnsi="Times New Roman" w:cs="Times New Roman"/>
-                <w:sz w:val="24"/>
-                <w:szCs w:val="24"/>
-              </w:rPr>
-            </w:pPr>
-            <w:r>
-              <w:rPr>
-                <w:rFonts w:ascii="Times New Roman" w:hAnsi="Times New Roman" w:cs="Times New Roman"/>
-                <w:kern w:val="2"/>
-                <w:sz w:val="24"/>
-                <w:szCs w:val="24"/>
-                <w:lang w:eastAsia="zh-CN"/>
-              </w:rPr>
-              <w:t>{{ reportdate }}</w:t>
-            </w:r>
-          </w:p>
-        </w:tc>
-      </w:tr>
-    </w:tbl>
-    <w:p>
-      <w:pPr>
-        <w:rPr>
-          <w:rFonts w:ascii="Times New Roman" w:hAnsi="Times New Roman" w:eastAsia="微软雅黑" w:cs="Times New Roman"/>
-          <w:sz w:val="24"/>
-          <w:szCs w:val="24"/>
-          <w:lang w:eastAsia="zh-CN"/>
-        </w:rPr>
-      </w:pPr>
-      <w:r>
-        <w:rPr>
-          <w:rFonts w:hint="eastAsia" w:ascii="Times New Roman" w:hAnsi="Times New Roman" w:eastAsia="微软雅黑" w:cs="Times New Roman"/>
-          <w:sz w:val="24"/>
-          <w:szCs w:val="24"/>
-          <w:lang w:eastAsia="zh-CN"/>
-        </w:rPr>
-        <w:t xml:space="preserve">{% endif %}{% if testedby == </w:t>
-      </w:r>
-      <w:r>
-        <w:rPr>
-          <w:rFonts w:ascii="Times New Roman" w:hAnsi="Times New Roman" w:eastAsia="微软雅黑" w:cs="Times New Roman"/>
-          <w:sz w:val="24"/>
-          <w:szCs w:val="24"/>
-          <w:lang w:eastAsia="zh-CN"/>
-        </w:rPr>
-        <w:t>“</w:t>
-      </w:r>
-      <w:r>
-        <w:rPr>
-          <w:rFonts w:hint="eastAsia" w:ascii="Times New Roman" w:hAnsi="Times New Roman" w:eastAsia="微软雅黑" w:cs="Times New Roman"/>
-          <w:sz w:val="24"/>
-          <w:szCs w:val="24"/>
-          <w:lang w:eastAsia="zh-CN"/>
-        </w:rPr>
-        <w:t>5</w:t>
-      </w:r>
-      <w:r>
-        <w:rPr>
-          <w:rFonts w:ascii="Times New Roman" w:hAnsi="Times New Roman" w:eastAsia="微软雅黑" w:cs="Times New Roman"/>
-          <w:sz w:val="24"/>
-          <w:szCs w:val="24"/>
-          <w:lang w:eastAsia="zh-CN"/>
-        </w:rPr>
-        <w:t>”</w:t>
-      </w:r>
-      <w:r>
-        <w:rPr>
-          <w:rFonts w:hint="eastAsia" w:ascii="Times New Roman" w:hAnsi="Times New Roman" w:eastAsia="微软雅黑" w:cs="Times New Roman"/>
-          <w:sz w:val="24"/>
-          <w:szCs w:val="24"/>
-          <w:lang w:eastAsia="zh-CN"/>
-        </w:rPr>
-        <w:t xml:space="preserve"> %}</w:t>
-      </w:r>
-    </w:p>
-    <w:p>
-      <w:pPr>
-        <w:rPr>
-          <w:lang w:eastAsia="zh-CN"/>
-        </w:rPr>
-      </w:pPr>
-    </w:p>
-    <w:p>
-      <w:pPr>
-        <w:rPr>
-          <w:lang w:eastAsia="zh-CN"/>
-        </w:rPr>
-      </w:pPr>
-    </w:p>
-    <w:tbl>
-      <w:tblPr>
-        <w:tblStyle w:val="36"/>
-        <w:tblW w:w="6772" w:type="dxa"/>
-        <w:jc w:val="right"/>
-        <w:tblLayout w:type="fixed"/>
-        <w:tblCellMar>
-          <w:top w:w="0" w:type="dxa"/>
-          <w:left w:w="0" w:type="dxa"/>
-          <w:bottom w:w="0" w:type="dxa"/>
-          <w:right w:w="0" w:type="dxa"/>
-        </w:tblCellMar>
-      </w:tblPr>
-      <w:tblGrid>
-        <w:gridCol w:w="1272"/>
-        <w:gridCol w:w="2040"/>
-        <w:gridCol w:w="1166"/>
-        <w:gridCol w:w="2294"/>
-      </w:tblGrid>
-      <w:tr>
-        <w:tblPrEx>
-          <w:tblCellMar>
-            <w:top w:w="0" w:type="dxa"/>
-            <w:left w:w="0" w:type="dxa"/>
-            <w:bottom w:w="0" w:type="dxa"/>
-            <w:right w:w="0" w:type="dxa"/>
-          </w:tblCellMar>
-        </w:tblPrEx>
-        <w:trPr>
-          <w:trHeight w:val="441" w:hRule="exact"/>
-          <w:jc w:val="right"/>
-        </w:trPr>
-        <w:tc>
-          <w:tcPr>
-            <w:tcW w:w="1272" w:type="dxa"/>
-            <w:vAlign w:val="center"/>
-          </w:tcPr>
-          <w:p>
-            <w:pPr>
-              <w:pStyle w:val="20"/>
-              <w:spacing w:before="13"/>
-              <w:ind w:left="13" w:right="95"/>
-              <w:jc w:val="both"/>
-              <w:rPr>
-                <w:rFonts w:ascii="Times New Roman" w:hAnsi="Times New Roman" w:cs="Times New Roman"/>
-                <w:b/>
-                <w:sz w:val="24"/>
-                <w:szCs w:val="24"/>
-              </w:rPr>
-            </w:pPr>
-            <w:r>
-              <w:rPr>
-                <w:rFonts w:ascii="Times New Roman" w:hAnsi="Times New Roman" w:cs="Times New Roman"/>
-                <w:b/>
-                <w:sz w:val="24"/>
-                <w:szCs w:val="24"/>
-              </w:rPr>
-              <w:t>检测人：</w:t>
-            </w:r>
-          </w:p>
-        </w:tc>
-        <w:tc>
-          <w:tcPr>
-            <w:tcW w:w="2040" w:type="dxa"/>
-            <w:vAlign w:val="center"/>
-          </w:tcPr>
-          <w:p>
-            <w:pPr>
-              <w:pStyle w:val="20"/>
-              <w:spacing w:before="13"/>
-              <w:jc w:val="both"/>
-              <w:rPr>
-                <w:rFonts w:ascii="Times New Roman" w:hAnsi="Times New Roman" w:cs="Times New Roman"/>
-                <w:b/>
-                <w:sz w:val="24"/>
-                <w:szCs w:val="24"/>
-              </w:rPr>
-            </w:pPr>
-          </w:p>
-        </w:tc>
-        <w:tc>
-          <w:tcPr>
-            <w:tcW w:w="1166" w:type="dxa"/>
-            <w:vAlign w:val="center"/>
-          </w:tcPr>
-          <w:p>
-            <w:pPr>
-              <w:pStyle w:val="20"/>
-              <w:spacing w:before="13"/>
-              <w:jc w:val="both"/>
-              <w:rPr>
-                <w:rFonts w:ascii="Times New Roman" w:hAnsi="Times New Roman" w:cs="Times New Roman"/>
-                <w:b/>
-                <w:sz w:val="24"/>
-                <w:szCs w:val="24"/>
-              </w:rPr>
-            </w:pPr>
-            <w:r>
-              <w:rPr>
-                <w:rFonts w:ascii="Times New Roman" w:hAnsi="Times New Roman" w:cs="Times New Roman"/>
-                <w:b/>
-                <w:sz w:val="24"/>
-                <w:szCs w:val="24"/>
-              </w:rPr>
-              <w:t>复核人</w:t>
-            </w:r>
-            <w:r>
-              <w:rPr>
-                <w:rFonts w:ascii="Times New Roman" w:hAnsi="Times New Roman" w:cs="Times New Roman"/>
-                <w:b/>
-                <w:sz w:val="24"/>
-                <w:szCs w:val="24"/>
-                <w:lang w:eastAsia="zh-CN"/>
-              </w:rPr>
-              <w:t>：</w:t>
-            </w:r>
-          </w:p>
-        </w:tc>
-        <w:tc>
-          <w:tcPr>
-            <w:tcW w:w="2294" w:type="dxa"/>
-            <w:vAlign w:val="center"/>
-          </w:tcPr>
-          <w:p>
-            <w:pPr>
-              <w:pStyle w:val="20"/>
-              <w:spacing w:before="13"/>
-              <w:ind w:right="15"/>
-              <w:jc w:val="both"/>
-              <w:rPr>
-                <w:rFonts w:ascii="Times New Roman" w:hAnsi="Times New Roman" w:cs="Times New Roman"/>
-                <w:b/>
-                <w:sz w:val="24"/>
-                <w:szCs w:val="24"/>
-              </w:rPr>
-            </w:pPr>
-          </w:p>
-        </w:tc>
-      </w:tr>
-      <w:tr>
-        <w:tblPrEx>
-          <w:tblCellMar>
-            <w:top w:w="0" w:type="dxa"/>
-            <w:left w:w="0" w:type="dxa"/>
-            <w:bottom w:w="0" w:type="dxa"/>
-            <w:right w:w="0" w:type="dxa"/>
-          </w:tblCellMar>
-        </w:tblPrEx>
-        <w:trPr>
-          <w:trHeight w:val="457" w:hRule="exact"/>
-          <w:jc w:val="right"/>
-        </w:trPr>
-        <w:tc>
-          <w:tcPr>
-            <w:tcW w:w="1272" w:type="dxa"/>
-            <w:vAlign w:val="center"/>
-          </w:tcPr>
-          <w:p>
-            <w:pPr>
-              <w:pStyle w:val="20"/>
-              <w:spacing w:line="341" w:lineRule="exact"/>
-              <w:ind w:left="13" w:right="165"/>
-              <w:jc w:val="both"/>
-              <w:rPr>
-                <w:rFonts w:ascii="Times New Roman" w:hAnsi="Times New Roman" w:cs="Times New Roman"/>
-                <w:b/>
-                <w:sz w:val="24"/>
-                <w:szCs w:val="24"/>
-              </w:rPr>
-            </w:pPr>
-            <w:r>
-              <w:rPr>
-                <w:rFonts w:ascii="Times New Roman" w:hAnsi="Times New Roman" w:cs="Times New Roman"/>
-                <w:b/>
-                <w:sz w:val="24"/>
-                <w:szCs w:val="24"/>
-              </w:rPr>
-              <w:t>日</w:t>
-            </w:r>
-            <w:r>
-              <w:rPr>
-                <w:rFonts w:ascii="Times New Roman" w:hAnsi="Times New Roman" w:cs="Times New Roman"/>
-                <w:b/>
-                <w:sz w:val="24"/>
-                <w:szCs w:val="24"/>
-                <w:lang w:eastAsia="zh-CN"/>
-              </w:rPr>
-              <w:t xml:space="preserve">  </w:t>
-            </w:r>
-            <w:r>
-              <w:rPr>
-                <w:rFonts w:ascii="Times New Roman" w:hAnsi="Times New Roman" w:cs="Times New Roman"/>
-                <w:b/>
-                <w:sz w:val="24"/>
-                <w:szCs w:val="24"/>
-              </w:rPr>
-              <w:t>期：</w:t>
-            </w:r>
-          </w:p>
-        </w:tc>
-        <w:tc>
-          <w:tcPr>
-            <w:tcW w:w="2040" w:type="dxa"/>
-            <w:vAlign w:val="center"/>
-          </w:tcPr>
-          <w:p>
-            <w:pPr>
-              <w:pStyle w:val="20"/>
-              <w:spacing w:line="363" w:lineRule="exact"/>
-              <w:jc w:val="both"/>
-              <w:rPr>
-                <w:rFonts w:ascii="Times New Roman" w:hAnsi="Times New Roman" w:cs="Times New Roman"/>
-                <w:sz w:val="24"/>
-                <w:szCs w:val="24"/>
-              </w:rPr>
-            </w:pPr>
-            <w:r>
-              <w:rPr>
-                <w:rFonts w:ascii="Times New Roman" w:hAnsi="Times New Roman" w:cs="Times New Roman"/>
-                <w:kern w:val="2"/>
-                <w:sz w:val="24"/>
-                <w:szCs w:val="24"/>
-                <w:lang w:eastAsia="zh-CN"/>
-              </w:rPr>
-              <w:t>{{ reportdate }}</w:t>
-            </w:r>
-          </w:p>
-        </w:tc>
-        <w:tc>
-          <w:tcPr>
-            <w:tcW w:w="1166" w:type="dxa"/>
-            <w:vAlign w:val="center"/>
-          </w:tcPr>
-          <w:p>
-            <w:pPr>
-              <w:pStyle w:val="20"/>
-              <w:spacing w:line="341" w:lineRule="exact"/>
-              <w:jc w:val="both"/>
-              <w:rPr>
-                <w:rFonts w:ascii="Times New Roman" w:hAnsi="Times New Roman" w:cs="Times New Roman"/>
-                <w:b/>
-                <w:sz w:val="24"/>
-                <w:szCs w:val="24"/>
-              </w:rPr>
-            </w:pPr>
-            <w:r>
-              <w:rPr>
-                <w:rFonts w:ascii="Times New Roman" w:hAnsi="Times New Roman" w:cs="Times New Roman"/>
-                <w:b/>
-                <w:sz w:val="24"/>
-                <w:szCs w:val="24"/>
-              </w:rPr>
-              <w:t>日</w:t>
-            </w:r>
-            <w:r>
-              <w:rPr>
-                <w:rFonts w:ascii="Times New Roman" w:hAnsi="Times New Roman" w:cs="Times New Roman"/>
-                <w:b/>
-                <w:sz w:val="24"/>
-                <w:szCs w:val="24"/>
-                <w:lang w:eastAsia="zh-CN"/>
-              </w:rPr>
-              <w:t xml:space="preserve">  </w:t>
-            </w:r>
-            <w:r>
-              <w:rPr>
-                <w:rFonts w:ascii="Times New Roman" w:hAnsi="Times New Roman" w:cs="Times New Roman"/>
-                <w:b/>
-                <w:sz w:val="24"/>
-                <w:szCs w:val="24"/>
-              </w:rPr>
-              <w:t>期：</w:t>
-            </w:r>
-          </w:p>
-        </w:tc>
-        <w:tc>
-          <w:tcPr>
-            <w:tcW w:w="2294" w:type="dxa"/>
-            <w:vAlign w:val="center"/>
-          </w:tcPr>
-          <w:p>
-            <w:pPr>
-              <w:pStyle w:val="20"/>
-              <w:spacing w:line="363" w:lineRule="exact"/>
-              <w:ind w:right="15"/>
-              <w:jc w:val="both"/>
-              <w:rPr>
-                <w:rFonts w:ascii="Times New Roman" w:hAnsi="Times New Roman" w:cs="Times New Roman"/>
-                <w:sz w:val="24"/>
-                <w:szCs w:val="24"/>
-              </w:rPr>
-            </w:pPr>
-            <w:r>
-              <w:rPr>
-                <w:rFonts w:ascii="Times New Roman" w:hAnsi="Times New Roman" w:cs="Times New Roman"/>
-                <w:kern w:val="2"/>
-                <w:sz w:val="24"/>
-                <w:szCs w:val="24"/>
-                <w:lang w:eastAsia="zh-CN"/>
-              </w:rPr>
-              <w:t>{{ reportdate }}</w:t>
-            </w:r>
-          </w:p>
-        </w:tc>
-      </w:tr>
-    </w:tbl>
-    <w:p>
-      <w:pPr>
-        <w:rPr>
-          <w:rFonts w:ascii="Times New Roman" w:hAnsi="Times New Roman" w:eastAsia="微软雅黑" w:cs="Times New Roman"/>
-          <w:sz w:val="24"/>
-          <w:szCs w:val="24"/>
-          <w:lang w:eastAsia="zh-CN"/>
-        </w:rPr>
-      </w:pPr>
-      <w:r>
-        <w:rPr>
-          <w:rFonts w:hint="eastAsia" w:ascii="Times New Roman" w:hAnsi="Times New Roman" w:eastAsia="微软雅黑" w:cs="Times New Roman"/>
-          <w:sz w:val="24"/>
-          <w:szCs w:val="24"/>
-          <w:lang w:eastAsia="zh-CN"/>
-        </w:rPr>
-        <w:t xml:space="preserve">{% endif %}{% if testedby == </w:t>
-      </w:r>
-      <w:r>
-        <w:rPr>
-          <w:rFonts w:ascii="Times New Roman" w:hAnsi="Times New Roman" w:eastAsia="微软雅黑" w:cs="Times New Roman"/>
-          <w:sz w:val="24"/>
-          <w:szCs w:val="24"/>
-          <w:lang w:eastAsia="zh-CN"/>
-        </w:rPr>
-        <w:t>“</w:t>
-      </w:r>
-      <w:r>
-        <w:rPr>
-          <w:rFonts w:hint="eastAsia" w:ascii="Times New Roman" w:hAnsi="Times New Roman" w:eastAsia="微软雅黑" w:cs="Times New Roman"/>
-          <w:sz w:val="24"/>
-          <w:szCs w:val="24"/>
-          <w:lang w:eastAsia="zh-CN"/>
-        </w:rPr>
-        <w:t>6</w:t>
-      </w:r>
-      <w:r>
-        <w:rPr>
-          <w:rFonts w:ascii="Times New Roman" w:hAnsi="Times New Roman" w:eastAsia="微软雅黑" w:cs="Times New Roman"/>
-          <w:sz w:val="24"/>
-          <w:szCs w:val="24"/>
-          <w:lang w:eastAsia="zh-CN"/>
-        </w:rPr>
-        <w:t>”</w:t>
-      </w:r>
-      <w:r>
-        <w:rPr>
-          <w:rFonts w:hint="eastAsia" w:ascii="Times New Roman" w:hAnsi="Times New Roman" w:eastAsia="微软雅黑" w:cs="Times New Roman"/>
-          <w:sz w:val="24"/>
-          <w:szCs w:val="24"/>
-          <w:lang w:eastAsia="zh-CN"/>
-        </w:rPr>
-        <w:t xml:space="preserve"> %}</w:t>
-      </w:r>
-    </w:p>
-    <w:p>
-      <w:pPr>
-        <w:rPr>
-          <w:rFonts w:ascii="Times New Roman" w:hAnsi="Times New Roman" w:eastAsia="微软雅黑" w:cs="Times New Roman"/>
-          <w:sz w:val="24"/>
-          <w:szCs w:val="24"/>
-          <w:lang w:eastAsia="zh-CN"/>
-        </w:rPr>
-      </w:pPr>
-    </w:p>
-    <w:p>
-      <w:pPr>
-        <w:rPr>
-          <w:rFonts w:ascii="Times New Roman" w:hAnsi="Times New Roman" w:eastAsia="微软雅黑" w:cs="Times New Roman"/>
-          <w:sz w:val="24"/>
-          <w:szCs w:val="24"/>
-          <w:lang w:eastAsia="zh-CN"/>
-        </w:rPr>
-      </w:pPr>
-    </w:p>
-    <w:tbl>
-      <w:tblPr>
-        <w:tblStyle w:val="36"/>
-        <w:tblW w:w="6772" w:type="dxa"/>
-        <w:jc w:val="right"/>
-        <w:tblLayout w:type="fixed"/>
-        <w:tblCellMar>
-          <w:top w:w="0" w:type="dxa"/>
-          <w:left w:w="0" w:type="dxa"/>
-          <w:bottom w:w="0" w:type="dxa"/>
-          <w:right w:w="0" w:type="dxa"/>
-        </w:tblCellMar>
-      </w:tblPr>
-      <w:tblGrid>
-        <w:gridCol w:w="1272"/>
-        <w:gridCol w:w="2040"/>
-        <w:gridCol w:w="1166"/>
-        <w:gridCol w:w="2294"/>
-      </w:tblGrid>
-      <w:tr>
-        <w:tblPrEx>
-          <w:tblCellMar>
-            <w:top w:w="0" w:type="dxa"/>
-            <w:left w:w="0" w:type="dxa"/>
-            <w:bottom w:w="0" w:type="dxa"/>
-            <w:right w:w="0" w:type="dxa"/>
-          </w:tblCellMar>
-        </w:tblPrEx>
-        <w:trPr>
-          <w:trHeight w:val="441" w:hRule="exact"/>
-          <w:jc w:val="right"/>
-        </w:trPr>
-        <w:tc>
-          <w:tcPr>
-            <w:tcW w:w="1272" w:type="dxa"/>
-            <w:vAlign w:val="center"/>
-          </w:tcPr>
-          <w:p>
-            <w:pPr>
-              <w:pStyle w:val="20"/>
-              <w:spacing w:before="13"/>
-              <w:ind w:left="13" w:right="95"/>
-              <w:jc w:val="both"/>
-              <w:rPr>
-                <w:rFonts w:ascii="Times New Roman" w:hAnsi="Times New Roman" w:cs="Times New Roman"/>
-                <w:b/>
-                <w:sz w:val="24"/>
-                <w:szCs w:val="24"/>
-              </w:rPr>
-            </w:pPr>
-            <w:r>
-              <w:rPr>
-                <w:rFonts w:ascii="Times New Roman" w:hAnsi="Times New Roman" w:cs="Times New Roman"/>
-                <w:b/>
-                <w:sz w:val="24"/>
-                <w:szCs w:val="24"/>
-              </w:rPr>
-              <w:t>检测人：</w:t>
-            </w:r>
-          </w:p>
-        </w:tc>
-        <w:tc>
-          <w:tcPr>
-            <w:tcW w:w="2040" w:type="dxa"/>
-            <w:vAlign w:val="center"/>
-          </w:tcPr>
-          <w:p>
-            <w:pPr>
-              <w:pStyle w:val="20"/>
-              <w:spacing w:before="13"/>
-              <w:jc w:val="both"/>
-              <w:rPr>
-                <w:rFonts w:ascii="Times New Roman" w:hAnsi="Times New Roman" w:cs="Times New Roman"/>
-                <w:b/>
-                <w:sz w:val="24"/>
-                <w:szCs w:val="24"/>
-              </w:rPr>
-            </w:pPr>
-          </w:p>
-        </w:tc>
-        <w:tc>
-          <w:tcPr>
-            <w:tcW w:w="1166" w:type="dxa"/>
-            <w:vAlign w:val="center"/>
-          </w:tcPr>
-          <w:p>
-            <w:pPr>
-              <w:pStyle w:val="20"/>
-              <w:spacing w:before="13"/>
-              <w:jc w:val="both"/>
-              <w:rPr>
-                <w:rFonts w:ascii="Times New Roman" w:hAnsi="Times New Roman" w:cs="Times New Roman"/>
-                <w:b/>
-                <w:sz w:val="24"/>
-                <w:szCs w:val="24"/>
-              </w:rPr>
-            </w:pPr>
-            <w:r>
-              <w:rPr>
-                <w:rFonts w:ascii="Times New Roman" w:hAnsi="Times New Roman" w:cs="Times New Roman"/>
-                <w:b/>
-                <w:sz w:val="24"/>
-                <w:szCs w:val="24"/>
-              </w:rPr>
-              <w:t>复核人</w:t>
-            </w:r>
-            <w:r>
-              <w:rPr>
-                <w:rFonts w:ascii="Times New Roman" w:hAnsi="Times New Roman" w:cs="Times New Roman"/>
-                <w:b/>
-                <w:sz w:val="24"/>
-                <w:szCs w:val="24"/>
-                <w:lang w:eastAsia="zh-CN"/>
-              </w:rPr>
-              <w:t>：</w:t>
-            </w:r>
-          </w:p>
-        </w:tc>
-        <w:tc>
-          <w:tcPr>
-            <w:tcW w:w="2294" w:type="dxa"/>
-            <w:vAlign w:val="center"/>
-          </w:tcPr>
-          <w:p>
-            <w:pPr>
-              <w:pStyle w:val="20"/>
-              <w:spacing w:before="13"/>
-              <w:ind w:right="15"/>
-              <w:jc w:val="both"/>
-              <w:rPr>
-                <w:rFonts w:ascii="Times New Roman" w:hAnsi="Times New Roman" w:cs="Times New Roman"/>
-                <w:b/>
-                <w:sz w:val="24"/>
-                <w:szCs w:val="24"/>
-              </w:rPr>
-            </w:pPr>
-          </w:p>
-        </w:tc>
-      </w:tr>
-      <w:tr>
-        <w:tblPrEx>
-          <w:tblCellMar>
-            <w:top w:w="0" w:type="dxa"/>
-            <w:left w:w="0" w:type="dxa"/>
-            <w:bottom w:w="0" w:type="dxa"/>
-            <w:right w:w="0" w:type="dxa"/>
-          </w:tblCellMar>
-        </w:tblPrEx>
-        <w:trPr>
-          <w:trHeight w:val="457" w:hRule="exact"/>
-          <w:jc w:val="right"/>
-        </w:trPr>
-        <w:tc>
-          <w:tcPr>
-            <w:tcW w:w="1272" w:type="dxa"/>
-            <w:vAlign w:val="center"/>
-          </w:tcPr>
-          <w:p>
-            <w:pPr>
-              <w:pStyle w:val="20"/>
-              <w:spacing w:line="341" w:lineRule="exact"/>
-              <w:ind w:left="13" w:right="165"/>
-              <w:jc w:val="both"/>
-              <w:rPr>
-                <w:rFonts w:ascii="Times New Roman" w:hAnsi="Times New Roman" w:cs="Times New Roman"/>
-                <w:b/>
-                <w:sz w:val="24"/>
-                <w:szCs w:val="24"/>
-              </w:rPr>
-            </w:pPr>
-            <w:r>
-              <w:rPr>
-                <w:rFonts w:ascii="Times New Roman" w:hAnsi="Times New Roman" w:cs="Times New Roman"/>
-                <w:b/>
-                <w:sz w:val="24"/>
-                <w:szCs w:val="24"/>
-              </w:rPr>
-              <w:t>日</w:t>
-            </w:r>
-            <w:r>
-              <w:rPr>
-                <w:rFonts w:ascii="Times New Roman" w:hAnsi="Times New Roman" w:cs="Times New Roman"/>
-                <w:b/>
-                <w:sz w:val="24"/>
-                <w:szCs w:val="24"/>
-                <w:lang w:eastAsia="zh-CN"/>
-              </w:rPr>
-              <w:t xml:space="preserve">  </w:t>
-            </w:r>
-            <w:r>
-              <w:rPr>
-                <w:rFonts w:ascii="Times New Roman" w:hAnsi="Times New Roman" w:cs="Times New Roman"/>
-                <w:b/>
-                <w:sz w:val="24"/>
-                <w:szCs w:val="24"/>
-              </w:rPr>
-              <w:t>期：</w:t>
-            </w:r>
-          </w:p>
-        </w:tc>
-        <w:tc>
-          <w:tcPr>
-            <w:tcW w:w="2040" w:type="dxa"/>
-            <w:vAlign w:val="center"/>
-          </w:tcPr>
-          <w:p>
-            <w:pPr>
-              <w:pStyle w:val="20"/>
-              <w:spacing w:line="363" w:lineRule="exact"/>
-              <w:jc w:val="both"/>
-              <w:rPr>
-                <w:rFonts w:ascii="Times New Roman" w:hAnsi="Times New Roman" w:cs="Times New Roman"/>
-                <w:sz w:val="24"/>
-                <w:szCs w:val="24"/>
-              </w:rPr>
-            </w:pPr>
-            <w:r>
-              <w:rPr>
-                <w:rFonts w:ascii="Times New Roman" w:hAnsi="Times New Roman" w:cs="Times New Roman"/>
-                <w:kern w:val="2"/>
-                <w:sz w:val="24"/>
-                <w:szCs w:val="24"/>
-                <w:lang w:eastAsia="zh-CN"/>
-              </w:rPr>
-              <w:t>{{ reportdate }}</w:t>
-            </w:r>
-          </w:p>
-        </w:tc>
-        <w:tc>
-          <w:tcPr>
-            <w:tcW w:w="1166" w:type="dxa"/>
-            <w:vAlign w:val="center"/>
-          </w:tcPr>
-          <w:p>
-            <w:pPr>
-              <w:pStyle w:val="20"/>
-              <w:spacing w:line="341" w:lineRule="exact"/>
-              <w:jc w:val="both"/>
-              <w:rPr>
-                <w:rFonts w:ascii="Times New Roman" w:hAnsi="Times New Roman" w:cs="Times New Roman"/>
-                <w:b/>
-                <w:sz w:val="24"/>
-                <w:szCs w:val="24"/>
-              </w:rPr>
-            </w:pPr>
-            <w:r>
-              <w:rPr>
-                <w:rFonts w:ascii="Times New Roman" w:hAnsi="Times New Roman" w:cs="Times New Roman"/>
-                <w:b/>
-                <w:sz w:val="24"/>
-                <w:szCs w:val="24"/>
-              </w:rPr>
-              <w:t>日</w:t>
-            </w:r>
-            <w:r>
-              <w:rPr>
-                <w:rFonts w:ascii="Times New Roman" w:hAnsi="Times New Roman" w:cs="Times New Roman"/>
-                <w:b/>
-                <w:sz w:val="24"/>
-                <w:szCs w:val="24"/>
-                <w:lang w:eastAsia="zh-CN"/>
-              </w:rPr>
-              <w:t xml:space="preserve">  </w:t>
-            </w:r>
-            <w:r>
-              <w:rPr>
-                <w:rFonts w:ascii="Times New Roman" w:hAnsi="Times New Roman" w:cs="Times New Roman"/>
-                <w:b/>
-                <w:sz w:val="24"/>
-                <w:szCs w:val="24"/>
-              </w:rPr>
-              <w:t>期：</w:t>
-            </w:r>
-          </w:p>
-        </w:tc>
-        <w:tc>
-          <w:tcPr>
-            <w:tcW w:w="2294" w:type="dxa"/>
+            <w:tcW w:w="2746" w:type="dxa"/>
             <w:vAlign w:val="center"/>
           </w:tcPr>
           <w:p>
@@ -7296,15 +4819,19 @@
           <w:lang w:eastAsia="zh-CN"/>
         </w:rPr>
       </w:pPr>
-      <w:r>
-        <w:rPr>
-          <w:rFonts w:hint="eastAsia" w:ascii="Times New Roman" w:hAnsi="Times New Roman" w:eastAsia="微软雅黑" w:cs="Times New Roman"/>
-          <w:sz w:val="24"/>
-          <w:szCs w:val="24"/>
-          <w:lang w:eastAsia="zh-CN"/>
-        </w:rPr>
-        <w:t>{% endif %}</w:t>
-      </w:r>
+    </w:p>
+    <w:p>
+      <w:pPr>
+        <w:rPr>
+          <w:rFonts w:ascii="Times New Roman" w:hAnsi="Times New Roman" w:eastAsia="微软雅黑" w:cs="黑体"/>
+          <w:b/>
+          <w:bCs/>
+          <w:color w:val="00B050"/>
+          <w:sz w:val="28"/>
+          <w:szCs w:val="36"/>
+          <w:lang w:eastAsia="zh-CN"/>
+        </w:rPr>
+      </w:pPr>
       <w:r>
         <w:rPr>
           <w:rFonts w:ascii="Times New Roman" w:hAnsi="Times New Roman" w:eastAsia="微软雅黑" w:cs="黑体"/>
@@ -7335,10 +4862,10 @@
           <w:lang w:val="en-US" w:eastAsia="zh-CN"/>
         </w:rPr>
       </w:pPr>
-      <w:bookmarkStart w:id="43" w:name="_Toc23941"/>
-      <w:bookmarkStart w:id="44" w:name="_Toc29698"/>
-      <w:bookmarkStart w:id="45" w:name="_Toc7030"/>
-      <w:bookmarkStart w:id="46" w:name="_Toc31071"/>
+      <w:bookmarkStart w:id="43" w:name="_Toc31071"/>
+      <w:bookmarkStart w:id="44" w:name="_Toc23941"/>
+      <w:bookmarkStart w:id="45" w:name="_Toc29698"/>
+      <w:bookmarkStart w:id="46" w:name="_Toc7030"/>
       <w:r>
         <w:rPr>
           <w:rFonts w:hint="eastAsia"/>
@@ -7390,6 +4917,12 @@
             <w:insideH w:val="single" w:color="A4A4A4" w:sz="4" w:space="0"/>
             <w:insideV w:val="single" w:color="A4A4A4" w:sz="4" w:space="0"/>
           </w:tblBorders>
+          <w:tblCellMar>
+            <w:top w:w="0" w:type="dxa"/>
+            <w:left w:w="108" w:type="dxa"/>
+            <w:bottom w:w="0" w:type="dxa"/>
+            <w:right w:w="108" w:type="dxa"/>
+          </w:tblCellMar>
         </w:tblPrEx>
         <w:trPr>
           <w:cantSplit/>
@@ -11366,12 +8899,12 @@
           <w:lang w:val="en-US" w:eastAsia="zh-CN"/>
         </w:rPr>
       </w:pPr>
-      <w:bookmarkStart w:id="50" w:name="_Toc25849"/>
-      <w:bookmarkStart w:id="51" w:name="_Toc20034"/>
-      <w:bookmarkStart w:id="52" w:name="_Toc6972"/>
-      <w:bookmarkStart w:id="53" w:name="_Toc2290"/>
-      <w:bookmarkStart w:id="54" w:name="_Toc10223"/>
-      <w:bookmarkStart w:id="55" w:name="_Toc106719764"/>
+      <w:bookmarkStart w:id="50" w:name="_Toc2290"/>
+      <w:bookmarkStart w:id="51" w:name="_Toc106719764"/>
+      <w:bookmarkStart w:id="52" w:name="_Toc10223"/>
+      <w:bookmarkStart w:id="53" w:name="_Toc20034"/>
+      <w:bookmarkStart w:id="54" w:name="_Toc6972"/>
+      <w:bookmarkStart w:id="55" w:name="_Toc25849"/>
       <w:r>
         <w:rPr>
           <w:rFonts w:hint="eastAsia"/>
@@ -14690,12 +12223,12 @@
           <w:lang w:val="en-US" w:eastAsia="zh-CN" w:bidi="ar"/>
         </w:rPr>
       </w:pPr>
-      <w:bookmarkStart w:id="57" w:name="_Toc22229"/>
-      <w:bookmarkStart w:id="58" w:name="_Toc663"/>
+      <w:bookmarkStart w:id="57" w:name="_Toc21629"/>
+      <w:bookmarkStart w:id="58" w:name="_Toc15964"/>
       <w:bookmarkStart w:id="59" w:name="_Toc27020"/>
-      <w:bookmarkStart w:id="60" w:name="_Toc15964"/>
-      <w:bookmarkStart w:id="61" w:name="_Toc21629"/>
-      <w:bookmarkStart w:id="62" w:name="_Toc6632"/>
+      <w:bookmarkStart w:id="60" w:name="_Toc663"/>
+      <w:bookmarkStart w:id="61" w:name="_Toc6632"/>
+      <w:bookmarkStart w:id="62" w:name="_Toc22229"/>
       <w:r>
         <w:rPr>
           <w:rFonts w:hint="eastAsia" w:ascii="微软雅黑" w:hAnsi="微软雅黑" w:eastAsia="微软雅黑" w:cs="微软雅黑"/>
@@ -14985,11 +12518,11 @@
           <w:lang w:val="en-US" w:eastAsia="zh-CN" w:bidi="ar"/>
         </w:rPr>
       </w:pPr>
-      <w:bookmarkStart w:id="63" w:name="_Toc8902"/>
-      <w:bookmarkStart w:id="64" w:name="_Toc6779"/>
-      <w:bookmarkStart w:id="65" w:name="_Toc30210"/>
-      <w:bookmarkStart w:id="66" w:name="_Toc8282"/>
-      <w:bookmarkStart w:id="67" w:name="_Toc17032"/>
+      <w:bookmarkStart w:id="63" w:name="_Toc30210"/>
+      <w:bookmarkStart w:id="64" w:name="_Toc8282"/>
+      <w:bookmarkStart w:id="65" w:name="_Toc17032"/>
+      <w:bookmarkStart w:id="66" w:name="_Toc8902"/>
+      <w:bookmarkStart w:id="67" w:name="_Toc6779"/>
       <w:bookmarkStart w:id="68" w:name="_Toc30450"/>
       <w:r>
         <w:rPr>
@@ -16562,8 +14095,8 @@
           </w14:shadow>
         </w:rPr>
       </w:pPr>
-      <w:bookmarkStart w:id="69" w:name="_Toc81326590"/>
-      <w:bookmarkStart w:id="70" w:name="_Toc28332"/>
+      <w:bookmarkStart w:id="69" w:name="_Toc28332"/>
+      <w:bookmarkStart w:id="70" w:name="_Toc81326590"/>
       <w:r>
         <w:rPr>
           <w:rFonts w:hint="eastAsia" w:ascii="Times New Roman" w:hAnsi="Times New Roman" w:eastAsia="微软雅黑" w:cs="黑体"/>
@@ -16603,12 +14136,12 @@
           <w:lang w:val="en-US" w:eastAsia="zh-CN" w:bidi="ar"/>
         </w:rPr>
       </w:pPr>
-      <w:bookmarkStart w:id="71" w:name="_Toc19396"/>
-      <w:bookmarkStart w:id="72" w:name="_Toc32156"/>
-      <w:bookmarkStart w:id="73" w:name="_Toc7994"/>
-      <w:bookmarkStart w:id="74" w:name="_Toc7932"/>
-      <w:bookmarkStart w:id="75" w:name="_Toc24511"/>
-      <w:bookmarkStart w:id="76" w:name="_Toc14341"/>
+      <w:bookmarkStart w:id="71" w:name="_Toc7932"/>
+      <w:bookmarkStart w:id="72" w:name="_Toc24511"/>
+      <w:bookmarkStart w:id="73" w:name="_Toc19396"/>
+      <w:bookmarkStart w:id="74" w:name="_Toc7994"/>
+      <w:bookmarkStart w:id="75" w:name="_Toc14341"/>
+      <w:bookmarkStart w:id="76" w:name="_Toc32156"/>
       <w:r>
         <w:rPr>
           <w:rFonts w:hint="eastAsia" w:ascii="微软雅黑" w:hAnsi="微软雅黑" w:eastAsia="微软雅黑" w:cs="微软雅黑"/>
@@ -17107,12 +14640,12 @@
           <w:lang w:val="en-US" w:eastAsia="zh-CN" w:bidi="ar"/>
         </w:rPr>
       </w:pPr>
-      <w:bookmarkStart w:id="77" w:name="_Toc4414"/>
-      <w:bookmarkStart w:id="78" w:name="_Toc32153"/>
-      <w:bookmarkStart w:id="79" w:name="_Toc15763"/>
-      <w:bookmarkStart w:id="80" w:name="_Toc13439"/>
-      <w:bookmarkStart w:id="81" w:name="_Toc18423"/>
-      <w:bookmarkStart w:id="82" w:name="_Toc19443"/>
+      <w:bookmarkStart w:id="77" w:name="_Toc13439"/>
+      <w:bookmarkStart w:id="78" w:name="_Toc4414"/>
+      <w:bookmarkStart w:id="79" w:name="_Toc18423"/>
+      <w:bookmarkStart w:id="80" w:name="_Toc19443"/>
+      <w:bookmarkStart w:id="81" w:name="_Toc15763"/>
+      <w:bookmarkStart w:id="82" w:name="_Toc32153"/>
       <w:r>
         <w:rPr>
           <w:rFonts w:hint="eastAsia" w:ascii="微软雅黑" w:hAnsi="微软雅黑" w:eastAsia="微软雅黑" w:cs="微软雅黑"/>
@@ -18500,8 +16033,8 @@
         </w:rPr>
       </w:pPr>
       <w:bookmarkStart w:id="83" w:name="_Toc81251349"/>
-      <w:bookmarkStart w:id="84" w:name="_Toc26420"/>
-      <w:bookmarkStart w:id="85" w:name="_Toc81326587"/>
+      <w:bookmarkStart w:id="84" w:name="_Toc81326587"/>
+      <w:bookmarkStart w:id="85" w:name="_Toc26420"/>
       <w:r>
         <w:rPr>
           <w:rFonts w:hint="eastAsia" w:ascii="Times New Roman" w:hAnsi="Times New Roman"/>
@@ -19157,17 +16690,17 @@
           </w14:shadow>
         </w:rPr>
       </w:pPr>
-      <w:bookmarkStart w:id="86" w:name="_Toc24017"/>
-      <w:bookmarkStart w:id="87" w:name="_Toc22623"/>
-      <w:bookmarkStart w:id="88" w:name="_Toc17792_WPSOffice_Level2"/>
-      <w:bookmarkStart w:id="89" w:name="_Toc16927"/>
-      <w:bookmarkStart w:id="90" w:name="_Toc21361"/>
-      <w:bookmarkStart w:id="91" w:name="_Toc14611_WPSOffice_Level1"/>
-      <w:bookmarkStart w:id="92" w:name="_Toc13275"/>
-      <w:bookmarkStart w:id="93" w:name="_Toc19584_WPSOffice_Level1"/>
-      <w:bookmarkStart w:id="94" w:name="_Toc107825571"/>
-      <w:bookmarkStart w:id="95" w:name="_Toc22162_WPSOffice_Level1"/>
-      <w:bookmarkStart w:id="96" w:name="_Toc9662"/>
+      <w:bookmarkStart w:id="86" w:name="_Toc22623"/>
+      <w:bookmarkStart w:id="87" w:name="_Toc17792_WPSOffice_Level2"/>
+      <w:bookmarkStart w:id="88" w:name="_Toc16927"/>
+      <w:bookmarkStart w:id="89" w:name="_Toc22162_WPSOffice_Level1"/>
+      <w:bookmarkStart w:id="90" w:name="_Toc13275"/>
+      <w:bookmarkStart w:id="91" w:name="_Toc107825571"/>
+      <w:bookmarkStart w:id="92" w:name="_Toc21361"/>
+      <w:bookmarkStart w:id="93" w:name="_Toc9662"/>
+      <w:bookmarkStart w:id="94" w:name="_Toc19584_WPSOffice_Level1"/>
+      <w:bookmarkStart w:id="95" w:name="_Toc14611_WPSOffice_Level1"/>
+      <w:bookmarkStart w:id="96" w:name="_Toc24017"/>
       <w:r>
         <w:rPr>
           <w:rFonts w:hint="eastAsia" w:ascii="Times New Roman" w:hAnsi="Times New Roman"/>
@@ -19206,11 +16739,11 @@
           <w:lang w:eastAsia="zh-CN"/>
         </w:rPr>
       </w:pPr>
-      <w:bookmarkStart w:id="97" w:name="_Toc18033"/>
-      <w:bookmarkStart w:id="98" w:name="_Toc27691"/>
-      <w:bookmarkStart w:id="99" w:name="_Toc8814"/>
+      <w:bookmarkStart w:id="97" w:name="_Toc4053"/>
+      <w:bookmarkStart w:id="98" w:name="_Toc8814"/>
+      <w:bookmarkStart w:id="99" w:name="_Toc18033"/>
       <w:bookmarkStart w:id="100" w:name="_Toc11768"/>
-      <w:bookmarkStart w:id="101" w:name="_Toc4053"/>
+      <w:bookmarkStart w:id="101" w:name="_Toc27691"/>
       <w:r>
         <w:rPr>
           <w:rFonts w:hint="default" w:ascii="Times New Roman" w:hAnsi="Times New Roman" w:eastAsia="微软雅黑" w:cs="Times New Roman"/>
@@ -19474,8 +17007,6 @@
         </w:rPr>
         <w:t>埔</w:t>
       </w:r>
-      <w:bookmarkStart w:id="102" w:name="_GoBack"/>
-      <w:bookmarkEnd w:id="102"/>
       <w:r>
         <w:rPr>
           <w:rFonts w:hint="eastAsia" w:ascii="Times New Roman" w:hAnsi="Times New Roman" w:eastAsia="微软雅黑" w:cs="Times New Roman"/>
@@ -19834,7 +17365,7 @@
                     </pic:cNvPicPr>
                   </pic:nvPicPr>
                   <pic:blipFill>
-                    <a:blip r:embed="rId16"/>
+                    <a:blip r:embed="rId14"/>
                     <a:stretch>
                       <a:fillRect/>
                     </a:stretch>
@@ -19890,7 +17421,7 @@
                     </pic:cNvPicPr>
                   </pic:nvPicPr>
                   <pic:blipFill>
-                    <a:blip r:embed="rId17"/>
+                    <a:blip r:embed="rId15"/>
                     <a:stretch>
                       <a:fillRect/>
                     </a:stretch>
@@ -20086,7 +17617,7 @@
                     </pic:cNvPicPr>
                   </pic:nvPicPr>
                   <pic:blipFill>
-                    <a:blip r:embed="rId18"/>
+                    <a:blip r:embed="rId16"/>
                     <a:srcRect/>
                     <a:stretch>
                       <a:fillRect/>

--- a/WebContent/docx/乳腺癌21基因检测报告.docx
+++ b/WebContent/docx/乳腺癌21基因检测报告.docx
@@ -2385,11 +2385,11 @@
         </w:rPr>
       </w:pPr>
       <w:bookmarkStart w:id="2" w:name="_Toc14123"/>
-      <w:bookmarkStart w:id="3" w:name="_Toc107825547"/>
-      <w:bookmarkStart w:id="4" w:name="_Toc3619"/>
-      <w:bookmarkStart w:id="5" w:name="_Toc30143_WPSOffice_Level1"/>
-      <w:bookmarkStart w:id="6" w:name="_Toc24178_WPSOffice_Level1"/>
-      <w:bookmarkStart w:id="7" w:name="_Toc4217"/>
+      <w:bookmarkStart w:id="3" w:name="_Toc4217"/>
+      <w:bookmarkStart w:id="4" w:name="_Toc30143_WPSOffice_Level1"/>
+      <w:bookmarkStart w:id="5" w:name="_Toc24178_WPSOffice_Level1"/>
+      <w:bookmarkStart w:id="6" w:name="_Toc107825547"/>
+      <w:bookmarkStart w:id="7" w:name="_Toc3619"/>
       <w:bookmarkStart w:id="8" w:name="_Toc21669"/>
       <w:bookmarkStart w:id="9" w:name="_Toc21009_WPSOffice_Level1"/>
       <w:bookmarkStart w:id="10" w:name="_Toc14459"/>
@@ -3273,11 +3273,11 @@
       <w:bookmarkStart w:id="12" w:name="_Toc29272"/>
       <w:bookmarkStart w:id="13" w:name="_Toc7021_WPSOffice_Level1"/>
       <w:bookmarkStart w:id="14" w:name="_Toc26731"/>
-      <w:bookmarkStart w:id="15" w:name="_Toc18062_WPSOffice_Level1"/>
-      <w:bookmarkStart w:id="16" w:name="_Toc5540"/>
-      <w:bookmarkStart w:id="17" w:name="_Toc14797"/>
-      <w:bookmarkStart w:id="18" w:name="_Toc107825548"/>
-      <w:bookmarkStart w:id="19" w:name="_Toc11015_WPSOffice_Level1"/>
+      <w:bookmarkStart w:id="15" w:name="_Toc5540"/>
+      <w:bookmarkStart w:id="16" w:name="_Toc11015_WPSOffice_Level1"/>
+      <w:bookmarkStart w:id="17" w:name="_Toc107825548"/>
+      <w:bookmarkStart w:id="18" w:name="_Toc14797"/>
+      <w:bookmarkStart w:id="19" w:name="_Toc18062_WPSOffice_Level1"/>
       <w:bookmarkStart w:id="20" w:name="_Toc17451"/>
       <w:bookmarkStart w:id="21" w:name="_Toc3823"/>
       <w:r>
@@ -3423,16 +3423,16 @@
           </w14:shadow>
         </w:rPr>
       </w:pPr>
-      <w:bookmarkStart w:id="23" w:name="_Toc16576"/>
-      <w:bookmarkStart w:id="24" w:name="_Toc6221_WPSOffice_Level1"/>
+      <w:bookmarkStart w:id="23" w:name="_Toc23369_WPSOffice_Level1"/>
+      <w:bookmarkStart w:id="24" w:name="_Toc16576"/>
       <w:bookmarkStart w:id="25" w:name="_Toc18058"/>
-      <w:bookmarkStart w:id="26" w:name="_Toc23369_WPSOffice_Level1"/>
-      <w:bookmarkStart w:id="27" w:name="_Toc25920"/>
+      <w:bookmarkStart w:id="26" w:name="_Toc25920"/>
+      <w:bookmarkStart w:id="27" w:name="_Toc6221_WPSOffice_Level1"/>
       <w:bookmarkStart w:id="28" w:name="_Toc149837253"/>
       <w:bookmarkStart w:id="29" w:name="_Toc29826"/>
       <w:bookmarkStart w:id="30" w:name="_Toc25890"/>
-      <w:bookmarkStart w:id="31" w:name="_Toc81326588"/>
-      <w:bookmarkStart w:id="32" w:name="_Toc81251350"/>
+      <w:bookmarkStart w:id="31" w:name="_Toc81251350"/>
+      <w:bookmarkStart w:id="32" w:name="_Toc81326588"/>
       <w:r>
         <w:rPr>
           <w:rStyle w:val="37"/>
@@ -3827,12 +3827,6 @@
             <w:insideH w:val="single" w:color="A4A4A4" w:sz="4" w:space="0"/>
             <w:insideV w:val="single" w:color="A4A4A4" w:sz="4" w:space="0"/>
           </w:tblBorders>
-          <w:tblCellMar>
-            <w:top w:w="0" w:type="dxa"/>
-            <w:left w:w="0" w:type="dxa"/>
-            <w:bottom w:w="0" w:type="dxa"/>
-            <w:right w:w="0" w:type="dxa"/>
-          </w:tblCellMar>
         </w:tblPrEx>
         <w:trPr>
           <w:trHeight w:val="579" w:hRule="atLeast"/>
@@ -4219,13 +4213,13 @@
           <w:lang w:eastAsia="zh-CN"/>
         </w:rPr>
       </w:pPr>
-      <w:bookmarkStart w:id="36" w:name="_Toc18321"/>
-      <w:bookmarkStart w:id="37" w:name="_Toc19024"/>
-      <w:bookmarkStart w:id="38" w:name="_Toc25603"/>
-      <w:bookmarkStart w:id="39" w:name="_Toc14264"/>
-      <w:bookmarkStart w:id="40" w:name="_Toc18552"/>
-      <w:bookmarkStart w:id="41" w:name="_Toc8800"/>
-      <w:bookmarkStart w:id="42" w:name="_Toc3372"/>
+      <w:bookmarkStart w:id="36" w:name="_Toc18552"/>
+      <w:bookmarkStart w:id="37" w:name="_Toc8800"/>
+      <w:bookmarkStart w:id="38" w:name="_Toc18321"/>
+      <w:bookmarkStart w:id="39" w:name="_Toc3372"/>
+      <w:bookmarkStart w:id="40" w:name="_Toc14264"/>
+      <w:bookmarkStart w:id="41" w:name="_Toc25603"/>
+      <w:bookmarkStart w:id="42" w:name="_Toc19024"/>
       <w:r>
         <w:rPr>
           <w:rFonts w:ascii="微软雅黑" w:hAnsi="微软雅黑" w:eastAsia="微软雅黑" w:cs="微软雅黑"/>
@@ -4324,8 +4318,6 @@
           <w:lang w:eastAsia="zh-CN"/>
         </w:rPr>
       </w:pPr>
-      <w:bookmarkStart w:id="102" w:name="_GoBack"/>
-      <w:bookmarkEnd w:id="102"/>
     </w:p>
     <w:tbl>
       <w:tblPr>
@@ -4405,6 +4397,7 @@
                 <w:szCs w:val="24"/>
               </w:rPr>
             </w:pPr>
+            <w:bookmarkStart w:id="102" w:name="_GoBack"/>
             <w:r>
               <w:rPr>
                 <w:sz w:val="24"/>
@@ -4415,15 +4408,15 @@
                     <wp:anchor distT="0" distB="0" distL="114300" distR="114300" simplePos="0" relativeHeight="251666432" behindDoc="0" locked="0" layoutInCell="1" allowOverlap="1">
                       <wp:simplePos x="0" y="0"/>
                       <wp:positionH relativeFrom="column">
-                        <wp:posOffset>287020</wp:posOffset>
+                        <wp:posOffset>-40640</wp:posOffset>
                       </wp:positionH>
                       <wp:positionV relativeFrom="paragraph">
-                        <wp:posOffset>-525145</wp:posOffset>
+                        <wp:posOffset>-494665</wp:posOffset>
                       </wp:positionV>
-                      <wp:extent cx="3558540" cy="1443355"/>
-                      <wp:effectExtent l="0" t="0" r="0" b="4445"/>
+                      <wp:extent cx="3347720" cy="1443355"/>
+                      <wp:effectExtent l="0" t="0" r="5080" b="4445"/>
                       <wp:wrapNone/>
-                      <wp:docPr id="15" name="组合 15"/>
+                      <wp:docPr id="2" name="组合 2"/>
                       <wp:cNvGraphicFramePr/>
                       <a:graphic xmlns:a="http://schemas.openxmlformats.org/drawingml/2006/main">
                         <a:graphicData uri="http://schemas.microsoft.com/office/word/2010/wordprocessingGroup">
@@ -4432,9 +4425,9 @@
                             <wpg:grpSpPr>
                               <a:xfrm>
                                 <a:off x="0" y="0"/>
-                                <a:ext cx="3558540" cy="1443355"/>
-                                <a:chOff x="7006" y="30746"/>
-                                <a:chExt cx="5604" cy="2273"/>
+                                <a:ext cx="3347720" cy="1443355"/>
+                                <a:chOff x="7006" y="30794"/>
+                                <a:chExt cx="5272" cy="2273"/>
                               </a:xfrm>
                             </wpg:grpSpPr>
                             <pic:pic xmlns:pic="http://schemas.openxmlformats.org/drawingml/2006/picture">
@@ -4466,7 +4459,7 @@
                               </pic:blipFill>
                               <pic:spPr>
                                 <a:xfrm>
-                                  <a:off x="11352" y="31430"/>
+                                  <a:off x="10380" y="31430"/>
                                   <a:ext cx="1258" cy="713"/>
                                 </a:xfrm>
                                 <a:prstGeom prst="rect">
@@ -4524,7 +4517,7 @@
                               </pic:blipFill>
                               <pic:spPr>
                                 <a:xfrm>
-                                  <a:off x="10065" y="30746"/>
+                                  <a:off x="10005" y="30794"/>
                                   <a:ext cx="2273" cy="2273"/>
                                 </a:xfrm>
                                 <a:prstGeom prst="rect">
@@ -4544,9 +4537,9 @@
                 </mc:Choice>
                 <mc:Fallback>
                   <w:pict>
-                    <v:group id="_x0000_s1026" o:spid="_x0000_s1026" o:spt="203" style="position:absolute;left:0pt;margin-left:22.6pt;margin-top:-41.35pt;height:113.65pt;width:280.2pt;z-index:251666432;mso-width-relative:page;mso-height-relative:page;" coordorigin="7006,30746" coordsize="5604,2273" o:gfxdata="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">
+                    <v:group id="_x0000_s1026" o:spid="_x0000_s1026" o:spt="203" style="position:absolute;left:0pt;margin-left:-3.2pt;margin-top:-38.95pt;height:113.65pt;width:263.6pt;z-index:251666432;mso-width-relative:page;mso-height-relative:page;" coordorigin="7006,30794" coordsize="5272,2273" o:gfxdata="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">
                       <o:lock v:ext="edit" aspectratio="f"/>
-                      <v:shape id="图片 4" o:spid="_x0000_s1026" o:spt="75" alt="王建丽" type="#_x0000_t75" style="position:absolute;left:11352;top:31430;height:713;width:1258;" filled="f" o:preferrelative="t" stroked="f" coordsize="21600,21600" o:gfxdata="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">
+                      <v:shape id="图片 4" o:spid="_x0000_s1026" o:spt="75" alt="王建丽" type="#_x0000_t75" style="position:absolute;left:10380;top:31430;height:713;width:1258;" filled="f" o:preferrelative="t" stroked="f" coordsize="21600,21600" o:gfxdata="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">
                         <v:fill on="f" focussize="0,0"/>
                         <v:stroke on="f"/>
                         <v:imagedata r:id="rId11" chromakey="#FFFFFF" o:title=""/>
@@ -4558,7 +4551,7 @@
                         <v:imagedata r:id="rId12" croptop="4582f" cropright="19852f" o:title=""/>
                         <o:lock v:ext="edit" aspectratio="t"/>
                       </v:shape>
-                      <v:shape id="图片 25" o:spid="_x0000_s1026" o:spt="75" type="#_x0000_t75" style="position:absolute;left:10065;top:30746;height:2273;width:2273;" filled="f" o:preferrelative="t" stroked="f" coordsize="21600,21600" o:gfxdata="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">
+                      <v:shape id="图片 25" o:spid="_x0000_s1026" o:spt="75" type="#_x0000_t75" style="position:absolute;left:10005;top:30794;height:2273;width:2273;" filled="f" o:preferrelative="t" stroked="f" coordsize="21600,21600" o:gfxdata="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">
                         <v:fill on="f" focussize="0,0"/>
                         <v:stroke on="f"/>
                         <v:imagedata r:id="rId13" o:title=""/>
@@ -4569,6 +4562,7 @@
                 </mc:Fallback>
               </mc:AlternateContent>
             </w:r>
+            <w:bookmarkEnd w:id="102"/>
           </w:p>
         </w:tc>
         <w:tc>
@@ -4627,16 +4621,6 @@
                 <w:szCs w:val="24"/>
               </w:rPr>
             </w:pPr>
-            <w:r>
-              <w:rPr>
-                <w:rFonts w:hint="eastAsia" w:ascii="Times New Roman" w:hAnsi="Times New Roman" w:cs="Times New Roman"/>
-                <w:b w:val="0"/>
-                <w:bCs/>
-                <w:sz w:val="24"/>
-                <w:szCs w:val="24"/>
-              </w:rPr>
-              <w:t>临检所复核人，</w:t>
-            </w:r>
           </w:p>
         </w:tc>
       </w:tr>
@@ -8834,8 +8818,8 @@
           <w:lang w:eastAsia="zh-CN"/>
         </w:rPr>
       </w:pPr>
-      <w:bookmarkStart w:id="48" w:name="_Toc81251351"/>
-      <w:bookmarkStart w:id="49" w:name="_Toc81326589"/>
+      <w:bookmarkStart w:id="48" w:name="_Toc81326589"/>
+      <w:bookmarkStart w:id="49" w:name="_Toc81251351"/>
       <w:r>
         <w:rPr>
           <w:rFonts w:hint="eastAsia" w:ascii="Times New Roman" w:hAnsi="Times New Roman" w:eastAsia="微软雅黑" w:cs="Times New Roman"/>
@@ -8899,12 +8883,12 @@
           <w:lang w:val="en-US" w:eastAsia="zh-CN"/>
         </w:rPr>
       </w:pPr>
-      <w:bookmarkStart w:id="50" w:name="_Toc2290"/>
-      <w:bookmarkStart w:id="51" w:name="_Toc106719764"/>
-      <w:bookmarkStart w:id="52" w:name="_Toc10223"/>
-      <w:bookmarkStart w:id="53" w:name="_Toc20034"/>
-      <w:bookmarkStart w:id="54" w:name="_Toc6972"/>
-      <w:bookmarkStart w:id="55" w:name="_Toc25849"/>
+      <w:bookmarkStart w:id="50" w:name="_Toc25849"/>
+      <w:bookmarkStart w:id="51" w:name="_Toc10223"/>
+      <w:bookmarkStart w:id="52" w:name="_Toc20034"/>
+      <w:bookmarkStart w:id="53" w:name="_Toc6972"/>
+      <w:bookmarkStart w:id="54" w:name="_Toc2290"/>
+      <w:bookmarkStart w:id="55" w:name="_Toc106719764"/>
       <w:r>
         <w:rPr>
           <w:rFonts w:hint="eastAsia"/>
@@ -12223,9 +12207,9 @@
           <w:lang w:val="en-US" w:eastAsia="zh-CN" w:bidi="ar"/>
         </w:rPr>
       </w:pPr>
-      <w:bookmarkStart w:id="57" w:name="_Toc21629"/>
-      <w:bookmarkStart w:id="58" w:name="_Toc15964"/>
-      <w:bookmarkStart w:id="59" w:name="_Toc27020"/>
+      <w:bookmarkStart w:id="57" w:name="_Toc27020"/>
+      <w:bookmarkStart w:id="58" w:name="_Toc21629"/>
+      <w:bookmarkStart w:id="59" w:name="_Toc15964"/>
       <w:bookmarkStart w:id="60" w:name="_Toc663"/>
       <w:bookmarkStart w:id="61" w:name="_Toc6632"/>
       <w:bookmarkStart w:id="62" w:name="_Toc22229"/>
@@ -12518,12 +12502,12 @@
           <w:lang w:val="en-US" w:eastAsia="zh-CN" w:bidi="ar"/>
         </w:rPr>
       </w:pPr>
-      <w:bookmarkStart w:id="63" w:name="_Toc30210"/>
-      <w:bookmarkStart w:id="64" w:name="_Toc8282"/>
-      <w:bookmarkStart w:id="65" w:name="_Toc17032"/>
-      <w:bookmarkStart w:id="66" w:name="_Toc8902"/>
-      <w:bookmarkStart w:id="67" w:name="_Toc6779"/>
-      <w:bookmarkStart w:id="68" w:name="_Toc30450"/>
+      <w:bookmarkStart w:id="63" w:name="_Toc6779"/>
+      <w:bookmarkStart w:id="64" w:name="_Toc17032"/>
+      <w:bookmarkStart w:id="65" w:name="_Toc30450"/>
+      <w:bookmarkStart w:id="66" w:name="_Toc8282"/>
+      <w:bookmarkStart w:id="67" w:name="_Toc8902"/>
+      <w:bookmarkStart w:id="68" w:name="_Toc30210"/>
       <w:r>
         <w:rPr>
           <w:rFonts w:hint="eastAsia" w:ascii="微软雅黑" w:hAnsi="微软雅黑" w:eastAsia="微软雅黑" w:cs="微软雅黑"/>
@@ -13204,12 +13188,6 @@
             <w:insideH w:val="single" w:color="A4A4A4" w:sz="4" w:space="0"/>
             <w:insideV w:val="single" w:color="A4A4A4" w:sz="4" w:space="0"/>
           </w:tblBorders>
-          <w:tblCellMar>
-            <w:top w:w="0" w:type="dxa"/>
-            <w:left w:w="108" w:type="dxa"/>
-            <w:bottom w:w="0" w:type="dxa"/>
-            <w:right w:w="108" w:type="dxa"/>
-          </w:tblCellMar>
         </w:tblPrEx>
         <w:trPr>
           <w:trHeight w:val="603" w:hRule="atLeast"/>
@@ -14136,12 +14114,12 @@
           <w:lang w:val="en-US" w:eastAsia="zh-CN" w:bidi="ar"/>
         </w:rPr>
       </w:pPr>
-      <w:bookmarkStart w:id="71" w:name="_Toc7932"/>
-      <w:bookmarkStart w:id="72" w:name="_Toc24511"/>
-      <w:bookmarkStart w:id="73" w:name="_Toc19396"/>
-      <w:bookmarkStart w:id="74" w:name="_Toc7994"/>
-      <w:bookmarkStart w:id="75" w:name="_Toc14341"/>
-      <w:bookmarkStart w:id="76" w:name="_Toc32156"/>
+      <w:bookmarkStart w:id="71" w:name="_Toc14341"/>
+      <w:bookmarkStart w:id="72" w:name="_Toc7994"/>
+      <w:bookmarkStart w:id="73" w:name="_Toc32156"/>
+      <w:bookmarkStart w:id="74" w:name="_Toc24511"/>
+      <w:bookmarkStart w:id="75" w:name="_Toc19396"/>
+      <w:bookmarkStart w:id="76" w:name="_Toc7932"/>
       <w:r>
         <w:rPr>
           <w:rFonts w:hint="eastAsia" w:ascii="微软雅黑" w:hAnsi="微软雅黑" w:eastAsia="微软雅黑" w:cs="微软雅黑"/>
@@ -14640,12 +14618,12 @@
           <w:lang w:val="en-US" w:eastAsia="zh-CN" w:bidi="ar"/>
         </w:rPr>
       </w:pPr>
-      <w:bookmarkStart w:id="77" w:name="_Toc13439"/>
-      <w:bookmarkStart w:id="78" w:name="_Toc4414"/>
-      <w:bookmarkStart w:id="79" w:name="_Toc18423"/>
-      <w:bookmarkStart w:id="80" w:name="_Toc19443"/>
-      <w:bookmarkStart w:id="81" w:name="_Toc15763"/>
-      <w:bookmarkStart w:id="82" w:name="_Toc32153"/>
+      <w:bookmarkStart w:id="77" w:name="_Toc15763"/>
+      <w:bookmarkStart w:id="78" w:name="_Toc19443"/>
+      <w:bookmarkStart w:id="79" w:name="_Toc4414"/>
+      <w:bookmarkStart w:id="80" w:name="_Toc32153"/>
+      <w:bookmarkStart w:id="81" w:name="_Toc13439"/>
+      <w:bookmarkStart w:id="82" w:name="_Toc18423"/>
       <w:r>
         <w:rPr>
           <w:rFonts w:hint="eastAsia" w:ascii="微软雅黑" w:hAnsi="微软雅黑" w:eastAsia="微软雅黑" w:cs="微软雅黑"/>
@@ -16690,17 +16668,17 @@
           </w14:shadow>
         </w:rPr>
       </w:pPr>
-      <w:bookmarkStart w:id="86" w:name="_Toc22623"/>
+      <w:bookmarkStart w:id="86" w:name="_Toc22162_WPSOffice_Level1"/>
       <w:bookmarkStart w:id="87" w:name="_Toc17792_WPSOffice_Level2"/>
-      <w:bookmarkStart w:id="88" w:name="_Toc16927"/>
-      <w:bookmarkStart w:id="89" w:name="_Toc22162_WPSOffice_Level1"/>
-      <w:bookmarkStart w:id="90" w:name="_Toc13275"/>
-      <w:bookmarkStart w:id="91" w:name="_Toc107825571"/>
-      <w:bookmarkStart w:id="92" w:name="_Toc21361"/>
-      <w:bookmarkStart w:id="93" w:name="_Toc9662"/>
+      <w:bookmarkStart w:id="88" w:name="_Toc9662"/>
+      <w:bookmarkStart w:id="89" w:name="_Toc24017"/>
+      <w:bookmarkStart w:id="90" w:name="_Toc22623"/>
+      <w:bookmarkStart w:id="91" w:name="_Toc21361"/>
+      <w:bookmarkStart w:id="92" w:name="_Toc16927"/>
+      <w:bookmarkStart w:id="93" w:name="_Toc13275"/>
       <w:bookmarkStart w:id="94" w:name="_Toc19584_WPSOffice_Level1"/>
       <w:bookmarkStart w:id="95" w:name="_Toc14611_WPSOffice_Level1"/>
-      <w:bookmarkStart w:id="96" w:name="_Toc24017"/>
+      <w:bookmarkStart w:id="96" w:name="_Toc107825571"/>
       <w:r>
         <w:rPr>
           <w:rFonts w:hint="eastAsia" w:ascii="Times New Roman" w:hAnsi="Times New Roman"/>
@@ -16739,11 +16717,11 @@
           <w:lang w:eastAsia="zh-CN"/>
         </w:rPr>
       </w:pPr>
-      <w:bookmarkStart w:id="97" w:name="_Toc4053"/>
-      <w:bookmarkStart w:id="98" w:name="_Toc8814"/>
-      <w:bookmarkStart w:id="99" w:name="_Toc18033"/>
+      <w:bookmarkStart w:id="97" w:name="_Toc18033"/>
+      <w:bookmarkStart w:id="98" w:name="_Toc27691"/>
+      <w:bookmarkStart w:id="99" w:name="_Toc4053"/>
       <w:bookmarkStart w:id="100" w:name="_Toc11768"/>
-      <w:bookmarkStart w:id="101" w:name="_Toc27691"/>
+      <w:bookmarkStart w:id="101" w:name="_Toc8814"/>
       <w:r>
         <w:rPr>
           <w:rFonts w:hint="default" w:ascii="Times New Roman" w:hAnsi="Times New Roman" w:eastAsia="微软雅黑" w:cs="Times New Roman"/>

--- a/WebContent/docx/乳腺癌21基因检测报告.docx
+++ b/WebContent/docx/乳腺癌21基因检测报告.docx
@@ -11,25 +11,110 @@
           <w:lang w:eastAsia="zh-CN"/>
         </w:rPr>
       </w:pPr>
-      <w:r>
-        <w:rPr>
-          <w:sz w:val="22"/>
+      <w:bookmarkStart w:id="0" w:name="_Toc12869"/>
+      <w:bookmarkStart w:id="1" w:name="_Toc26189"/>
+      <w:r>
+        <w:rPr>
+          <w:rFonts w:hint="eastAsia" w:eastAsia="宋体"/>
+          <w:sz w:val="20"/>
+          <w:lang w:eastAsia="zh-CN"/>
+        </w:rPr>
+        <w:drawing>
+          <wp:anchor distT="0" distB="0" distL="114300" distR="114300" simplePos="0" relativeHeight="251664384" behindDoc="0" locked="0" layoutInCell="1" allowOverlap="1">
+            <wp:simplePos x="0" y="0"/>
+            <wp:positionH relativeFrom="column">
+              <wp:posOffset>-15875</wp:posOffset>
+            </wp:positionH>
+            <wp:positionV relativeFrom="paragraph">
+              <wp:posOffset>24130</wp:posOffset>
+            </wp:positionV>
+            <wp:extent cx="7956550" cy="10721975"/>
+            <wp:effectExtent l="0" t="0" r="13970" b="6985"/>
+            <wp:wrapNone/>
+            <wp:docPr id="20" name="图片 20" descr="20250320-刘建峰-宣传册封面-06"/>
+            <wp:cNvGraphicFramePr>
+              <a:graphicFrameLocks xmlns:a="http://schemas.openxmlformats.org/drawingml/2006/main" noChangeAspect="1"/>
+            </wp:cNvGraphicFramePr>
+            <a:graphic xmlns:a="http://schemas.openxmlformats.org/drawingml/2006/main">
+              <a:graphicData uri="http://schemas.openxmlformats.org/drawingml/2006/picture">
+                <pic:pic xmlns:pic="http://schemas.openxmlformats.org/drawingml/2006/picture">
+                  <pic:nvPicPr>
+                    <pic:cNvPr id="20" name="图片 20" descr="20250320-刘建峰-宣传册封面-06"/>
+                    <pic:cNvPicPr>
+                      <a:picLocks noChangeAspect="1"/>
+                    </pic:cNvPicPr>
+                  </pic:nvPicPr>
+                  <pic:blipFill>
+                    <a:blip r:embed="rId9"/>
+                    <a:stretch>
+                      <a:fillRect/>
+                    </a:stretch>
+                  </pic:blipFill>
+                  <pic:spPr>
+                    <a:xfrm>
+                      <a:off x="0" y="0"/>
+                      <a:ext cx="7956550" cy="10721975"/>
+                    </a:xfrm>
+                    <a:prstGeom prst="rect">
+                      <a:avLst/>
+                    </a:prstGeom>
+                  </pic:spPr>
+                </pic:pic>
+              </a:graphicData>
+            </a:graphic>
+          </wp:anchor>
+        </w:drawing>
+      </w:r>
+    </w:p>
+    <w:bookmarkEnd w:id="0"/>
+    <w:bookmarkEnd w:id="1"/>
+    <w:p>
+      <w:pPr>
+        <w:tabs>
+          <w:tab w:val="left" w:pos="6082"/>
+          <w:tab w:val="left" w:pos="6324"/>
+          <w:tab w:val="left" w:pos="9183"/>
+        </w:tabs>
+        <w:spacing w:before="411" w:line="308" w:lineRule="auto"/>
+        <w:ind w:right="2699"/>
+        <w:jc w:val="both"/>
+        <w:rPr>
+          <w:sz w:val="30"/>
+          <w:u w:val="single"/>
+          <w:lang w:eastAsia="zh-CN"/>
+        </w:rPr>
+        <w:sectPr>
+          <w:pgSz w:w="11910" w:h="16840"/>
+          <w:pgMar w:top="0" w:right="0" w:bottom="280" w:left="20" w:header="0" w:footer="720" w:gutter="0"/>
+          <w:pgBorders>
+            <w:top w:val="none" w:sz="0" w:space="0"/>
+            <w:left w:val="none" w:sz="0" w:space="0"/>
+            <w:bottom w:val="none" w:sz="0" w:space="0"/>
+            <w:right w:val="none" w:sz="0" w:space="0"/>
+          </w:pgBorders>
+          <w:pgNumType w:start="1"/>
+          <w:cols w:space="720" w:num="1"/>
+        </w:sectPr>
+      </w:pPr>
+      <w:r>
+        <w:rPr>
+          <w:lang w:eastAsia="zh-CN"/>
         </w:rPr>
         <mc:AlternateContent>
           <mc:Choice Requires="wps">
             <w:drawing>
-              <wp:anchor distT="0" distB="0" distL="114300" distR="114300" simplePos="0" relativeHeight="251659264" behindDoc="0" locked="0" layoutInCell="1" allowOverlap="1">
+              <wp:anchor distT="0" distB="0" distL="114300" distR="114300" simplePos="0" relativeHeight="251665408" behindDoc="0" locked="0" layoutInCell="1" allowOverlap="1">
                 <wp:simplePos x="0" y="0"/>
                 <wp:positionH relativeFrom="column">
-                  <wp:posOffset>579755</wp:posOffset>
+                  <wp:posOffset>45085</wp:posOffset>
                 </wp:positionH>
                 <wp:positionV relativeFrom="paragraph">
-                  <wp:posOffset>8020050</wp:posOffset>
+                  <wp:posOffset>3742690</wp:posOffset>
                 </wp:positionV>
-                <wp:extent cx="6499225" cy="2459355"/>
+                <wp:extent cx="6316980" cy="2286000"/>
                 <wp:effectExtent l="0" t="0" r="0" b="0"/>
                 <wp:wrapNone/>
-                <wp:docPr id="7" name="文本框 7"/>
+                <wp:docPr id="9" name="文本框 9"/>
                 <wp:cNvGraphicFramePr/>
                 <a:graphic xmlns:a="http://schemas.openxmlformats.org/drawingml/2006/main">
                   <a:graphicData uri="http://schemas.microsoft.com/office/word/2010/wordprocessingShape">
@@ -38,7 +123,7 @@
                       <wps:spPr>
                         <a:xfrm>
                           <a:off x="0" y="0"/>
-                          <a:ext cx="6499225" cy="2459355"/>
+                          <a:ext cx="6316980" cy="2286000"/>
                         </a:xfrm>
                         <a:prstGeom prst="rect">
                           <a:avLst/>
@@ -74,65 +159,128 @@
                               <w:wordWrap/>
                               <w:overflowPunct/>
                               <w:topLinePunct w:val="0"/>
-                              <w:autoSpaceDE/>
-                              <w:autoSpaceDN/>
                               <w:bidi w:val="0"/>
                               <w:adjustRightInd/>
                               <w:snapToGrid/>
-                              <w:spacing w:line="240" w:lineRule="auto"/>
-                              <w:jc w:val="left"/>
                               <w:textAlignment w:val="auto"/>
                               <w:rPr>
-                                <w:rFonts w:ascii="Times New Roman" w:hAnsi="Times New Roman" w:eastAsia="微软雅黑" w:cs="Times New Roman"/>
+                                <w:rFonts w:hint="default" w:ascii="Times New Roman" w:hAnsi="Times New Roman" w:eastAsia="黑体" w:cs="Times New Roman"/>
+                                <w:color w:val="FFFFFF" w:themeColor="background1"/>
                                 <w:sz w:val="52"/>
-                                <w:szCs w:val="44"/>
+                                <w:szCs w:val="52"/>
                                 <w:lang w:eastAsia="zh-CN"/>
+                                <w14:textFill>
+                                  <w14:solidFill>
+                                    <w14:schemeClr w14:val="bg1"/>
+                                  </w14:solidFill>
+                                </w14:textFill>
                               </w:rPr>
                             </w:pPr>
                             <w:r>
                               <w:rPr>
-                                <w:rFonts w:hint="eastAsia" w:ascii="黑体" w:hAnsi="黑体" w:eastAsia="黑体" w:cs="黑体"/>
-                                <w:b w:val="0"/>
-                                <w:bCs w:val="0"/>
-                                <w:color w:val="548235" w:themeColor="accent6" w:themeShade="BF"/>
+                                <w:rFonts w:hint="default" w:ascii="Times New Roman" w:hAnsi="Times New Roman" w:eastAsia="黑体" w:cs="Times New Roman"/>
+                                <w:color w:val="FFFFFF" w:themeColor="background1"/>
                                 <w:sz w:val="52"/>
                                 <w:szCs w:val="52"/>
-                                <w:lang w:val="en-US" w:eastAsia="zh-CN"/>
+                                <w:lang w:eastAsia="zh-CN"/>
+                                <w14:textFill>
+                                  <w14:solidFill>
+                                    <w14:schemeClr w14:val="bg1"/>
+                                  </w14:solidFill>
+                                </w14:textFill>
                               </w:rPr>
                               <w:t>肿瘤个性化诊疗指导</w:t>
                             </w:r>
                           </w:p>
                           <w:p>
                             <w:pPr>
-                              <w:jc w:val="both"/>
+                              <w:keepNext w:val="0"/>
+                              <w:keepLines w:val="0"/>
+                              <w:pageBreakBefore w:val="0"/>
+                              <w:widowControl w:val="0"/>
+                              <w:kinsoku/>
+                              <w:wordWrap/>
+                              <w:overflowPunct/>
+                              <w:topLinePunct w:val="0"/>
+                              <w:bidi w:val="0"/>
+                              <w:adjustRightInd/>
+                              <w:snapToGrid/>
+                              <w:textAlignment w:val="auto"/>
                               <w:rPr>
-                                <w:rFonts w:hint="eastAsia" w:ascii="黑体" w:hAnsi="黑体" w:eastAsia="黑体" w:cs="黑体"/>
-                                <w:b w:val="0"/>
-                                <w:bCs w:val="0"/>
-                                <w:color w:val="548235" w:themeColor="accent6" w:themeShade="BF"/>
+                                <w:rFonts w:hint="default" w:ascii="Times New Roman" w:hAnsi="Times New Roman" w:eastAsia="黑体" w:cs="Times New Roman"/>
+                                <w:color w:val="FFFFFF" w:themeColor="background1"/>
                                 <w:sz w:val="72"/>
                                 <w:szCs w:val="72"/>
-                                <w:highlight w:val="yellow"/>
-                                <w:lang w:val="en-US" w:eastAsia="zh-CN"/>
+                                <w:lang w:eastAsia="zh-CN"/>
+                                <w14:textFill>
+                                  <w14:solidFill>
+                                    <w14:schemeClr w14:val="bg1"/>
+                                  </w14:solidFill>
+                                </w14:textFill>
                               </w:rPr>
                             </w:pPr>
                             <w:r>
                               <w:rPr>
-                                <w:rFonts w:hint="eastAsia" w:ascii="黑体" w:hAnsi="黑体" w:eastAsia="黑体" w:cs="黑体"/>
-                                <w:b w:val="0"/>
-                                <w:bCs w:val="0"/>
-                                <w:color w:val="548235" w:themeColor="accent6" w:themeShade="BF"/>
+                                <w:rFonts w:hint="default" w:ascii="Times New Roman" w:hAnsi="Times New Roman" w:eastAsia="黑体" w:cs="Times New Roman"/>
+                                <w:color w:val="FFFFFF" w:themeColor="background1"/>
                                 <w:sz w:val="72"/>
                                 <w:szCs w:val="72"/>
-                                <w:highlight w:val="none"/>
-                                <w:lang w:val="en-US" w:eastAsia="zh-CN"/>
+                                <w:lang w:eastAsia="zh-CN"/>
+                                <w14:textFill>
+                                  <w14:solidFill>
+                                    <w14:schemeClr w14:val="bg1"/>
+                                  </w14:solidFill>
+                                </w14:textFill>
                               </w:rPr>
-                              <w:t>{% if PDInfo == undefined %}乳腺癌21基因检测报告{% else %}乳腺癌21基因+PD-L1检测报告{% endif %}</w:t>
+                              <w:t>{% if PDInfo == undefined %}乳腺癌21基因检测报告{% else %}乳腺癌21基因+PD-L1检测</w:t>
+                            </w:r>
+                          </w:p>
+                          <w:p>
+                            <w:pPr>
+                              <w:keepNext w:val="0"/>
+                              <w:keepLines w:val="0"/>
+                              <w:pageBreakBefore w:val="0"/>
+                              <w:widowControl w:val="0"/>
+                              <w:kinsoku/>
+                              <w:wordWrap/>
+                              <w:overflowPunct/>
+                              <w:topLinePunct w:val="0"/>
+                              <w:bidi w:val="0"/>
+                              <w:adjustRightInd/>
+                              <w:snapToGrid/>
+                              <w:textAlignment w:val="auto"/>
+                              <w:rPr>
+                                <w:rFonts w:hint="default" w:ascii="Times New Roman" w:hAnsi="Times New Roman" w:eastAsia="黑体" w:cs="Times New Roman"/>
+                                <w:color w:val="FFFFFF" w:themeColor="background1"/>
+                                <w:sz w:val="72"/>
+                                <w:szCs w:val="72"/>
+                                <w:lang w:eastAsia="zh-CN"/>
+                                <w14:textFill>
+                                  <w14:solidFill>
+                                    <w14:schemeClr w14:val="bg1"/>
+                                  </w14:solidFill>
+                                </w14:textFill>
+                              </w:rPr>
+                            </w:pPr>
+                            <w:r>
+                              <w:rPr>
+                                <w:rFonts w:hint="default" w:ascii="Times New Roman" w:hAnsi="Times New Roman" w:eastAsia="黑体" w:cs="Times New Roman"/>
+                                <w:color w:val="FFFFFF" w:themeColor="background1"/>
+                                <w:sz w:val="72"/>
+                                <w:szCs w:val="72"/>
+                                <w:lang w:eastAsia="zh-CN"/>
+                                <w14:textFill>
+                                  <w14:solidFill>
+                                    <w14:schemeClr w14:val="bg1"/>
+                                  </w14:solidFill>
+                                </w14:textFill>
+                              </w:rPr>
+                              <w:t>报告{% endif %}</w:t>
                             </w:r>
                           </w:p>
                         </w:txbxContent>
                       </wps:txbx>
-                      <wps:bodyPr rot="0" spcFirstLastPara="0" vertOverflow="overflow" horzOverflow="overflow" vert="horz" wrap="square" lIns="91440" tIns="45720" rIns="91440" bIns="45720" numCol="1" spcCol="0" rtlCol="0" fromWordArt="0" anchor="t" anchorCtr="0" forceAA="0" compatLnSpc="1">
+                      <wps:bodyPr rot="0" spcFirstLastPara="0" vertOverflow="overflow" horzOverflow="overflow" vert="horz" wrap="square" lIns="91440" tIns="45720" rIns="91440" bIns="45720" numCol="1" spcCol="0" rtlCol="0" fromWordArt="0" anchor="ctr" anchorCtr="0" forceAA="0" compatLnSpc="1">
                         <a:noAutofit/>
                       </wps:bodyPr>
                     </wps:wsp>
@@ -143,7 +291,7 @@
           </mc:Choice>
           <mc:Fallback>
             <w:pict>
-              <v:shape id="_x0000_s1026" o:spid="_x0000_s1026" o:spt="202" type="#_x0000_t202" style="position:absolute;left:0pt;margin-left:45.65pt;margin-top:631.5pt;height:193.65pt;width:511.75pt;z-index:251659264;mso-width-relative:page;mso-height-relative:page;" filled="f" stroked="f" coordsize="21600,21600" o:gfxdata="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">
+              <v:shape id="_x0000_s1026" o:spid="_x0000_s1026" o:spt="202" type="#_x0000_t202" style="position:absolute;left:0pt;margin-left:3.55pt;margin-top:294.7pt;height:180pt;width:497.4pt;z-index:251665408;v-text-anchor:middle;mso-width-relative:page;mso-height-relative:page;" filled="f" stroked="f" coordsize="21600,21600" o:gfxdata="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">
                 <v:fill on="f" focussize="0,0"/>
                 <v:stroke on="f" weight="0.5pt"/>
                 <v:imagedata o:title=""/>
@@ -160,60 +308,123 @@
                         <w:wordWrap/>
                         <w:overflowPunct/>
                         <w:topLinePunct w:val="0"/>
-                        <w:autoSpaceDE/>
-                        <w:autoSpaceDN/>
                         <w:bidi w:val="0"/>
                         <w:adjustRightInd/>
                         <w:snapToGrid/>
-                        <w:spacing w:line="240" w:lineRule="auto"/>
-                        <w:jc w:val="left"/>
                         <w:textAlignment w:val="auto"/>
                         <w:rPr>
-                          <w:rFonts w:ascii="Times New Roman" w:hAnsi="Times New Roman" w:eastAsia="微软雅黑" w:cs="Times New Roman"/>
+                          <w:rFonts w:hint="default" w:ascii="Times New Roman" w:hAnsi="Times New Roman" w:eastAsia="黑体" w:cs="Times New Roman"/>
+                          <w:color w:val="FFFFFF" w:themeColor="background1"/>
                           <w:sz w:val="52"/>
-                          <w:szCs w:val="44"/>
+                          <w:szCs w:val="52"/>
                           <w:lang w:eastAsia="zh-CN"/>
+                          <w14:textFill>
+                            <w14:solidFill>
+                              <w14:schemeClr w14:val="bg1"/>
+                            </w14:solidFill>
+                          </w14:textFill>
                         </w:rPr>
                       </w:pPr>
                       <w:r>
                         <w:rPr>
-                          <w:rFonts w:hint="eastAsia" w:ascii="黑体" w:hAnsi="黑体" w:eastAsia="黑体" w:cs="黑体"/>
-                          <w:b w:val="0"/>
-                          <w:bCs w:val="0"/>
-                          <w:color w:val="548235" w:themeColor="accent6" w:themeShade="BF"/>
+                          <w:rFonts w:hint="default" w:ascii="Times New Roman" w:hAnsi="Times New Roman" w:eastAsia="黑体" w:cs="Times New Roman"/>
+                          <w:color w:val="FFFFFF" w:themeColor="background1"/>
                           <w:sz w:val="52"/>
                           <w:szCs w:val="52"/>
-                          <w:lang w:val="en-US" w:eastAsia="zh-CN"/>
+                          <w:lang w:eastAsia="zh-CN"/>
+                          <w14:textFill>
+                            <w14:solidFill>
+                              <w14:schemeClr w14:val="bg1"/>
+                            </w14:solidFill>
+                          </w14:textFill>
                         </w:rPr>
                         <w:t>肿瘤个性化诊疗指导</w:t>
                       </w:r>
                     </w:p>
                     <w:p>
                       <w:pPr>
-                        <w:jc w:val="both"/>
+                        <w:keepNext w:val="0"/>
+                        <w:keepLines w:val="0"/>
+                        <w:pageBreakBefore w:val="0"/>
+                        <w:widowControl w:val="0"/>
+                        <w:kinsoku/>
+                        <w:wordWrap/>
+                        <w:overflowPunct/>
+                        <w:topLinePunct w:val="0"/>
+                        <w:bidi w:val="0"/>
+                        <w:adjustRightInd/>
+                        <w:snapToGrid/>
+                        <w:textAlignment w:val="auto"/>
                         <w:rPr>
-                          <w:rFonts w:hint="eastAsia" w:ascii="黑体" w:hAnsi="黑体" w:eastAsia="黑体" w:cs="黑体"/>
-                          <w:b w:val="0"/>
-                          <w:bCs w:val="0"/>
-                          <w:color w:val="548235" w:themeColor="accent6" w:themeShade="BF"/>
+                          <w:rFonts w:hint="default" w:ascii="Times New Roman" w:hAnsi="Times New Roman" w:eastAsia="黑体" w:cs="Times New Roman"/>
+                          <w:color w:val="FFFFFF" w:themeColor="background1"/>
                           <w:sz w:val="72"/>
                           <w:szCs w:val="72"/>
-                          <w:highlight w:val="yellow"/>
-                          <w:lang w:val="en-US" w:eastAsia="zh-CN"/>
+                          <w:lang w:eastAsia="zh-CN"/>
+                          <w14:textFill>
+                            <w14:solidFill>
+                              <w14:schemeClr w14:val="bg1"/>
+                            </w14:solidFill>
+                          </w14:textFill>
                         </w:rPr>
                       </w:pPr>
                       <w:r>
                         <w:rPr>
-                          <w:rFonts w:hint="eastAsia" w:ascii="黑体" w:hAnsi="黑体" w:eastAsia="黑体" w:cs="黑体"/>
-                          <w:b w:val="0"/>
-                          <w:bCs w:val="0"/>
-                          <w:color w:val="548235" w:themeColor="accent6" w:themeShade="BF"/>
+                          <w:rFonts w:hint="default" w:ascii="Times New Roman" w:hAnsi="Times New Roman" w:eastAsia="黑体" w:cs="Times New Roman"/>
+                          <w:color w:val="FFFFFF" w:themeColor="background1"/>
                           <w:sz w:val="72"/>
                           <w:szCs w:val="72"/>
-                          <w:highlight w:val="none"/>
-                          <w:lang w:val="en-US" w:eastAsia="zh-CN"/>
+                          <w:lang w:eastAsia="zh-CN"/>
+                          <w14:textFill>
+                            <w14:solidFill>
+                              <w14:schemeClr w14:val="bg1"/>
+                            </w14:solidFill>
+                          </w14:textFill>
                         </w:rPr>
-                        <w:t>{% if PDInfo == undefined %}乳腺癌21基因检测报告{% else %}乳腺癌21基因+PD-L1检测报告{% endif %}</w:t>
+                        <w:t>{% if PDInfo == undefined %}乳腺癌21基因检测报告{% else %}乳腺癌21基因+PD-L1检测</w:t>
+                      </w:r>
+                    </w:p>
+                    <w:p>
+                      <w:pPr>
+                        <w:keepNext w:val="0"/>
+                        <w:keepLines w:val="0"/>
+                        <w:pageBreakBefore w:val="0"/>
+                        <w:widowControl w:val="0"/>
+                        <w:kinsoku/>
+                        <w:wordWrap/>
+                        <w:overflowPunct/>
+                        <w:topLinePunct w:val="0"/>
+                        <w:bidi w:val="0"/>
+                        <w:adjustRightInd/>
+                        <w:snapToGrid/>
+                        <w:textAlignment w:val="auto"/>
+                        <w:rPr>
+                          <w:rFonts w:hint="default" w:ascii="Times New Roman" w:hAnsi="Times New Roman" w:eastAsia="黑体" w:cs="Times New Roman"/>
+                          <w:color w:val="FFFFFF" w:themeColor="background1"/>
+                          <w:sz w:val="72"/>
+                          <w:szCs w:val="72"/>
+                          <w:lang w:eastAsia="zh-CN"/>
+                          <w14:textFill>
+                            <w14:solidFill>
+                              <w14:schemeClr w14:val="bg1"/>
+                            </w14:solidFill>
+                          </w14:textFill>
+                        </w:rPr>
+                      </w:pPr>
+                      <w:r>
+                        <w:rPr>
+                          <w:rFonts w:hint="default" w:ascii="Times New Roman" w:hAnsi="Times New Roman" w:eastAsia="黑体" w:cs="Times New Roman"/>
+                          <w:color w:val="FFFFFF" w:themeColor="background1"/>
+                          <w:sz w:val="72"/>
+                          <w:szCs w:val="72"/>
+                          <w:lang w:eastAsia="zh-CN"/>
+                          <w14:textFill>
+                            <w14:solidFill>
+                              <w14:schemeClr w14:val="bg1"/>
+                            </w14:solidFill>
+                          </w14:textFill>
+                        </w:rPr>
+                        <w:t>报告{% endif %}</w:t>
                       </w:r>
                     </w:p>
                   </w:txbxContent>
@@ -223,260 +434,6 @@
           </mc:Fallback>
         </mc:AlternateContent>
       </w:r>
-      <w:r>
-        <w:rPr>
-          <w:sz w:val="22"/>
-        </w:rPr>
-        <mc:AlternateContent>
-          <mc:Choice Requires="wps">
-            <w:drawing>
-              <wp:anchor distT="0" distB="0" distL="114300" distR="114300" simplePos="0" relativeHeight="251660288" behindDoc="0" locked="0" layoutInCell="1" allowOverlap="1">
-                <wp:simplePos x="0" y="0"/>
-                <wp:positionH relativeFrom="column">
-                  <wp:posOffset>631825</wp:posOffset>
-                </wp:positionH>
-                <wp:positionV relativeFrom="paragraph">
-                  <wp:posOffset>9877425</wp:posOffset>
-                </wp:positionV>
-                <wp:extent cx="1788160" cy="316865"/>
-                <wp:effectExtent l="0" t="0" r="10160" b="3175"/>
-                <wp:wrapNone/>
-                <wp:docPr id="8" name="文本框 8"/>
-                <wp:cNvGraphicFramePr/>
-                <a:graphic xmlns:a="http://schemas.openxmlformats.org/drawingml/2006/main">
-                  <a:graphicData uri="http://schemas.microsoft.com/office/word/2010/wordprocessingShape">
-                    <wps:wsp>
-                      <wps:cNvSpPr txBox="1"/>
-                      <wps:spPr>
-                        <a:xfrm>
-                          <a:off x="0" y="0"/>
-                          <a:ext cx="1788160" cy="316865"/>
-                        </a:xfrm>
-                        <a:prstGeom prst="rect">
-                          <a:avLst/>
-                        </a:prstGeom>
-                        <a:solidFill>
-                          <a:schemeClr val="lt1"/>
-                        </a:solidFill>
-                        <a:ln w="6350">
-                          <a:noFill/>
-                        </a:ln>
-                      </wps:spPr>
-                      <wps:style>
-                        <a:lnRef idx="0">
-                          <a:schemeClr val="accent1"/>
-                        </a:lnRef>
-                        <a:fillRef idx="0">
-                          <a:schemeClr val="accent1"/>
-                        </a:fillRef>
-                        <a:effectRef idx="0">
-                          <a:schemeClr val="accent1"/>
-                        </a:effectRef>
-                        <a:fontRef idx="minor">
-                          <a:schemeClr val="dk1"/>
-                        </a:fontRef>
-                      </wps:style>
-                      <wps:txbx>
-                        <w:txbxContent>
-                          <w:p>
-                            <w:pPr>
-                              <w:rPr>
-                                <w:rFonts w:hint="eastAsia" w:ascii="黑体" w:hAnsi="黑体" w:eastAsia="黑体" w:cs="黑体"/>
-                                <w:b w:val="0"/>
-                                <w:bCs w:val="0"/>
-                                <w:color w:val="7C7C7C" w:themeColor="accent3" w:themeShade="BF"/>
-                                <w:sz w:val="24"/>
-                                <w:szCs w:val="24"/>
-                                <w:lang w:val="en-US" w:eastAsia="zh-CN"/>
-                              </w:rPr>
-                            </w:pPr>
-                            <w:r>
-                              <w:rPr>
-                                <w:rFonts w:hint="eastAsia" w:ascii="黑体" w:hAnsi="黑体" w:eastAsia="黑体" w:cs="黑体"/>
-                                <w:b w:val="0"/>
-                                <w:bCs w:val="0"/>
-                                <w:color w:val="7C7C7C" w:themeColor="accent3" w:themeShade="BF"/>
-                                <w:sz w:val="24"/>
-                                <w:szCs w:val="24"/>
-                                <w:lang w:val="en-US" w:eastAsia="zh-CN"/>
-                              </w:rPr>
-                              <w:t>基因科技守护生命健康</w:t>
-                            </w:r>
-                          </w:p>
-                        </w:txbxContent>
-                      </wps:txbx>
-                      <wps:bodyPr rot="0" spcFirstLastPara="0" vertOverflow="overflow" horzOverflow="overflow" vert="horz" wrap="square" lIns="91440" tIns="45720" rIns="91440" bIns="45720" numCol="1" spcCol="0" rtlCol="0" fromWordArt="0" anchor="t" anchorCtr="0" forceAA="0" compatLnSpc="1">
-                        <a:noAutofit/>
-                      </wps:bodyPr>
-                    </wps:wsp>
-                  </a:graphicData>
-                </a:graphic>
-              </wp:anchor>
-            </w:drawing>
-          </mc:Choice>
-          <mc:Fallback>
-            <w:pict>
-              <v:shape id="_x0000_s1026" o:spid="_x0000_s1026" o:spt="202" type="#_x0000_t202" style="position:absolute;left:0pt;margin-left:49.75pt;margin-top:777.75pt;height:24.95pt;width:140.8pt;z-index:251660288;mso-width-relative:page;mso-height-relative:page;" fillcolor="#FFFFFF [3201]" filled="t" stroked="f" coordsize="21600,21600" o:gfxdata="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">
-                <v:fill on="t" focussize="0,0"/>
-                <v:stroke on="f" weight="0.5pt"/>
-                <v:imagedata o:title=""/>
-                <o:lock v:ext="edit" aspectratio="f"/>
-                <v:textbox>
-                  <w:txbxContent>
-                    <w:p>
-                      <w:pPr>
-                        <w:rPr>
-                          <w:rFonts w:hint="eastAsia" w:ascii="黑体" w:hAnsi="黑体" w:eastAsia="黑体" w:cs="黑体"/>
-                          <w:b w:val="0"/>
-                          <w:bCs w:val="0"/>
-                          <w:color w:val="7C7C7C" w:themeColor="accent3" w:themeShade="BF"/>
-                          <w:sz w:val="24"/>
-                          <w:szCs w:val="24"/>
-                          <w:lang w:val="en-US" w:eastAsia="zh-CN"/>
-                        </w:rPr>
-                      </w:pPr>
-                      <w:r>
-                        <w:rPr>
-                          <w:rFonts w:hint="eastAsia" w:ascii="黑体" w:hAnsi="黑体" w:eastAsia="黑体" w:cs="黑体"/>
-                          <w:b w:val="0"/>
-                          <w:bCs w:val="0"/>
-                          <w:color w:val="7C7C7C" w:themeColor="accent3" w:themeShade="BF"/>
-                          <w:sz w:val="24"/>
-                          <w:szCs w:val="24"/>
-                          <w:lang w:val="en-US" w:eastAsia="zh-CN"/>
-                        </w:rPr>
-                        <w:t>基因科技守护生命健康</w:t>
-                      </w:r>
-                    </w:p>
-                  </w:txbxContent>
-                </v:textbox>
-              </v:shape>
-            </w:pict>
-          </mc:Fallback>
-        </mc:AlternateContent>
-      </w:r>
-      <w:r>
-        <w:drawing>
-          <wp:anchor distT="0" distB="0" distL="0" distR="0" simplePos="0" relativeHeight="251665408" behindDoc="0" locked="0" layoutInCell="1" allowOverlap="1">
-            <wp:simplePos x="0" y="0"/>
-            <wp:positionH relativeFrom="column">
-              <wp:posOffset>2246630</wp:posOffset>
-            </wp:positionH>
-            <wp:positionV relativeFrom="paragraph">
-              <wp:posOffset>288925</wp:posOffset>
-            </wp:positionV>
-            <wp:extent cx="1643380" cy="986790"/>
-            <wp:effectExtent l="0" t="0" r="2540" b="0"/>
-            <wp:wrapNone/>
-            <wp:docPr id="9" name="图片 1"/>
-            <wp:cNvGraphicFramePr>
-              <a:graphicFrameLocks xmlns:a="http://schemas.openxmlformats.org/drawingml/2006/main" noChangeAspect="1"/>
-            </wp:cNvGraphicFramePr>
-            <a:graphic xmlns:a="http://schemas.openxmlformats.org/drawingml/2006/main">
-              <a:graphicData uri="http://schemas.openxmlformats.org/drawingml/2006/picture">
-                <pic:pic xmlns:pic="http://schemas.openxmlformats.org/drawingml/2006/picture">
-                  <pic:nvPicPr>
-                    <pic:cNvPr id="9" name="图片 1"/>
-                    <pic:cNvPicPr>
-                      <a:picLocks noChangeAspect="1" noChangeArrowheads="1"/>
-                    </pic:cNvPicPr>
-                  </pic:nvPicPr>
-                  <pic:blipFill>
-                    <a:blip r:embed="rId9"/>
-                    <a:srcRect/>
-                    <a:stretch>
-                      <a:fillRect/>
-                    </a:stretch>
-                  </pic:blipFill>
-                  <pic:spPr>
-                    <a:xfrm>
-                      <a:off x="0" y="0"/>
-                      <a:ext cx="1643380" cy="986790"/>
-                    </a:xfrm>
-                    <a:prstGeom prst="rect">
-                      <a:avLst/>
-                    </a:prstGeom>
-                    <a:noFill/>
-                    <a:ln>
-                      <a:noFill/>
-                    </a:ln>
-                  </pic:spPr>
-                </pic:pic>
-              </a:graphicData>
-            </a:graphic>
-          </wp:anchor>
-        </w:drawing>
-      </w:r>
-      <w:r>
-        <w:rPr>
-          <w:lang w:eastAsia="zh-CN"/>
-        </w:rPr>
-        <w:drawing>
-          <wp:inline distT="0" distB="0" distL="114300" distR="114300">
-            <wp:extent cx="7559675" cy="10698480"/>
-            <wp:effectExtent l="0" t="0" r="14605" b="0"/>
-            <wp:docPr id="6" name="图片 6" descr="封面111111"/>
-            <wp:cNvGraphicFramePr>
-              <a:graphicFrameLocks xmlns:a="http://schemas.openxmlformats.org/drawingml/2006/main" noChangeAspect="1"/>
-            </wp:cNvGraphicFramePr>
-            <a:graphic xmlns:a="http://schemas.openxmlformats.org/drawingml/2006/main">
-              <a:graphicData uri="http://schemas.openxmlformats.org/drawingml/2006/picture">
-                <pic:pic xmlns:pic="http://schemas.openxmlformats.org/drawingml/2006/picture">
-                  <pic:nvPicPr>
-                    <pic:cNvPr id="6" name="图片 6" descr="封面111111"/>
-                    <pic:cNvPicPr>
-                      <a:picLocks noChangeAspect="1"/>
-                    </pic:cNvPicPr>
-                  </pic:nvPicPr>
-                  <pic:blipFill>
-                    <a:blip r:embed="rId10"/>
-                    <a:srcRect l="1400" t="66" r="1581" b="-6"/>
-                    <a:stretch>
-                      <a:fillRect/>
-                    </a:stretch>
-                  </pic:blipFill>
-                  <pic:spPr>
-                    <a:xfrm>
-                      <a:off x="0" y="0"/>
-                      <a:ext cx="7559675" cy="10698480"/>
-                    </a:xfrm>
-                    <a:prstGeom prst="rect">
-                      <a:avLst/>
-                    </a:prstGeom>
-                  </pic:spPr>
-                </pic:pic>
-              </a:graphicData>
-            </a:graphic>
-          </wp:inline>
-        </w:drawing>
-      </w:r>
-      <w:bookmarkStart w:id="0" w:name="_Toc12869"/>
-      <w:bookmarkStart w:id="1" w:name="_Toc26189"/>
-    </w:p>
-    <w:bookmarkEnd w:id="0"/>
-    <w:bookmarkEnd w:id="1"/>
-    <w:p>
-      <w:pPr>
-        <w:tabs>
-          <w:tab w:val="left" w:pos="6082"/>
-          <w:tab w:val="left" w:pos="6324"/>
-          <w:tab w:val="left" w:pos="9183"/>
-        </w:tabs>
-        <w:spacing w:before="411" w:line="308" w:lineRule="auto"/>
-        <w:ind w:right="2699"/>
-        <w:jc w:val="both"/>
-        <w:rPr>
-          <w:sz w:val="30"/>
-          <w:u w:val="single"/>
-          <w:lang w:eastAsia="zh-CN"/>
-        </w:rPr>
-        <w:sectPr>
-          <w:pgSz w:w="11910" w:h="16840"/>
-          <w:pgMar w:top="0" w:right="0" w:bottom="280" w:left="20" w:header="0" w:footer="720" w:gutter="0"/>
-          <w:pgNumType w:start="1"/>
-          <w:cols w:space="720" w:num="1"/>
-        </w:sectPr>
-      </w:pPr>
     </w:p>
     <w:p>
       <w:pPr>
@@ -499,7 +456,7 @@
         <w:rPr>
           <w:rFonts w:hint="eastAsia" w:ascii="Times New Roman" w:hAnsi="Times New Roman" w:eastAsia="微软雅黑" w:cs="Times New Roman"/>
           <w:b/>
-          <w:color w:val="62B541"/>
+          <w:color w:val="0083C3"/>
           <w:sz w:val="56"/>
           <w:szCs w:val="56"/>
           <w:lang w:eastAsia="zh-CN"/>
@@ -515,7 +472,7 @@
         <w:rPr>
           <w:rFonts w:hint="eastAsia" w:ascii="Times New Roman" w:hAnsi="Times New Roman" w:eastAsia="微软雅黑" w:cs="Times New Roman"/>
           <w:b/>
-          <w:color w:val="62B541"/>
+          <w:color w:val="0083C3"/>
           <w:sz w:val="56"/>
           <w:szCs w:val="56"/>
           <w:lang w:val="en-US" w:eastAsia="zh-CN"/>
@@ -683,7 +640,7 @@
               <w:rFonts w:hint="eastAsia" w:ascii="Times New Roman" w:hAnsi="Times New Roman" w:eastAsia="微软雅黑" w:cs="微软雅黑"/>
               <w:b/>
               <w:bCs/>
-              <w:color w:val="62B541"/>
+              <w:color w:val="0083C3"/>
               <w:sz w:val="32"/>
               <w:szCs w:val="32"/>
               <w:lang w:eastAsia="zh-CN"/>
@@ -695,7 +652,7 @@
               <w:rFonts w:hint="eastAsia" w:ascii="Times New Roman" w:hAnsi="Times New Roman" w:eastAsia="微软雅黑" w:cs="微软雅黑"/>
               <w:b/>
               <w:bCs/>
-              <w:color w:val="62B541"/>
+              <w:color w:val="0083C3"/>
               <w:sz w:val="32"/>
               <w:szCs w:val="32"/>
               <w:lang w:eastAsia="zh-CN"/>
@@ -708,7 +665,7 @@
               <w:rFonts w:hint="eastAsia" w:ascii="Times New Roman" w:hAnsi="Times New Roman" w:eastAsia="微软雅黑" w:cs="微软雅黑"/>
               <w:b/>
               <w:bCs/>
-              <w:color w:val="62B541"/>
+              <w:color w:val="0083C3"/>
               <w:sz w:val="32"/>
               <w:szCs w:val="32"/>
               <w:lang w:eastAsia="zh-CN"/>
@@ -721,7 +678,7 @@
               <w:rFonts w:hint="eastAsia" w:ascii="Times New Roman" w:hAnsi="Times New Roman" w:eastAsia="微软雅黑" w:cs="微软雅黑"/>
               <w:b/>
               <w:bCs/>
-              <w:color w:val="62B541"/>
+              <w:color w:val="0083C3"/>
               <w:sz w:val="32"/>
               <w:szCs w:val="32"/>
               <w:lang w:eastAsia="zh-CN"/>
@@ -734,7 +691,7 @@
               <w:rFonts w:hint="eastAsia" w:ascii="Times New Roman" w:hAnsi="Times New Roman" w:eastAsia="微软雅黑" w:cs="微软雅黑"/>
               <w:b/>
               <w:bCs/>
-              <w:color w:val="62B541"/>
+              <w:color w:val="0083C3"/>
               <w:sz w:val="32"/>
               <w:szCs w:val="32"/>
               <w:lang w:eastAsia="zh-CN"/>
@@ -747,7 +704,7 @@
               <w:rFonts w:hint="eastAsia" w:ascii="Times New Roman" w:hAnsi="Times New Roman" w:eastAsia="微软雅黑" w:cs="微软雅黑"/>
               <w:b/>
               <w:bCs/>
-              <w:color w:val="62B541"/>
+              <w:color w:val="0083C3"/>
               <w:sz w:val="32"/>
               <w:szCs w:val="32"/>
               <w:lang w:eastAsia="zh-CN"/>
@@ -760,7 +717,7 @@
               <w:rFonts w:hint="eastAsia" w:ascii="Times New Roman" w:hAnsi="Times New Roman" w:eastAsia="微软雅黑" w:cs="微软雅黑"/>
               <w:b/>
               <w:bCs/>
-              <w:color w:val="62B541"/>
+              <w:color w:val="0083C3"/>
               <w:sz w:val="32"/>
               <w:szCs w:val="32"/>
               <w:lang w:eastAsia="zh-CN"/>
@@ -773,7 +730,7 @@
               <w:rFonts w:hint="eastAsia" w:ascii="Times New Roman" w:hAnsi="Times New Roman" w:eastAsia="微软雅黑" w:cs="微软雅黑"/>
               <w:b/>
               <w:bCs/>
-              <w:color w:val="62B541"/>
+              <w:color w:val="0083C3"/>
               <w:sz w:val="32"/>
               <w:szCs w:val="32"/>
               <w:lang w:eastAsia="zh-CN"/>
@@ -786,7 +743,7 @@
               <w:rFonts w:hint="eastAsia" w:ascii="Times New Roman" w:hAnsi="Times New Roman" w:eastAsia="微软雅黑" w:cs="微软雅黑"/>
               <w:b/>
               <w:bCs/>
-              <w:color w:val="62B541"/>
+              <w:color w:val="0083C3"/>
               <w:sz w:val="32"/>
               <w:szCs w:val="32"/>
               <w:lang w:eastAsia="zh-CN"/>
@@ -799,7 +756,7 @@
               <w:rFonts w:hint="eastAsia" w:ascii="Times New Roman" w:hAnsi="Times New Roman" w:eastAsia="微软雅黑" w:cs="微软雅黑"/>
               <w:b/>
               <w:bCs/>
-              <w:color w:val="62B541"/>
+              <w:color w:val="0083C3"/>
               <w:sz w:val="32"/>
               <w:szCs w:val="32"/>
               <w:lang w:eastAsia="zh-CN"/>
@@ -812,7 +769,7 @@
               <w:rFonts w:hint="eastAsia" w:ascii="Times New Roman" w:hAnsi="Times New Roman" w:eastAsia="微软雅黑" w:cs="微软雅黑"/>
               <w:b/>
               <w:bCs/>
-              <w:color w:val="62B541"/>
+              <w:color w:val="0083C3"/>
               <w:sz w:val="32"/>
               <w:szCs w:val="32"/>
               <w:lang w:eastAsia="zh-CN"/>
@@ -825,7 +782,7 @@
               <w:rFonts w:hint="eastAsia" w:ascii="Times New Roman" w:hAnsi="Times New Roman" w:eastAsia="微软雅黑" w:cs="微软雅黑"/>
               <w:b/>
               <w:bCs/>
-              <w:color w:val="62B541"/>
+              <w:color w:val="0083C3"/>
               <w:sz w:val="32"/>
               <w:szCs w:val="32"/>
               <w:lang w:eastAsia="zh-CN"/>
@@ -844,7 +801,7 @@
               <w:rFonts w:hint="eastAsia" w:ascii="Times New Roman" w:hAnsi="Times New Roman" w:eastAsia="微软雅黑" w:cs="微软雅黑"/>
               <w:b/>
               <w:bCs/>
-              <w:color w:val="62B541"/>
+              <w:color w:val="0083C3"/>
               <w:sz w:val="32"/>
               <w:szCs w:val="32"/>
               <w:lang w:eastAsia="zh-CN"/>
@@ -856,7 +813,7 @@
               <w:rFonts w:hint="eastAsia" w:ascii="Times New Roman" w:hAnsi="Times New Roman" w:eastAsia="微软雅黑" w:cs="微软雅黑"/>
               <w:b/>
               <w:bCs/>
-              <w:color w:val="62B541"/>
+              <w:color w:val="0083C3"/>
               <w:sz w:val="32"/>
               <w:szCs w:val="32"/>
               <w:lang w:eastAsia="zh-CN"/>
@@ -869,7 +826,7 @@
               <w:rFonts w:hint="eastAsia" w:ascii="Times New Roman" w:hAnsi="Times New Roman" w:eastAsia="微软雅黑" w:cs="微软雅黑"/>
               <w:b/>
               <w:bCs/>
-              <w:color w:val="62B541"/>
+              <w:color w:val="0083C3"/>
               <w:sz w:val="32"/>
               <w:szCs w:val="32"/>
               <w:lang w:eastAsia="zh-CN"/>
@@ -882,7 +839,7 @@
               <w:rFonts w:hint="eastAsia" w:ascii="Times New Roman" w:hAnsi="Times New Roman" w:eastAsia="微软雅黑" w:cs="微软雅黑"/>
               <w:b/>
               <w:bCs/>
-              <w:color w:val="62B541"/>
+              <w:color w:val="0083C3"/>
               <w:sz w:val="32"/>
               <w:szCs w:val="32"/>
               <w:lang w:eastAsia="zh-CN"/>
@@ -895,7 +852,7 @@
               <w:rFonts w:hint="eastAsia" w:ascii="Times New Roman" w:hAnsi="Times New Roman" w:eastAsia="微软雅黑" w:cs="微软雅黑"/>
               <w:b/>
               <w:bCs/>
-              <w:color w:val="62B541"/>
+              <w:color w:val="0083C3"/>
               <w:sz w:val="32"/>
               <w:szCs w:val="32"/>
               <w:lang w:eastAsia="zh-CN"/>
@@ -908,7 +865,7 @@
               <w:rFonts w:hint="eastAsia" w:ascii="Times New Roman" w:hAnsi="Times New Roman" w:eastAsia="微软雅黑" w:cs="微软雅黑"/>
               <w:b/>
               <w:bCs/>
-              <w:color w:val="62B541"/>
+              <w:color w:val="0083C3"/>
               <w:sz w:val="32"/>
               <w:szCs w:val="32"/>
               <w:lang w:eastAsia="zh-CN"/>
@@ -921,7 +878,7 @@
               <w:rFonts w:hint="eastAsia" w:ascii="Times New Roman" w:hAnsi="Times New Roman" w:eastAsia="微软雅黑" w:cs="微软雅黑"/>
               <w:b/>
               <w:bCs/>
-              <w:color w:val="62B541"/>
+              <w:color w:val="0083C3"/>
               <w:sz w:val="32"/>
               <w:szCs w:val="32"/>
               <w:lang w:eastAsia="zh-CN"/>
@@ -934,7 +891,7 @@
               <w:rFonts w:hint="eastAsia" w:ascii="Times New Roman" w:hAnsi="Times New Roman" w:eastAsia="微软雅黑" w:cs="微软雅黑"/>
               <w:b/>
               <w:bCs/>
-              <w:color w:val="62B541"/>
+              <w:color w:val="0083C3"/>
               <w:sz w:val="32"/>
               <w:szCs w:val="32"/>
               <w:lang w:eastAsia="zh-CN"/>
@@ -947,7 +904,7 @@
               <w:rFonts w:hint="eastAsia" w:ascii="Times New Roman" w:hAnsi="Times New Roman" w:eastAsia="微软雅黑" w:cs="微软雅黑"/>
               <w:b/>
               <w:bCs/>
-              <w:color w:val="62B541"/>
+              <w:color w:val="0083C3"/>
               <w:sz w:val="32"/>
               <w:szCs w:val="32"/>
               <w:lang w:eastAsia="zh-CN"/>
@@ -960,7 +917,7 @@
               <w:rFonts w:hint="eastAsia" w:ascii="Times New Roman" w:hAnsi="Times New Roman" w:eastAsia="微软雅黑" w:cs="微软雅黑"/>
               <w:b/>
               <w:bCs/>
-              <w:color w:val="62B541"/>
+              <w:color w:val="0083C3"/>
               <w:sz w:val="32"/>
               <w:szCs w:val="32"/>
               <w:lang w:eastAsia="zh-CN"/>
@@ -973,7 +930,7 @@
               <w:rFonts w:hint="eastAsia" w:ascii="Times New Roman" w:hAnsi="Times New Roman" w:eastAsia="微软雅黑" w:cs="微软雅黑"/>
               <w:b/>
               <w:bCs/>
-              <w:color w:val="62B541"/>
+              <w:color w:val="0083C3"/>
               <w:sz w:val="32"/>
               <w:szCs w:val="32"/>
               <w:lang w:eastAsia="zh-CN"/>
@@ -986,7 +943,7 @@
               <w:rFonts w:hint="eastAsia" w:ascii="Times New Roman" w:hAnsi="Times New Roman" w:eastAsia="微软雅黑" w:cs="微软雅黑"/>
               <w:b/>
               <w:bCs/>
-              <w:color w:val="62B541"/>
+              <w:color w:val="0083C3"/>
               <w:sz w:val="32"/>
               <w:szCs w:val="32"/>
               <w:lang w:eastAsia="zh-CN"/>
@@ -1005,7 +962,7 @@
               <w:rFonts w:hint="eastAsia" w:ascii="Times New Roman" w:hAnsi="Times New Roman" w:eastAsia="微软雅黑" w:cs="微软雅黑"/>
               <w:b/>
               <w:bCs/>
-              <w:color w:val="62B541"/>
+              <w:color w:val="0083C3"/>
               <w:sz w:val="32"/>
               <w:szCs w:val="32"/>
               <w:lang w:eastAsia="zh-CN"/>
@@ -1017,7 +974,7 @@
               <w:rFonts w:hint="eastAsia" w:ascii="Times New Roman" w:hAnsi="Times New Roman" w:eastAsia="微软雅黑" w:cs="微软雅黑"/>
               <w:b/>
               <w:bCs/>
-              <w:color w:val="62B541"/>
+              <w:color w:val="0083C3"/>
               <w:sz w:val="32"/>
               <w:szCs w:val="32"/>
               <w:lang w:eastAsia="zh-CN"/>
@@ -1030,7 +987,7 @@
               <w:rFonts w:hint="eastAsia" w:ascii="Times New Roman" w:hAnsi="Times New Roman" w:eastAsia="微软雅黑" w:cs="微软雅黑"/>
               <w:b/>
               <w:bCs/>
-              <w:color w:val="62B541"/>
+              <w:color w:val="0083C3"/>
               <w:sz w:val="32"/>
               <w:szCs w:val="32"/>
               <w:lang w:eastAsia="zh-CN"/>
@@ -1043,7 +1000,7 @@
               <w:rFonts w:hint="eastAsia" w:ascii="Times New Roman" w:hAnsi="Times New Roman" w:eastAsia="微软雅黑" w:cs="微软雅黑"/>
               <w:b/>
               <w:bCs/>
-              <w:color w:val="62B541"/>
+              <w:color w:val="0083C3"/>
               <w:sz w:val="32"/>
               <w:szCs w:val="32"/>
               <w:lang w:eastAsia="zh-CN"/>
@@ -1056,7 +1013,7 @@
               <w:rFonts w:hint="eastAsia" w:ascii="Times New Roman" w:hAnsi="Times New Roman" w:eastAsia="微软雅黑" w:cs="微软雅黑"/>
               <w:b/>
               <w:bCs/>
-              <w:color w:val="62B541"/>
+              <w:color w:val="0083C3"/>
               <w:sz w:val="32"/>
               <w:szCs w:val="32"/>
               <w:lang w:eastAsia="zh-CN"/>
@@ -1069,7 +1026,7 @@
               <w:rFonts w:hint="eastAsia" w:ascii="Times New Roman" w:hAnsi="Times New Roman" w:eastAsia="微软雅黑" w:cs="微软雅黑"/>
               <w:b/>
               <w:bCs/>
-              <w:color w:val="62B541"/>
+              <w:color w:val="0083C3"/>
               <w:sz w:val="32"/>
               <w:szCs w:val="32"/>
               <w:lang w:eastAsia="zh-CN"/>
@@ -1082,7 +1039,7 @@
               <w:rFonts w:hint="eastAsia" w:ascii="Times New Roman" w:hAnsi="Times New Roman" w:eastAsia="微软雅黑" w:cs="微软雅黑"/>
               <w:b/>
               <w:bCs/>
-              <w:color w:val="62B541"/>
+              <w:color w:val="0083C3"/>
               <w:sz w:val="32"/>
               <w:szCs w:val="32"/>
               <w:lang w:eastAsia="zh-CN"/>
@@ -1095,7 +1052,7 @@
               <w:rFonts w:hint="eastAsia" w:ascii="Times New Roman" w:hAnsi="Times New Roman" w:eastAsia="微软雅黑" w:cs="微软雅黑"/>
               <w:b/>
               <w:bCs/>
-              <w:color w:val="62B541"/>
+              <w:color w:val="0083C3"/>
               <w:sz w:val="32"/>
               <w:szCs w:val="32"/>
               <w:lang w:eastAsia="zh-CN"/>
@@ -1108,7 +1065,7 @@
               <w:rFonts w:hint="eastAsia" w:ascii="Times New Roman" w:hAnsi="Times New Roman" w:eastAsia="微软雅黑" w:cs="微软雅黑"/>
               <w:b/>
               <w:bCs/>
-              <w:color w:val="62B541"/>
+              <w:color w:val="0083C3"/>
               <w:sz w:val="32"/>
               <w:szCs w:val="32"/>
               <w:lang w:eastAsia="zh-CN"/>
@@ -1121,7 +1078,7 @@
               <w:rFonts w:hint="eastAsia" w:ascii="Times New Roman" w:hAnsi="Times New Roman" w:eastAsia="微软雅黑" w:cs="微软雅黑"/>
               <w:b/>
               <w:bCs/>
-              <w:color w:val="62B541"/>
+              <w:color w:val="0083C3"/>
               <w:sz w:val="32"/>
               <w:szCs w:val="32"/>
               <w:lang w:eastAsia="zh-CN"/>
@@ -1134,7 +1091,7 @@
               <w:rFonts w:hint="eastAsia" w:ascii="Times New Roman" w:hAnsi="Times New Roman" w:eastAsia="微软雅黑" w:cs="微软雅黑"/>
               <w:b/>
               <w:bCs/>
-              <w:color w:val="62B541"/>
+              <w:color w:val="0083C3"/>
               <w:sz w:val="32"/>
               <w:szCs w:val="32"/>
               <w:lang w:eastAsia="zh-CN"/>
@@ -1147,7 +1104,7 @@
               <w:rFonts w:hint="eastAsia" w:ascii="Times New Roman" w:hAnsi="Times New Roman" w:eastAsia="微软雅黑" w:cs="微软雅黑"/>
               <w:b/>
               <w:bCs/>
-              <w:color w:val="62B541"/>
+              <w:color w:val="0083C3"/>
               <w:sz w:val="32"/>
               <w:szCs w:val="32"/>
               <w:lang w:eastAsia="zh-CN"/>
@@ -1676,7 +1633,7 @@
               <w:rFonts w:hint="eastAsia" w:ascii="Times New Roman" w:hAnsi="Times New Roman" w:eastAsia="微软雅黑" w:cs="微软雅黑"/>
               <w:b/>
               <w:bCs/>
-              <w:color w:val="62B541"/>
+              <w:color w:val="0083C3"/>
               <w:sz w:val="32"/>
               <w:szCs w:val="32"/>
               <w:lang w:eastAsia="zh-CN"/>
@@ -1688,7 +1645,7 @@
               <w:rFonts w:hint="eastAsia" w:ascii="Times New Roman" w:hAnsi="Times New Roman" w:eastAsia="微软雅黑" w:cs="微软雅黑"/>
               <w:b/>
               <w:bCs/>
-              <w:color w:val="62B541"/>
+              <w:color w:val="0083C3"/>
               <w:sz w:val="32"/>
               <w:szCs w:val="32"/>
               <w:lang w:eastAsia="zh-CN"/>
@@ -1701,7 +1658,7 @@
               <w:rFonts w:hint="eastAsia" w:ascii="Times New Roman" w:hAnsi="Times New Roman" w:eastAsia="微软雅黑" w:cs="微软雅黑"/>
               <w:b/>
               <w:bCs/>
-              <w:color w:val="62B541"/>
+              <w:color w:val="0083C3"/>
               <w:sz w:val="32"/>
               <w:szCs w:val="32"/>
               <w:lang w:eastAsia="zh-CN"/>
@@ -1714,7 +1671,7 @@
               <w:rFonts w:hint="eastAsia" w:ascii="Times New Roman" w:hAnsi="Times New Roman" w:eastAsia="微软雅黑" w:cs="微软雅黑"/>
               <w:b/>
               <w:bCs/>
-              <w:color w:val="62B541"/>
+              <w:color w:val="0083C3"/>
               <w:sz w:val="32"/>
               <w:szCs w:val="32"/>
               <w:lang w:eastAsia="zh-CN"/>
@@ -1727,7 +1684,7 @@
               <w:rFonts w:hint="eastAsia" w:ascii="Times New Roman" w:hAnsi="Times New Roman" w:eastAsia="微软雅黑" w:cs="微软雅黑"/>
               <w:b/>
               <w:bCs/>
-              <w:color w:val="62B541"/>
+              <w:color w:val="0083C3"/>
               <w:sz w:val="32"/>
               <w:szCs w:val="32"/>
               <w:lang w:val="en-US" w:eastAsia="zh-CN"/>
@@ -1740,7 +1697,7 @@
               <w:rFonts w:hint="eastAsia" w:ascii="Times New Roman" w:hAnsi="Times New Roman" w:eastAsia="微软雅黑" w:cs="微软雅黑"/>
               <w:b/>
               <w:bCs/>
-              <w:color w:val="62B541"/>
+              <w:color w:val="0083C3"/>
               <w:sz w:val="32"/>
               <w:szCs w:val="32"/>
               <w:lang w:eastAsia="zh-CN"/>
@@ -1753,7 +1710,7 @@
               <w:rFonts w:hint="eastAsia" w:ascii="Times New Roman" w:hAnsi="Times New Roman" w:eastAsia="微软雅黑" w:cs="微软雅黑"/>
               <w:b/>
               <w:bCs/>
-              <w:color w:val="62B541"/>
+              <w:color w:val="0083C3"/>
               <w:sz w:val="32"/>
               <w:szCs w:val="32"/>
               <w:lang w:eastAsia="zh-CN"/>
@@ -1766,7 +1723,7 @@
               <w:rFonts w:hint="eastAsia" w:ascii="Times New Roman" w:hAnsi="Times New Roman" w:eastAsia="微软雅黑" w:cs="微软雅黑"/>
               <w:b/>
               <w:bCs/>
-              <w:color w:val="62B541"/>
+              <w:color w:val="0083C3"/>
               <w:sz w:val="32"/>
               <w:szCs w:val="32"/>
               <w:lang w:eastAsia="zh-CN"/>
@@ -1779,7 +1736,7 @@
               <w:rFonts w:hint="eastAsia" w:ascii="Times New Roman" w:hAnsi="Times New Roman" w:eastAsia="微软雅黑" w:cs="微软雅黑"/>
               <w:b/>
               <w:bCs/>
-              <w:color w:val="62B541"/>
+              <w:color w:val="0083C3"/>
               <w:sz w:val="32"/>
               <w:szCs w:val="32"/>
               <w:lang w:eastAsia="zh-CN"/>
@@ -1792,7 +1749,7 @@
               <w:rFonts w:hint="eastAsia" w:ascii="Times New Roman" w:hAnsi="Times New Roman" w:eastAsia="微软雅黑" w:cs="微软雅黑"/>
               <w:b/>
               <w:bCs/>
-              <w:color w:val="62B541"/>
+              <w:color w:val="0083C3"/>
               <w:sz w:val="32"/>
               <w:szCs w:val="32"/>
               <w:lang w:eastAsia="zh-CN"/>
@@ -1805,7 +1762,7 @@
               <w:rFonts w:hint="eastAsia" w:ascii="Times New Roman" w:hAnsi="Times New Roman" w:eastAsia="微软雅黑" w:cs="微软雅黑"/>
               <w:b/>
               <w:bCs/>
-              <w:color w:val="62B541"/>
+              <w:color w:val="0083C3"/>
               <w:sz w:val="32"/>
               <w:szCs w:val="32"/>
               <w:lang w:eastAsia="zh-CN"/>
@@ -1818,7 +1775,7 @@
               <w:rFonts w:hint="eastAsia" w:ascii="Times New Roman" w:hAnsi="Times New Roman" w:eastAsia="微软雅黑" w:cs="微软雅黑"/>
               <w:b/>
               <w:bCs/>
-              <w:color w:val="62B541"/>
+              <w:color w:val="0083C3"/>
               <w:sz w:val="32"/>
               <w:szCs w:val="32"/>
               <w:lang w:eastAsia="zh-CN"/>
@@ -1837,7 +1794,7 @@
               <w:rFonts w:hint="eastAsia" w:ascii="Times New Roman" w:hAnsi="Times New Roman" w:eastAsia="微软雅黑" w:cs="微软雅黑"/>
               <w:b/>
               <w:bCs/>
-              <w:color w:val="62B541"/>
+              <w:color w:val="0083C3"/>
               <w:sz w:val="32"/>
               <w:szCs w:val="32"/>
               <w:lang w:eastAsia="zh-CN"/>
@@ -1849,7 +1806,7 @@
               <w:rFonts w:hint="eastAsia" w:ascii="Times New Roman" w:hAnsi="Times New Roman" w:eastAsia="微软雅黑" w:cs="微软雅黑"/>
               <w:b/>
               <w:bCs/>
-              <w:color w:val="62B541"/>
+              <w:color w:val="0083C3"/>
               <w:sz w:val="32"/>
               <w:szCs w:val="32"/>
               <w:lang w:eastAsia="zh-CN"/>
@@ -1862,7 +1819,7 @@
               <w:rFonts w:hint="eastAsia" w:ascii="Times New Roman" w:hAnsi="Times New Roman" w:eastAsia="微软雅黑" w:cs="微软雅黑"/>
               <w:b/>
               <w:bCs/>
-              <w:color w:val="62B541"/>
+              <w:color w:val="0083C3"/>
               <w:sz w:val="32"/>
               <w:szCs w:val="32"/>
               <w:lang w:eastAsia="zh-CN"/>
@@ -1875,7 +1832,7 @@
               <w:rFonts w:hint="eastAsia" w:ascii="Times New Roman" w:hAnsi="Times New Roman" w:eastAsia="微软雅黑" w:cs="微软雅黑"/>
               <w:b/>
               <w:bCs/>
-              <w:color w:val="62B541"/>
+              <w:color w:val="0083C3"/>
               <w:sz w:val="32"/>
               <w:szCs w:val="32"/>
               <w:lang w:eastAsia="zh-CN"/>
@@ -1888,7 +1845,7 @@
               <w:rFonts w:hint="eastAsia" w:ascii="Times New Roman" w:hAnsi="Times New Roman" w:eastAsia="微软雅黑" w:cs="微软雅黑"/>
               <w:b/>
               <w:bCs/>
-              <w:color w:val="62B541"/>
+              <w:color w:val="0083C3"/>
               <w:sz w:val="32"/>
               <w:szCs w:val="32"/>
               <w:lang w:val="en-US" w:eastAsia="zh-CN"/>
@@ -1901,7 +1858,7 @@
               <w:rFonts w:hint="eastAsia" w:ascii="Times New Roman" w:hAnsi="Times New Roman" w:eastAsia="微软雅黑" w:cs="微软雅黑"/>
               <w:b/>
               <w:bCs/>
-              <w:color w:val="62B541"/>
+              <w:color w:val="0083C3"/>
               <w:sz w:val="32"/>
               <w:szCs w:val="32"/>
               <w:lang w:eastAsia="zh-CN"/>
@@ -1914,7 +1871,7 @@
               <w:rFonts w:hint="eastAsia" w:ascii="Times New Roman" w:hAnsi="Times New Roman" w:eastAsia="微软雅黑" w:cs="微软雅黑"/>
               <w:b/>
               <w:bCs/>
-              <w:color w:val="62B541"/>
+              <w:color w:val="0083C3"/>
               <w:sz w:val="32"/>
               <w:szCs w:val="32"/>
               <w:lang w:eastAsia="zh-CN"/>
@@ -1927,7 +1884,7 @@
               <w:rFonts w:hint="eastAsia" w:ascii="Times New Roman" w:hAnsi="Times New Roman" w:eastAsia="微软雅黑" w:cs="微软雅黑"/>
               <w:b/>
               <w:bCs/>
-              <w:color w:val="62B541"/>
+              <w:color w:val="0083C3"/>
               <w:sz w:val="32"/>
               <w:szCs w:val="32"/>
               <w:lang w:eastAsia="zh-CN"/>
@@ -1940,7 +1897,7 @@
               <w:rFonts w:hint="eastAsia" w:ascii="Times New Roman" w:hAnsi="Times New Roman" w:eastAsia="微软雅黑" w:cs="微软雅黑"/>
               <w:b/>
               <w:bCs/>
-              <w:color w:val="62B541"/>
+              <w:color w:val="0083C3"/>
               <w:sz w:val="32"/>
               <w:szCs w:val="32"/>
               <w:lang w:eastAsia="zh-CN"/>
@@ -1953,7 +1910,7 @@
               <w:rFonts w:hint="eastAsia" w:ascii="Times New Roman" w:hAnsi="Times New Roman" w:eastAsia="微软雅黑" w:cs="微软雅黑"/>
               <w:b/>
               <w:bCs/>
-              <w:color w:val="62B541"/>
+              <w:color w:val="0083C3"/>
               <w:sz w:val="32"/>
               <w:szCs w:val="32"/>
               <w:lang w:eastAsia="zh-CN"/>
@@ -1966,7 +1923,7 @@
               <w:rFonts w:hint="eastAsia" w:ascii="Times New Roman" w:hAnsi="Times New Roman" w:eastAsia="微软雅黑" w:cs="微软雅黑"/>
               <w:b/>
               <w:bCs/>
-              <w:color w:val="62B541"/>
+              <w:color w:val="0083C3"/>
               <w:sz w:val="32"/>
               <w:szCs w:val="32"/>
               <w:lang w:eastAsia="zh-CN"/>
@@ -1979,7 +1936,7 @@
               <w:rFonts w:hint="eastAsia" w:ascii="Times New Roman" w:hAnsi="Times New Roman" w:eastAsia="微软雅黑" w:cs="微软雅黑"/>
               <w:b/>
               <w:bCs/>
-              <w:color w:val="62B541"/>
+              <w:color w:val="0083C3"/>
               <w:sz w:val="32"/>
               <w:szCs w:val="32"/>
               <w:lang w:eastAsia="zh-CN"/>
@@ -1998,7 +1955,7 @@
               <w:rFonts w:hint="eastAsia" w:ascii="Times New Roman" w:hAnsi="Times New Roman" w:eastAsia="微软雅黑" w:cs="微软雅黑"/>
               <w:b/>
               <w:bCs/>
-              <w:color w:val="62B541"/>
+              <w:color w:val="0083C3"/>
               <w:sz w:val="32"/>
               <w:szCs w:val="32"/>
               <w:lang w:eastAsia="zh-CN"/>
@@ -2010,7 +1967,7 @@
               <w:rFonts w:hint="eastAsia" w:ascii="Times New Roman" w:hAnsi="Times New Roman" w:eastAsia="微软雅黑" w:cs="微软雅黑"/>
               <w:b/>
               <w:bCs/>
-              <w:color w:val="62B541"/>
+              <w:color w:val="0083C3"/>
               <w:sz w:val="32"/>
               <w:szCs w:val="32"/>
               <w:lang w:eastAsia="zh-CN"/>
@@ -2023,7 +1980,7 @@
               <w:rFonts w:hint="eastAsia" w:ascii="Times New Roman" w:hAnsi="Times New Roman" w:eastAsia="微软雅黑" w:cs="微软雅黑"/>
               <w:b/>
               <w:bCs/>
-              <w:color w:val="62B541"/>
+              <w:color w:val="0083C3"/>
               <w:sz w:val="32"/>
               <w:szCs w:val="32"/>
               <w:lang w:eastAsia="zh-CN"/>
@@ -2036,7 +1993,7 @@
               <w:rFonts w:hint="eastAsia" w:ascii="Times New Roman" w:hAnsi="Times New Roman" w:eastAsia="微软雅黑" w:cs="微软雅黑"/>
               <w:b/>
               <w:bCs/>
-              <w:color w:val="62B541"/>
+              <w:color w:val="0083C3"/>
               <w:sz w:val="32"/>
               <w:szCs w:val="32"/>
               <w:lang w:eastAsia="zh-CN"/>
@@ -2049,7 +2006,7 @@
               <w:rFonts w:hint="eastAsia" w:ascii="Times New Roman" w:hAnsi="Times New Roman" w:eastAsia="微软雅黑" w:cs="微软雅黑"/>
               <w:b/>
               <w:bCs/>
-              <w:color w:val="62B541"/>
+              <w:color w:val="0083C3"/>
               <w:sz w:val="32"/>
               <w:szCs w:val="32"/>
               <w:lang w:eastAsia="zh-CN"/>
@@ -2062,7 +2019,7 @@
               <w:rFonts w:hint="eastAsia" w:ascii="Times New Roman" w:hAnsi="Times New Roman" w:eastAsia="微软雅黑" w:cs="微软雅黑"/>
               <w:b/>
               <w:bCs/>
-              <w:color w:val="62B541"/>
+              <w:color w:val="0083C3"/>
               <w:sz w:val="32"/>
               <w:szCs w:val="32"/>
               <w:lang w:eastAsia="zh-CN"/>
@@ -2075,7 +2032,7 @@
               <w:rFonts w:hint="eastAsia" w:ascii="Times New Roman" w:hAnsi="Times New Roman" w:eastAsia="微软雅黑" w:cs="微软雅黑"/>
               <w:b/>
               <w:bCs/>
-              <w:color w:val="62B541"/>
+              <w:color w:val="0083C3"/>
               <w:sz w:val="32"/>
               <w:szCs w:val="32"/>
               <w:lang w:eastAsia="zh-CN"/>
@@ -2088,7 +2045,7 @@
               <w:rFonts w:hint="eastAsia" w:ascii="Times New Roman" w:hAnsi="Times New Roman" w:eastAsia="微软雅黑" w:cs="微软雅黑"/>
               <w:b/>
               <w:bCs/>
-              <w:color w:val="62B541"/>
+              <w:color w:val="0083C3"/>
               <w:sz w:val="32"/>
               <w:szCs w:val="32"/>
               <w:lang w:eastAsia="zh-CN"/>
@@ -2101,7 +2058,7 @@
               <w:rFonts w:hint="eastAsia" w:ascii="Times New Roman" w:hAnsi="Times New Roman" w:eastAsia="微软雅黑" w:cs="微软雅黑"/>
               <w:b/>
               <w:bCs/>
-              <w:color w:val="62B541"/>
+              <w:color w:val="0083C3"/>
               <w:sz w:val="32"/>
               <w:szCs w:val="32"/>
               <w:lang w:eastAsia="zh-CN"/>
@@ -2114,7 +2071,7 @@
               <w:rFonts w:hint="eastAsia" w:ascii="Times New Roman" w:hAnsi="Times New Roman" w:eastAsia="微软雅黑" w:cs="微软雅黑"/>
               <w:b/>
               <w:bCs/>
-              <w:color w:val="62B541"/>
+              <w:color w:val="0083C3"/>
               <w:sz w:val="32"/>
               <w:szCs w:val="32"/>
               <w:lang w:eastAsia="zh-CN"/>
@@ -2127,7 +2084,7 @@
               <w:rFonts w:hint="eastAsia" w:ascii="Times New Roman" w:hAnsi="Times New Roman" w:eastAsia="微软雅黑" w:cs="微软雅黑"/>
               <w:b/>
               <w:bCs/>
-              <w:color w:val="62B541"/>
+              <w:color w:val="0083C3"/>
               <w:sz w:val="32"/>
               <w:szCs w:val="32"/>
               <w:lang w:eastAsia="zh-CN"/>
@@ -2140,7 +2097,7 @@
               <w:rFonts w:hint="eastAsia" w:ascii="Times New Roman" w:hAnsi="Times New Roman" w:eastAsia="微软雅黑" w:cs="微软雅黑"/>
               <w:b/>
               <w:bCs/>
-              <w:color w:val="62B541"/>
+              <w:color w:val="0083C3"/>
               <w:sz w:val="32"/>
               <w:szCs w:val="32"/>
               <w:lang w:eastAsia="zh-CN"/>
@@ -2159,7 +2116,7 @@
               <w:rFonts w:hint="eastAsia" w:ascii="Times New Roman" w:hAnsi="Times New Roman" w:eastAsia="微软雅黑" w:cs="微软雅黑"/>
               <w:b/>
               <w:bCs/>
-              <w:color w:val="62B541"/>
+              <w:color w:val="0083C3"/>
               <w:sz w:val="32"/>
               <w:szCs w:val="32"/>
               <w:lang w:eastAsia="zh-CN"/>
@@ -2171,7 +2128,7 @@
               <w:rFonts w:hint="eastAsia" w:ascii="Times New Roman" w:hAnsi="Times New Roman" w:eastAsia="微软雅黑" w:cs="微软雅黑"/>
               <w:b/>
               <w:bCs/>
-              <w:color w:val="62B541"/>
+              <w:color w:val="0083C3"/>
               <w:sz w:val="32"/>
               <w:szCs w:val="32"/>
               <w:lang w:eastAsia="zh-CN"/>
@@ -2184,7 +2141,7 @@
               <w:rFonts w:hint="eastAsia" w:ascii="Times New Roman" w:hAnsi="Times New Roman" w:eastAsia="微软雅黑" w:cs="微软雅黑"/>
               <w:b/>
               <w:bCs/>
-              <w:color w:val="62B541"/>
+              <w:color w:val="0083C3"/>
               <w:sz w:val="32"/>
               <w:szCs w:val="32"/>
               <w:lang w:eastAsia="zh-CN"/>
@@ -2197,7 +2154,7 @@
               <w:rFonts w:hint="eastAsia" w:ascii="Times New Roman" w:hAnsi="Times New Roman" w:eastAsia="微软雅黑" w:cs="微软雅黑"/>
               <w:b/>
               <w:bCs/>
-              <w:color w:val="62B541"/>
+              <w:color w:val="0083C3"/>
               <w:sz w:val="32"/>
               <w:szCs w:val="32"/>
               <w:lang w:eastAsia="zh-CN"/>
@@ -2210,7 +2167,7 @@
               <w:rFonts w:hint="eastAsia" w:ascii="Times New Roman" w:hAnsi="Times New Roman" w:eastAsia="微软雅黑" w:cs="微软雅黑"/>
               <w:b/>
               <w:bCs/>
-              <w:color w:val="62B541"/>
+              <w:color w:val="0083C3"/>
               <w:sz w:val="32"/>
               <w:szCs w:val="32"/>
               <w:lang w:eastAsia="zh-CN"/>
@@ -2223,7 +2180,7 @@
               <w:rFonts w:hint="eastAsia" w:ascii="Times New Roman" w:hAnsi="Times New Roman" w:eastAsia="微软雅黑" w:cs="微软雅黑"/>
               <w:b/>
               <w:bCs/>
-              <w:color w:val="62B541"/>
+              <w:color w:val="0083C3"/>
               <w:sz w:val="32"/>
               <w:szCs w:val="32"/>
               <w:lang w:eastAsia="zh-CN"/>
@@ -2236,7 +2193,7 @@
               <w:rFonts w:hint="eastAsia" w:ascii="Times New Roman" w:hAnsi="Times New Roman" w:eastAsia="微软雅黑" w:cs="微软雅黑"/>
               <w:b/>
               <w:bCs/>
-              <w:color w:val="62B541"/>
+              <w:color w:val="0083C3"/>
               <w:sz w:val="32"/>
               <w:szCs w:val="32"/>
               <w:lang w:eastAsia="zh-CN"/>
@@ -2249,7 +2206,7 @@
               <w:rFonts w:hint="eastAsia" w:ascii="Times New Roman" w:hAnsi="Times New Roman" w:eastAsia="微软雅黑" w:cs="微软雅黑"/>
               <w:b/>
               <w:bCs/>
-              <w:color w:val="62B541"/>
+              <w:color w:val="0083C3"/>
               <w:sz w:val="32"/>
               <w:szCs w:val="32"/>
               <w:lang w:eastAsia="zh-CN"/>
@@ -2262,7 +2219,7 @@
               <w:rFonts w:hint="eastAsia" w:ascii="Times New Roman" w:hAnsi="Times New Roman" w:eastAsia="微软雅黑" w:cs="微软雅黑"/>
               <w:b/>
               <w:bCs/>
-              <w:color w:val="62B541"/>
+              <w:color w:val="0083C3"/>
               <w:sz w:val="32"/>
               <w:szCs w:val="32"/>
               <w:lang w:eastAsia="zh-CN"/>
@@ -2275,7 +2232,7 @@
               <w:rFonts w:hint="eastAsia" w:ascii="Times New Roman" w:hAnsi="Times New Roman" w:eastAsia="微软雅黑" w:cs="微软雅黑"/>
               <w:b/>
               <w:bCs/>
-              <w:color w:val="62B541"/>
+              <w:color w:val="0083C3"/>
               <w:sz w:val="32"/>
               <w:szCs w:val="32"/>
               <w:lang w:eastAsia="zh-CN"/>
@@ -2288,7 +2245,7 @@
               <w:rFonts w:hint="eastAsia" w:ascii="Times New Roman" w:hAnsi="Times New Roman" w:eastAsia="微软雅黑" w:cs="微软雅黑"/>
               <w:b/>
               <w:bCs/>
-              <w:color w:val="62B541"/>
+              <w:color w:val="0083C3"/>
               <w:sz w:val="32"/>
               <w:szCs w:val="32"/>
               <w:lang w:eastAsia="zh-CN"/>
@@ -2301,7 +2258,7 @@
               <w:rFonts w:hint="eastAsia" w:ascii="Times New Roman" w:hAnsi="Times New Roman" w:eastAsia="微软雅黑" w:cs="微软雅黑"/>
               <w:b/>
               <w:bCs/>
-              <w:color w:val="62B541"/>
+              <w:color w:val="0083C3"/>
               <w:sz w:val="32"/>
               <w:szCs w:val="32"/>
               <w:lang w:eastAsia="zh-CN"/>
@@ -2356,6 +2313,12 @@
           <w:footerReference r:id="rId4" w:type="default"/>
           <w:pgSz w:w="11910" w:h="16840"/>
           <w:pgMar w:top="1037" w:right="1020" w:bottom="981" w:left="1020" w:header="567" w:footer="567" w:gutter="0"/>
+          <w:pgBorders>
+            <w:top w:val="none" w:sz="0" w:space="0"/>
+            <w:left w:val="none" w:sz="0" w:space="0"/>
+            <w:bottom w:val="none" w:sz="0" w:space="0"/>
+            <w:right w:val="none" w:sz="0" w:space="0"/>
+          </w:pgBorders>
           <w:pgNumType w:start="1"/>
           <w:cols w:equalWidth="0" w:num="1">
             <w:col w:w="9870"/>
@@ -2375,7 +2338,7 @@
         <w:jc w:val="left"/>
         <w:rPr>
           <w:rFonts w:ascii="Times New Roman" w:hAnsi="Times New Roman"/>
-          <w:color w:val="62B541"/>
+          <w:color w:val="0083C3"/>
           <w:sz w:val="32"/>
           <w14:shadow w14:blurRad="50800" w14:dist="38100" w14:dir="10800000" w14:sx="100000" w14:sy="100000" w14:kx="0" w14:ky="0" w14:algn="r">
             <w14:srgbClr w14:val="62B541">
@@ -2384,20 +2347,20 @@
           </w14:shadow>
         </w:rPr>
       </w:pPr>
-      <w:bookmarkStart w:id="2" w:name="_Toc14123"/>
-      <w:bookmarkStart w:id="3" w:name="_Toc4217"/>
-      <w:bookmarkStart w:id="4" w:name="_Toc30143_WPSOffice_Level1"/>
-      <w:bookmarkStart w:id="5" w:name="_Toc24178_WPSOffice_Level1"/>
+      <w:bookmarkStart w:id="2" w:name="_Toc13806"/>
+      <w:bookmarkStart w:id="3" w:name="_Toc30143_WPSOffice_Level1"/>
+      <w:bookmarkStart w:id="4" w:name="_Toc24178_WPSOffice_Level1"/>
+      <w:bookmarkStart w:id="5" w:name="_Toc14459"/>
       <w:bookmarkStart w:id="6" w:name="_Toc107825547"/>
-      <w:bookmarkStart w:id="7" w:name="_Toc3619"/>
-      <w:bookmarkStart w:id="8" w:name="_Toc21669"/>
-      <w:bookmarkStart w:id="9" w:name="_Toc21009_WPSOffice_Level1"/>
-      <w:bookmarkStart w:id="10" w:name="_Toc14459"/>
-      <w:bookmarkStart w:id="11" w:name="_Toc13806"/>
+      <w:bookmarkStart w:id="7" w:name="_Toc21669"/>
+      <w:bookmarkStart w:id="8" w:name="_Toc3619"/>
+      <w:bookmarkStart w:id="9" w:name="_Toc14123"/>
+      <w:bookmarkStart w:id="10" w:name="_Toc4217"/>
+      <w:bookmarkStart w:id="11" w:name="_Toc21009_WPSOffice_Level1"/>
       <w:r>
         <w:rPr>
           <w:rFonts w:ascii="Times New Roman" w:hAnsi="Times New Roman"/>
-          <w:color w:val="62B541"/>
+          <w:color w:val="0083C3"/>
           <w:sz w:val="32"/>
           <w14:shadow w14:blurRad="50800" w14:dist="38100" w14:dir="10800000" w14:sx="100000" w14:sy="100000" w14:kx="0" w14:ky="0" w14:algn="r">
             <w14:srgbClr w14:val="62B541">
@@ -2470,7 +2433,7 @@
           <w:tcPr>
             <w:tcW w:w="3231" w:type="dxa"/>
             <w:tcBorders>
-              <w:top w:val="single" w:color="62BC41" w:sz="24" w:space="0"/>
+              <w:top w:val="single" w:color="0083C3" w:sz="24" w:space="0"/>
               <w:tl2br w:val="nil"/>
               <w:tr2bl w:val="nil"/>
             </w:tcBorders>
@@ -2517,7 +2480,7 @@
           <w:tcPr>
             <w:tcW w:w="3323" w:type="dxa"/>
             <w:tcBorders>
-              <w:top w:val="single" w:color="62BC41" w:sz="24" w:space="0"/>
+              <w:top w:val="single" w:color="0083C3" w:sz="24" w:space="0"/>
               <w:tl2br w:val="nil"/>
               <w:tr2bl w:val="nil"/>
             </w:tcBorders>
@@ -2564,7 +2527,7 @@
           <w:tcPr>
             <w:tcW w:w="3316" w:type="dxa"/>
             <w:tcBorders>
-              <w:top w:val="single" w:color="62BC41" w:sz="24" w:space="0"/>
+              <w:top w:val="single" w:color="0083C3" w:sz="24" w:space="0"/>
               <w:tl2br w:val="nil"/>
               <w:tr2bl w:val="nil"/>
             </w:tcBorders>
@@ -2861,17 +2824,18 @@
                 <w:szCs w:val="21"/>
                 <w:lang w:eastAsia="zh-CN"/>
               </w:rPr>
-              <w:t>送检医生：</w:t>
-            </w:r>
-            <w:r>
-              <w:rPr>
-                <w:rFonts w:hint="eastAsia" w:ascii="Times New Roman" w:hAnsi="Times New Roman" w:eastAsia="微软雅黑" w:cs="Times New Roman"/>
+              <w:t>订单编号：</w:t>
+            </w:r>
+            <w:r>
+              <w:rPr>
+                <w:rFonts w:ascii="Times New Roman" w:hAnsi="Times New Roman" w:eastAsia="微软雅黑" w:cs="Times New Roman"/>
+                <w:bCs/>
                 <w:color w:val="000000"/>
                 <w:sz w:val="21"/>
                 <w:szCs w:val="21"/>
                 <w:lang w:eastAsia="zh-CN"/>
               </w:rPr>
-              <w:t>{{ doctorname }}</w:t>
+              <w:t>-</w:t>
             </w:r>
           </w:p>
         </w:tc>
@@ -3063,7 +3027,7 @@
                 <w:szCs w:val="21"/>
                 <w:lang w:eastAsia="zh-CN"/>
               </w:rPr>
-              <w:t>送检时间：</w:t>
+              <w:t>接收时间：</w:t>
             </w:r>
             <w:r>
               <w:rPr>
@@ -3074,7 +3038,7 @@
                 <w:szCs w:val="21"/>
                 <w:lang w:eastAsia="zh-CN"/>
               </w:rPr>
-              <w:t>{{ commission_date }}</w:t>
+              <w:t>{{ receiveddate }}</w:t>
             </w:r>
           </w:p>
         </w:tc>
@@ -3102,7 +3066,8 @@
         </w:trPr>
         <w:tc>
           <w:tcPr>
-            <w:tcW w:w="3231" w:type="dxa"/>
+            <w:tcW w:w="9870" w:type="dxa"/>
+            <w:gridSpan w:val="3"/>
             <w:tcBorders>
               <w:tl2br w:val="nil"/>
               <w:tr2bl w:val="nil"/>
@@ -3143,96 +3108,6 @@
                 <w:lang w:eastAsia="zh-CN"/>
               </w:rPr>
               <w:t>{{ diseaseName }}</w:t>
-            </w:r>
-          </w:p>
-        </w:tc>
-        <w:tc>
-          <w:tcPr>
-            <w:tcW w:w="3323" w:type="dxa"/>
-            <w:tcBorders>
-              <w:tl2br w:val="nil"/>
-              <w:tr2bl w:val="nil"/>
-            </w:tcBorders>
-            <w:shd w:val="clear" w:color="auto" w:fill="auto"/>
-            <w:vAlign w:val="center"/>
-          </w:tcPr>
-          <w:p>
-            <w:pPr>
-              <w:jc w:val="both"/>
-              <w:rPr>
-                <w:rFonts w:ascii="Times New Roman" w:hAnsi="Times New Roman" w:eastAsia="微软雅黑" w:cs="Times New Roman"/>
-                <w:color w:val="000000"/>
-                <w:sz w:val="21"/>
-                <w:szCs w:val="21"/>
-                <w:lang w:eastAsia="zh-CN"/>
-              </w:rPr>
-            </w:pPr>
-            <w:r>
-              <w:rPr>
-                <w:rFonts w:ascii="Times New Roman" w:hAnsi="Times New Roman" w:eastAsia="微软雅黑" w:cs="Times New Roman"/>
-                <w:color w:val="000000"/>
-                <w:sz w:val="21"/>
-                <w:szCs w:val="21"/>
-                <w:lang w:eastAsia="zh-CN"/>
-              </w:rPr>
-              <w:t>订单编号：</w:t>
-            </w:r>
-            <w:r>
-              <w:rPr>
-                <w:rFonts w:ascii="Times New Roman" w:hAnsi="Times New Roman" w:eastAsia="微软雅黑" w:cs="Times New Roman"/>
-                <w:bCs/>
-                <w:color w:val="000000"/>
-                <w:sz w:val="21"/>
-                <w:szCs w:val="21"/>
-                <w:lang w:eastAsia="zh-CN"/>
-              </w:rPr>
-              <w:t>-</w:t>
-            </w:r>
-          </w:p>
-        </w:tc>
-        <w:tc>
-          <w:tcPr>
-            <w:tcW w:w="3316" w:type="dxa"/>
-            <w:tcBorders>
-              <w:tl2br w:val="nil"/>
-              <w:tr2bl w:val="nil"/>
-            </w:tcBorders>
-            <w:shd w:val="clear" w:color="auto" w:fill="auto"/>
-            <w:vAlign w:val="center"/>
-          </w:tcPr>
-          <w:p>
-            <w:pPr>
-              <w:jc w:val="both"/>
-              <w:rPr>
-                <w:rFonts w:ascii="Times New Roman" w:hAnsi="Times New Roman" w:eastAsia="微软雅黑" w:cs="Times New Roman"/>
-                <w:bCs/>
-                <w:color w:val="000000"/>
-                <w:sz w:val="21"/>
-                <w:szCs w:val="21"/>
-                <w:lang w:eastAsia="zh-CN"/>
-              </w:rPr>
-            </w:pPr>
-            <w:r>
-              <w:rPr>
-                <w:rFonts w:ascii="Times New Roman" w:hAnsi="Times New Roman" w:eastAsia="微软雅黑" w:cs="Times New Roman"/>
-                <w:bCs/>
-                <w:color w:val="000000"/>
-                <w:sz w:val="21"/>
-                <w:szCs w:val="21"/>
-                <w:lang w:eastAsia="zh-CN"/>
-              </w:rPr>
-              <w:t>接收时间：</w:t>
-            </w:r>
-            <w:r>
-              <w:rPr>
-                <w:rFonts w:hint="eastAsia" w:ascii="Times New Roman" w:hAnsi="Times New Roman" w:eastAsia="微软雅黑" w:cs="Times New Roman"/>
-                <w:bCs/>
-                <w:color w:val="000000"/>
-                <w:sz w:val="21"/>
-                <w:szCs w:val="21"/>
-                <w:lang w:eastAsia="zh-CN"/>
-              </w:rPr>
-              <w:t>{{ receiveddate }}</w:t>
             </w:r>
           </w:p>
         </w:tc>
@@ -3261,7 +3136,7 @@
         <w:jc w:val="left"/>
         <w:rPr>
           <w:rFonts w:ascii="Times New Roman" w:hAnsi="Times New Roman"/>
-          <w:color w:val="62B541"/>
+          <w:color w:val="0083C3"/>
           <w:sz w:val="32"/>
           <w14:shadow w14:blurRad="50800" w14:dist="38100" w14:dir="10800000" w14:sx="100000" w14:sy="100000" w14:kx="0" w14:ky="0" w14:algn="r">
             <w14:srgbClr w14:val="62B541">
@@ -3270,20 +3145,20 @@
           </w14:shadow>
         </w:rPr>
       </w:pPr>
-      <w:bookmarkStart w:id="12" w:name="_Toc29272"/>
-      <w:bookmarkStart w:id="13" w:name="_Toc7021_WPSOffice_Level1"/>
-      <w:bookmarkStart w:id="14" w:name="_Toc26731"/>
-      <w:bookmarkStart w:id="15" w:name="_Toc5540"/>
-      <w:bookmarkStart w:id="16" w:name="_Toc11015_WPSOffice_Level1"/>
-      <w:bookmarkStart w:id="17" w:name="_Toc107825548"/>
+      <w:bookmarkStart w:id="12" w:name="_Toc18062_WPSOffice_Level1"/>
+      <w:bookmarkStart w:id="13" w:name="_Toc26731"/>
+      <w:bookmarkStart w:id="14" w:name="_Toc5540"/>
+      <w:bookmarkStart w:id="15" w:name="_Toc107825548"/>
+      <w:bookmarkStart w:id="16" w:name="_Toc17451"/>
+      <w:bookmarkStart w:id="17" w:name="_Toc7021_WPSOffice_Level1"/>
       <w:bookmarkStart w:id="18" w:name="_Toc14797"/>
-      <w:bookmarkStart w:id="19" w:name="_Toc18062_WPSOffice_Level1"/>
-      <w:bookmarkStart w:id="20" w:name="_Toc17451"/>
+      <w:bookmarkStart w:id="19" w:name="_Toc29272"/>
+      <w:bookmarkStart w:id="20" w:name="_Toc11015_WPSOffice_Level1"/>
       <w:bookmarkStart w:id="21" w:name="_Toc3823"/>
       <w:r>
         <w:rPr>
           <w:rFonts w:ascii="Times New Roman" w:hAnsi="Times New Roman"/>
-          <w:color w:val="62B541"/>
+          <w:color w:val="0083C3"/>
           <w:sz w:val="32"/>
           <w14:shadow w14:blurRad="50800" w14:dist="38100" w14:dir="10800000" w14:sx="100000" w14:sy="100000" w14:kx="0" w14:ky="0" w14:algn="r">
             <w14:srgbClr w14:val="62B541">
@@ -3413,7 +3288,7 @@
         <w:rPr>
           <w:rStyle w:val="37"/>
           <w:rFonts w:ascii="微软雅黑" w:hAnsi="微软雅黑" w:cs="微软雅黑"/>
-          <w:color w:val="62B541"/>
+          <w:color w:val="0083C3"/>
           <w:sz w:val="32"/>
           <w:szCs w:val="40"/>
           <w14:shadow w14:blurRad="50800" w14:dist="38100" w14:dir="10800000" w14:sx="100000" w14:sy="100000" w14:kx="0" w14:ky="0" w14:algn="r">
@@ -3423,10 +3298,10 @@
           </w14:shadow>
         </w:rPr>
       </w:pPr>
-      <w:bookmarkStart w:id="23" w:name="_Toc23369_WPSOffice_Level1"/>
-      <w:bookmarkStart w:id="24" w:name="_Toc16576"/>
-      <w:bookmarkStart w:id="25" w:name="_Toc18058"/>
-      <w:bookmarkStart w:id="26" w:name="_Toc25920"/>
+      <w:bookmarkStart w:id="23" w:name="_Toc25920"/>
+      <w:bookmarkStart w:id="24" w:name="_Toc18058"/>
+      <w:bookmarkStart w:id="25" w:name="_Toc23369_WPSOffice_Level1"/>
+      <w:bookmarkStart w:id="26" w:name="_Toc16576"/>
       <w:bookmarkStart w:id="27" w:name="_Toc6221_WPSOffice_Level1"/>
       <w:bookmarkStart w:id="28" w:name="_Toc149837253"/>
       <w:bookmarkStart w:id="29" w:name="_Toc29826"/>
@@ -3437,7 +3312,7 @@
         <w:rPr>
           <w:rStyle w:val="37"/>
           <w:rFonts w:hint="eastAsia" w:ascii="微软雅黑" w:hAnsi="微软雅黑" w:cs="微软雅黑"/>
-          <w:color w:val="62B541"/>
+          <w:color w:val="0083C3"/>
           <w:sz w:val="32"/>
           <w:szCs w:val="40"/>
           <w14:shadow w14:blurRad="50800" w14:dist="38100" w14:dir="10800000" w14:sx="100000" w14:sy="100000" w14:kx="0" w14:ky="0" w14:algn="r">
@@ -3457,7 +3332,7 @@
         <w:rPr>
           <w:rStyle w:val="37"/>
           <w:rFonts w:hint="eastAsia" w:ascii="微软雅黑" w:hAnsi="微软雅黑" w:cs="微软雅黑"/>
-          <w:color w:val="62B541"/>
+          <w:color w:val="0083C3"/>
           <w:sz w:val="32"/>
           <w:szCs w:val="40"/>
           <w14:shadow w14:blurRad="50800" w14:dist="38100" w14:dir="10800000" w14:sx="100000" w14:sy="100000" w14:kx="0" w14:ky="0" w14:algn="r">
@@ -3488,8 +3363,8 @@
           <w:szCs w:val="30"/>
         </w:rPr>
       </w:pPr>
-      <w:bookmarkStart w:id="33" w:name="_Toc4889"/>
-      <w:bookmarkStart w:id="34" w:name="_Toc149837254"/>
+      <w:bookmarkStart w:id="33" w:name="_Toc149837254"/>
+      <w:bookmarkStart w:id="34" w:name="_Toc4889"/>
       <w:bookmarkStart w:id="35" w:name="_Toc15649"/>
       <w:r>
         <w:rPr>
@@ -3563,7 +3438,7 @@
               <w:bottom w:val="nil"/>
               <w:right w:val="single" w:color="FFFFFF" w:sz="18" w:space="0"/>
             </w:tcBorders>
-            <w:shd w:val="clear" w:color="auto" w:fill="62BC41"/>
+            <w:shd w:val="clear" w:color="auto" w:fill="0083C3"/>
             <w:vAlign w:val="center"/>
           </w:tcPr>
           <w:p>
@@ -3624,7 +3499,7 @@
               <w:left w:val="single" w:color="FFFFFF" w:sz="18" w:space="0"/>
               <w:bottom w:val="nil"/>
             </w:tcBorders>
-            <w:shd w:val="clear" w:color="auto" w:fill="62BC41"/>
+            <w:shd w:val="clear" w:color="auto" w:fill="0083C3"/>
             <w:vAlign w:val="center"/>
           </w:tcPr>
           <w:p>
@@ -3827,6 +3702,12 @@
             <w:insideH w:val="single" w:color="A4A4A4" w:sz="4" w:space="0"/>
             <w:insideV w:val="single" w:color="A4A4A4" w:sz="4" w:space="0"/>
           </w:tblBorders>
+          <w:tblCellMar>
+            <w:top w:w="0" w:type="dxa"/>
+            <w:left w:w="0" w:type="dxa"/>
+            <w:bottom w:w="0" w:type="dxa"/>
+            <w:right w:w="0" w:type="dxa"/>
+          </w:tblCellMar>
         </w:tblPrEx>
         <w:trPr>
           <w:trHeight w:val="579" w:hRule="atLeast"/>
@@ -4214,12 +4095,12 @@
         </w:rPr>
       </w:pPr>
       <w:bookmarkStart w:id="36" w:name="_Toc18552"/>
-      <w:bookmarkStart w:id="37" w:name="_Toc8800"/>
-      <w:bookmarkStart w:id="38" w:name="_Toc18321"/>
-      <w:bookmarkStart w:id="39" w:name="_Toc3372"/>
-      <w:bookmarkStart w:id="40" w:name="_Toc14264"/>
-      <w:bookmarkStart w:id="41" w:name="_Toc25603"/>
-      <w:bookmarkStart w:id="42" w:name="_Toc19024"/>
+      <w:bookmarkStart w:id="37" w:name="_Toc25603"/>
+      <w:bookmarkStart w:id="38" w:name="_Toc3372"/>
+      <w:bookmarkStart w:id="39" w:name="_Toc14264"/>
+      <w:bookmarkStart w:id="40" w:name="_Toc18321"/>
+      <w:bookmarkStart w:id="41" w:name="_Toc19024"/>
+      <w:bookmarkStart w:id="42" w:name="_Toc8800"/>
       <w:r>
         <w:rPr>
           <w:rFonts w:ascii="微软雅黑" w:hAnsi="微软雅黑" w:eastAsia="微软雅黑" w:cs="微软雅黑"/>
@@ -4397,7 +4278,6 @@
                 <w:szCs w:val="24"/>
               </w:rPr>
             </w:pPr>
-            <w:bookmarkStart w:id="102" w:name="_GoBack"/>
             <w:r>
               <w:rPr>
                 <w:sz w:val="24"/>
@@ -4405,7 +4285,7 @@
               <mc:AlternateContent>
                 <mc:Choice Requires="wpg">
                   <w:drawing>
-                    <wp:anchor distT="0" distB="0" distL="114300" distR="114300" simplePos="0" relativeHeight="251666432" behindDoc="0" locked="0" layoutInCell="1" allowOverlap="1">
+                    <wp:anchor distT="0" distB="0" distL="114300" distR="114300" simplePos="0" relativeHeight="251663360" behindDoc="0" locked="0" layoutInCell="1" allowOverlap="1">
                       <wp:simplePos x="0" y="0"/>
                       <wp:positionH relativeFrom="column">
                         <wp:posOffset>-40640</wp:posOffset>
@@ -4438,7 +4318,7 @@
                                 </pic:cNvPicPr>
                               </pic:nvPicPr>
                               <pic:blipFill>
-                                <a:blip r:embed="rId11">
+                                <a:blip r:embed="rId10">
                                   <a:clrChange>
                                     <a:clrFrom>
                                       <a:srgbClr val="FFFFFF">
@@ -4475,7 +4355,7 @@
                                 </pic:cNvPicPr>
                               </pic:nvPicPr>
                               <pic:blipFill>
-                                <a:blip r:embed="rId12"/>
+                                <a:blip r:embed="rId11"/>
                                 <a:srcRect t="6992" r="30292"/>
                                 <a:stretch>
                                   <a:fillRect/>
@@ -4503,7 +4383,7 @@
                                 </pic:cNvPicPr>
                               </pic:nvPicPr>
                               <pic:blipFill>
-                                <a:blip r:embed="rId13">
+                                <a:blip r:embed="rId12">
                                   <a:extLst>
                                     <a:ext uri="{28A0092B-C50C-407E-A947-70E740481C1C}">
                                       <a14:useLocalDpi xmlns:a14="http://schemas.microsoft.com/office/drawing/2010/main" val="0"/>
@@ -4537,24 +4417,24 @@
                 </mc:Choice>
                 <mc:Fallback>
                   <w:pict>
-                    <v:group id="_x0000_s1026" o:spid="_x0000_s1026" o:spt="203" style="position:absolute;left:0pt;margin-left:-3.2pt;margin-top:-38.95pt;height:113.65pt;width:263.6pt;z-index:251666432;mso-width-relative:page;mso-height-relative:page;" coordorigin="7006,30794" coordsize="5272,2273" o:gfxdata="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